--- a/cursor/onboarding/AXIOM_EMPLOYEE_ONBOARDING.docx
+++ b/cursor/onboarding/AXIOM_EMPLOYEE_ONBOARDING.docx
@@ -8,18 +8,15 @@
         <w:tblLook w:firstColumn="1" w:firstRow="1" w:lastColumn="0" w:lastRow="0" w:noHBand="0" w:noVBand="1" w:val="04A0"/>
       </w:tblPr>
       <w:tblGrid>
-        <w:gridCol w:w="9648"/>
+        <w:gridCol w:w="9360"/>
       </w:tblGrid>
       <w:tr>
         <w:tc>
           <w:tcPr>
-            <w:tcW w:type="dxa" w:w="9648"/>
+            <w:tcW w:type="dxa" w:w="9360"/>
             <w:shd w:fill="080808" w:val="clear"/>
           </w:tcPr>
           <w:p>
-            <w:pPr>
-              <w:jc w:val="left"/>
-            </w:pPr>
             <w:r>
               <w:rPr>
                 <w:rFonts w:ascii="Consolas" w:hAnsi="Consolas"/>
@@ -28,38 +25,115 @@
                 <w:color w:val="9A9A9A"/>
                 <w:sz w:val="18"/>
               </w:rPr>
-              <w:t>AXIOM  |  OPERATIONS ONBOARDING</w:t>
+              <w:t>AXIOM  |  EMPLOYEE ONBOARDING</w:t>
               <w:br/>
             </w:r>
             <w:r>
               <w:rPr>
-                <w:rFonts w:ascii="Space Grotesk" w:hAnsi="Space Grotesk"/>
+                <w:rFonts w:ascii="Arial" w:hAnsi="Arial"/>
                 <w:b/>
                 <w:i w:val="0"/>
                 <w:color w:val="F0F0F0"/>
-                <w:sz w:val="40"/>
+                <w:sz w:val="44"/>
               </w:rPr>
-              <w:t>Employee Zero-to-Hero Guide</w:t>
+              <w:t>Your First Week — Step by Step</w:t>
               <w:br/>
             </w:r>
             <w:r>
               <w:rPr>
-                <w:rFonts w:ascii="Inter" w:hAnsi="Inter"/>
+                <w:rFonts w:ascii="Calibri" w:hAnsi="Calibri"/>
                 <w:b w:val="0"/>
                 <w:i w:val="0"/>
                 <w:color w:val="C4C4C4"/>
-                <w:sz w:val="20"/>
+                <w:sz w:val="22"/>
               </w:rPr>
-              <w:t>UStud · Week 1 · GitHub · AI · Automation</w:t>
+              <w:t>No experience needed. Follow each step in order.</w:t>
             </w:r>
           </w:p>
         </w:tc>
       </w:tr>
     </w:tbl>
-    <w:p/>
+    <w:p>
+      <w:pPr>
+        <w:spacing w:after="320"/>
+      </w:pPr>
+    </w:p>
+    <w:p>
+      <w:pPr>
+        <w:spacing w:after="280" w:lineRule="auto" w:line="300"/>
+      </w:pPr>
+      <w:r>
+        <w:rPr>
+          <w:rFonts w:ascii="Calibri" w:hAnsi="Calibri"/>
+          <w:b w:val="0"/>
+          <w:i w:val="0"/>
+          <w:color w:val="222222"/>
+          <w:sz w:val="22"/>
+        </w:rPr>
+        <w:t>Welcome. This guide assumes you have never used GitHub, the terminal, or coding tools before. That is OK. Every step tells you exactly what to click, what to copy, and what you should see on screen.</w:t>
+      </w:r>
+    </w:p>
+    <w:tbl>
+      <w:tblPr>
+        <w:tblW w:type="auto" w:w="0"/>
+        <w:tblLook w:firstColumn="1" w:firstRow="1" w:lastColumn="0" w:lastRow="0" w:noHBand="0" w:noVBand="1" w:val="04A0"/>
+      </w:tblPr>
+      <w:tblGrid>
+        <w:gridCol w:w="9360"/>
+      </w:tblGrid>
+      <w:tr>
+        <w:tc>
+          <w:tcPr>
+            <w:tcW w:type="dxa" w:w="9360"/>
+            <w:shd w:fill="E8F4FF" w:val="clear"/>
+            <w:tcBorders>
+              <w:top w:val="single" w:sz="4" w:color="CCCCCC"/>
+              <w:left w:val="single" w:sz="4" w:color="CCCCCC"/>
+              <w:bottom w:val="single" w:sz="4" w:color="CCCCCC"/>
+              <w:right w:val="single" w:sz="4" w:color="CCCCCC"/>
+            </w:tcBorders>
+          </w:tcPr>
+          <w:p>
+            <w:pPr>
+              <w:spacing w:before="160" w:after="160"/>
+            </w:pPr>
+            <w:r>
+              <w:rPr>
+                <w:rFonts w:ascii="Consolas" w:hAnsi="Consolas"/>
+                <w:b/>
+                <w:i w:val="0"/>
+                <w:color w:val="4A9EFF"/>
+                <w:sz w:val="17"/>
+              </w:rPr>
+              <w:t xml:space="preserve">HOW LONG  </w:t>
+            </w:r>
+            <w:r>
+              <w:rPr>
+                <w:rFonts w:ascii="Calibri" w:hAnsi="Calibri"/>
+                <w:b w:val="0"/>
+                <w:i w:val="0"/>
+                <w:color w:val="222222"/>
+                <w:sz w:val="21"/>
+              </w:rPr>
+              <w:t>Day 0 (when your laptop arrives): 2 to 3 hours to install everything. Monday to Friday: about 1 hour per day for lessons and practice.</w:t>
+            </w:r>
+          </w:p>
+        </w:tc>
+      </w:tr>
+    </w:tbl>
     <w:p>
       <w:pPr>
         <w:spacing w:after="160"/>
+      </w:pPr>
+    </w:p>
+    <w:p>
+      <w:pPr>
+        <w:spacing w:after="160"/>
+      </w:pPr>
+    </w:p>
+    <w:p>
+      <w:pPr>
+        <w:spacing w:before="120" w:after="80"/>
       </w:pPr>
       <w:r>
         <w:rPr>
@@ -67,145 +141,850 @@
           <w:b/>
           <w:i w:val="0"/>
           <w:color w:val="4A9EFF"/>
-          <w:sz w:val="17"/>
-        </w:rPr>
-        <w:t xml:space="preserve">LIVE  </w:t>
-      </w:r>
-      <w:r>
-        <w:rPr>
-          <w:rFonts w:ascii="Inter" w:hAnsi="Inter"/>
+          <w:sz w:val="20"/>
+        </w:rPr>
+        <w:t>PART 0</w:t>
+      </w:r>
+    </w:p>
+    <w:p>
+      <w:pPr>
+        <w:spacing w:after="80"/>
+      </w:pPr>
+    </w:p>
+    <w:p>
+      <w:pPr>
+        <w:spacing w:after="120"/>
+      </w:pPr>
+      <w:r>
+        <w:rPr>
+          <w:rFonts w:ascii="Arial" w:hAnsi="Arial"/>
+          <w:b/>
+          <w:i w:val="0"/>
+          <w:color w:val="080808"/>
+          <w:sz w:val="40"/>
+        </w:rPr>
+        <w:t>Read This Before Anything Else</w:t>
+      </w:r>
+    </w:p>
+    <w:p>
+      <w:pPr>
+        <w:spacing w:after="280"/>
+      </w:pPr>
+      <w:r>
+        <w:rPr>
+          <w:rFonts w:ascii="Calibri" w:hAnsi="Calibri"/>
+          <w:b w:val="0"/>
+          <w:i w:val="0"/>
+          <w:color w:val="555555"/>
+          <w:sz w:val="22"/>
+        </w:rPr>
+        <w:t>Five things to understand before Day 0.</w:t>
+      </w:r>
+    </w:p>
+    <w:p>
+      <w:pPr>
+        <w:spacing w:before="320" w:after="160"/>
+      </w:pPr>
+      <w:r>
+        <w:rPr>
+          <w:rFonts w:ascii="Arial" w:hAnsi="Arial"/>
+          <w:b/>
+          <w:i w:val="0"/>
+          <w:color w:val="080808"/>
+          <w:sz w:val="24"/>
+        </w:rPr>
+        <w:t>What is PowerShell?</w:t>
+      </w:r>
+    </w:p>
+    <w:p>
+      <w:pPr>
+        <w:spacing w:after="200" w:lineRule="auto" w:line="300"/>
+      </w:pPr>
+      <w:r>
+        <w:rPr>
+          <w:rFonts w:ascii="Calibri" w:hAnsi="Calibri"/>
+          <w:b w:val="0"/>
+          <w:i w:val="0"/>
+          <w:color w:val="222222"/>
+          <w:sz w:val="22"/>
+        </w:rPr>
+        <w:t>PowerShell is a black or blue window where you type commands instead of clicking. We use it to talk to GitHub and run the project. You will copy commands from this document and paste them there.</w:t>
+      </w:r>
+    </w:p>
+    <w:p>
+      <w:pPr>
+        <w:spacing w:before="240" w:after="120"/>
+      </w:pPr>
+      <w:r>
+        <w:rPr>
+          <w:rFonts w:ascii="Calibri" w:hAnsi="Calibri"/>
+          <w:b/>
+          <w:i w:val="0"/>
+          <w:color w:val="080808"/>
+          <w:sz w:val="23"/>
+        </w:rPr>
+        <w:t>Step 1. Open PowerShell</w:t>
+      </w:r>
+    </w:p>
+    <w:p>
+      <w:pPr>
+        <w:spacing w:after="80" w:lineRule="auto" w:line="300"/>
+        <w:ind w:left="360"/>
+      </w:pPr>
+      <w:r>
+        <w:rPr>
+          <w:rFonts w:ascii="Calibri" w:hAnsi="Calibri"/>
+          <w:b w:val="0"/>
+          <w:i w:val="0"/>
+          <w:color w:val="222222"/>
+          <w:sz w:val="22"/>
+        </w:rPr>
+        <w:t>Click the Windows Start button (bottom left).</w:t>
+      </w:r>
+    </w:p>
+    <w:p>
+      <w:pPr>
+        <w:spacing w:after="80" w:lineRule="auto" w:line="300"/>
+        <w:ind w:left="360"/>
+      </w:pPr>
+      <w:r>
+        <w:rPr>
+          <w:rFonts w:ascii="Calibri" w:hAnsi="Calibri"/>
+          <w:b w:val="0"/>
+          <w:i w:val="0"/>
+          <w:color w:val="222222"/>
+          <w:sz w:val="22"/>
+        </w:rPr>
+        <w:t>Type: PowerShell</w:t>
+      </w:r>
+    </w:p>
+    <w:p>
+      <w:pPr>
+        <w:spacing w:after="80" w:lineRule="auto" w:line="300"/>
+        <w:ind w:left="360"/>
+      </w:pPr>
+      <w:r>
+        <w:rPr>
+          <w:rFonts w:ascii="Calibri" w:hAnsi="Calibri"/>
+          <w:b w:val="0"/>
+          <w:i w:val="0"/>
+          <w:color w:val="222222"/>
+          <w:sz w:val="22"/>
+        </w:rPr>
+        <w:t>Click Windows PowerShell (not PowerShell ISE).</w:t>
+      </w:r>
+    </w:p>
+    <w:p>
+      <w:pPr>
+        <w:spacing w:before="80" w:after="200"/>
+        <w:ind w:left="360"/>
+      </w:pPr>
+      <w:r>
+        <w:rPr>
+          <w:rFonts w:ascii="Calibri" w:hAnsi="Calibri"/>
+          <w:b/>
+          <w:i w:val="0"/>
+          <w:color w:val="3DD68C"/>
+          <w:sz w:val="21"/>
+        </w:rPr>
+        <w:t xml:space="preserve">You should see: </w:t>
+      </w:r>
+      <w:r>
+        <w:rPr>
+          <w:rFonts w:ascii="Calibri" w:hAnsi="Calibri"/>
           <w:b w:val="0"/>
           <w:i w:val="0"/>
           <w:color w:val="222222"/>
           <w:sz w:val="21"/>
         </w:rPr>
-        <w:t>Time commitment: ~1 hour per day, Monday through Friday, plus Day 0 laptop setup.</w:t>
-      </w:r>
-    </w:p>
-    <w:p>
-      <w:pPr>
-        <w:spacing w:after="120" w:lineRule="auto" w:line="276"/>
-      </w:pPr>
-      <w:r>
-        <w:rPr>
-          <w:rFonts w:ascii="Inter" w:hAnsi="Inter"/>
+        <w:t>A window opens with text like PS C:\Users\YourName&gt;</w:t>
+      </w:r>
+    </w:p>
+    <w:p>
+      <w:pPr>
+        <w:spacing w:before="320" w:after="160"/>
+      </w:pPr>
+      <w:r>
+        <w:rPr>
+          <w:rFonts w:ascii="Arial" w:hAnsi="Arial"/>
+          <w:b/>
+          <w:i w:val="0"/>
+          <w:color w:val="080808"/>
+          <w:sz w:val="24"/>
+        </w:rPr>
+        <w:t>How to copy and paste a command</w:t>
+      </w:r>
+    </w:p>
+    <w:p>
+      <w:pPr>
+        <w:spacing w:before="240" w:after="120"/>
+      </w:pPr>
+      <w:r>
+        <w:rPr>
+          <w:rFonts w:ascii="Calibri" w:hAnsi="Calibri"/>
+          <w:b/>
+          <w:i w:val="0"/>
+          <w:color w:val="080808"/>
+          <w:sz w:val="23"/>
+        </w:rPr>
+        <w:t>Step 1. Copy from this document</w:t>
+      </w:r>
+    </w:p>
+    <w:p>
+      <w:pPr>
+        <w:spacing w:after="80" w:lineRule="auto" w:line="300"/>
+        <w:ind w:left="360"/>
+      </w:pPr>
+      <w:r>
+        <w:rPr>
+          <w:rFonts w:ascii="Calibri" w:hAnsi="Calibri"/>
+          <w:b w:val="0"/>
+          <w:i w:val="0"/>
+          <w:color w:val="222222"/>
+          <w:sz w:val="22"/>
+        </w:rPr>
+        <w:t>Select the text inside the dark box.</w:t>
+      </w:r>
+    </w:p>
+    <w:p>
+      <w:pPr>
+        <w:spacing w:after="80" w:lineRule="auto" w:line="300"/>
+        <w:ind w:left="360"/>
+      </w:pPr>
+      <w:r>
+        <w:rPr>
+          <w:rFonts w:ascii="Calibri" w:hAnsi="Calibri"/>
+          <w:b w:val="0"/>
+          <w:i w:val="0"/>
+          <w:color w:val="222222"/>
+          <w:sz w:val="22"/>
+        </w:rPr>
+        <w:t>Press Ctrl+C on your keyboard.</w:t>
+      </w:r>
+    </w:p>
+    <w:p>
+      <w:pPr>
+        <w:spacing w:before="240" w:after="120"/>
+      </w:pPr>
+      <w:r>
+        <w:rPr>
+          <w:rFonts w:ascii="Calibri" w:hAnsi="Calibri"/>
+          <w:b/>
+          <w:i w:val="0"/>
+          <w:color w:val="080808"/>
+          <w:sz w:val="23"/>
+        </w:rPr>
+        <w:t>Step 2. Paste into PowerShell</w:t>
+      </w:r>
+    </w:p>
+    <w:p>
+      <w:pPr>
+        <w:spacing w:after="80" w:lineRule="auto" w:line="300"/>
+        <w:ind w:left="360"/>
+      </w:pPr>
+      <w:r>
+        <w:rPr>
+          <w:rFonts w:ascii="Calibri" w:hAnsi="Calibri"/>
+          <w:b w:val="0"/>
+          <w:i w:val="0"/>
+          <w:color w:val="222222"/>
+          <w:sz w:val="22"/>
+        </w:rPr>
+        <w:t>Click inside the PowerShell window.</w:t>
+      </w:r>
+    </w:p>
+    <w:p>
+      <w:pPr>
+        <w:spacing w:after="80" w:lineRule="auto" w:line="300"/>
+        <w:ind w:left="360"/>
+      </w:pPr>
+      <w:r>
+        <w:rPr>
+          <w:rFonts w:ascii="Calibri" w:hAnsi="Calibri"/>
+          <w:b w:val="0"/>
+          <w:i w:val="0"/>
+          <w:color w:val="222222"/>
+          <w:sz w:val="22"/>
+        </w:rPr>
+        <w:t>Right-click to paste (or press Ctrl+V).</w:t>
+      </w:r>
+    </w:p>
+    <w:p>
+      <w:pPr>
+        <w:spacing w:after="80" w:lineRule="auto" w:line="300"/>
+        <w:ind w:left="360"/>
+      </w:pPr>
+      <w:r>
+        <w:rPr>
+          <w:rFonts w:ascii="Calibri" w:hAnsi="Calibri"/>
+          <w:b w:val="0"/>
+          <w:i w:val="0"/>
+          <w:color w:val="222222"/>
+          <w:sz w:val="22"/>
+        </w:rPr>
+        <w:t>Press Enter on your keyboard.</w:t>
+      </w:r>
+    </w:p>
+    <w:p>
+      <w:pPr>
+        <w:spacing w:before="80" w:after="200"/>
+        <w:ind w:left="360"/>
+      </w:pPr>
+      <w:r>
+        <w:rPr>
+          <w:rFonts w:ascii="Calibri" w:hAnsi="Calibri"/>
+          <w:b/>
+          <w:i w:val="0"/>
+          <w:color w:val="3DD68C"/>
+          <w:sz w:val="21"/>
+        </w:rPr>
+        <w:t xml:space="preserve">You should see: </w:t>
+      </w:r>
+      <w:r>
+        <w:rPr>
+          <w:rFonts w:ascii="Calibri" w:hAnsi="Calibri"/>
           <w:b w:val="0"/>
           <w:i w:val="0"/>
           <w:color w:val="222222"/>
           <w:sz w:val="21"/>
         </w:rPr>
-        <w:t>This document is your single printable guide. Copy terminal commands from the dark blocks below. Click hyperlinks to open learning materials. After Week 1, continue daily work using the repo docs on GitHub.</w:t>
-      </w:r>
-    </w:p>
-    <w:p>
-      <w:pPr>
-        <w:spacing w:before="280" w:after="80"/>
+        <w:t>The command runs. New text appears. If you see red error text, read the step again or see Part 8 (Help).</w:t>
+      </w:r>
+    </w:p>
+    <w:tbl>
+      <w:tblPr>
+        <w:tblW w:type="auto" w:w="0"/>
+        <w:tblLook w:firstColumn="1" w:firstRow="1" w:lastColumn="0" w:lastRow="0" w:noHBand="0" w:noVBand="1" w:val="04A0"/>
+      </w:tblPr>
+      <w:tblGrid>
+        <w:gridCol w:w="9360"/>
+      </w:tblGrid>
+      <w:tr>
+        <w:tc>
+          <w:tcPr>
+            <w:tcW w:type="dxa" w:w="9360"/>
+            <w:shd w:fill="FFF8E8" w:val="clear"/>
+            <w:tcBorders>
+              <w:top w:val="single" w:sz="4" w:color="CCCCCC"/>
+              <w:left w:val="single" w:sz="4" w:color="CCCCCC"/>
+              <w:bottom w:val="single" w:sz="4" w:color="CCCCCC"/>
+              <w:right w:val="single" w:sz="4" w:color="CCCCCC"/>
+            </w:tcBorders>
+          </w:tcPr>
+          <w:p>
+            <w:pPr>
+              <w:spacing w:before="160" w:after="160"/>
+            </w:pPr>
+            <w:r>
+              <w:rPr>
+                <w:rFonts w:ascii="Consolas" w:hAnsi="Consolas"/>
+                <w:b/>
+                <w:i w:val="0"/>
+                <w:color w:val="E8A838"/>
+                <w:sz w:val="17"/>
+              </w:rPr>
+              <w:t xml:space="preserve">IMPORTANT  </w:t>
+            </w:r>
+            <w:r>
+              <w:rPr>
+                <w:rFonts w:ascii="Calibri" w:hAnsi="Calibri"/>
+                <w:b w:val="0"/>
+                <w:i w:val="0"/>
+                <w:color w:val="222222"/>
+                <w:sz w:val="21"/>
+              </w:rPr>
+              <w:t>Run one command at a time unless this guide shows several lines in one box labeled run all. Wait for each command to finish before running the next.</w:t>
+            </w:r>
+          </w:p>
+        </w:tc>
+      </w:tr>
+    </w:tbl>
+    <w:p>
+      <w:pPr>
+        <w:spacing w:after="160"/>
+      </w:pPr>
+    </w:p>
+    <w:p>
+      <w:pPr>
+        <w:spacing w:before="320" w:after="160"/>
+      </w:pPr>
+      <w:r>
+        <w:rPr>
+          <w:rFonts w:ascii="Arial" w:hAnsi="Arial"/>
+          <w:b/>
+          <w:i w:val="0"/>
+          <w:color w:val="080808"/>
+          <w:sz w:val="24"/>
+        </w:rPr>
+        <w:t>What you need from management</w:t>
+      </w:r>
+    </w:p>
+    <w:p>
+      <w:pPr>
+        <w:spacing w:after="120"/>
+        <w:ind w:left="288"/>
+      </w:pPr>
+      <w:r>
+        <w:rPr>
+          <w:rFonts w:ascii="Calibri" w:hAnsi="Calibri"/>
+          <w:b w:val="0"/>
+          <w:i w:val="0"/>
+          <w:color w:val="222222"/>
+          <w:sz w:val="22"/>
+        </w:rPr>
+        <w:t>[ ]  An email invite to join the GitHub repo axiom-forhumanity/ustud (accept before Monday)</w:t>
+      </w:r>
+    </w:p>
+    <w:p>
+      <w:pPr>
+        <w:spacing w:after="120"/>
+        <w:ind w:left="288"/>
+      </w:pPr>
+      <w:r>
+        <w:rPr>
+          <w:rFonts w:ascii="Calibri" w:hAnsi="Calibri"/>
+          <w:b w:val="0"/>
+          <w:i w:val="0"/>
+          <w:color w:val="222222"/>
+          <w:sz w:val="22"/>
+        </w:rPr>
+        <w:t>[ ]  A link to upload your daily screen recordings (Google Drive or similar)</w:t>
+      </w:r>
+    </w:p>
+    <w:p>
+      <w:pPr>
+        <w:spacing w:after="120"/>
+        <w:ind w:left="288"/>
+      </w:pPr>
+      <w:r>
+        <w:rPr>
+          <w:rFonts w:ascii="Calibri" w:hAnsi="Calibri"/>
+          <w:b w:val="0"/>
+          <w:i w:val="0"/>
+          <w:color w:val="222222"/>
+          <w:sz w:val="22"/>
+        </w:rPr>
+        <w:t>[ ]  A contact email if you get stuck</w:t>
+      </w:r>
+    </w:p>
+    <w:p>
+      <w:pPr>
+        <w:spacing w:before="320" w:after="160"/>
+      </w:pPr>
+      <w:r>
+        <w:rPr>
+          <w:rFonts w:ascii="Arial" w:hAnsi="Arial"/>
+          <w:b/>
+          <w:i w:val="0"/>
+          <w:color w:val="080808"/>
+          <w:sz w:val="24"/>
+        </w:rPr>
+        <w:t>Table of contents</w:t>
+      </w:r>
+    </w:p>
+    <w:p>
+      <w:pPr>
+        <w:spacing w:after="100"/>
       </w:pPr>
       <w:r>
         <w:rPr>
           <w:rFonts w:ascii="Consolas" w:hAnsi="Consolas"/>
+          <w:b/>
+          <w:i w:val="0"/>
+          <w:color w:val="4A9EFF"/>
+          <w:sz w:val="20"/>
+        </w:rPr>
+        <w:t xml:space="preserve">Part 1  </w:t>
+      </w:r>
+      <w:r>
+        <w:rPr>
+          <w:rFonts w:ascii="Calibri" w:hAnsi="Calibri"/>
           <w:b w:val="0"/>
           <w:i w:val="0"/>
-          <w:caps/>
-          <w:color w:val="9A9A9A"/>
-          <w:sz w:val="18"/>
-        </w:rPr>
-        <w:t>REPOSITORY</w:t>
+          <w:color w:val="222222"/>
+          <w:sz w:val="22"/>
+        </w:rPr>
+        <w:t>Day 0 — Install software on your laptop</w:t>
+      </w:r>
+    </w:p>
+    <w:p>
+      <w:pPr>
+        <w:spacing w:after="100"/>
+      </w:pPr>
+      <w:r>
+        <w:rPr>
+          <w:rFonts w:ascii="Consolas" w:hAnsi="Consolas"/>
+          <w:b/>
+          <w:i w:val="0"/>
+          <w:color w:val="4A9EFF"/>
+          <w:sz w:val="20"/>
+        </w:rPr>
+        <w:t xml:space="preserve">Part 2  </w:t>
+      </w:r>
+      <w:r>
+        <w:rPr>
+          <w:rFonts w:ascii="Calibri" w:hAnsi="Calibri"/>
+          <w:b w:val="0"/>
+          <w:i w:val="0"/>
+          <w:color w:val="222222"/>
+          <w:sz w:val="22"/>
+        </w:rPr>
+        <w:t>Day 0 — Create your online accounts</w:t>
+      </w:r>
+    </w:p>
+    <w:p>
+      <w:pPr>
+        <w:spacing w:after="100"/>
+      </w:pPr>
+      <w:r>
+        <w:rPr>
+          <w:rFonts w:ascii="Consolas" w:hAnsi="Consolas"/>
+          <w:b/>
+          <w:i w:val="0"/>
+          <w:color w:val="4A9EFF"/>
+          <w:sz w:val="20"/>
+        </w:rPr>
+        <w:t xml:space="preserve">Part 3  </w:t>
+      </w:r>
+      <w:r>
+        <w:rPr>
+          <w:rFonts w:ascii="Calibri" w:hAnsi="Calibri"/>
+          <w:b w:val="0"/>
+          <w:i w:val="0"/>
+          <w:color w:val="222222"/>
+          <w:sz w:val="22"/>
+        </w:rPr>
+        <w:t>Simple words — what is GitHub?</w:t>
+      </w:r>
+    </w:p>
+    <w:p>
+      <w:pPr>
+        <w:spacing w:after="100"/>
+      </w:pPr>
+      <w:r>
+        <w:rPr>
+          <w:rFonts w:ascii="Consolas" w:hAnsi="Consolas"/>
+          <w:b/>
+          <w:i w:val="0"/>
+          <w:color w:val="4A9EFF"/>
+          <w:sz w:val="20"/>
+        </w:rPr>
+        <w:t xml:space="preserve">Part 4  </w:t>
+      </w:r>
+      <w:r>
+        <w:rPr>
+          <w:rFonts w:ascii="Calibri" w:hAnsi="Calibri"/>
+          <w:b w:val="0"/>
+          <w:i w:val="0"/>
+          <w:color w:val="222222"/>
+          <w:sz w:val="22"/>
+        </w:rPr>
+        <w:t>Monday — Download the project and your first push</w:t>
+      </w:r>
+    </w:p>
+    <w:p>
+      <w:pPr>
+        <w:spacing w:after="100"/>
+      </w:pPr>
+      <w:r>
+        <w:rPr>
+          <w:rFonts w:ascii="Consolas" w:hAnsi="Consolas"/>
+          <w:b/>
+          <w:i w:val="0"/>
+          <w:color w:val="4A9EFF"/>
+          <w:sz w:val="20"/>
+        </w:rPr>
+        <w:t xml:space="preserve">Part 5  </w:t>
+      </w:r>
+      <w:r>
+        <w:rPr>
+          <w:rFonts w:ascii="Calibri" w:hAnsi="Calibri"/>
+          <w:b w:val="0"/>
+          <w:i w:val="0"/>
+          <w:color w:val="222222"/>
+          <w:sz w:val="22"/>
+        </w:rPr>
+        <w:t>Tuesday to Friday — one section per day</w:t>
+      </w:r>
+    </w:p>
+    <w:p>
+      <w:pPr>
+        <w:spacing w:after="100"/>
+      </w:pPr>
+      <w:r>
+        <w:rPr>
+          <w:rFonts w:ascii="Consolas" w:hAnsi="Consolas"/>
+          <w:b/>
+          <w:i w:val="0"/>
+          <w:color w:val="4A9EFF"/>
+          <w:sz w:val="20"/>
+        </w:rPr>
+        <w:t xml:space="preserve">Part 6  </w:t>
+      </w:r>
+      <w:r>
+        <w:rPr>
+          <w:rFonts w:ascii="Calibri" w:hAnsi="Calibri"/>
+          <w:b w:val="0"/>
+          <w:i w:val="0"/>
+          <w:color w:val="222222"/>
+          <w:sz w:val="22"/>
+        </w:rPr>
+        <w:t>How to record your screen (trust sessions)</w:t>
+      </w:r>
+    </w:p>
+    <w:p>
+      <w:pPr>
+        <w:spacing w:after="100"/>
+      </w:pPr>
+      <w:r>
+        <w:rPr>
+          <w:rFonts w:ascii="Consolas" w:hAnsi="Consolas"/>
+          <w:b/>
+          <w:i w:val="0"/>
+          <w:color w:val="4A9EFF"/>
+          <w:sz w:val="20"/>
+        </w:rPr>
+        <w:t xml:space="preserve">Part 7  </w:t>
+      </w:r>
+      <w:r>
+        <w:rPr>
+          <w:rFonts w:ascii="Calibri" w:hAnsi="Calibri"/>
+          <w:b w:val="0"/>
+          <w:i w:val="0"/>
+          <w:color w:val="222222"/>
+          <w:sz w:val="22"/>
+        </w:rPr>
+        <w:t>Cursor — what to paste at start and end of work</w:t>
+      </w:r>
+    </w:p>
+    <w:p>
+      <w:pPr>
+        <w:spacing w:after="100"/>
+      </w:pPr>
+      <w:r>
+        <w:rPr>
+          <w:rFonts w:ascii="Consolas" w:hAnsi="Consolas"/>
+          <w:b/>
+          <w:i w:val="0"/>
+          <w:color w:val="4A9EFF"/>
+          <w:sz w:val="20"/>
+        </w:rPr>
+        <w:t xml:space="preserve">Part 8  </w:t>
+      </w:r>
+      <w:r>
+        <w:rPr>
+          <w:rFonts w:ascii="Calibri" w:hAnsi="Calibri"/>
+          <w:b w:val="0"/>
+          <w:i w:val="0"/>
+          <w:color w:val="222222"/>
+          <w:sz w:val="22"/>
+        </w:rPr>
+        <w:t>When something goes wrong</w:t>
+      </w:r>
+    </w:p>
+    <w:p>
+      <w:pPr>
+        <w:spacing w:after="100"/>
+      </w:pPr>
+      <w:r>
+        <w:rPr>
+          <w:rFonts w:ascii="Consolas" w:hAnsi="Consolas"/>
+          <w:b/>
+          <w:i w:val="0"/>
+          <w:color w:val="4A9EFF"/>
+          <w:sz w:val="20"/>
+        </w:rPr>
+        <w:t xml:space="preserve">Part 9  </w:t>
+      </w:r>
+      <w:r>
+        <w:rPr>
+          <w:rFonts w:ascii="Calibri" w:hAnsi="Calibri"/>
+          <w:b w:val="0"/>
+          <w:i w:val="0"/>
+          <w:color w:val="222222"/>
+          <w:sz w:val="22"/>
+        </w:rPr>
+        <w:t>Free learning links</w:t>
+      </w:r>
+    </w:p>
+    <w:p>
+      <w:pPr>
+        <w:spacing w:after="100"/>
+      </w:pPr>
+      <w:r>
+        <w:rPr>
+          <w:rFonts w:ascii="Consolas" w:hAnsi="Consolas"/>
+          <w:b/>
+          <w:i w:val="0"/>
+          <w:color w:val="4A9EFF"/>
+          <w:sz w:val="20"/>
+        </w:rPr>
+        <w:t xml:space="preserve">Part 10  </w:t>
+      </w:r>
+      <w:r>
+        <w:rPr>
+          <w:rFonts w:ascii="Calibri" w:hAnsi="Calibri"/>
+          <w:b w:val="0"/>
+          <w:i w:val="0"/>
+          <w:color w:val="222222"/>
+          <w:sz w:val="22"/>
+        </w:rPr>
+        <w:t>Week 1 complete — graduation checklist</w:t>
+      </w:r>
+    </w:p>
+    <w:p>
+      <w:pPr>
+        <w:spacing w:after="160"/>
+      </w:pPr>
+    </w:p>
+    <w:p>
+      <w:pPr>
+        <w:spacing w:before="120" w:after="80"/>
+      </w:pPr>
+      <w:r>
+        <w:rPr>
+          <w:rFonts w:ascii="Consolas" w:hAnsi="Consolas"/>
+          <w:b/>
+          <w:i w:val="0"/>
+          <w:color w:val="4A9EFF"/>
+          <w:sz w:val="20"/>
+        </w:rPr>
+        <w:t>PART 1</w:t>
       </w:r>
     </w:p>
     <w:p>
       <w:pPr>
         <w:spacing w:after="80"/>
       </w:pPr>
-      <w:r>
-        <w:rPr>
-          <w:rFonts w:ascii="Inter" w:hAnsi="Inter"/>
+    </w:p>
+    <w:p>
+      <w:pPr>
+        <w:spacing w:after="120"/>
+      </w:pPr>
+      <w:r>
+        <w:rPr>
+          <w:rFonts w:ascii="Arial" w:hAnsi="Arial"/>
           <w:b/>
           <w:i w:val="0"/>
+          <w:color w:val="080808"/>
+          <w:sz w:val="40"/>
+        </w:rPr>
+        <w:t>Day 0 — Install Software</w:t>
+      </w:r>
+    </w:p>
+    <w:p>
+      <w:pPr>
+        <w:spacing w:after="280"/>
+      </w:pPr>
+      <w:r>
+        <w:rPr>
+          <w:rFonts w:ascii="Calibri" w:hAnsi="Calibri"/>
+          <w:b w:val="0"/>
+          <w:i w:val="0"/>
+          <w:color w:val="555555"/>
+          <w:sz w:val="22"/>
+        </w:rPr>
+        <w:t>Do this when your laptop arrives, before Monday. Your laptop must be Windows 10 or 11.</w:t>
+      </w:r>
+    </w:p>
+    <w:tbl>
+      <w:tblPr>
+        <w:tblW w:type="auto" w:w="0"/>
+        <w:tblLook w:firstColumn="1" w:firstRow="1" w:lastColumn="0" w:lastRow="0" w:noHBand="0" w:noVBand="1" w:val="04A0"/>
+      </w:tblPr>
+      <w:tblGrid>
+        <w:gridCol w:w="9360"/>
+      </w:tblGrid>
+      <w:tr>
+        <w:tc>
+          <w:tcPr>
+            <w:tcW w:type="dxa" w:w="9360"/>
+            <w:shd w:fill="E8F4FF" w:val="clear"/>
+            <w:tcBorders>
+              <w:top w:val="single" w:sz="4" w:color="CCCCCC"/>
+              <w:left w:val="single" w:sz="4" w:color="CCCCCC"/>
+              <w:bottom w:val="single" w:sz="4" w:color="CCCCCC"/>
+              <w:right w:val="single" w:sz="4" w:color="CCCCCC"/>
+            </w:tcBorders>
+          </w:tcPr>
+          <w:p>
+            <w:pPr>
+              <w:spacing w:before="160" w:after="160"/>
+            </w:pPr>
+            <w:r>
+              <w:rPr>
+                <w:rFonts w:ascii="Consolas" w:hAnsi="Consolas"/>
+                <w:b/>
+                <w:i w:val="0"/>
+                <w:color w:val="4A9EFF"/>
+                <w:sz w:val="17"/>
+              </w:rPr>
+              <w:t xml:space="preserve">ORDER MATTERS  </w:t>
+            </w:r>
+            <w:r>
+              <w:rPr>
+                <w:rFonts w:ascii="Calibri" w:hAnsi="Calibri"/>
+                <w:b w:val="0"/>
+                <w:i w:val="0"/>
+                <w:color w:val="222222"/>
+                <w:sz w:val="21"/>
+              </w:rPr>
+              <w:t>Install programs in the order below. After each install, run the check command if one is shown.</w:t>
+            </w:r>
+          </w:p>
+        </w:tc>
+      </w:tr>
+    </w:tbl>
+    <w:p>
+      <w:pPr>
+        <w:spacing w:after="160"/>
+      </w:pPr>
+    </w:p>
+    <w:p>
+      <w:pPr>
+        <w:spacing w:before="320" w:after="160"/>
+      </w:pPr>
+      <w:r>
+        <w:rPr>
+          <w:rFonts w:ascii="Arial" w:hAnsi="Arial"/>
+          <w:b/>
+          <w:i w:val="0"/>
+          <w:color w:val="080808"/>
+          <w:sz w:val="28"/>
+        </w:rPr>
+        <w:t>Install Git</w:t>
+      </w:r>
+    </w:p>
+    <w:p>
+      <w:pPr>
+        <w:spacing w:after="200" w:lineRule="auto" w:line="300"/>
+      </w:pPr>
+      <w:r>
+        <w:rPr>
+          <w:rFonts w:ascii="Calibri" w:hAnsi="Calibri"/>
+          <w:b w:val="0"/>
+          <w:i w:val="0"/>
           <w:color w:val="222222"/>
-          <w:sz w:val="21"/>
-        </w:rPr>
-        <w:t xml:space="preserve">Team repo: </w:t>
+          <w:sz w:val="22"/>
+        </w:rPr>
+        <w:t>Git is the tool that saves and sends your work to GitHub.</w:t>
+      </w:r>
+    </w:p>
+    <w:p>
+      <w:pPr>
+        <w:spacing w:after="120"/>
+      </w:pPr>
+      <w:r>
+        <w:rPr>
+          <w:rFonts w:ascii="Calibri" w:hAnsi="Calibri"/>
+          <w:b/>
+          <w:i w:val="0"/>
+          <w:color w:val="222222"/>
+          <w:sz w:val="22"/>
+        </w:rPr>
+        <w:t xml:space="preserve">Download link: </w:t>
       </w:r>
       <w:hyperlink r:id="rId9">
-        <w:r>
-          <w:rPr>
-            <w:color w:val="4A9EFF"/>
-            <w:u w:val="single"/>
-          </w:rPr>
-          <w:t>https://github.com/axiom-forhumanity/ustud</w:t>
-        </w:r>
-      </w:hyperlink>
-    </w:p>
-    <w:p>
-      <w:pPr>
-        <w:spacing w:after="80"/>
-      </w:pPr>
-      <w:r>
-        <w:rPr>
-          <w:rFonts w:ascii="Inter" w:hAnsi="Inter"/>
-          <w:b/>
-          <w:i w:val="0"/>
-          <w:color w:val="222222"/>
-          <w:sz w:val="21"/>
-        </w:rPr>
-        <w:t xml:space="preserve">Online onboarding index: </w:t>
-      </w:r>
-      <w:hyperlink r:id="rId10">
-        <w:r>
-          <w:rPr>
-            <w:color w:val="4A9EFF"/>
-            <w:u w:val="single"/>
-          </w:rPr>
-          <w:t>https://github.com/axiom-forhumanity/ustud/blob/main/cursor/onboarding/README.md</w:t>
-        </w:r>
-      </w:hyperlink>
-    </w:p>
-    <w:p>
-      <w:pPr>
-        <w:spacing w:before="320" w:after="120"/>
-      </w:pPr>
-      <w:r>
-        <w:rPr>
-          <w:rFonts w:ascii="Space Grotesk" w:hAnsi="Space Grotesk"/>
-          <w:b/>
-          <w:i w:val="0"/>
-          <w:color w:val="080808"/>
-          <w:sz w:val="44"/>
-        </w:rPr>
-        <w:t>Day 0 — Laptop Setup</w:t>
-      </w:r>
-    </w:p>
-    <w:p>
-      <w:pPr>
-        <w:spacing w:after="120" w:lineRule="auto" w:line="276"/>
-      </w:pPr>
-      <w:r>
-        <w:rPr>
-          <w:rFonts w:ascii="Inter" w:hAnsi="Inter"/>
-          <w:b w:val="0"/>
-          <w:i w:val="0"/>
-          <w:color w:val="222222"/>
-          <w:sz w:val="21"/>
-        </w:rPr>
-        <w:t>Complete before Monday. Windows 10 or 11 required. Install in this order:</w:t>
-      </w:r>
-    </w:p>
-    <w:p>
-      <w:pPr>
-        <w:spacing w:after="80"/>
-      </w:pPr>
-      <w:r>
-        <w:rPr>
-          <w:rFonts w:ascii="Inter" w:hAnsi="Inter"/>
-          <w:b/>
-          <w:i w:val="0"/>
-          <w:color w:val="222222"/>
-          <w:sz w:val="21"/>
-        </w:rPr>
-        <w:t xml:space="preserve">Git for Windows: </w:t>
-      </w:r>
-      <w:hyperlink r:id="rId11">
         <w:r>
           <w:rPr>
             <w:color w:val="4A9EFF"/>
@@ -214,354 +993,111 @@
           <w:t>https://git-scm.com/download/win</w:t>
         </w:r>
       </w:hyperlink>
-      <w:r>
-        <w:rPr>
-          <w:rFonts w:ascii="Inter" w:hAnsi="Inter"/>
+    </w:p>
+    <w:p>
+      <w:pPr>
+        <w:spacing w:before="240" w:after="120"/>
+      </w:pPr>
+      <w:r>
+        <w:rPr>
+          <w:rFonts w:ascii="Calibri" w:hAnsi="Calibri"/>
+          <w:b/>
+          <w:i w:val="0"/>
+          <w:color w:val="080808"/>
+          <w:sz w:val="23"/>
+        </w:rPr>
+        <w:t>Step 1. Open the download link. Download runs automatically.</w:t>
+      </w:r>
+    </w:p>
+    <w:p>
+      <w:pPr>
+        <w:spacing w:before="240" w:after="120"/>
+      </w:pPr>
+      <w:r>
+        <w:rPr>
+          <w:rFonts w:ascii="Calibri" w:hAnsi="Calibri"/>
+          <w:b/>
+          <w:i w:val="0"/>
+          <w:color w:val="080808"/>
+          <w:sz w:val="23"/>
+        </w:rPr>
+        <w:t>Step 2. Run the installer. Click Next on every screen (defaults are fine).</w:t>
+      </w:r>
+    </w:p>
+    <w:p>
+      <w:pPr>
+        <w:spacing w:before="240" w:after="120"/>
+      </w:pPr>
+      <w:r>
+        <w:rPr>
+          <w:rFonts w:ascii="Calibri" w:hAnsi="Calibri"/>
+          <w:b/>
+          <w:i w:val="0"/>
+          <w:color w:val="080808"/>
+          <w:sz w:val="23"/>
+        </w:rPr>
+        <w:t>Step 3. When finished, open PowerShell.</w:t>
+      </w:r>
+    </w:p>
+    <w:p>
+      <w:pPr>
+        <w:spacing w:before="240" w:after="120"/>
+      </w:pPr>
+      <w:r>
+        <w:rPr>
+          <w:rFonts w:ascii="Calibri" w:hAnsi="Calibri"/>
+          <w:b/>
+          <w:i w:val="0"/>
+          <w:color w:val="080808"/>
+          <w:sz w:val="23"/>
+        </w:rPr>
+        <w:t>Step 4. Check that it worked</w:t>
+      </w:r>
+    </w:p>
+    <w:p>
+      <w:pPr>
+        <w:spacing w:after="80" w:lineRule="auto" w:line="300"/>
+        <w:ind w:left="360"/>
+      </w:pPr>
+      <w:r>
+        <w:rPr>
+          <w:rFonts w:ascii="Calibri" w:hAnsi="Calibri"/>
           <w:b w:val="0"/>
           <w:i w:val="0"/>
+          <w:color w:val="222222"/>
+          <w:sz w:val="22"/>
+        </w:rPr>
+        <w:t>Open PowerShell. Paste and run:</w:t>
+      </w:r>
+    </w:p>
+    <w:p>
+      <w:pPr>
+        <w:spacing w:before="120" w:after="40"/>
+        <w:ind w:left="360"/>
+      </w:pPr>
+      <w:r>
+        <w:rPr>
+          <w:rFonts w:ascii="Calibri" w:hAnsi="Calibri"/>
+          <w:b w:val="0"/>
+          <w:i/>
           <w:color w:val="9A9A9A"/>
-          <w:sz w:val="19"/>
-        </w:rPr>
-        <w:t xml:space="preserve">  (git --version)</w:t>
-      </w:r>
-    </w:p>
-    <w:p>
-      <w:pPr>
-        <w:spacing w:after="80"/>
-      </w:pPr>
-      <w:r>
-        <w:rPr>
-          <w:rFonts w:ascii="Inter" w:hAnsi="Inter"/>
-          <w:b/>
-          <w:i w:val="0"/>
-          <w:color w:val="222222"/>
-          <w:sz w:val="21"/>
-        </w:rPr>
-        <w:t xml:space="preserve">Python 3.10+: </w:t>
-      </w:r>
-      <w:hyperlink r:id="rId12">
-        <w:r>
-          <w:rPr>
-            <w:color w:val="4A9EFF"/>
-            <w:u w:val="single"/>
-          </w:rPr>
-          <w:t>https://www.python.org/downloads/</w:t>
-        </w:r>
-      </w:hyperlink>
-      <w:r>
-        <w:rPr>
-          <w:rFonts w:ascii="Inter" w:hAnsi="Inter"/>
-          <w:b w:val="0"/>
-          <w:i w:val="0"/>
-          <w:color w:val="9A9A9A"/>
-          <w:sz w:val="19"/>
-        </w:rPr>
-        <w:t xml:space="preserve">  (python --version  (check Add to PATH))</w:t>
-      </w:r>
-    </w:p>
-    <w:p>
-      <w:pPr>
-        <w:spacing w:after="80"/>
-      </w:pPr>
-      <w:r>
-        <w:rPr>
-          <w:rFonts w:ascii="Inter" w:hAnsi="Inter"/>
-          <w:b/>
-          <w:i w:val="0"/>
-          <w:color w:val="222222"/>
-          <w:sz w:val="21"/>
-        </w:rPr>
-        <w:t xml:space="preserve">Node.js LTS: </w:t>
-      </w:r>
-      <w:hyperlink r:id="rId13">
-        <w:r>
-          <w:rPr>
-            <w:color w:val="4A9EFF"/>
-            <w:u w:val="single"/>
-          </w:rPr>
-          <w:t>https://nodejs.org/</w:t>
-        </w:r>
-      </w:hyperlink>
-      <w:r>
-        <w:rPr>
-          <w:rFonts w:ascii="Inter" w:hAnsi="Inter"/>
-          <w:b w:val="0"/>
-          <w:i w:val="0"/>
-          <w:color w:val="9A9A9A"/>
-          <w:sz w:val="19"/>
-        </w:rPr>
-        <w:t xml:space="preserve">  (node --version &amp;&amp; npm --version)</w:t>
-      </w:r>
-    </w:p>
-    <w:p>
-      <w:pPr>
-        <w:spacing w:after="80"/>
-      </w:pPr>
-      <w:r>
-        <w:rPr>
-          <w:rFonts w:ascii="Inter" w:hAnsi="Inter"/>
-          <w:b/>
-          <w:i w:val="0"/>
-          <w:color w:val="222222"/>
-          <w:sz w:val="21"/>
-        </w:rPr>
-        <w:t xml:space="preserve">Cursor: </w:t>
-      </w:r>
-      <w:hyperlink r:id="rId14">
-        <w:r>
-          <w:rPr>
-            <w:color w:val="4A9EFF"/>
-            <w:u w:val="single"/>
-          </w:rPr>
-          <w:t>https://cursor.com/download</w:t>
-        </w:r>
-      </w:hyperlink>
-      <w:r>
-        <w:rPr>
-          <w:rFonts w:ascii="Inter" w:hAnsi="Inter"/>
-          <w:b w:val="0"/>
-          <w:i w:val="0"/>
-          <w:color w:val="9A9A9A"/>
-          <w:sz w:val="19"/>
-        </w:rPr>
-        <w:t xml:space="preserve">  (Open app and sign in)</w:t>
-      </w:r>
-    </w:p>
-    <w:p>
-      <w:pPr>
-        <w:spacing w:after="80"/>
-      </w:pPr>
-      <w:r>
-        <w:rPr>
-          <w:rFonts w:ascii="Inter" w:hAnsi="Inter"/>
-          <w:b/>
-          <w:i w:val="0"/>
-          <w:color w:val="222222"/>
-          <w:sz w:val="21"/>
-        </w:rPr>
-        <w:t xml:space="preserve">Ollama: </w:t>
-      </w:r>
-      <w:hyperlink r:id="rId15">
-        <w:r>
-          <w:rPr>
-            <w:color w:val="4A9EFF"/>
-            <w:u w:val="single"/>
-          </w:rPr>
-          <w:t>https://ollama.com/download</w:t>
-        </w:r>
-      </w:hyperlink>
-      <w:r>
-        <w:rPr>
-          <w:rFonts w:ascii="Inter" w:hAnsi="Inter"/>
-          <w:b w:val="0"/>
-          <w:i w:val="0"/>
-          <w:color w:val="9A9A9A"/>
-          <w:sz w:val="19"/>
-        </w:rPr>
-        <w:t xml:space="preserve">  (ollama --version)</w:t>
-      </w:r>
-    </w:p>
-    <w:p>
-      <w:pPr>
-        <w:spacing w:after="80"/>
-      </w:pPr>
-      <w:r>
-        <w:rPr>
-          <w:rFonts w:ascii="Inter" w:hAnsi="Inter"/>
-          <w:b/>
-          <w:i w:val="0"/>
-          <w:color w:val="222222"/>
-          <w:sz w:val="21"/>
-        </w:rPr>
-        <w:t xml:space="preserve">OBS Studio: </w:t>
-      </w:r>
-      <w:hyperlink r:id="rId16">
-        <w:r>
-          <w:rPr>
-            <w:color w:val="4A9EFF"/>
-            <w:u w:val="single"/>
-          </w:rPr>
-          <w:t>https://obsproject.com/</w:t>
-        </w:r>
-      </w:hyperlink>
-      <w:r>
-        <w:rPr>
-          <w:rFonts w:ascii="Inter" w:hAnsi="Inter"/>
-          <w:b w:val="0"/>
-          <w:i w:val="0"/>
-          <w:color w:val="9A9A9A"/>
-          <w:sz w:val="19"/>
-        </w:rPr>
-        <w:t xml:space="preserve">  (Open once to confirm launch)</w:t>
-      </w:r>
-    </w:p>
-    <w:p>
-      <w:pPr>
-        <w:spacing w:before="280" w:after="80"/>
-      </w:pPr>
-      <w:r>
-        <w:rPr>
-          <w:rFonts w:ascii="Consolas" w:hAnsi="Consolas"/>
-          <w:b w:val="0"/>
-          <w:i w:val="0"/>
-          <w:caps/>
-          <w:color w:val="9A9A9A"/>
-          <w:sz w:val="18"/>
-        </w:rPr>
-        <w:t>ACCOUNTS</w:t>
-      </w:r>
-    </w:p>
-    <w:p>
-      <w:pPr>
-        <w:spacing w:after="80"/>
-      </w:pPr>
-      <w:r>
-        <w:rPr>
-          <w:rFonts w:ascii="Inter" w:hAnsi="Inter"/>
-          <w:b/>
-          <w:i w:val="0"/>
-          <w:color w:val="222222"/>
-          <w:sz w:val="21"/>
-        </w:rPr>
-        <w:t xml:space="preserve">GitHub signup: </w:t>
-      </w:r>
-      <w:hyperlink r:id="rId17">
-        <w:r>
-          <w:rPr>
-            <w:color w:val="4A9EFF"/>
-            <w:u w:val="single"/>
-          </w:rPr>
-          <w:t>https://github.com/signup</w:t>
-        </w:r>
-      </w:hyperlink>
-      <w:r>
-        <w:rPr>
-          <w:rFonts w:ascii="Inter" w:hAnsi="Inter"/>
-          <w:b w:val="0"/>
-          <w:i w:val="0"/>
-          <w:color w:val="9A9A9A"/>
-          <w:sz w:val="19"/>
-        </w:rPr>
-        <w:t xml:space="preserve">  (Send username to management)</w:t>
-      </w:r>
-    </w:p>
-    <w:p>
-      <w:pPr>
-        <w:spacing w:after="80"/>
-      </w:pPr>
-      <w:r>
-        <w:rPr>
-          <w:rFonts w:ascii="Inter" w:hAnsi="Inter"/>
-          <w:b/>
-          <w:i w:val="0"/>
-          <w:color w:val="222222"/>
-          <w:sz w:val="21"/>
-        </w:rPr>
-        <w:t xml:space="preserve">NVIDIA Developer: </w:t>
-      </w:r>
-      <w:hyperlink r:id="rId18">
-        <w:r>
-          <w:rPr>
-            <w:color w:val="4A9EFF"/>
-            <w:u w:val="single"/>
-          </w:rPr>
-          <w:t>https://developer.nvidia.com/login</w:t>
-        </w:r>
-      </w:hyperlink>
-      <w:r>
-        <w:rPr>
-          <w:rFonts w:ascii="Inter" w:hAnsi="Inter"/>
-          <w:b w:val="0"/>
-          <w:i w:val="0"/>
-          <w:color w:val="9A9A9A"/>
-          <w:sz w:val="19"/>
-        </w:rPr>
-        <w:t xml:space="preserve">  (For free AI courses Wed–Thu)</w:t>
-      </w:r>
-    </w:p>
-    <w:p>
-      <w:pPr>
-        <w:spacing w:after="120" w:lineRule="auto" w:line="276"/>
-      </w:pPr>
-      <w:r>
-        <w:rPr>
-          <w:rFonts w:ascii="Inter" w:hAnsi="Inter"/>
-          <w:b w:val="0"/>
-          <w:i w:val="0"/>
-          <w:color w:val="222222"/>
-          <w:sz w:val="21"/>
-        </w:rPr>
-        <w:t>Accept the collaborator invite email for axiom-forhumanity/ustud, then verify:</w:t>
-      </w:r>
-    </w:p>
-    <w:p>
-      <w:pPr>
-        <w:spacing w:after="80"/>
-      </w:pPr>
-      <w:r>
-        <w:rPr>
-          <w:rFonts w:ascii="Inter" w:hAnsi="Inter"/>
-          <w:b/>
-          <w:i w:val="0"/>
-          <w:color w:val="222222"/>
-          <w:sz w:val="21"/>
-        </w:rPr>
-        <w:t xml:space="preserve">Repo access: </w:t>
-      </w:r>
-      <w:hyperlink r:id="rId9">
-        <w:r>
-          <w:rPr>
-            <w:color w:val="4A9EFF"/>
-            <w:u w:val="single"/>
-          </w:rPr>
-          <w:t>https://github.com/axiom-forhumanity/ustud</w:t>
-        </w:r>
-      </w:hyperlink>
-    </w:p>
-    <w:p>
-      <w:pPr>
-        <w:spacing w:before="280" w:after="80"/>
-      </w:pPr>
-      <w:r>
-        <w:rPr>
-          <w:rFonts w:ascii="Consolas" w:hAnsi="Consolas"/>
-          <w:b w:val="0"/>
-          <w:i w:val="0"/>
-          <w:caps/>
-          <w:color w:val="9A9A9A"/>
-          <w:sz w:val="18"/>
-        </w:rPr>
-        <w:t>DAY 0 VERIFICATION COMMANDS</w:t>
-      </w:r>
-    </w:p>
-    <w:p>
-      <w:pPr>
-        <w:spacing w:before="160" w:after="40"/>
-      </w:pPr>
-      <w:r>
-        <w:rPr>
-          <w:rFonts w:ascii="Consolas" w:hAnsi="Consolas"/>
-          <w:b w:val="0"/>
-          <w:i w:val="0"/>
-          <w:color w:val="9A9A9A"/>
-          <w:sz w:val="17"/>
-        </w:rPr>
-        <w:t>Copy into PowerShell — each command should print a version number.</w:t>
+          <w:sz w:val="20"/>
+        </w:rPr>
+        <w:t>Copy this line, paste into PowerShell, press Enter:</w:t>
       </w:r>
     </w:p>
     <w:tbl>
       <w:tblPr>
         <w:tblW w:type="auto" w:w="0"/>
-        <w:tblLayout w:type="fixed"/>
         <w:tblLook w:firstColumn="1" w:firstRow="1" w:lastColumn="0" w:lastRow="0" w:noHBand="0" w:noVBand="1" w:val="04A0"/>
       </w:tblPr>
       <w:tblGrid>
-        <w:gridCol w:w="9648"/>
+        <w:gridCol w:w="9360"/>
       </w:tblGrid>
       <w:tr>
         <w:tc>
           <w:tcPr>
-            <w:tcW w:type="dxa" w:w="8928"/>
+            <w:tcW w:type="dxa" w:w="9360"/>
             <w:shd w:fill="0A0A0A" w:val="clear"/>
             <w:tcBorders>
               <w:top w:val="single" w:sz="4" w:color="1A1A1A"/>
@@ -572,7 +1108,7 @@
           </w:tcPr>
           <w:p>
             <w:pPr>
-              <w:spacing w:before="120" w:after="120" w:line="240" w:lineRule="auto"/>
+              <w:spacing w:before="160" w:after="160"/>
             </w:pPr>
             <w:r>
               <w:rPr>
@@ -580,17 +1116,9 @@
                 <w:b w:val="0"/>
                 <w:i w:val="0"/>
                 <w:color w:val="F0F0F0"/>
-                <w:sz w:val="18"/>
+                <w:sz w:val="20"/>
               </w:rPr>
               <w:t>git --version</w:t>
-              <w:br/>
-              <w:t>python --version</w:t>
-              <w:br/>
-              <w:t>node --version</w:t>
-              <w:br/>
-              <w:t>npm --version</w:t>
-              <w:br/>
-              <w:t>ollama --version</w:t>
             </w:r>
           </w:p>
         </w:tc>
@@ -598,275 +1126,214 @@
     </w:tbl>
     <w:p>
       <w:pPr>
-        <w:spacing w:after="80"/>
-      </w:pPr>
-    </w:p>
-    <w:p>
-      <w:pPr>
-        <w:spacing w:before="280" w:after="80"/>
-      </w:pPr>
-      <w:r>
-        <w:rPr>
-          <w:rFonts w:ascii="Consolas" w:hAnsi="Consolas"/>
-          <w:b w:val="0"/>
-          <w:i w:val="0"/>
-          <w:caps/>
-          <w:color w:val="9A9A9A"/>
-          <w:sz w:val="18"/>
-        </w:rPr>
-        <w:t>DAY 0 CHECKLIST</w:t>
-      </w:r>
-    </w:p>
-    <w:p>
-      <w:pPr>
-        <w:spacing w:after="60"/>
-        <w:ind w:left="288"/>
-      </w:pPr>
-      <w:r>
-        <w:rPr>
-          <w:rFonts w:ascii="Inter" w:hAnsi="Inter"/>
+        <w:spacing w:after="120"/>
+        <w:ind w:left="360"/>
+      </w:pPr>
+    </w:p>
+    <w:p>
+      <w:pPr>
+        <w:spacing w:before="80" w:after="200"/>
+        <w:ind w:left="360"/>
+      </w:pPr>
+      <w:r>
+        <w:rPr>
+          <w:rFonts w:ascii="Calibri" w:hAnsi="Calibri"/>
+          <w:b/>
+          <w:i w:val="0"/>
+          <w:color w:val="3DD68C"/>
+          <w:sz w:val="21"/>
+        </w:rPr>
+        <w:t xml:space="preserve">You should see: </w:t>
+      </w:r>
+      <w:r>
+        <w:rPr>
+          <w:rFonts w:ascii="Calibri" w:hAnsi="Calibri"/>
           <w:b w:val="0"/>
           <w:i w:val="0"/>
           <w:color w:val="222222"/>
           <w:sz w:val="21"/>
         </w:rPr>
-        <w:t>[ ]  Windows updated and restarted</w:t>
-      </w:r>
-    </w:p>
-    <w:p>
-      <w:pPr>
-        <w:spacing w:after="60"/>
-        <w:ind w:left="288"/>
-      </w:pPr>
-      <w:r>
-        <w:rPr>
-          <w:rFonts w:ascii="Inter" w:hAnsi="Inter"/>
+        <w:t>git version 2.x.x (any number is fine)</w:t>
+      </w:r>
+    </w:p>
+    <w:p>
+      <w:pPr>
+        <w:spacing w:after="200"/>
+      </w:pPr>
+    </w:p>
+    <w:p>
+      <w:pPr>
+        <w:spacing w:before="320" w:after="160"/>
+      </w:pPr>
+      <w:r>
+        <w:rPr>
+          <w:rFonts w:ascii="Arial" w:hAnsi="Arial"/>
+          <w:b/>
+          <w:i w:val="0"/>
+          <w:color w:val="080808"/>
+          <w:sz w:val="28"/>
+        </w:rPr>
+        <w:t>Install Python</w:t>
+      </w:r>
+    </w:p>
+    <w:p>
+      <w:pPr>
+        <w:spacing w:after="200" w:lineRule="auto" w:line="300"/>
+      </w:pPr>
+      <w:r>
+        <w:rPr>
+          <w:rFonts w:ascii="Calibri" w:hAnsi="Calibri"/>
           <w:b w:val="0"/>
           <w:i w:val="0"/>
           <w:color w:val="222222"/>
-          <w:sz w:val="21"/>
-        </w:rPr>
-        <w:t>[ ]  Git, Python, Node.js, Cursor, Ollama, OBS installed</w:t>
-      </w:r>
-    </w:p>
-    <w:p>
-      <w:pPr>
-        <w:spacing w:after="60"/>
-        <w:ind w:left="288"/>
-      </w:pPr>
-      <w:r>
-        <w:rPr>
-          <w:rFonts w:ascii="Inter" w:hAnsi="Inter"/>
+          <w:sz w:val="22"/>
+        </w:rPr>
+        <w:t>Python runs the backend of the UStud app.</w:t>
+      </w:r>
+    </w:p>
+    <w:p>
+      <w:pPr>
+        <w:spacing w:after="120"/>
+      </w:pPr>
+      <w:r>
+        <w:rPr>
+          <w:rFonts w:ascii="Calibri" w:hAnsi="Calibri"/>
+          <w:b/>
+          <w:i w:val="0"/>
+          <w:color w:val="222222"/>
+          <w:sz w:val="22"/>
+        </w:rPr>
+        <w:t xml:space="preserve">Download link: </w:t>
+      </w:r>
+      <w:hyperlink r:id="rId10">
+        <w:r>
+          <w:rPr>
+            <w:color w:val="4A9EFF"/>
+            <w:u w:val="single"/>
+          </w:rPr>
+          <w:t>https://www.python.org/downloads/</w:t>
+        </w:r>
+      </w:hyperlink>
+    </w:p>
+    <w:p>
+      <w:pPr>
+        <w:spacing w:before="240" w:after="120"/>
+      </w:pPr>
+      <w:r>
+        <w:rPr>
+          <w:rFonts w:ascii="Calibri" w:hAnsi="Calibri"/>
+          <w:b/>
+          <w:i w:val="0"/>
+          <w:color w:val="080808"/>
+          <w:sz w:val="23"/>
+        </w:rPr>
+        <w:t>Step 5. Open the download link. Click the yellow Download button.</w:t>
+      </w:r>
+    </w:p>
+    <w:p>
+      <w:pPr>
+        <w:spacing w:before="240" w:after="120"/>
+      </w:pPr>
+      <w:r>
+        <w:rPr>
+          <w:rFonts w:ascii="Calibri" w:hAnsi="Calibri"/>
+          <w:b/>
+          <w:i w:val="0"/>
+          <w:color w:val="080808"/>
+          <w:sz w:val="23"/>
+        </w:rPr>
+        <w:t>Step 6. Run the installer.</w:t>
+      </w:r>
+    </w:p>
+    <w:p>
+      <w:pPr>
+        <w:spacing w:before="240" w:after="120"/>
+      </w:pPr>
+      <w:r>
+        <w:rPr>
+          <w:rFonts w:ascii="Calibri" w:hAnsi="Calibri"/>
+          <w:b/>
+          <w:i w:val="0"/>
+          <w:color w:val="080808"/>
+          <w:sz w:val="23"/>
+        </w:rPr>
+        <w:t>Step 7. On the FIRST screen, check the box: Add python.exe to PATH. This is important.</w:t>
+      </w:r>
+    </w:p>
+    <w:p>
+      <w:pPr>
+        <w:spacing w:before="240" w:after="120"/>
+      </w:pPr>
+      <w:r>
+        <w:rPr>
+          <w:rFonts w:ascii="Calibri" w:hAnsi="Calibri"/>
+          <w:b/>
+          <w:i w:val="0"/>
+          <w:color w:val="080808"/>
+          <w:sz w:val="23"/>
+        </w:rPr>
+        <w:t>Step 8. Click Install Now. Wait until it finishes.</w:t>
+      </w:r>
+    </w:p>
+    <w:p>
+      <w:pPr>
+        <w:spacing w:before="240" w:after="120"/>
+      </w:pPr>
+      <w:r>
+        <w:rPr>
+          <w:rFonts w:ascii="Calibri" w:hAnsi="Calibri"/>
+          <w:b/>
+          <w:i w:val="0"/>
+          <w:color w:val="080808"/>
+          <w:sz w:val="23"/>
+        </w:rPr>
+        <w:t>Step 9. Check that it worked</w:t>
+      </w:r>
+    </w:p>
+    <w:p>
+      <w:pPr>
+        <w:spacing w:after="80" w:lineRule="auto" w:line="300"/>
+        <w:ind w:left="360"/>
+      </w:pPr>
+      <w:r>
+        <w:rPr>
+          <w:rFonts w:ascii="Calibri" w:hAnsi="Calibri"/>
           <w:b w:val="0"/>
           <w:i w:val="0"/>
           <w:color w:val="222222"/>
-          <w:sz w:val="21"/>
-        </w:rPr>
-        <w:t>[ ]  GitHub account created; username sent to management</w:t>
-      </w:r>
-    </w:p>
-    <w:p>
-      <w:pPr>
-        <w:spacing w:after="60"/>
-        <w:ind w:left="288"/>
-      </w:pPr>
-      <w:r>
-        <w:rPr>
-          <w:rFonts w:ascii="Inter" w:hAnsi="Inter"/>
+          <w:sz w:val="22"/>
+        </w:rPr>
+        <w:t>Open PowerShell. Paste and run:</w:t>
+      </w:r>
+    </w:p>
+    <w:p>
+      <w:pPr>
+        <w:spacing w:before="120" w:after="40"/>
+        <w:ind w:left="360"/>
+      </w:pPr>
+      <w:r>
+        <w:rPr>
+          <w:rFonts w:ascii="Calibri" w:hAnsi="Calibri"/>
           <w:b w:val="0"/>
-          <w:i w:val="0"/>
-          <w:color w:val="222222"/>
-          <w:sz w:val="21"/>
-        </w:rPr>
-        <w:t>[ ]  NVIDIA Developer account created</w:t>
-      </w:r>
-    </w:p>
-    <w:p>
-      <w:pPr>
-        <w:spacing w:after="60"/>
-        <w:ind w:left="288"/>
-      </w:pPr>
-      <w:r>
-        <w:rPr>
-          <w:rFonts w:ascii="Inter" w:hAnsi="Inter"/>
-          <w:b w:val="0"/>
-          <w:i w:val="0"/>
-          <w:color w:val="222222"/>
-          <w:sz w:val="21"/>
-        </w:rPr>
-        <w:t>[ ]  Collaborator invite accepted for axiom-forhumanity/ustud</w:t>
-      </w:r>
-    </w:p>
-    <w:p>
-      <w:pPr>
-        <w:spacing w:before="320" w:after="120"/>
-      </w:pPr>
-      <w:r>
-        <w:rPr>
-          <w:rFonts w:ascii="Space Grotesk" w:hAnsi="Space Grotesk"/>
-          <w:b/>
-          <w:i w:val="0"/>
-          <w:color w:val="080808"/>
-          <w:sz w:val="44"/>
-        </w:rPr>
-        <w:t>GitHub Zero to Hero</w:t>
-      </w:r>
-    </w:p>
-    <w:p>
-      <w:pPr>
-        <w:spacing w:after="120" w:lineRule="auto" w:line="276"/>
-      </w:pPr>
-      <w:r>
-        <w:rPr>
-          <w:rFonts w:ascii="Inter" w:hAnsi="Inter"/>
-          <w:b w:val="0"/>
-          <w:i w:val="0"/>
-          <w:color w:val="222222"/>
-          <w:sz w:val="21"/>
-        </w:rPr>
-        <w:t>Git tracks file changes. GitHub stores the project online. You clone to your laptop, work locally, then push so management can review.</w:t>
-      </w:r>
-    </w:p>
-    <w:p>
-      <w:pPr>
-        <w:spacing w:before="200" w:after="120"/>
-      </w:pPr>
-      <w:r>
-        <w:rPr>
-          <w:rFonts w:ascii="Space Grotesk" w:hAnsi="Space Grotesk"/>
-          <w:b/>
-          <w:i w:val="0"/>
-          <w:color w:val="080808"/>
-          <w:sz w:val="32"/>
-        </w:rPr>
-        <w:t>Key terms</w:t>
-      </w:r>
-    </w:p>
-    <w:p>
-      <w:pPr>
-        <w:pStyle w:val="ListBullet"/>
-        <w:spacing w:after="60"/>
-      </w:pPr>
-      <w:r>
-        <w:rPr>
-          <w:rFonts w:ascii="Inter" w:hAnsi="Inter"/>
-          <w:b w:val="0"/>
-          <w:i w:val="0"/>
-          <w:color w:val="222222"/>
-          <w:sz w:val="21"/>
-        </w:rPr>
-        <w:t>Repository (repo): project folder plus full history</w:t>
-      </w:r>
-    </w:p>
-    <w:p>
-      <w:pPr>
-        <w:pStyle w:val="ListBullet"/>
-        <w:spacing w:after="60"/>
-      </w:pPr>
-      <w:r>
-        <w:rPr>
-          <w:rFonts w:ascii="Inter" w:hAnsi="Inter"/>
-          <w:b w:val="0"/>
-          <w:i w:val="0"/>
-          <w:color w:val="222222"/>
-          <w:sz w:val="21"/>
-        </w:rPr>
-        <w:t>Clone: download the repo to your laptop</w:t>
-      </w:r>
-    </w:p>
-    <w:p>
-      <w:pPr>
-        <w:pStyle w:val="ListBullet"/>
-        <w:spacing w:after="60"/>
-      </w:pPr>
-      <w:r>
-        <w:rPr>
-          <w:rFonts w:ascii="Inter" w:hAnsi="Inter"/>
-          <w:b w:val="0"/>
-          <w:i w:val="0"/>
-          <w:color w:val="222222"/>
-          <w:sz w:val="21"/>
-        </w:rPr>
-        <w:t>Commit: save a snapshot with a message</w:t>
-      </w:r>
-    </w:p>
-    <w:p>
-      <w:pPr>
-        <w:pStyle w:val="ListBullet"/>
-        <w:spacing w:after="60"/>
-      </w:pPr>
-      <w:r>
-        <w:rPr>
-          <w:rFonts w:ascii="Inter" w:hAnsi="Inter"/>
-          <w:b w:val="0"/>
-          <w:i w:val="0"/>
-          <w:color w:val="222222"/>
-          <w:sz w:val="21"/>
-        </w:rPr>
-        <w:t>Push: upload commits to GitHub</w:t>
-      </w:r>
-    </w:p>
-    <w:p>
-      <w:pPr>
-        <w:pStyle w:val="ListBullet"/>
-        <w:spacing w:after="60"/>
-      </w:pPr>
-      <w:r>
-        <w:rPr>
-          <w:rFonts w:ascii="Inter" w:hAnsi="Inter"/>
-          <w:b w:val="0"/>
-          <w:i w:val="0"/>
-          <w:color w:val="222222"/>
-          <w:sz w:val="21"/>
-        </w:rPr>
-        <w:t>Pull: download latest changes from GitHub</w:t>
-      </w:r>
-    </w:p>
-    <w:p>
-      <w:pPr>
-        <w:pStyle w:val="ListBullet"/>
-        <w:spacing w:after="60"/>
-      </w:pPr>
-      <w:r>
-        <w:rPr>
-          <w:rFonts w:ascii="Inter" w:hAnsi="Inter"/>
-          <w:b w:val="0"/>
-          <w:i w:val="0"/>
-          <w:color w:val="222222"/>
-          <w:sz w:val="21"/>
-        </w:rPr>
-        <w:t>Branch: line of work (we use main)</w:t>
-      </w:r>
-    </w:p>
-    <w:p>
-      <w:pPr>
-        <w:spacing w:before="280" w:after="80"/>
-      </w:pPr>
-      <w:r>
-        <w:rPr>
-          <w:rFonts w:ascii="Consolas" w:hAnsi="Consolas"/>
-          <w:b w:val="0"/>
-          <w:i w:val="0"/>
-          <w:caps/>
+          <w:i/>
           <w:color w:val="9A9A9A"/>
-          <w:sz w:val="18"/>
-        </w:rPr>
-        <w:t>ONE-TIME GIT IDENTITY</w:t>
+          <w:sz w:val="20"/>
+        </w:rPr>
+        <w:t>Copy this line, paste into PowerShell, press Enter:</w:t>
       </w:r>
     </w:p>
     <w:tbl>
       <w:tblPr>
         <w:tblW w:type="auto" w:w="0"/>
-        <w:tblLayout w:type="fixed"/>
         <w:tblLook w:firstColumn="1" w:firstRow="1" w:lastColumn="0" w:lastRow="0" w:noHBand="0" w:noVBand="1" w:val="04A0"/>
       </w:tblPr>
       <w:tblGrid>
-        <w:gridCol w:w="9648"/>
+        <w:gridCol w:w="9360"/>
       </w:tblGrid>
       <w:tr>
         <w:tc>
           <w:tcPr>
-            <w:tcW w:type="dxa" w:w="8928"/>
+            <w:tcW w:type="dxa" w:w="9360"/>
             <w:shd w:fill="0A0A0A" w:val="clear"/>
             <w:tcBorders>
               <w:top w:val="single" w:sz="4" w:color="1A1A1A"/>
@@ -877,7 +1344,7 @@
           </w:tcPr>
           <w:p>
             <w:pPr>
-              <w:spacing w:before="120" w:after="120" w:line="240" w:lineRule="auto"/>
+              <w:spacing w:before="160" w:after="160"/>
             </w:pPr>
             <w:r>
               <w:rPr>
@@ -885,11 +1352,9 @@
                 <w:b w:val="0"/>
                 <w:i w:val="0"/>
                 <w:color w:val="F0F0F0"/>
-                <w:sz w:val="18"/>
+                <w:sz w:val="20"/>
               </w:rPr>
-              <w:t>git config --global user.name "Your Full Name"</w:t>
-              <w:br/>
-              <w:t>git config --global user.email "your.email@example.com"</w:t>
+              <w:t>python --version</w:t>
             </w:r>
           </w:p>
         </w:tc>
@@ -897,53 +1362,199 @@
     </w:tbl>
     <w:p>
       <w:pPr>
-        <w:spacing w:after="80"/>
-      </w:pPr>
-    </w:p>
-    <w:p>
-      <w:pPr>
-        <w:spacing w:before="280" w:after="80"/>
-      </w:pPr>
-      <w:r>
-        <w:rPr>
-          <w:rFonts w:ascii="Consolas" w:hAnsi="Consolas"/>
+        <w:spacing w:after="120"/>
+        <w:ind w:left="360"/>
+      </w:pPr>
+    </w:p>
+    <w:p>
+      <w:pPr>
+        <w:spacing w:before="80" w:after="200"/>
+        <w:ind w:left="360"/>
+      </w:pPr>
+      <w:r>
+        <w:rPr>
+          <w:rFonts w:ascii="Calibri" w:hAnsi="Calibri"/>
+          <w:b/>
+          <w:i w:val="0"/>
+          <w:color w:val="3DD68C"/>
+          <w:sz w:val="21"/>
+        </w:rPr>
+        <w:t xml:space="preserve">You should see: </w:t>
+      </w:r>
+      <w:r>
+        <w:rPr>
+          <w:rFonts w:ascii="Calibri" w:hAnsi="Calibri"/>
           <w:b w:val="0"/>
           <w:i w:val="0"/>
-          <w:caps/>
+          <w:color w:val="222222"/>
+          <w:sz w:val="21"/>
+        </w:rPr>
+        <w:t>Python 3.10 or higher</w:t>
+      </w:r>
+    </w:p>
+    <w:p>
+      <w:pPr>
+        <w:spacing w:after="200"/>
+      </w:pPr>
+    </w:p>
+    <w:p>
+      <w:pPr>
+        <w:spacing w:before="320" w:after="160"/>
+      </w:pPr>
+      <w:r>
+        <w:rPr>
+          <w:rFonts w:ascii="Arial" w:hAnsi="Arial"/>
+          <w:b/>
+          <w:i w:val="0"/>
+          <w:color w:val="080808"/>
+          <w:sz w:val="28"/>
+        </w:rPr>
+        <w:t>Install Node.js</w:t>
+      </w:r>
+    </w:p>
+    <w:p>
+      <w:pPr>
+        <w:spacing w:after="200" w:lineRule="auto" w:line="300"/>
+      </w:pPr>
+      <w:r>
+        <w:rPr>
+          <w:rFonts w:ascii="Calibri" w:hAnsi="Calibri"/>
+          <w:b w:val="0"/>
+          <w:i w:val="0"/>
+          <w:color w:val="222222"/>
+          <w:sz w:val="22"/>
+        </w:rPr>
+        <w:t>Node.js runs the user interface of the app.</w:t>
+      </w:r>
+    </w:p>
+    <w:p>
+      <w:pPr>
+        <w:spacing w:after="120"/>
+      </w:pPr>
+      <w:r>
+        <w:rPr>
+          <w:rFonts w:ascii="Calibri" w:hAnsi="Calibri"/>
+          <w:b/>
+          <w:i w:val="0"/>
+          <w:color w:val="222222"/>
+          <w:sz w:val="22"/>
+        </w:rPr>
+        <w:t xml:space="preserve">Download link: </w:t>
+      </w:r>
+      <w:hyperlink r:id="rId11">
+        <w:r>
+          <w:rPr>
+            <w:color w:val="4A9EFF"/>
+            <w:u w:val="single"/>
+          </w:rPr>
+          <w:t>https://nodejs.org/</w:t>
+        </w:r>
+      </w:hyperlink>
+    </w:p>
+    <w:p>
+      <w:pPr>
+        <w:spacing w:before="240" w:after="120"/>
+      </w:pPr>
+      <w:r>
+        <w:rPr>
+          <w:rFonts w:ascii="Calibri" w:hAnsi="Calibri"/>
+          <w:b/>
+          <w:i w:val="0"/>
+          <w:color w:val="080808"/>
+          <w:sz w:val="23"/>
+        </w:rPr>
+        <w:t>Step 10. Open the download link.</w:t>
+      </w:r>
+    </w:p>
+    <w:p>
+      <w:pPr>
+        <w:spacing w:before="240" w:after="120"/>
+      </w:pPr>
+      <w:r>
+        <w:rPr>
+          <w:rFonts w:ascii="Calibri" w:hAnsi="Calibri"/>
+          <w:b/>
+          <w:i w:val="0"/>
+          <w:color w:val="080808"/>
+          <w:sz w:val="23"/>
+        </w:rPr>
+        <w:t>Step 11. Download the LTS version (recommended).</w:t>
+      </w:r>
+    </w:p>
+    <w:p>
+      <w:pPr>
+        <w:spacing w:before="240" w:after="120"/>
+      </w:pPr>
+      <w:r>
+        <w:rPr>
+          <w:rFonts w:ascii="Calibri" w:hAnsi="Calibri"/>
+          <w:b/>
+          <w:i w:val="0"/>
+          <w:color w:val="080808"/>
+          <w:sz w:val="23"/>
+        </w:rPr>
+        <w:t>Step 12. Run the installer. Click Next through all screens.</w:t>
+      </w:r>
+    </w:p>
+    <w:p>
+      <w:pPr>
+        <w:spacing w:before="240" w:after="120"/>
+      </w:pPr>
+      <w:r>
+        <w:rPr>
+          <w:rFonts w:ascii="Calibri" w:hAnsi="Calibri"/>
+          <w:b/>
+          <w:i w:val="0"/>
+          <w:color w:val="080808"/>
+          <w:sz w:val="23"/>
+        </w:rPr>
+        <w:t>Step 13. Check that it worked</w:t>
+      </w:r>
+    </w:p>
+    <w:p>
+      <w:pPr>
+        <w:spacing w:after="80" w:lineRule="auto" w:line="300"/>
+        <w:ind w:left="360"/>
+      </w:pPr>
+      <w:r>
+        <w:rPr>
+          <w:rFonts w:ascii="Calibri" w:hAnsi="Calibri"/>
+          <w:b w:val="0"/>
+          <w:i w:val="0"/>
+          <w:color w:val="222222"/>
+          <w:sz w:val="22"/>
+        </w:rPr>
+        <w:t>Open PowerShell. Paste and run:</w:t>
+      </w:r>
+    </w:p>
+    <w:p>
+      <w:pPr>
+        <w:spacing w:before="120" w:after="40"/>
+        <w:ind w:left="360"/>
+      </w:pPr>
+      <w:r>
+        <w:rPr>
+          <w:rFonts w:ascii="Calibri" w:hAnsi="Calibri"/>
+          <w:b w:val="0"/>
+          <w:i/>
           <w:color w:val="9A9A9A"/>
-          <w:sz w:val="18"/>
-        </w:rPr>
-        <w:t>CLONE THE REPO (ONCE)</w:t>
-      </w:r>
-    </w:p>
-    <w:p>
-      <w:pPr>
-        <w:spacing w:before="160" w:after="40"/>
-      </w:pPr>
-      <w:r>
-        <w:rPr>
-          <w:rFonts w:ascii="Consolas" w:hAnsi="Consolas"/>
-          <w:b w:val="0"/>
-          <w:i w:val="0"/>
-          <w:color w:val="9A9A9A"/>
-          <w:sz w:val="17"/>
-        </w:rPr>
-        <w:t>Then in Cursor: File → Open Folder → Documents\ustud</w:t>
+          <w:sz w:val="20"/>
+        </w:rPr>
+        <w:t>Copy this line, paste into PowerShell, press Enter:</w:t>
       </w:r>
     </w:p>
     <w:tbl>
       <w:tblPr>
         <w:tblW w:type="auto" w:w="0"/>
-        <w:tblLayout w:type="fixed"/>
         <w:tblLook w:firstColumn="1" w:firstRow="1" w:lastColumn="0" w:lastRow="0" w:noHBand="0" w:noVBand="1" w:val="04A0"/>
       </w:tblPr>
       <w:tblGrid>
-        <w:gridCol w:w="9648"/>
+        <w:gridCol w:w="9360"/>
       </w:tblGrid>
       <w:tr>
         <w:tc>
           <w:tcPr>
-            <w:tcW w:type="dxa" w:w="8928"/>
+            <w:tcW w:type="dxa" w:w="9360"/>
             <w:shd w:fill="0A0A0A" w:val="clear"/>
             <w:tcBorders>
               <w:top w:val="single" w:sz="4" w:color="1A1A1A"/>
@@ -954,7 +1565,7 @@
           </w:tcPr>
           <w:p>
             <w:pPr>
-              <w:spacing w:before="120" w:after="120" w:line="240" w:lineRule="auto"/>
+              <w:spacing w:before="160" w:after="160"/>
             </w:pPr>
             <w:r>
               <w:rPr>
@@ -962,13 +1573,9 @@
                 <w:b w:val="0"/>
                 <w:i w:val="0"/>
                 <w:color w:val="F0F0F0"/>
-                <w:sz w:val="18"/>
+                <w:sz w:val="20"/>
               </w:rPr>
-              <w:t>cd $HOME\Documents</w:t>
-              <w:br/>
-              <w:t>git clone https://github.com/axiom-forhumanity/ustud.git</w:t>
-              <w:br/>
-              <w:t>cd ustud</w:t>
+              <w:t>node --version</w:t>
             </w:r>
           </w:p>
         </w:tc>
@@ -976,38 +1583,288 @@
     </w:tbl>
     <w:p>
       <w:pPr>
-        <w:spacing w:after="80"/>
-      </w:pPr>
-    </w:p>
-    <w:p>
-      <w:pPr>
-        <w:spacing w:before="280" w:after="80"/>
-      </w:pPr>
-      <w:r>
-        <w:rPr>
-          <w:rFonts w:ascii="Consolas" w:hAnsi="Consolas"/>
+        <w:spacing w:after="120"/>
+        <w:ind w:left="360"/>
+      </w:pPr>
+    </w:p>
+    <w:p>
+      <w:pPr>
+        <w:spacing w:before="80" w:after="200"/>
+        <w:ind w:left="360"/>
+      </w:pPr>
+      <w:r>
+        <w:rPr>
+          <w:rFonts w:ascii="Calibri" w:hAnsi="Calibri"/>
+          <w:b/>
+          <w:i w:val="0"/>
+          <w:color w:val="3DD68C"/>
+          <w:sz w:val="21"/>
+        </w:rPr>
+        <w:t xml:space="preserve">You should see: </w:t>
+      </w:r>
+      <w:r>
+        <w:rPr>
+          <w:rFonts w:ascii="Calibri" w:hAnsi="Calibri"/>
           <w:b w:val="0"/>
           <w:i w:val="0"/>
-          <w:caps/>
+          <w:color w:val="222222"/>
+          <w:sz w:val="21"/>
+        </w:rPr>
+        <w:t>A version number like v20.x.x</w:t>
+      </w:r>
+    </w:p>
+    <w:p>
+      <w:pPr>
+        <w:spacing w:after="200"/>
+      </w:pPr>
+    </w:p>
+    <w:p>
+      <w:pPr>
+        <w:spacing w:before="320" w:after="160"/>
+      </w:pPr>
+      <w:r>
+        <w:rPr>
+          <w:rFonts w:ascii="Arial" w:hAnsi="Arial"/>
+          <w:b/>
+          <w:i w:val="0"/>
+          <w:color w:val="080808"/>
+          <w:sz w:val="28"/>
+        </w:rPr>
+        <w:t>Install Cursor</w:t>
+      </w:r>
+    </w:p>
+    <w:p>
+      <w:pPr>
+        <w:spacing w:after="200" w:lineRule="auto" w:line="300"/>
+      </w:pPr>
+      <w:r>
+        <w:rPr>
+          <w:rFonts w:ascii="Calibri" w:hAnsi="Calibri"/>
+          <w:b w:val="0"/>
+          <w:i w:val="0"/>
+          <w:color w:val="222222"/>
+          <w:sz w:val="22"/>
+        </w:rPr>
+        <w:t>Cursor is where you write code and talk to the AI assistant.</w:t>
+      </w:r>
+    </w:p>
+    <w:p>
+      <w:pPr>
+        <w:spacing w:after="120"/>
+      </w:pPr>
+      <w:r>
+        <w:rPr>
+          <w:rFonts w:ascii="Calibri" w:hAnsi="Calibri"/>
+          <w:b/>
+          <w:i w:val="0"/>
+          <w:color w:val="222222"/>
+          <w:sz w:val="22"/>
+        </w:rPr>
+        <w:t xml:space="preserve">Download link: </w:t>
+      </w:r>
+      <w:hyperlink r:id="rId12">
+        <w:r>
+          <w:rPr>
+            <w:color w:val="4A9EFF"/>
+            <w:u w:val="single"/>
+          </w:rPr>
+          <w:t>https://cursor.com/download</w:t>
+        </w:r>
+      </w:hyperlink>
+    </w:p>
+    <w:p>
+      <w:pPr>
+        <w:spacing w:before="240" w:after="120"/>
+      </w:pPr>
+      <w:r>
+        <w:rPr>
+          <w:rFonts w:ascii="Calibri" w:hAnsi="Calibri"/>
+          <w:b/>
+          <w:i w:val="0"/>
+          <w:color w:val="080808"/>
+          <w:sz w:val="23"/>
+        </w:rPr>
+        <w:t>Step 14. Open the download link. Download and install.</w:t>
+      </w:r>
+    </w:p>
+    <w:p>
+      <w:pPr>
+        <w:spacing w:before="240" w:after="120"/>
+      </w:pPr>
+      <w:r>
+        <w:rPr>
+          <w:rFonts w:ascii="Calibri" w:hAnsi="Calibri"/>
+          <w:b/>
+          <w:i w:val="0"/>
+          <w:color w:val="080808"/>
+          <w:sz w:val="23"/>
+        </w:rPr>
+        <w:t>Step 15. Open Cursor from the Start menu.</w:t>
+      </w:r>
+    </w:p>
+    <w:p>
+      <w:pPr>
+        <w:spacing w:before="240" w:after="120"/>
+      </w:pPr>
+      <w:r>
+        <w:rPr>
+          <w:rFonts w:ascii="Calibri" w:hAnsi="Calibri"/>
+          <w:b/>
+          <w:i w:val="0"/>
+          <w:color w:val="080808"/>
+          <w:sz w:val="23"/>
+        </w:rPr>
+        <w:t>Step 16. Create a free account or sign in when asked.</w:t>
+      </w:r>
+    </w:p>
+    <w:p>
+      <w:pPr>
+        <w:spacing w:after="200"/>
+      </w:pPr>
+    </w:p>
+    <w:p>
+      <w:pPr>
+        <w:spacing w:before="320" w:after="160"/>
+      </w:pPr>
+      <w:r>
+        <w:rPr>
+          <w:rFonts w:ascii="Arial" w:hAnsi="Arial"/>
+          <w:b/>
+          <w:i w:val="0"/>
+          <w:color w:val="080808"/>
+          <w:sz w:val="28"/>
+        </w:rPr>
+        <w:t>Install Ollama</w:t>
+      </w:r>
+    </w:p>
+    <w:p>
+      <w:pPr>
+        <w:spacing w:after="200" w:lineRule="auto" w:line="300"/>
+      </w:pPr>
+      <w:r>
+        <w:rPr>
+          <w:rFonts w:ascii="Calibri" w:hAnsi="Calibri"/>
+          <w:b w:val="0"/>
+          <w:i w:val="0"/>
+          <w:color w:val="222222"/>
+          <w:sz w:val="22"/>
+        </w:rPr>
+        <w:t>Ollama runs the offline AI tutor on your laptop.</w:t>
+      </w:r>
+    </w:p>
+    <w:p>
+      <w:pPr>
+        <w:spacing w:after="120"/>
+      </w:pPr>
+      <w:r>
+        <w:rPr>
+          <w:rFonts w:ascii="Calibri" w:hAnsi="Calibri"/>
+          <w:b/>
+          <w:i w:val="0"/>
+          <w:color w:val="222222"/>
+          <w:sz w:val="22"/>
+        </w:rPr>
+        <w:t xml:space="preserve">Download link: </w:t>
+      </w:r>
+      <w:hyperlink r:id="rId13">
+        <w:r>
+          <w:rPr>
+            <w:color w:val="4A9EFF"/>
+            <w:u w:val="single"/>
+          </w:rPr>
+          <w:t>https://ollama.com/download</w:t>
+        </w:r>
+      </w:hyperlink>
+    </w:p>
+    <w:p>
+      <w:pPr>
+        <w:spacing w:before="240" w:after="120"/>
+      </w:pPr>
+      <w:r>
+        <w:rPr>
+          <w:rFonts w:ascii="Calibri" w:hAnsi="Calibri"/>
+          <w:b/>
+          <w:i w:val="0"/>
+          <w:color w:val="080808"/>
+          <w:sz w:val="23"/>
+        </w:rPr>
+        <w:t>Step 17. Open the download link. Download for Windows.</w:t>
+      </w:r>
+    </w:p>
+    <w:p>
+      <w:pPr>
+        <w:spacing w:before="240" w:after="120"/>
+      </w:pPr>
+      <w:r>
+        <w:rPr>
+          <w:rFonts w:ascii="Calibri" w:hAnsi="Calibri"/>
+          <w:b/>
+          <w:i w:val="0"/>
+          <w:color w:val="080808"/>
+          <w:sz w:val="23"/>
+        </w:rPr>
+        <w:t>Step 18. Run the installer (admin permission may be required).</w:t>
+      </w:r>
+    </w:p>
+    <w:p>
+      <w:pPr>
+        <w:spacing w:before="240" w:after="120"/>
+      </w:pPr>
+      <w:r>
+        <w:rPr>
+          <w:rFonts w:ascii="Calibri" w:hAnsi="Calibri"/>
+          <w:b/>
+          <w:i w:val="0"/>
+          <w:color w:val="080808"/>
+          <w:sz w:val="23"/>
+        </w:rPr>
+        <w:t>Step 19. Check that it worked</w:t>
+      </w:r>
+    </w:p>
+    <w:p>
+      <w:pPr>
+        <w:spacing w:after="80" w:lineRule="auto" w:line="300"/>
+        <w:ind w:left="360"/>
+      </w:pPr>
+      <w:r>
+        <w:rPr>
+          <w:rFonts w:ascii="Calibri" w:hAnsi="Calibri"/>
+          <w:b w:val="0"/>
+          <w:i w:val="0"/>
+          <w:color w:val="222222"/>
+          <w:sz w:val="22"/>
+        </w:rPr>
+        <w:t>Open PowerShell. Paste and run:</w:t>
+      </w:r>
+    </w:p>
+    <w:p>
+      <w:pPr>
+        <w:spacing w:before="120" w:after="40"/>
+        <w:ind w:left="360"/>
+      </w:pPr>
+      <w:r>
+        <w:rPr>
+          <w:rFonts w:ascii="Calibri" w:hAnsi="Calibri"/>
+          <w:b w:val="0"/>
+          <w:i/>
           <w:color w:val="9A9A9A"/>
-          <w:sz w:val="18"/>
-        </w:rPr>
-        <w:t>DAILY GIT LOOP</w:t>
+          <w:sz w:val="20"/>
+        </w:rPr>
+        <w:t>Copy this line, paste into PowerShell, press Enter:</w:t>
       </w:r>
     </w:p>
     <w:tbl>
       <w:tblPr>
         <w:tblW w:type="auto" w:w="0"/>
-        <w:tblLayout w:type="fixed"/>
         <w:tblLook w:firstColumn="1" w:firstRow="1" w:lastColumn="0" w:lastRow="0" w:noHBand="0" w:noVBand="1" w:val="04A0"/>
       </w:tblPr>
       <w:tblGrid>
-        <w:gridCol w:w="9648"/>
+        <w:gridCol w:w="9360"/>
       </w:tblGrid>
       <w:tr>
         <w:tc>
           <w:tcPr>
-            <w:tcW w:type="dxa" w:w="8928"/>
+            <w:tcW w:type="dxa" w:w="9360"/>
             <w:shd w:fill="0A0A0A" w:val="clear"/>
             <w:tcBorders>
               <w:top w:val="single" w:sz="4" w:color="1A1A1A"/>
@@ -1018,7 +1875,7 @@
           </w:tcPr>
           <w:p>
             <w:pPr>
-              <w:spacing w:before="120" w:after="120" w:line="240" w:lineRule="auto"/>
+              <w:spacing w:before="160" w:after="160"/>
             </w:pPr>
             <w:r>
               <w:rPr>
@@ -1026,19 +1883,9 @@
                 <w:b w:val="0"/>
                 <w:i w:val="0"/>
                 <w:color w:val="F0F0F0"/>
-                <w:sz w:val="18"/>
+                <w:sz w:val="20"/>
               </w:rPr>
-              <w:t>cd $HOME\Documents\ustud</w:t>
-              <w:br/>
-              <w:t>git pull</w:t>
-              <w:br/>
-              <w:t>git status</w:t>
-              <w:br/>
-              <w:t>git add .</w:t>
-              <w:br/>
-              <w:t>git commit -m "Week1 Day1: describe what you did"</w:t>
-              <w:br/>
-              <w:t>git push</w:t>
+              <w:t>ollama --version</w:t>
             </w:r>
           </w:p>
         </w:tc>
@@ -1046,38 +1893,770 @@
     </w:tbl>
     <w:p>
       <w:pPr>
+        <w:spacing w:after="120"/>
+        <w:ind w:left="360"/>
+      </w:pPr>
+    </w:p>
+    <w:p>
+      <w:pPr>
+        <w:spacing w:before="80" w:after="200"/>
+        <w:ind w:left="360"/>
+      </w:pPr>
+      <w:r>
+        <w:rPr>
+          <w:rFonts w:ascii="Calibri" w:hAnsi="Calibri"/>
+          <w:b/>
+          <w:i w:val="0"/>
+          <w:color w:val="3DD68C"/>
+          <w:sz w:val="21"/>
+        </w:rPr>
+        <w:t xml:space="preserve">You should see: </w:t>
+      </w:r>
+      <w:r>
+        <w:rPr>
+          <w:rFonts w:ascii="Calibri" w:hAnsi="Calibri"/>
+          <w:b w:val="0"/>
+          <w:i w:val="0"/>
+          <w:color w:val="222222"/>
+          <w:sz w:val="21"/>
+        </w:rPr>
+        <w:t>A version number</w:t>
+      </w:r>
+    </w:p>
+    <w:p>
+      <w:pPr>
+        <w:spacing w:after="200"/>
+      </w:pPr>
+    </w:p>
+    <w:p>
+      <w:pPr>
+        <w:spacing w:before="320" w:after="160"/>
+      </w:pPr>
+      <w:r>
+        <w:rPr>
+          <w:rFonts w:ascii="Arial" w:hAnsi="Arial"/>
+          <w:b/>
+          <w:i w:val="0"/>
+          <w:color w:val="080808"/>
+          <w:sz w:val="28"/>
+        </w:rPr>
+        <w:t>Install OBS Studio</w:t>
+      </w:r>
+    </w:p>
+    <w:p>
+      <w:pPr>
+        <w:spacing w:after="200" w:lineRule="auto" w:line="300"/>
+      </w:pPr>
+      <w:r>
+        <w:rPr>
+          <w:rFonts w:ascii="Calibri" w:hAnsi="Calibri"/>
+          <w:b w:val="0"/>
+          <w:i w:val="0"/>
+          <w:color w:val="222222"/>
+          <w:sz w:val="22"/>
+        </w:rPr>
+        <w:t>OBS records your screen and webcam during Week 1.</w:t>
+      </w:r>
+    </w:p>
+    <w:p>
+      <w:pPr>
+        <w:spacing w:after="120"/>
+      </w:pPr>
+      <w:r>
+        <w:rPr>
+          <w:rFonts w:ascii="Calibri" w:hAnsi="Calibri"/>
+          <w:b/>
+          <w:i w:val="0"/>
+          <w:color w:val="222222"/>
+          <w:sz w:val="22"/>
+        </w:rPr>
+        <w:t xml:space="preserve">Download link: </w:t>
+      </w:r>
+      <w:hyperlink r:id="rId14">
+        <w:r>
+          <w:rPr>
+            <w:color w:val="4A9EFF"/>
+            <w:u w:val="single"/>
+          </w:rPr>
+          <w:t>https://obsproject.com/</w:t>
+        </w:r>
+      </w:hyperlink>
+    </w:p>
+    <w:p>
+      <w:pPr>
+        <w:spacing w:before="240" w:after="120"/>
+      </w:pPr>
+      <w:r>
+        <w:rPr>
+          <w:rFonts w:ascii="Calibri" w:hAnsi="Calibri"/>
+          <w:b/>
+          <w:i w:val="0"/>
+          <w:color w:val="080808"/>
+          <w:sz w:val="23"/>
+        </w:rPr>
+        <w:t>Step 20. Open the download link. Download and install.</w:t>
+      </w:r>
+    </w:p>
+    <w:p>
+      <w:pPr>
+        <w:spacing w:before="240" w:after="120"/>
+      </w:pPr>
+      <w:r>
+        <w:rPr>
+          <w:rFonts w:ascii="Calibri" w:hAnsi="Calibri"/>
+          <w:b/>
+          <w:i w:val="0"/>
+          <w:color w:val="080808"/>
+          <w:sz w:val="23"/>
+        </w:rPr>
+        <w:t>Step 21. Open OBS once to confirm it launches.</w:t>
+      </w:r>
+    </w:p>
+    <w:p>
+      <w:pPr>
+        <w:spacing w:before="240" w:after="120"/>
+      </w:pPr>
+      <w:r>
+        <w:rPr>
+          <w:rFonts w:ascii="Calibri" w:hAnsi="Calibri"/>
+          <w:b/>
+          <w:i w:val="0"/>
+          <w:color w:val="080808"/>
+          <w:sz w:val="23"/>
+        </w:rPr>
+        <w:t>Step 22. Full OBS setup is in Part 6.</w:t>
+      </w:r>
+    </w:p>
+    <w:p>
+      <w:pPr>
+        <w:spacing w:after="200"/>
+      </w:pPr>
+    </w:p>
+    <w:p>
+      <w:pPr>
+        <w:spacing w:after="160"/>
+      </w:pPr>
+    </w:p>
+    <w:p>
+      <w:pPr>
+        <w:spacing w:before="120" w:after="80"/>
+      </w:pPr>
+      <w:r>
+        <w:rPr>
+          <w:rFonts w:ascii="Consolas" w:hAnsi="Consolas"/>
+          <w:b/>
+          <w:i w:val="0"/>
+          <w:color w:val="4A9EFF"/>
+          <w:sz w:val="20"/>
+        </w:rPr>
+        <w:t>PART 2</w:t>
+      </w:r>
+    </w:p>
+    <w:p>
+      <w:pPr>
         <w:spacing w:after="80"/>
       </w:pPr>
     </w:p>
     <w:p>
       <w:pPr>
-        <w:spacing w:before="280" w:after="80"/>
+        <w:spacing w:after="120"/>
+      </w:pPr>
+      <w:r>
+        <w:rPr>
+          <w:rFonts w:ascii="Arial" w:hAnsi="Arial"/>
+          <w:b/>
+          <w:i w:val="0"/>
+          <w:color w:val="080808"/>
+          <w:sz w:val="40"/>
+        </w:rPr>
+        <w:t>Day 0 — Create Online Accounts</w:t>
+      </w:r>
+    </w:p>
+    <w:p>
+      <w:pPr>
+        <w:spacing w:after="280"/>
+      </w:pPr>
+      <w:r>
+        <w:rPr>
+          <w:rFonts w:ascii="Calibri" w:hAnsi="Calibri"/>
+          <w:b w:val="0"/>
+          <w:i w:val="0"/>
+          <w:color w:val="555555"/>
+          <w:sz w:val="22"/>
+        </w:rPr>
+        <w:t>Two free accounts. Do this after installing software.</w:t>
+      </w:r>
+    </w:p>
+    <w:p>
+      <w:pPr>
+        <w:spacing w:before="320" w:after="160"/>
+      </w:pPr>
+      <w:r>
+        <w:rPr>
+          <w:rFonts w:ascii="Arial" w:hAnsi="Arial"/>
+          <w:b/>
+          <w:i w:val="0"/>
+          <w:color w:val="080808"/>
+          <w:sz w:val="28"/>
+        </w:rPr>
+        <w:t>Create a GitHub account</w:t>
+      </w:r>
+    </w:p>
+    <w:p>
+      <w:pPr>
+        <w:spacing w:after="200" w:lineRule="auto" w:line="300"/>
+      </w:pPr>
+      <w:r>
+        <w:rPr>
+          <w:rFonts w:ascii="Calibri" w:hAnsi="Calibri"/>
+          <w:b w:val="0"/>
+          <w:i w:val="0"/>
+          <w:color w:val="222222"/>
+          <w:sz w:val="22"/>
+        </w:rPr>
+        <w:t>GitHub is the website where the team project lives. Management needs your username to give you access.</w:t>
+      </w:r>
+    </w:p>
+    <w:p>
+      <w:pPr>
+        <w:spacing w:before="240" w:after="120"/>
+      </w:pPr>
+      <w:r>
+        <w:rPr>
+          <w:rFonts w:ascii="Calibri" w:hAnsi="Calibri"/>
+          <w:b/>
+          <w:i w:val="0"/>
+          <w:color w:val="080808"/>
+          <w:sz w:val="23"/>
+        </w:rPr>
+        <w:t>Step 1. Go to the signup page</w:t>
+      </w:r>
+    </w:p>
+    <w:p>
+      <w:hyperlink r:id="rId15">
+        <w:r>
+          <w:rPr>
+            <w:color w:val="4A9EFF"/>
+            <w:u w:val="single"/>
+          </w:rPr>
+          <w:t>https://github.com/signup</w:t>
+        </w:r>
+      </w:hyperlink>
+    </w:p>
+    <w:p>
+      <w:pPr>
+        <w:spacing w:before="240" w:after="120"/>
+      </w:pPr>
+      <w:r>
+        <w:rPr>
+          <w:rFonts w:ascii="Calibri" w:hAnsi="Calibri"/>
+          <w:b/>
+          <w:i w:val="0"/>
+          <w:color w:val="080808"/>
+          <w:sz w:val="23"/>
+        </w:rPr>
+        <w:t>Step 2. Create your account</w:t>
+      </w:r>
+    </w:p>
+    <w:p>
+      <w:pPr>
+        <w:spacing w:after="80" w:lineRule="auto" w:line="300"/>
+        <w:ind w:left="360"/>
+      </w:pPr>
+      <w:r>
+        <w:rPr>
+          <w:rFonts w:ascii="Calibri" w:hAnsi="Calibri"/>
+          <w:b w:val="0"/>
+          <w:i w:val="0"/>
+          <w:color w:val="222222"/>
+          <w:sz w:val="22"/>
+        </w:rPr>
+        <w:t>Pick a username (write it down).</w:t>
+      </w:r>
+    </w:p>
+    <w:p>
+      <w:pPr>
+        <w:spacing w:after="80" w:lineRule="auto" w:line="300"/>
+        <w:ind w:left="360"/>
+      </w:pPr>
+      <w:r>
+        <w:rPr>
+          <w:rFonts w:ascii="Calibri" w:hAnsi="Calibri"/>
+          <w:b w:val="0"/>
+          <w:i w:val="0"/>
+          <w:color w:val="222222"/>
+          <w:sz w:val="22"/>
+        </w:rPr>
+        <w:t>Use your real email. Verify your email when GitHub sends a message.</w:t>
+      </w:r>
+    </w:p>
+    <w:p>
+      <w:pPr>
+        <w:spacing w:after="80" w:lineRule="auto" w:line="300"/>
+        <w:ind w:left="360"/>
+      </w:pPr>
+      <w:r>
+        <w:rPr>
+          <w:rFonts w:ascii="Calibri" w:hAnsi="Calibri"/>
+          <w:b w:val="0"/>
+          <w:i w:val="0"/>
+          <w:color w:val="222222"/>
+          <w:sz w:val="22"/>
+        </w:rPr>
+        <w:t>Email your username to management so they can add you to the project.</w:t>
+      </w:r>
+    </w:p>
+    <w:p>
+      <w:pPr>
+        <w:spacing w:before="240" w:after="120"/>
+      </w:pPr>
+      <w:r>
+        <w:rPr>
+          <w:rFonts w:ascii="Calibri" w:hAnsi="Calibri"/>
+          <w:b/>
+          <w:i w:val="0"/>
+          <w:color w:val="080808"/>
+          <w:sz w:val="23"/>
+        </w:rPr>
+        <w:t>Step 3. Accept the team invite</w:t>
+      </w:r>
+    </w:p>
+    <w:p>
+      <w:pPr>
+        <w:spacing w:after="80" w:lineRule="auto" w:line="300"/>
+        <w:ind w:left="360"/>
+      </w:pPr>
+      <w:r>
+        <w:rPr>
+          <w:rFonts w:ascii="Calibri" w:hAnsi="Calibri"/>
+          <w:b w:val="0"/>
+          <w:i w:val="0"/>
+          <w:color w:val="222222"/>
+          <w:sz w:val="22"/>
+        </w:rPr>
+        <w:t>Check your email for an invitation to axiom-forhumanity/ustud.</w:t>
+      </w:r>
+    </w:p>
+    <w:p>
+      <w:pPr>
+        <w:spacing w:after="80" w:lineRule="auto" w:line="300"/>
+        <w:ind w:left="360"/>
+      </w:pPr>
+      <w:r>
+        <w:rPr>
+          <w:rFonts w:ascii="Calibri" w:hAnsi="Calibri"/>
+          <w:b w:val="0"/>
+          <w:i w:val="0"/>
+          <w:color w:val="222222"/>
+          <w:sz w:val="22"/>
+        </w:rPr>
+        <w:t>Click Accept invitation.</w:t>
+      </w:r>
+    </w:p>
+    <w:p>
+      <w:pPr>
+        <w:spacing w:after="80" w:lineRule="auto" w:line="300"/>
+        <w:ind w:left="360"/>
+      </w:pPr>
+      <w:r>
+        <w:rPr>
+          <w:rFonts w:ascii="Calibri" w:hAnsi="Calibri"/>
+          <w:b w:val="0"/>
+          <w:i w:val="0"/>
+          <w:color w:val="222222"/>
+          <w:sz w:val="22"/>
+        </w:rPr>
+        <w:t>Open this link in your browser to confirm you see the project:</w:t>
+      </w:r>
+    </w:p>
+    <w:p>
+      <w:hyperlink r:id="rId16">
+        <w:r>
+          <w:rPr>
+            <w:color w:val="4A9EFF"/>
+            <w:u w:val="single"/>
+          </w:rPr>
+          <w:t>https://github.com/axiom-forhumanity/ustud</w:t>
+        </w:r>
+      </w:hyperlink>
+    </w:p>
+    <w:p>
+      <w:pPr>
+        <w:spacing w:after="280" w:lineRule="auto" w:line="300"/>
+      </w:pPr>
+      <w:r>
+        <w:rPr>
+          <w:rFonts w:ascii="Calibri" w:hAnsi="Calibri"/>
+          <w:b w:val="0"/>
+          <w:i w:val="0"/>
+          <w:color w:val="222222"/>
+          <w:sz w:val="22"/>
+        </w:rPr>
+        <w:t>You should see files and folders, not a 404 error page.</w:t>
+      </w:r>
+    </w:p>
+    <w:p>
+      <w:pPr>
+        <w:spacing w:before="320" w:after="160"/>
+      </w:pPr>
+      <w:r>
+        <w:rPr>
+          <w:rFonts w:ascii="Arial" w:hAnsi="Arial"/>
+          <w:b/>
+          <w:i w:val="0"/>
+          <w:color w:val="080808"/>
+          <w:sz w:val="28"/>
+        </w:rPr>
+        <w:t>Create an NVIDIA account (for free AI courses)</w:t>
+      </w:r>
+    </w:p>
+    <w:p>
+      <w:pPr>
+        <w:spacing w:after="200" w:lineRule="auto" w:line="300"/>
+      </w:pPr>
+      <w:r>
+        <w:rPr>
+          <w:rFonts w:ascii="Calibri" w:hAnsi="Calibri"/>
+          <w:b w:val="0"/>
+          <w:i w:val="0"/>
+          <w:color w:val="222222"/>
+          <w:sz w:val="22"/>
+        </w:rPr>
+        <w:t>You will use this on Wednesday and Thursday for free training videos.</w:t>
+      </w:r>
+    </w:p>
+    <w:p>
+      <w:hyperlink r:id="rId17">
+        <w:r>
+          <w:rPr>
+            <w:color w:val="4A9EFF"/>
+            <w:u w:val="single"/>
+          </w:rPr>
+          <w:t>https://developer.nvidia.com/login</w:t>
+        </w:r>
+      </w:hyperlink>
+    </w:p>
+    <w:p>
+      <w:pPr>
+        <w:spacing w:before="240" w:after="120"/>
+      </w:pPr>
+      <w:r>
+        <w:rPr>
+          <w:rFonts w:ascii="Calibri" w:hAnsi="Calibri"/>
+          <w:b/>
+          <w:i w:val="0"/>
+          <w:color w:val="080808"/>
+          <w:sz w:val="23"/>
+        </w:rPr>
+        <w:t>Step 1. Sign up for a free account</w:t>
+      </w:r>
+    </w:p>
+    <w:p>
+      <w:pPr>
+        <w:spacing w:after="80" w:lineRule="auto" w:line="300"/>
+        <w:ind w:left="360"/>
+      </w:pPr>
+      <w:r>
+        <w:rPr>
+          <w:rFonts w:ascii="Calibri" w:hAnsi="Calibri"/>
+          <w:b w:val="0"/>
+          <w:i w:val="0"/>
+          <w:color w:val="222222"/>
+          <w:sz w:val="22"/>
+        </w:rPr>
+        <w:t>Follow the website steps. Verify your email if asked.</w:t>
+      </w:r>
+    </w:p>
+    <w:p>
+      <w:pPr>
+        <w:spacing w:after="160"/>
+      </w:pPr>
+    </w:p>
+    <w:p>
+      <w:pPr>
+        <w:spacing w:before="120" w:after="80"/>
       </w:pPr>
       <w:r>
         <w:rPr>
           <w:rFonts w:ascii="Consolas" w:hAnsi="Consolas"/>
+          <w:b/>
+          <w:i w:val="0"/>
+          <w:color w:val="4A9EFF"/>
+          <w:sz w:val="20"/>
+        </w:rPr>
+        <w:t>PART 3</w:t>
+      </w:r>
+    </w:p>
+    <w:p>
+      <w:pPr>
+        <w:spacing w:after="80"/>
+      </w:pPr>
+    </w:p>
+    <w:p>
+      <w:pPr>
+        <w:spacing w:after="120"/>
+      </w:pPr>
+      <w:r>
+        <w:rPr>
+          <w:rFonts w:ascii="Arial" w:hAnsi="Arial"/>
+          <w:b/>
+          <w:i w:val="0"/>
+          <w:color w:val="080808"/>
+          <w:sz w:val="40"/>
+        </w:rPr>
+        <w:t>Simple Words — What Is GitHub?</w:t>
+      </w:r>
+    </w:p>
+    <w:p>
+      <w:pPr>
+        <w:spacing w:after="280"/>
+      </w:pPr>
+      <w:r>
+        <w:rPr>
+          <w:rFonts w:ascii="Calibri" w:hAnsi="Calibri"/>
           <w:b w:val="0"/>
           <w:i w:val="0"/>
-          <w:caps/>
-          <w:color w:val="9A9A9A"/>
-          <w:sz w:val="18"/>
-        </w:rPr>
-        <w:t>MONDAY — FIRST COMMIT EXAMPLE</w:t>
+          <w:color w:val="555555"/>
+          <w:sz w:val="22"/>
+        </w:rPr>
+        <w:t>Read this on Monday before you download the project.</w:t>
+      </w:r>
+    </w:p>
+    <w:p>
+      <w:pPr>
+        <w:spacing w:after="240" w:lineRule="auto" w:line="300"/>
+      </w:pPr>
+      <w:r>
+        <w:rPr>
+          <w:rFonts w:ascii="Calibri" w:hAnsi="Calibri"/>
+          <w:b w:val="0"/>
+          <w:i w:val="0"/>
+          <w:color w:val="222222"/>
+          <w:sz w:val="22"/>
+        </w:rPr>
+        <w:t>Think of the project like a shared folder in the cloud. Your laptop has a copy. When you save work, you send it back to the cloud so management can see it.</w:t>
+      </w:r>
+    </w:p>
+    <w:p>
+      <w:pPr>
+        <w:spacing w:after="160"/>
+      </w:pPr>
+      <w:r>
+        <w:rPr>
+          <w:rFonts w:ascii="Calibri" w:hAnsi="Calibri"/>
+          <w:b/>
+          <w:i w:val="0"/>
+          <w:color w:val="080808"/>
+          <w:sz w:val="22"/>
+        </w:rPr>
+        <w:t xml:space="preserve">Repository (repo): </w:t>
+      </w:r>
+      <w:r>
+        <w:rPr>
+          <w:rFonts w:ascii="Calibri" w:hAnsi="Calibri"/>
+          <w:b w:val="0"/>
+          <w:i w:val="0"/>
+          <w:color w:val="222222"/>
+          <w:sz w:val="22"/>
+        </w:rPr>
+        <w:t>The whole project: all files and all history of changes.</w:t>
+      </w:r>
+    </w:p>
+    <w:p>
+      <w:pPr>
+        <w:spacing w:after="160"/>
+      </w:pPr>
+      <w:r>
+        <w:rPr>
+          <w:rFonts w:ascii="Calibri" w:hAnsi="Calibri"/>
+          <w:b/>
+          <w:i w:val="0"/>
+          <w:color w:val="080808"/>
+          <w:sz w:val="22"/>
+        </w:rPr>
+        <w:t xml:space="preserve">Clone: </w:t>
+      </w:r>
+      <w:r>
+        <w:rPr>
+          <w:rFonts w:ascii="Calibri" w:hAnsi="Calibri"/>
+          <w:b w:val="0"/>
+          <w:i w:val="0"/>
+          <w:color w:val="222222"/>
+          <w:sz w:val="22"/>
+        </w:rPr>
+        <w:t>Download the project from GitHub to your laptop (you do this once).</w:t>
+      </w:r>
+    </w:p>
+    <w:p>
+      <w:pPr>
+        <w:spacing w:after="160"/>
+      </w:pPr>
+      <w:r>
+        <w:rPr>
+          <w:rFonts w:ascii="Calibri" w:hAnsi="Calibri"/>
+          <w:b/>
+          <w:i w:val="0"/>
+          <w:color w:val="080808"/>
+          <w:sz w:val="22"/>
+        </w:rPr>
+        <w:t xml:space="preserve">Pull: </w:t>
+      </w:r>
+      <w:r>
+        <w:rPr>
+          <w:rFonts w:ascii="Calibri" w:hAnsi="Calibri"/>
+          <w:b w:val="0"/>
+          <w:i w:val="0"/>
+          <w:color w:val="222222"/>
+          <w:sz w:val="22"/>
+        </w:rPr>
+        <w:t>Get the newest changes from GitHub before you start working each day.</w:t>
+      </w:r>
+    </w:p>
+    <w:p>
+      <w:pPr>
+        <w:spacing w:after="160"/>
+      </w:pPr>
+      <w:r>
+        <w:rPr>
+          <w:rFonts w:ascii="Calibri" w:hAnsi="Calibri"/>
+          <w:b/>
+          <w:i w:val="0"/>
+          <w:color w:val="080808"/>
+          <w:sz w:val="22"/>
+        </w:rPr>
+        <w:t xml:space="preserve">Commit: </w:t>
+      </w:r>
+      <w:r>
+        <w:rPr>
+          <w:rFonts w:ascii="Calibri" w:hAnsi="Calibri"/>
+          <w:b w:val="0"/>
+          <w:i w:val="0"/>
+          <w:color w:val="222222"/>
+          <w:sz w:val="22"/>
+        </w:rPr>
+        <w:t>Save a snapshot of your changes on your laptop with a short note.</w:t>
+      </w:r>
+    </w:p>
+    <w:p>
+      <w:pPr>
+        <w:spacing w:after="160"/>
+      </w:pPr>
+      <w:r>
+        <w:rPr>
+          <w:rFonts w:ascii="Calibri" w:hAnsi="Calibri"/>
+          <w:b/>
+          <w:i w:val="0"/>
+          <w:color w:val="080808"/>
+          <w:sz w:val="22"/>
+        </w:rPr>
+        <w:t xml:space="preserve">Push: </w:t>
+      </w:r>
+      <w:r>
+        <w:rPr>
+          <w:rFonts w:ascii="Calibri" w:hAnsi="Calibri"/>
+          <w:b w:val="0"/>
+          <w:i w:val="0"/>
+          <w:color w:val="222222"/>
+          <w:sz w:val="22"/>
+        </w:rPr>
+        <w:t>Send your saved snapshots up to GitHub so the team can see them.</w:t>
       </w:r>
     </w:p>
     <w:tbl>
       <w:tblPr>
         <w:tblW w:type="auto" w:w="0"/>
-        <w:tblLayout w:type="fixed"/>
         <w:tblLook w:firstColumn="1" w:firstRow="1" w:lastColumn="0" w:lastRow="0" w:noHBand="0" w:noVBand="1" w:val="04A0"/>
       </w:tblPr>
       <w:tblGrid>
-        <w:gridCol w:w="9648"/>
+        <w:gridCol w:w="9360"/>
       </w:tblGrid>
       <w:tr>
         <w:tc>
           <w:tcPr>
-            <w:tcW w:type="dxa" w:w="8928"/>
+            <w:tcW w:type="dxa" w:w="9360"/>
+            <w:shd w:fill="E8F8EF" w:val="clear"/>
+            <w:tcBorders>
+              <w:top w:val="single" w:sz="4" w:color="CCCCCC"/>
+              <w:left w:val="single" w:sz="4" w:color="CCCCCC"/>
+              <w:bottom w:val="single" w:sz="4" w:color="CCCCCC"/>
+              <w:right w:val="single" w:sz="4" w:color="CCCCCC"/>
+            </w:tcBorders>
+          </w:tcPr>
+          <w:p>
+            <w:pPr>
+              <w:spacing w:before="160" w:after="160"/>
+            </w:pPr>
+            <w:r>
+              <w:rPr>
+                <w:rFonts w:ascii="Consolas" w:hAnsi="Consolas"/>
+                <w:b/>
+                <w:i w:val="0"/>
+                <w:color w:val="3DD68C"/>
+                <w:sz w:val="17"/>
+              </w:rPr>
+              <w:t xml:space="preserve">DAILY HABIT  </w:t>
+            </w:r>
+            <w:r>
+              <w:rPr>
+                <w:rFonts w:ascii="Calibri" w:hAnsi="Calibri"/>
+                <w:b w:val="0"/>
+                <w:i w:val="0"/>
+                <w:color w:val="222222"/>
+                <w:sz w:val="21"/>
+              </w:rPr>
+              <w:t>Every work day: pull first (get updates), do your work, then commit and push (send your work up).</w:t>
+            </w:r>
+          </w:p>
+        </w:tc>
+      </w:tr>
+    </w:tbl>
+    <w:p>
+      <w:pPr>
+        <w:spacing w:after="160"/>
+      </w:pPr>
+    </w:p>
+    <w:p>
+      <w:pPr>
+        <w:spacing w:before="320" w:after="160"/>
+      </w:pPr>
+      <w:r>
+        <w:rPr>
+          <w:rFonts w:ascii="Arial" w:hAnsi="Arial"/>
+          <w:b/>
+          <w:i w:val="0"/>
+          <w:color w:val="080808"/>
+          <w:sz w:val="28"/>
+        </w:rPr>
+        <w:t>Tell Git your name (one time only)</w:t>
+      </w:r>
+    </w:p>
+    <w:p>
+      <w:pPr>
+        <w:spacing w:after="200" w:lineRule="auto" w:line="300"/>
+      </w:pPr>
+      <w:r>
+        <w:rPr>
+          <w:rFonts w:ascii="Calibri" w:hAnsi="Calibri"/>
+          <w:b w:val="0"/>
+          <w:i w:val="0"/>
+          <w:color w:val="222222"/>
+          <w:sz w:val="22"/>
+        </w:rPr>
+        <w:t>Replace the name and email with yours. Run these two lines in PowerShell:</w:t>
+      </w:r>
+    </w:p>
+    <w:tbl>
+      <w:tblPr>
+        <w:tblW w:type="auto" w:w="0"/>
+        <w:tblLook w:firstColumn="1" w:firstRow="1" w:lastColumn="0" w:lastRow="0" w:noHBand="0" w:noVBand="1" w:val="04A0"/>
+      </w:tblPr>
+      <w:tblGrid>
+        <w:gridCol w:w="9360"/>
+      </w:tblGrid>
+      <w:tr>
+        <w:tc>
+          <w:tcPr>
+            <w:tcW w:type="dxa" w:w="9360"/>
             <w:shd w:fill="0A0A0A" w:val="clear"/>
             <w:tcBorders>
               <w:top w:val="single" w:sz="4" w:color="1A1A1A"/>
@@ -1088,7 +2667,7 @@
           </w:tcPr>
           <w:p>
             <w:pPr>
-              <w:spacing w:before="120" w:after="120" w:line="240" w:lineRule="auto"/>
+              <w:spacing w:before="160" w:after="160"/>
             </w:pPr>
             <w:r>
               <w:rPr>
@@ -1096,17 +2675,9 @@
                 <w:b w:val="0"/>
                 <w:i w:val="0"/>
                 <w:color w:val="F0F0F0"/>
-                <w:sz w:val="18"/>
+                <w:sz w:val="20"/>
               </w:rPr>
-              <w:t>cd $HOME\Documents\ustud</w:t>
-              <w:br/>
-              <w:t>git pull</w:t>
-              <w:br/>
-              <w:t>git add .</w:t>
-              <w:br/>
-              <w:t>git commit -m "Week1 Day1: completed GitHub setup and first push"</w:t>
-              <w:br/>
-              <w:t>git push</w:t>
+              <w:t>git config --global user.name "Your Full Name"</w:t>
             </w:r>
           </w:p>
         </w:tc>
@@ -1114,67 +2685,21 @@
     </w:tbl>
     <w:p>
       <w:pPr>
-        <w:spacing w:after="80"/>
-      </w:pPr>
-    </w:p>
-    <w:p>
-      <w:pPr>
-        <w:spacing w:before="200" w:after="120"/>
-      </w:pPr>
-      <w:r>
-        <w:rPr>
-          <w:rFonts w:ascii="Space Grotesk" w:hAnsi="Space Grotesk"/>
-          <w:b/>
-          <w:i w:val="0"/>
-          <w:color w:val="080808"/>
-          <w:sz w:val="32"/>
-        </w:rPr>
-        <w:t>Git troubleshooting</w:t>
-      </w:r>
-    </w:p>
-    <w:p>
-      <w:pPr>
-        <w:spacing w:after="120" w:lineRule="auto" w:line="276"/>
-      </w:pPr>
-      <w:r>
-        <w:rPr>
-          <w:rFonts w:ascii="Inter" w:hAnsi="Inter"/>
-          <w:b w:val="0"/>
-          <w:i w:val="0"/>
-          <w:color w:val="222222"/>
-          <w:sz w:val="21"/>
-        </w:rPr>
-        <w:t>403 Permission denied: wrong GitHub account logged in.</w:t>
-      </w:r>
-    </w:p>
-    <w:p>
-      <w:pPr>
-        <w:spacing w:before="160" w:after="40"/>
-      </w:pPr>
-      <w:r>
-        <w:rPr>
-          <w:rFonts w:ascii="Consolas" w:hAnsi="Consolas"/>
-          <w:b w:val="0"/>
-          <w:i w:val="0"/>
-          <w:color w:val="9A9A9A"/>
-          <w:sz w:val="17"/>
-        </w:rPr>
-        <w:t>Install GitHub CLI from https://cli.github.com/ if needed. Log in as the account management invited.</w:t>
-      </w:r>
+        <w:spacing w:after="120"/>
+      </w:pPr>
     </w:p>
     <w:tbl>
       <w:tblPr>
         <w:tblW w:type="auto" w:w="0"/>
-        <w:tblLayout w:type="fixed"/>
         <w:tblLook w:firstColumn="1" w:firstRow="1" w:lastColumn="0" w:lastRow="0" w:noHBand="0" w:noVBand="1" w:val="04A0"/>
       </w:tblPr>
       <w:tblGrid>
-        <w:gridCol w:w="9648"/>
+        <w:gridCol w:w="9360"/>
       </w:tblGrid>
       <w:tr>
         <w:tc>
           <w:tcPr>
-            <w:tcW w:type="dxa" w:w="8928"/>
+            <w:tcW w:type="dxa" w:w="9360"/>
             <w:shd w:fill="0A0A0A" w:val="clear"/>
             <w:tcBorders>
               <w:top w:val="single" w:sz="4" w:color="1A1A1A"/>
@@ -1185,7 +2710,7 @@
           </w:tcPr>
           <w:p>
             <w:pPr>
-              <w:spacing w:before="120" w:after="120" w:line="240" w:lineRule="auto"/>
+              <w:spacing w:before="160" w:after="160"/>
             </w:pPr>
             <w:r>
               <w:rPr>
@@ -1193,11 +2718,9 @@
                 <w:b w:val="0"/>
                 <w:i w:val="0"/>
                 <w:color w:val="F0F0F0"/>
-                <w:sz w:val="18"/>
+                <w:sz w:val="20"/>
               </w:rPr>
-              <w:t>gh auth login</w:t>
-              <w:br/>
-              <w:t>cmdkey /delete:LegacyGeneric:target=git:https://github.com</w:t>
+              <w:t>git config --global user.email "your.email@example.com"</w:t>
             </w:r>
           </w:p>
         </w:tc>
@@ -1205,37 +2728,233 @@
     </w:tbl>
     <w:p>
       <w:pPr>
+        <w:spacing w:after="120"/>
+      </w:pPr>
+    </w:p>
+    <w:p>
+      <w:pPr>
+        <w:spacing w:after="160"/>
+      </w:pPr>
+    </w:p>
+    <w:p>
+      <w:pPr>
+        <w:spacing w:before="120" w:after="80"/>
+      </w:pPr>
+      <w:r>
+        <w:rPr>
+          <w:rFonts w:ascii="Consolas" w:hAnsi="Consolas"/>
+          <w:b/>
+          <w:i w:val="0"/>
+          <w:color w:val="4A9EFF"/>
+          <w:sz w:val="20"/>
+        </w:rPr>
+        <w:t>PART 4</w:t>
+      </w:r>
+    </w:p>
+    <w:p>
+      <w:pPr>
         <w:spacing w:after="80"/>
       </w:pPr>
     </w:p>
     <w:p>
       <w:pPr>
-        <w:spacing w:after="120" w:lineRule="auto" w:line="276"/>
-      </w:pPr>
-      <w:r>
-        <w:rPr>
-          <w:rFonts w:ascii="Inter" w:hAnsi="Inter"/>
+        <w:spacing w:after="120"/>
+      </w:pPr>
+      <w:r>
+        <w:rPr>
+          <w:rFonts w:ascii="Arial" w:hAnsi="Arial"/>
+          <w:b/>
+          <w:i w:val="0"/>
+          <w:color w:val="080808"/>
+          <w:sz w:val="40"/>
+        </w:rPr>
+        <w:t>Monday — Download the Project</w:t>
+      </w:r>
+    </w:p>
+    <w:p>
+      <w:pPr>
+        <w:spacing w:after="280"/>
+      </w:pPr>
+      <w:r>
+        <w:rPr>
+          <w:rFonts w:ascii="Calibri" w:hAnsi="Calibri"/>
           <w:b w:val="0"/>
           <w:i w:val="0"/>
-          <w:color w:val="222222"/>
-          <w:sz w:val="21"/>
-        </w:rPr>
-        <w:t>Push failed (large files): Library PDFs are not in Git. Download locally after clone:</w:t>
+          <w:color w:val="555555"/>
+          <w:sz w:val="22"/>
+        </w:rPr>
+        <w:t>About 1 hour. Start OBS recording first (see Part 6).</w:t>
       </w:r>
     </w:p>
     <w:tbl>
       <w:tblPr>
         <w:tblW w:type="auto" w:w="0"/>
-        <w:tblLayout w:type="fixed"/>
         <w:tblLook w:firstColumn="1" w:firstRow="1" w:lastColumn="0" w:lastRow="0" w:noHBand="0" w:noVBand="1" w:val="04A0"/>
       </w:tblPr>
       <w:tblGrid>
-        <w:gridCol w:w="9648"/>
+        <w:gridCol w:w="9360"/>
       </w:tblGrid>
       <w:tr>
         <w:tc>
           <w:tcPr>
-            <w:tcW w:type="dxa" w:w="8928"/>
+            <w:tcW w:type="dxa" w:w="9360"/>
+            <w:shd w:fill="FFF8E8" w:val="clear"/>
+            <w:tcBorders>
+              <w:top w:val="single" w:sz="4" w:color="CCCCCC"/>
+              <w:left w:val="single" w:sz="4" w:color="CCCCCC"/>
+              <w:bottom w:val="single" w:sz="4" w:color="CCCCCC"/>
+              <w:right w:val="single" w:sz="4" w:color="CCCCCC"/>
+            </w:tcBorders>
+          </w:tcPr>
+          <w:p>
+            <w:pPr>
+              <w:spacing w:before="160" w:after="160"/>
+            </w:pPr>
+            <w:r>
+              <w:rPr>
+                <w:rFonts w:ascii="Consolas" w:hAnsi="Consolas"/>
+                <w:b/>
+                <w:i w:val="0"/>
+                <w:color w:val="E8A838"/>
+                <w:sz w:val="17"/>
+              </w:rPr>
+              <w:t xml:space="preserve">BEFORE YOU START  </w:t>
+            </w:r>
+            <w:r>
+              <w:rPr>
+                <w:rFonts w:ascii="Calibri" w:hAnsi="Calibri"/>
+                <w:b w:val="0"/>
+                <w:i w:val="0"/>
+                <w:color w:val="222222"/>
+                <w:sz w:val="21"/>
+              </w:rPr>
+              <w:t>Start OBS recording (screen + webcam). Pause OBS if you type a password.</w:t>
+            </w:r>
+          </w:p>
+        </w:tc>
+      </w:tr>
+    </w:tbl>
+    <w:p>
+      <w:pPr>
+        <w:spacing w:after="160"/>
+      </w:pPr>
+    </w:p>
+    <w:p>
+      <w:pPr>
+        <w:spacing w:before="240" w:after="120"/>
+      </w:pPr>
+      <w:r>
+        <w:rPr>
+          <w:rFonts w:ascii="Calibri" w:hAnsi="Calibri"/>
+          <w:b/>
+          <w:i w:val="0"/>
+          <w:color w:val="080808"/>
+          <w:sz w:val="23"/>
+        </w:rPr>
+        <w:t>Step 1. Open PowerShell</w:t>
+      </w:r>
+    </w:p>
+    <w:p>
+      <w:pPr>
+        <w:spacing w:after="80" w:lineRule="auto" w:line="300"/>
+        <w:ind w:left="360"/>
+      </w:pPr>
+      <w:r>
+        <w:rPr>
+          <w:rFonts w:ascii="Calibri" w:hAnsi="Calibri"/>
+          <w:b w:val="0"/>
+          <w:i w:val="0"/>
+          <w:color w:val="222222"/>
+          <w:sz w:val="22"/>
+        </w:rPr>
+        <w:t>Use the Start menu. Search PowerShell. Open it.</w:t>
+      </w:r>
+    </w:p>
+    <w:p>
+      <w:pPr>
+        <w:spacing w:before="80" w:after="200"/>
+        <w:ind w:left="360"/>
+      </w:pPr>
+      <w:r>
+        <w:rPr>
+          <w:rFonts w:ascii="Calibri" w:hAnsi="Calibri"/>
+          <w:b/>
+          <w:i w:val="0"/>
+          <w:color w:val="3DD68C"/>
+          <w:sz w:val="21"/>
+        </w:rPr>
+        <w:t xml:space="preserve">You should see: </w:t>
+      </w:r>
+      <w:r>
+        <w:rPr>
+          <w:rFonts w:ascii="Calibri" w:hAnsi="Calibri"/>
+          <w:b w:val="0"/>
+          <w:i w:val="0"/>
+          <w:color w:val="222222"/>
+          <w:sz w:val="21"/>
+        </w:rPr>
+        <w:t>Window is open</w:t>
+      </w:r>
+    </w:p>
+    <w:p>
+      <w:pPr>
+        <w:spacing w:before="240" w:after="120"/>
+      </w:pPr>
+      <w:r>
+        <w:rPr>
+          <w:rFonts w:ascii="Calibri" w:hAnsi="Calibri"/>
+          <w:b/>
+          <w:i w:val="0"/>
+          <w:color w:val="080808"/>
+          <w:sz w:val="23"/>
+        </w:rPr>
+        <w:t>Step 2. Go to your Documents folder</w:t>
+      </w:r>
+    </w:p>
+    <w:p>
+      <w:pPr>
+        <w:spacing w:after="80" w:lineRule="auto" w:line="300"/>
+        <w:ind w:left="360"/>
+      </w:pPr>
+      <w:r>
+        <w:rPr>
+          <w:rFonts w:ascii="Calibri" w:hAnsi="Calibri"/>
+          <w:b w:val="0"/>
+          <w:i w:val="0"/>
+          <w:color w:val="222222"/>
+          <w:sz w:val="22"/>
+        </w:rPr>
+        <w:t>This is where the project will live.</w:t>
+      </w:r>
+    </w:p>
+    <w:p>
+      <w:pPr>
+        <w:spacing w:before="120" w:after="40"/>
+        <w:ind w:left="360"/>
+      </w:pPr>
+      <w:r>
+        <w:rPr>
+          <w:rFonts w:ascii="Calibri" w:hAnsi="Calibri"/>
+          <w:b w:val="0"/>
+          <w:i/>
+          <w:color w:val="9A9A9A"/>
+          <w:sz w:val="20"/>
+        </w:rPr>
+        <w:t>Copy this line, paste into PowerShell, press Enter:</w:t>
+      </w:r>
+    </w:p>
+    <w:tbl>
+      <w:tblPr>
+        <w:tblW w:type="auto" w:w="0"/>
+        <w:tblLook w:firstColumn="1" w:firstRow="1" w:lastColumn="0" w:lastRow="0" w:noHBand="0" w:noVBand="1" w:val="04A0"/>
+      </w:tblPr>
+      <w:tblGrid>
+        <w:gridCol w:w="9360"/>
+      </w:tblGrid>
+      <w:tr>
+        <w:tc>
+          <w:tcPr>
+            <w:tcW w:type="dxa" w:w="9360"/>
             <w:shd w:fill="0A0A0A" w:val="clear"/>
             <w:tcBorders>
               <w:top w:val="single" w:sz="4" w:color="1A1A1A"/>
@@ -1246,7 +2965,7 @@
           </w:tcPr>
           <w:p>
             <w:pPr>
-              <w:spacing w:before="120" w:after="120" w:line="240" w:lineRule="auto"/>
+              <w:spacing w:before="160" w:after="160"/>
             </w:pPr>
             <w:r>
               <w:rPr>
@@ -1254,9 +2973,9 @@
                 <w:b w:val="0"/>
                 <w:i w:val="0"/>
                 <w:color w:val="F0F0F0"/>
-                <w:sz w:val="18"/>
+                <w:sz w:val="20"/>
               </w:rPr>
-              <w:t>python scripts/download_oer.py</w:t>
+              <w:t>cd $HOME\Documents</w:t>
             </w:r>
           </w:p>
         </w:tc>
@@ -1264,122 +2983,95 @@
     </w:tbl>
     <w:p>
       <w:pPr>
-        <w:spacing w:after="80"/>
-      </w:pPr>
-    </w:p>
-    <w:p>
-      <w:pPr>
-        <w:spacing w:before="320" w:after="120"/>
-      </w:pPr>
-      <w:r>
-        <w:rPr>
-          <w:rFonts w:ascii="Space Grotesk" w:hAnsi="Space Grotesk"/>
+        <w:spacing w:after="120"/>
+        <w:ind w:left="360"/>
+      </w:pPr>
+    </w:p>
+    <w:p>
+      <w:pPr>
+        <w:spacing w:before="80" w:after="200"/>
+        <w:ind w:left="360"/>
+      </w:pPr>
+      <w:r>
+        <w:rPr>
+          <w:rFonts w:ascii="Calibri" w:hAnsi="Calibri"/>
           <w:b/>
           <w:i w:val="0"/>
-          <w:color w:val="080808"/>
-          <w:sz w:val="44"/>
-        </w:rPr>
-        <w:t>Trust Recording — Week 1</w:t>
-      </w:r>
-    </w:p>
-    <w:p>
-      <w:pPr>
-        <w:spacing w:after="160"/>
-      </w:pPr>
-      <w:r>
-        <w:rPr>
-          <w:rFonts w:ascii="Consolas" w:hAnsi="Consolas"/>
-          <w:b/>
-          <w:i w:val="0"/>
-          <w:color w:val="E8A838"/>
-          <w:sz w:val="17"/>
-        </w:rPr>
-        <w:t xml:space="preserve">WATCH  </w:t>
-      </w:r>
-      <w:r>
-        <w:rPr>
-          <w:rFonts w:ascii="Inter" w:hAnsi="Inter"/>
+          <w:color w:val="3DD68C"/>
+          <w:sz w:val="21"/>
+        </w:rPr>
+        <w:t xml:space="preserve">You should see: </w:t>
+      </w:r>
+      <w:r>
+        <w:rPr>
+          <w:rFonts w:ascii="Calibri" w:hAnsi="Calibri"/>
           <w:b w:val="0"/>
           <w:i w:val="0"/>
           <w:color w:val="222222"/>
           <w:sz w:val="21"/>
         </w:rPr>
-        <w:t>Record screen + webcam every Mon–Fri (~1 hour). Upload same day.</w:t>
-      </w:r>
-    </w:p>
-    <w:p>
-      <w:pPr>
-        <w:spacing w:after="120" w:lineRule="auto" w:line="276"/>
-      </w:pPr>
-      <w:r>
-        <w:rPr>
-          <w:rFonts w:ascii="Inter" w:hAnsi="Inter"/>
+        <w:t>The prompt may change to show Documents</w:t>
+      </w:r>
+    </w:p>
+    <w:p>
+      <w:pPr>
+        <w:spacing w:before="240" w:after="120"/>
+      </w:pPr>
+      <w:r>
+        <w:rPr>
+          <w:rFonts w:ascii="Calibri" w:hAnsi="Calibri"/>
+          <w:b/>
+          <w:i w:val="0"/>
+          <w:color w:val="080808"/>
+          <w:sz w:val="23"/>
+        </w:rPr>
+        <w:t>Step 3. Download the project from GitHub (clone)</w:t>
+      </w:r>
+    </w:p>
+    <w:p>
+      <w:pPr>
+        <w:spacing w:after="80" w:lineRule="auto" w:line="300"/>
+        <w:ind w:left="360"/>
+      </w:pPr>
+      <w:r>
+        <w:rPr>
+          <w:rFonts w:ascii="Calibri" w:hAnsi="Calibri"/>
           <w:b w:val="0"/>
           <w:i w:val="0"/>
           <w:color w:val="222222"/>
-          <w:sz w:val="21"/>
-        </w:rPr>
-        <w:t>Consent: Week 1 sessions are recorded for training verification, shared with AXIOM management only. Pause OBS when entering passwords or personal information.</w:t>
-      </w:r>
-    </w:p>
-    <w:p>
-      <w:pPr>
-        <w:spacing w:after="120" w:lineRule="auto" w:line="276"/>
-      </w:pPr>
-      <w:r>
-        <w:rPr>
-          <w:rFonts w:ascii="Inter" w:hAnsi="Inter"/>
+          <w:sz w:val="22"/>
+        </w:rPr>
+        <w:t>This may take 1 to 2 minutes. Wait until it finishes.</w:t>
+      </w:r>
+    </w:p>
+    <w:p>
+      <w:pPr>
+        <w:spacing w:before="120" w:after="40"/>
+        <w:ind w:left="360"/>
+      </w:pPr>
+      <w:r>
+        <w:rPr>
+          <w:rFonts w:ascii="Calibri" w:hAnsi="Calibri"/>
           <w:b w:val="0"/>
-          <w:i w:val="0"/>
-          <w:color w:val="222222"/>
-          <w:sz w:val="21"/>
-        </w:rPr>
-        <w:t>Upload folder: use the link management sends in your welcome email (MANAGEMENT_UPLOAD_FOLDER_URL).</w:t>
-      </w:r>
-    </w:p>
-    <w:p>
-      <w:pPr>
-        <w:spacing w:after="120" w:lineRule="auto" w:line="276"/>
-      </w:pPr>
-      <w:r>
-        <w:rPr>
-          <w:rFonts w:ascii="Inter" w:hAnsi="Inter"/>
-          <w:b w:val="0"/>
-          <w:i w:val="0"/>
-          <w:color w:val="222222"/>
-          <w:sz w:val="21"/>
-        </w:rPr>
-        <w:t>File naming: Week1_Day1_YYYY-MM-DD_FirstName.mp4 (Day1=Monday through Day5=Friday).</w:t>
-      </w:r>
-    </w:p>
-    <w:p>
-      <w:pPr>
-        <w:spacing w:after="120" w:lineRule="auto" w:line="276"/>
-      </w:pPr>
-      <w:r>
-        <w:rPr>
-          <w:rFonts w:ascii="Inter" w:hAnsi="Inter"/>
-          <w:b w:val="0"/>
-          <w:i w:val="0"/>
-          <w:color w:val="222222"/>
-          <w:sz w:val="21"/>
-        </w:rPr>
-        <w:t>Paste the upload link in progress/WEEK1_LOG.md under Trust recording URL, then commit and push:</w:t>
+          <w:i/>
+          <w:color w:val="9A9A9A"/>
+          <w:sz w:val="20"/>
+        </w:rPr>
+        <w:t>Copy this line, paste into PowerShell, press Enter:</w:t>
       </w:r>
     </w:p>
     <w:tbl>
       <w:tblPr>
         <w:tblW w:type="auto" w:w="0"/>
-        <w:tblLayout w:type="fixed"/>
         <w:tblLook w:firstColumn="1" w:firstRow="1" w:lastColumn="0" w:lastRow="0" w:noHBand="0" w:noVBand="1" w:val="04A0"/>
       </w:tblPr>
       <w:tblGrid>
-        <w:gridCol w:w="9648"/>
+        <w:gridCol w:w="9360"/>
       </w:tblGrid>
       <w:tr>
         <w:tc>
           <w:tcPr>
-            <w:tcW w:type="dxa" w:w="8928"/>
+            <w:tcW w:type="dxa" w:w="9360"/>
             <w:shd w:fill="0A0A0A" w:val="clear"/>
             <w:tcBorders>
               <w:top w:val="single" w:sz="4" w:color="1A1A1A"/>
@@ -1390,7 +3082,7 @@
           </w:tcPr>
           <w:p>
             <w:pPr>
-              <w:spacing w:before="120" w:after="120" w:line="240" w:lineRule="auto"/>
+              <w:spacing w:before="160" w:after="160"/>
             </w:pPr>
             <w:r>
               <w:rPr>
@@ -1398,15 +3090,9 @@
                 <w:b w:val="0"/>
                 <w:i w:val="0"/>
                 <w:color w:val="F0F0F0"/>
-                <w:sz w:val="18"/>
+                <w:sz w:val="20"/>
               </w:rPr>
-              <w:t>cd $HOME\Documents\ustud</w:t>
-              <w:br/>
-              <w:t>git add progress/WEEK1_LOG.md</w:t>
-              <w:br/>
-              <w:t>git commit -m "Week1 Day1: trust recording link added"</w:t>
-              <w:br/>
-              <w:t>git push</w:t>
+              <w:t>git clone https://github.com/axiom-forhumanity/ustud.git</w:t>
             </w:r>
           </w:p>
         </w:tc>
@@ -1414,163 +3100,95 @@
     </w:tbl>
     <w:p>
       <w:pPr>
-        <w:spacing w:after="80"/>
-      </w:pPr>
-    </w:p>
-    <w:p>
-      <w:pPr>
-        <w:spacing w:before="320" w:after="120"/>
-      </w:pPr>
-      <w:r>
-        <w:rPr>
-          <w:rFonts w:ascii="Space Grotesk" w:hAnsi="Space Grotesk"/>
+        <w:spacing w:after="120"/>
+        <w:ind w:left="360"/>
+      </w:pPr>
+    </w:p>
+    <w:p>
+      <w:pPr>
+        <w:spacing w:before="80" w:after="200"/>
+        <w:ind w:left="360"/>
+      </w:pPr>
+      <w:r>
+        <w:rPr>
+          <w:rFonts w:ascii="Calibri" w:hAnsi="Calibri"/>
           <w:b/>
           <w:i w:val="0"/>
-          <w:color w:val="080808"/>
-          <w:sz w:val="44"/>
-        </w:rPr>
-        <w:t>Week 1 Bootcamp — Daily Plan</w:t>
-      </w:r>
-    </w:p>
-    <w:p>
-      <w:pPr>
-        <w:spacing w:after="120" w:lineRule="auto" w:line="276"/>
-      </w:pPr>
-      <w:r>
-        <w:rPr>
-          <w:rFonts w:ascii="Inter" w:hAnsi="Inter"/>
+          <w:color w:val="3DD68C"/>
+          <w:sz w:val="21"/>
+        </w:rPr>
+        <w:t xml:space="preserve">You should see: </w:t>
+      </w:r>
+      <w:r>
+        <w:rPr>
+          <w:rFonts w:ascii="Calibri" w:hAnsi="Calibri"/>
           <w:b w:val="0"/>
           <w:i w:val="0"/>
           <w:color w:val="222222"/>
           <w:sz w:val="21"/>
         </w:rPr>
-        <w:t>Same rhythm every day: Start OBS → Lesson (45 min) → Upload recording → Update WEEK1_LOG.md → git push.</w:t>
-      </w:r>
-    </w:p>
-    <w:p>
-      <w:pPr>
-        <w:spacing w:before="200" w:after="120"/>
-      </w:pPr>
-      <w:r>
-        <w:rPr>
-          <w:rFonts w:ascii="Space Grotesk" w:hAnsi="Space Grotesk"/>
+        <w:t>Text like Cloning into ustud... then it stops with no red errors</w:t>
+      </w:r>
+    </w:p>
+    <w:p>
+      <w:pPr>
+        <w:spacing w:before="240" w:after="120"/>
+      </w:pPr>
+      <w:r>
+        <w:rPr>
+          <w:rFonts w:ascii="Calibri" w:hAnsi="Calibri"/>
           <w:b/>
           <w:i w:val="0"/>
           <w:color w:val="080808"/>
-          <w:sz w:val="32"/>
-        </w:rPr>
-        <w:t>Monday — GitHub + First Push</w:t>
-      </w:r>
-    </w:p>
-    <w:p>
-      <w:pPr>
-        <w:spacing w:after="160"/>
-      </w:pPr>
-      <w:r>
-        <w:rPr>
-          <w:rFonts w:ascii="Consolas" w:hAnsi="Consolas"/>
-          <w:b/>
-          <w:i w:val="0"/>
-          <w:color w:val="3DD68C"/>
-          <w:sz w:val="17"/>
-        </w:rPr>
-        <w:t xml:space="preserve">STABLE  </w:t>
-      </w:r>
-      <w:r>
-        <w:rPr>
-          <w:rFonts w:ascii="Inter" w:hAnsi="Inter"/>
+          <w:sz w:val="23"/>
+        </w:rPr>
+        <w:t>Step 4. Enter the project folder</w:t>
+      </w:r>
+    </w:p>
+    <w:p>
+      <w:pPr>
+        <w:spacing w:after="80" w:lineRule="auto" w:line="300"/>
+        <w:ind w:left="360"/>
+      </w:pPr>
+      <w:r>
+        <w:rPr>
+          <w:rFonts w:ascii="Calibri" w:hAnsi="Calibri"/>
           <w:b w:val="0"/>
           <w:i w:val="0"/>
           <w:color w:val="222222"/>
-          <w:sz w:val="21"/>
-        </w:rPr>
-        <w:t>Primary resource linked below</w:t>
-      </w:r>
-    </w:p>
-    <w:p>
-      <w:pPr>
-        <w:spacing w:after="80"/>
-      </w:pPr>
-      <w:r>
-        <w:rPr>
-          <w:rFonts w:ascii="Inter" w:hAnsi="Inter"/>
-          <w:b/>
-          <w:i w:val="0"/>
-          <w:color w:val="222222"/>
-          <w:sz w:val="21"/>
-        </w:rPr>
-        <w:t xml:space="preserve">Open: </w:t>
-      </w:r>
-      <w:hyperlink r:id="rId19">
-        <w:r>
-          <w:rPr>
-            <w:color w:val="4A9EFF"/>
-            <w:u w:val="single"/>
-          </w:rPr>
-          <w:t>https://docs.github.com/en/get-started/start-your-journey/hello-world</w:t>
-        </w:r>
-      </w:hyperlink>
-    </w:p>
-    <w:p>
-      <w:pPr>
-        <w:pStyle w:val="ListBullet"/>
-        <w:spacing w:after="60"/>
-      </w:pPr>
-      <w:r>
-        <w:rPr>
-          <w:rFonts w:ascii="Inter" w:hAnsi="Inter"/>
+          <w:sz w:val="22"/>
+        </w:rPr>
+        <w:t>All future commands assume you are inside this folder.</w:t>
+      </w:r>
+    </w:p>
+    <w:p>
+      <w:pPr>
+        <w:spacing w:before="120" w:after="40"/>
+        <w:ind w:left="360"/>
+      </w:pPr>
+      <w:r>
+        <w:rPr>
+          <w:rFonts w:ascii="Calibri" w:hAnsi="Calibri"/>
           <w:b w:val="0"/>
-          <w:i w:val="0"/>
-          <w:color w:val="222222"/>
-          <w:sz w:val="21"/>
-        </w:rPr>
-        <w:t>Learn: GitHub Zero to Hero (this document) + GitHub Hello World</w:t>
-      </w:r>
-    </w:p>
-    <w:p>
-      <w:pPr>
-        <w:pStyle w:val="ListBullet"/>
-        <w:spacing w:after="60"/>
-      </w:pPr>
-      <w:r>
-        <w:rPr>
-          <w:rFonts w:ascii="Inter" w:hAnsi="Inter"/>
-          <w:b w:val="0"/>
-          <w:i w:val="0"/>
-          <w:color w:val="222222"/>
-          <w:sz w:val="21"/>
-        </w:rPr>
-        <w:t>Do: Clone repo, open in Cursor, fill Monday section in progress/WEEK1_LOG.md, push</w:t>
-      </w:r>
-    </w:p>
-    <w:p>
-      <w:pPr>
-        <w:spacing w:before="160" w:after="40"/>
-      </w:pPr>
-      <w:r>
-        <w:rPr>
-          <w:rFonts w:ascii="Consolas" w:hAnsi="Consolas"/>
-          <w:b w:val="0"/>
-          <w:i w:val="0"/>
+          <w:i/>
           <w:color w:val="9A9A9A"/>
-          <w:sz w:val="17"/>
-        </w:rPr>
-        <w:t>Copy-paste commands for this day</w:t>
+          <w:sz w:val="20"/>
+        </w:rPr>
+        <w:t>Copy this line, paste into PowerShell, press Enter:</w:t>
       </w:r>
     </w:p>
     <w:tbl>
       <w:tblPr>
         <w:tblW w:type="auto" w:w="0"/>
-        <w:tblLayout w:type="fixed"/>
         <w:tblLook w:firstColumn="1" w:firstRow="1" w:lastColumn="0" w:lastRow="0" w:noHBand="0" w:noVBand="1" w:val="04A0"/>
       </w:tblPr>
       <w:tblGrid>
-        <w:gridCol w:w="9648"/>
+        <w:gridCol w:w="9360"/>
       </w:tblGrid>
       <w:tr>
         <w:tc>
           <w:tcPr>
-            <w:tcW w:type="dxa" w:w="8928"/>
+            <w:tcW w:type="dxa" w:w="9360"/>
             <w:shd w:fill="0A0A0A" w:val="clear"/>
             <w:tcBorders>
               <w:top w:val="single" w:sz="4" w:color="1A1A1A"/>
@@ -1581,7 +3199,7 @@
           </w:tcPr>
           <w:p>
             <w:pPr>
-              <w:spacing w:before="120" w:after="120" w:line="240" w:lineRule="auto"/>
+              <w:spacing w:before="160" w:after="160"/>
             </w:pPr>
             <w:r>
               <w:rPr>
@@ -1589,17 +3207,9 @@
                 <w:b w:val="0"/>
                 <w:i w:val="0"/>
                 <w:color w:val="F0F0F0"/>
-                <w:sz w:val="18"/>
+                <w:sz w:val="20"/>
               </w:rPr>
-              <w:t>cd $HOME\Documents\ustud</w:t>
-              <w:br/>
-              <w:t>git pull</w:t>
-              <w:br/>
-              <w:t>git add .</w:t>
-              <w:br/>
-              <w:t>git commit -m "Week1 Day1: GitHub setup and first push"</w:t>
-              <w:br/>
-              <w:t>git push</w:t>
+              <w:t>cd ustud</w:t>
             </w:r>
           </w:p>
         </w:tc>
@@ -1607,133 +3217,273 @@
     </w:tbl>
     <w:p>
       <w:pPr>
-        <w:spacing w:after="80"/>
-      </w:pPr>
-    </w:p>
-    <w:p>
-      <w:pPr>
-        <w:spacing w:before="200" w:after="120"/>
-      </w:pPr>
-      <w:r>
-        <w:rPr>
-          <w:rFonts w:ascii="Space Grotesk" w:hAnsi="Space Grotesk"/>
+        <w:spacing w:after="120"/>
+        <w:ind w:left="360"/>
+      </w:pPr>
+    </w:p>
+    <w:p>
+      <w:pPr>
+        <w:spacing w:before="80" w:after="200"/>
+        <w:ind w:left="360"/>
+      </w:pPr>
+      <w:r>
+        <w:rPr>
+          <w:rFonts w:ascii="Calibri" w:hAnsi="Calibri"/>
           <w:b/>
           <w:i w:val="0"/>
-          <w:color w:val="080808"/>
-          <w:sz w:val="32"/>
-        </w:rPr>
-        <w:t>Tuesday — Automation Basics</w:t>
-      </w:r>
-    </w:p>
-    <w:p>
-      <w:pPr>
-        <w:spacing w:after="160"/>
-      </w:pPr>
-      <w:r>
-        <w:rPr>
-          <w:rFonts w:ascii="Consolas" w:hAnsi="Consolas"/>
-          <w:b/>
-          <w:i w:val="0"/>
           <w:color w:val="3DD68C"/>
-          <w:sz w:val="17"/>
-        </w:rPr>
-        <w:t xml:space="preserve">STABLE  </w:t>
-      </w:r>
-      <w:r>
-        <w:rPr>
-          <w:rFonts w:ascii="Inter" w:hAnsi="Inter"/>
+          <w:sz w:val="21"/>
+        </w:rPr>
+        <w:t xml:space="preserve">You should see: </w:t>
+      </w:r>
+      <w:r>
+        <w:rPr>
+          <w:rFonts w:ascii="Calibri" w:hAnsi="Calibri"/>
           <w:b w:val="0"/>
           <w:i w:val="0"/>
           <w:color w:val="222222"/>
           <w:sz w:val="21"/>
         </w:rPr>
-        <w:t>Primary resource linked below</w:t>
-      </w:r>
-    </w:p>
-    <w:p>
-      <w:pPr>
-        <w:spacing w:after="80"/>
-      </w:pPr>
-      <w:r>
-        <w:rPr>
-          <w:rFonts w:ascii="Inter" w:hAnsi="Inter"/>
+        <w:t>Prompt shows ...\Documents\ustud</w:t>
+      </w:r>
+    </w:p>
+    <w:p>
+      <w:pPr>
+        <w:spacing w:before="240" w:after="120"/>
+      </w:pPr>
+      <w:r>
+        <w:rPr>
+          <w:rFonts w:ascii="Calibri" w:hAnsi="Calibri"/>
           <w:b/>
+          <w:i w:val="0"/>
+          <w:color w:val="080808"/>
+          <w:sz w:val="23"/>
+        </w:rPr>
+        <w:t>Step 5. Open the project in Cursor</w:t>
+      </w:r>
+    </w:p>
+    <w:p>
+      <w:pPr>
+        <w:spacing w:after="80" w:lineRule="auto" w:line="300"/>
+        <w:ind w:left="360"/>
+      </w:pPr>
+      <w:r>
+        <w:rPr>
+          <w:rFonts w:ascii="Calibri" w:hAnsi="Calibri"/>
+          <w:b w:val="0"/>
+          <w:i w:val="0"/>
+          <w:color w:val="222222"/>
+          <w:sz w:val="22"/>
+        </w:rPr>
+        <w:t>Open Cursor.</w:t>
+      </w:r>
+    </w:p>
+    <w:p>
+      <w:pPr>
+        <w:spacing w:after="80" w:lineRule="auto" w:line="300"/>
+        <w:ind w:left="360"/>
+      </w:pPr>
+      <w:r>
+        <w:rPr>
+          <w:rFonts w:ascii="Calibri" w:hAnsi="Calibri"/>
+          <w:b w:val="0"/>
+          <w:i w:val="0"/>
+          <w:color w:val="222222"/>
+          <w:sz w:val="22"/>
+        </w:rPr>
+        <w:t>Click File, then Open Folder.</w:t>
+      </w:r>
+    </w:p>
+    <w:p>
+      <w:pPr>
+        <w:spacing w:after="80" w:lineRule="auto" w:line="300"/>
+        <w:ind w:left="360"/>
+      </w:pPr>
+      <w:r>
+        <w:rPr>
+          <w:rFonts w:ascii="Calibri" w:hAnsi="Calibri"/>
+          <w:b w:val="0"/>
+          <w:i w:val="0"/>
+          <w:color w:val="222222"/>
+          <w:sz w:val="22"/>
+        </w:rPr>
+        <w:t>Go to Documents, then ustud, then click Select Folder.</w:t>
+      </w:r>
+    </w:p>
+    <w:p>
+      <w:pPr>
+        <w:spacing w:before="80" w:after="200"/>
+        <w:ind w:left="360"/>
+      </w:pPr>
+      <w:r>
+        <w:rPr>
+          <w:rFonts w:ascii="Calibri" w:hAnsi="Calibri"/>
+          <w:b/>
+          <w:i w:val="0"/>
+          <w:color w:val="3DD68C"/>
+          <w:sz w:val="21"/>
+        </w:rPr>
+        <w:t xml:space="preserve">You should see: </w:t>
+      </w:r>
+      <w:r>
+        <w:rPr>
+          <w:rFonts w:ascii="Calibri" w:hAnsi="Calibri"/>
+          <w:b w:val="0"/>
           <w:i w:val="0"/>
           <w:color w:val="222222"/>
           <w:sz w:val="21"/>
         </w:rPr>
-        <w:t xml:space="preserve">Open: </w:t>
-      </w:r>
-      <w:hyperlink r:id="rId20">
-        <w:r>
-          <w:rPr>
-            <w:color w:val="4A9EFF"/>
-            <w:u w:val="single"/>
-          </w:rPr>
-          <w:t>https://docs.github.com/en/actions/quickstart</w:t>
-        </w:r>
-      </w:hyperlink>
-    </w:p>
-    <w:p>
-      <w:pPr>
-        <w:pStyle w:val="ListBullet"/>
-        <w:spacing w:after="60"/>
-      </w:pPr>
-      <w:r>
-        <w:rPr>
-          <w:rFonts w:ascii="Inter" w:hAnsi="Inter"/>
+        <w:t>You see files on the left side: README.md, cursor, docs, etc.</w:t>
+      </w:r>
+    </w:p>
+    <w:p>
+      <w:pPr>
+        <w:spacing w:before="240" w:after="120"/>
+      </w:pPr>
+      <w:r>
+        <w:rPr>
+          <w:rFonts w:ascii="Calibri" w:hAnsi="Calibri"/>
+          <w:b/>
+          <w:i w:val="0"/>
+          <w:color w:val="080808"/>
+          <w:sz w:val="23"/>
+        </w:rPr>
+        <w:t>Step 6. Open your Week 1 log file</w:t>
+      </w:r>
+    </w:p>
+    <w:p>
+      <w:pPr>
+        <w:spacing w:after="80" w:lineRule="auto" w:line="300"/>
+        <w:ind w:left="360"/>
+      </w:pPr>
+      <w:r>
+        <w:rPr>
+          <w:rFonts w:ascii="Calibri" w:hAnsi="Calibri"/>
+          <w:b w:val="0"/>
+          <w:i w:val="0"/>
+          <w:color w:val="222222"/>
+          <w:sz w:val="22"/>
+        </w:rPr>
+        <w:t>In Cursor's left file list, open: progress, then WEEK1_LOG.md</w:t>
+      </w:r>
+    </w:p>
+    <w:p>
+      <w:pPr>
+        <w:spacing w:after="80" w:lineRule="auto" w:line="300"/>
+        <w:ind w:left="360"/>
+      </w:pPr>
+      <w:r>
+        <w:rPr>
+          <w:rFonts w:ascii="Calibri" w:hAnsi="Calibri"/>
+          <w:b w:val="0"/>
+          <w:i w:val="0"/>
+          <w:color w:val="222222"/>
+          <w:sz w:val="22"/>
+        </w:rPr>
+        <w:t>Fill in the Monday section: what you learned, link to your recording (after upload), one sentence takeaway.</w:t>
+      </w:r>
+    </w:p>
+    <w:p>
+      <w:pPr>
+        <w:spacing w:after="80" w:lineRule="auto" w:line="300"/>
+        <w:ind w:left="360"/>
+      </w:pPr>
+      <w:r>
+        <w:rPr>
+          <w:rFonts w:ascii="Calibri" w:hAnsi="Calibri"/>
+          <w:b w:val="0"/>
+          <w:i w:val="0"/>
+          <w:color w:val="222222"/>
+          <w:sz w:val="22"/>
+        </w:rPr>
+        <w:t>Save the file (Ctrl+S).</w:t>
+      </w:r>
+    </w:p>
+    <w:p>
+      <w:pPr>
+        <w:spacing w:before="80" w:after="200"/>
+        <w:ind w:left="360"/>
+      </w:pPr>
+      <w:r>
+        <w:rPr>
+          <w:rFonts w:ascii="Calibri" w:hAnsi="Calibri"/>
+          <w:b/>
+          <w:i w:val="0"/>
+          <w:color w:val="3DD68C"/>
+          <w:sz w:val="21"/>
+        </w:rPr>
+        <w:t xml:space="preserve">You should see: </w:t>
+      </w:r>
+      <w:r>
+        <w:rPr>
+          <w:rFonts w:ascii="Calibri" w:hAnsi="Calibri"/>
           <w:b w:val="0"/>
           <w:i w:val="0"/>
           <w:color w:val="222222"/>
           <w:sz w:val="21"/>
         </w:rPr>
-        <w:t>Learn: Scripts (setup.ps1), scheduled tasks, GitHub Actions (.github/workflows/eod-ceo-brief.yml)</w:t>
-      </w:r>
-    </w:p>
-    <w:p>
-      <w:pPr>
-        <w:pStyle w:val="ListBullet"/>
-        <w:spacing w:after="60"/>
-      </w:pPr>
-      <w:r>
-        <w:rPr>
-          <w:rFonts w:ascii="Inter" w:hAnsi="Inter"/>
+        <w:t>Monday section has your notes</w:t>
+      </w:r>
+    </w:p>
+    <w:p>
+      <w:pPr>
+        <w:spacing w:before="240" w:after="120"/>
+      </w:pPr>
+      <w:r>
+        <w:rPr>
+          <w:rFonts w:ascii="Calibri" w:hAnsi="Calibri"/>
+          <w:b/>
+          <w:i w:val="0"/>
+          <w:color w:val="080808"/>
+          <w:sz w:val="23"/>
+        </w:rPr>
+        <w:t>Step 7. Send your changes to GitHub — step A: get latest</w:t>
+      </w:r>
+    </w:p>
+    <w:p>
+      <w:pPr>
+        <w:spacing w:after="80" w:lineRule="auto" w:line="300"/>
+        <w:ind w:left="360"/>
+      </w:pPr>
+      <w:r>
+        <w:rPr>
+          <w:rFonts w:ascii="Calibri" w:hAnsi="Calibri"/>
           <w:b w:val="0"/>
           <w:i w:val="0"/>
           <w:color w:val="222222"/>
-          <w:sz w:val="21"/>
-        </w:rPr>
-        <w:t>Do: git pull, run setup.ps1, update Tuesday in WEEK1_LOG.md, push</w:t>
-      </w:r>
-    </w:p>
-    <w:p>
-      <w:pPr>
-        <w:spacing w:before="160" w:after="40"/>
-      </w:pPr>
-      <w:r>
-        <w:rPr>
-          <w:rFonts w:ascii="Consolas" w:hAnsi="Consolas"/>
+          <w:sz w:val="22"/>
+        </w:rPr>
+        <w:t>Always pull before you push.</w:t>
+      </w:r>
+    </w:p>
+    <w:p>
+      <w:pPr>
+        <w:spacing w:before="120" w:after="40"/>
+        <w:ind w:left="360"/>
+      </w:pPr>
+      <w:r>
+        <w:rPr>
+          <w:rFonts w:ascii="Calibri" w:hAnsi="Calibri"/>
           <w:b w:val="0"/>
-          <w:i w:val="0"/>
+          <w:i/>
           <w:color w:val="9A9A9A"/>
-          <w:sz w:val="17"/>
-        </w:rPr>
-        <w:t>Copy-paste commands for this day</w:t>
+          <w:sz w:val="20"/>
+        </w:rPr>
+        <w:t>Copy this line, paste into PowerShell, press Enter:</w:t>
       </w:r>
     </w:p>
     <w:tbl>
       <w:tblPr>
         <w:tblW w:type="auto" w:w="0"/>
-        <w:tblLayout w:type="fixed"/>
         <w:tblLook w:firstColumn="1" w:firstRow="1" w:lastColumn="0" w:lastRow="0" w:noHBand="0" w:noVBand="1" w:val="04A0"/>
       </w:tblPr>
       <w:tblGrid>
-        <w:gridCol w:w="9648"/>
+        <w:gridCol w:w="9360"/>
       </w:tblGrid>
       <w:tr>
         <w:tc>
           <w:tcPr>
-            <w:tcW w:type="dxa" w:w="8928"/>
+            <w:tcW w:type="dxa" w:w="9360"/>
             <w:shd w:fill="0A0A0A" w:val="clear"/>
             <w:tcBorders>
               <w:top w:val="single" w:sz="4" w:color="1A1A1A"/>
@@ -1744,7 +3494,7 @@
           </w:tcPr>
           <w:p>
             <w:pPr>
-              <w:spacing w:before="120" w:after="120" w:line="240" w:lineRule="auto"/>
+              <w:spacing w:before="160" w:after="160"/>
             </w:pPr>
             <w:r>
               <w:rPr>
@@ -1752,13 +3502,9 @@
                 <w:b w:val="0"/>
                 <w:i w:val="0"/>
                 <w:color w:val="F0F0F0"/>
-                <w:sz w:val="18"/>
+                <w:sz w:val="20"/>
               </w:rPr>
-              <w:t>cd $HOME\Documents\ustud</w:t>
-              <w:br/>
               <w:t>git pull</w:t>
-              <w:br/>
-              <w:t>.\setup.ps1</w:t>
             </w:r>
           </w:p>
         </w:tc>
@@ -1766,133 +3512,95 @@
     </w:tbl>
     <w:p>
       <w:pPr>
-        <w:spacing w:after="80"/>
-      </w:pPr>
-    </w:p>
-    <w:p>
-      <w:pPr>
-        <w:spacing w:before="200" w:after="120"/>
-      </w:pPr>
-      <w:r>
-        <w:rPr>
-          <w:rFonts w:ascii="Space Grotesk" w:hAnsi="Space Grotesk"/>
+        <w:spacing w:after="120"/>
+        <w:ind w:left="360"/>
+      </w:pPr>
+    </w:p>
+    <w:p>
+      <w:pPr>
+        <w:spacing w:before="80" w:after="200"/>
+        <w:ind w:left="360"/>
+      </w:pPr>
+      <w:r>
+        <w:rPr>
+          <w:rFonts w:ascii="Calibri" w:hAnsi="Calibri"/>
           <w:b/>
           <w:i w:val="0"/>
-          <w:color w:val="080808"/>
-          <w:sz w:val="32"/>
-        </w:rPr>
-        <w:t>Wednesday — AI and LLMs</w:t>
-      </w:r>
-    </w:p>
-    <w:p>
-      <w:pPr>
-        <w:spacing w:after="160"/>
-      </w:pPr>
-      <w:r>
-        <w:rPr>
-          <w:rFonts w:ascii="Consolas" w:hAnsi="Consolas"/>
-          <w:b/>
-          <w:i w:val="0"/>
-          <w:color w:val="4A9EFF"/>
-          <w:sz w:val="17"/>
-        </w:rPr>
-        <w:t xml:space="preserve">LIVE  </w:t>
-      </w:r>
-      <w:r>
-        <w:rPr>
-          <w:rFonts w:ascii="Inter" w:hAnsi="Inter"/>
+          <w:color w:val="3DD68C"/>
+          <w:sz w:val="21"/>
+        </w:rPr>
+        <w:t xml:space="preserve">You should see: </w:t>
+      </w:r>
+      <w:r>
+        <w:rPr>
+          <w:rFonts w:ascii="Calibri" w:hAnsi="Calibri"/>
           <w:b w:val="0"/>
           <w:i w:val="0"/>
           <w:color w:val="222222"/>
           <w:sz w:val="21"/>
         </w:rPr>
-        <w:t>Primary resource linked below</w:t>
-      </w:r>
-    </w:p>
-    <w:p>
-      <w:pPr>
-        <w:spacing w:after="80"/>
-      </w:pPr>
-      <w:r>
-        <w:rPr>
-          <w:rFonts w:ascii="Inter" w:hAnsi="Inter"/>
+        <w:t>Already up to date or a success message</w:t>
+      </w:r>
+    </w:p>
+    <w:p>
+      <w:pPr>
+        <w:spacing w:before="240" w:after="120"/>
+      </w:pPr>
+      <w:r>
+        <w:rPr>
+          <w:rFonts w:ascii="Calibri" w:hAnsi="Calibri"/>
           <w:b/>
           <w:i w:val="0"/>
+          <w:color w:val="080808"/>
+          <w:sz w:val="23"/>
+        </w:rPr>
+        <w:t>Step 8. Send your changes — step B: stage files</w:t>
+      </w:r>
+    </w:p>
+    <w:p>
+      <w:pPr>
+        <w:spacing w:after="80" w:lineRule="auto" w:line="300"/>
+        <w:ind w:left="360"/>
+      </w:pPr>
+      <w:r>
+        <w:rPr>
+          <w:rFonts w:ascii="Calibri" w:hAnsi="Calibri"/>
+          <w:b w:val="0"/>
+          <w:i w:val="0"/>
           <w:color w:val="222222"/>
-          <w:sz w:val="21"/>
-        </w:rPr>
-        <w:t xml:space="preserve">Open: </w:t>
-      </w:r>
-      <w:hyperlink r:id="rId21">
-        <w:r>
-          <w:rPr>
-            <w:color w:val="4A9EFF"/>
-            <w:u w:val="single"/>
-          </w:rPr>
-          <w:t>https://www.nvidia.com/en-us/training/self-paced-courses/</w:t>
-        </w:r>
-      </w:hyperlink>
-    </w:p>
-    <w:p>
-      <w:pPr>
-        <w:pStyle w:val="ListBullet"/>
-        <w:spacing w:after="60"/>
-      </w:pPr>
-      <w:r>
-        <w:rPr>
-          <w:rFonts w:ascii="Inter" w:hAnsi="Inter"/>
+          <w:sz w:val="22"/>
+        </w:rPr>
+        <w:t>This tells Git which files you changed.</w:t>
+      </w:r>
+    </w:p>
+    <w:p>
+      <w:pPr>
+        <w:spacing w:before="120" w:after="40"/>
+        <w:ind w:left="360"/>
+      </w:pPr>
+      <w:r>
+        <w:rPr>
+          <w:rFonts w:ascii="Calibri" w:hAnsi="Calibri"/>
           <w:b w:val="0"/>
-          <w:i w:val="0"/>
-          <w:color w:val="222222"/>
-          <w:sz w:val="21"/>
-        </w:rPr>
-        <w:t>Learn: NVIDIA Generative AI Explained (first hour). Connect to UStud offline tutor (Ollama + SmolLM2)</w:t>
-      </w:r>
-    </w:p>
-    <w:p>
-      <w:pPr>
-        <w:pStyle w:val="ListBullet"/>
-        <w:spacing w:after="60"/>
-      </w:pPr>
-      <w:r>
-        <w:rPr>
-          <w:rFonts w:ascii="Inter" w:hAnsi="Inter"/>
-          <w:b w:val="0"/>
-          <w:i w:val="0"/>
-          <w:color w:val="222222"/>
-          <w:sz w:val="21"/>
-        </w:rPr>
-        <w:t>Do: Answer 3 bullets in WEEK1_LOG.md — What is an LLM? What is offline AI? Why local models?</w:t>
-      </w:r>
-    </w:p>
-    <w:p>
-      <w:pPr>
-        <w:spacing w:before="160" w:after="40"/>
-      </w:pPr>
-      <w:r>
-        <w:rPr>
-          <w:rFonts w:ascii="Consolas" w:hAnsi="Consolas"/>
-          <w:b w:val="0"/>
-          <w:i w:val="0"/>
+          <w:i/>
           <w:color w:val="9A9A9A"/>
-          <w:sz w:val="17"/>
-        </w:rPr>
-        <w:t>Copy-paste commands for this day</w:t>
+          <w:sz w:val="20"/>
+        </w:rPr>
+        <w:t>Copy this line, paste into PowerShell, press Enter:</w:t>
       </w:r>
     </w:p>
     <w:tbl>
       <w:tblPr>
         <w:tblW w:type="auto" w:w="0"/>
-        <w:tblLayout w:type="fixed"/>
         <w:tblLook w:firstColumn="1" w:firstRow="1" w:lastColumn="0" w:lastRow="0" w:noHBand="0" w:noVBand="1" w:val="04A0"/>
       </w:tblPr>
       <w:tblGrid>
-        <w:gridCol w:w="9648"/>
+        <w:gridCol w:w="9360"/>
       </w:tblGrid>
       <w:tr>
         <w:tc>
           <w:tcPr>
-            <w:tcW w:type="dxa" w:w="8928"/>
+            <w:tcW w:type="dxa" w:w="9360"/>
             <w:shd w:fill="0A0A0A" w:val="clear"/>
             <w:tcBorders>
               <w:top w:val="single" w:sz="4" w:color="1A1A1A"/>
@@ -1903,7 +3611,7 @@
           </w:tcPr>
           <w:p>
             <w:pPr>
-              <w:spacing w:before="120" w:after="120" w:line="240" w:lineRule="auto"/>
+              <w:spacing w:before="160" w:after="160"/>
             </w:pPr>
             <w:r>
               <w:rPr>
@@ -1911,17 +3619,9 @@
                 <w:b w:val="0"/>
                 <w:i w:val="0"/>
                 <w:color w:val="F0F0F0"/>
-                <w:sz w:val="18"/>
+                <w:sz w:val="20"/>
               </w:rPr>
-              <w:t>cd $HOME\Documents\ustud</w:t>
-              <w:br/>
-              <w:t>git pull</w:t>
-              <w:br/>
-              <w:t>git add progress/WEEK1_LOG.md</w:t>
-              <w:br/>
-              <w:t>git commit -m "Week1 Day3: AI and LLM learning notes"</w:t>
-              <w:br/>
-              <w:t>git push</w:t>
+              <w:t>git add .</w:t>
             </w:r>
           </w:p>
         </w:tc>
@@ -1929,229 +3629,95 @@
     </w:tbl>
     <w:p>
       <w:pPr>
-        <w:spacing w:after="80"/>
-      </w:pPr>
-    </w:p>
-    <w:p>
-      <w:pPr>
-        <w:spacing w:before="200" w:after="120"/>
-      </w:pPr>
-      <w:r>
-        <w:rPr>
-          <w:rFonts w:ascii="Space Grotesk" w:hAnsi="Space Grotesk"/>
+        <w:spacing w:after="120"/>
+        <w:ind w:left="360"/>
+      </w:pPr>
+    </w:p>
+    <w:p>
+      <w:pPr>
+        <w:spacing w:before="80" w:after="200"/>
+        <w:ind w:left="360"/>
+      </w:pPr>
+      <w:r>
+        <w:rPr>
+          <w:rFonts w:ascii="Calibri" w:hAnsi="Calibri"/>
           <w:b/>
           <w:i w:val="0"/>
-          <w:color w:val="080808"/>
-          <w:sz w:val="32"/>
-        </w:rPr>
-        <w:t>Thursday — Agents and Cursor</w:t>
-      </w:r>
-    </w:p>
-    <w:p>
-      <w:pPr>
-        <w:spacing w:after="160"/>
-      </w:pPr>
-      <w:r>
-        <w:rPr>
-          <w:rFonts w:ascii="Consolas" w:hAnsi="Consolas"/>
-          <w:b/>
-          <w:i w:val="0"/>
-          <w:color w:val="4A9EFF"/>
-          <w:sz w:val="17"/>
-        </w:rPr>
-        <w:t xml:space="preserve">LIVE  </w:t>
-      </w:r>
-      <w:r>
-        <w:rPr>
-          <w:rFonts w:ascii="Inter" w:hAnsi="Inter"/>
+          <w:color w:val="3DD68C"/>
+          <w:sz w:val="21"/>
+        </w:rPr>
+        <w:t xml:space="preserve">You should see: </w:t>
+      </w:r>
+      <w:r>
+        <w:rPr>
+          <w:rFonts w:ascii="Calibri" w:hAnsi="Calibri"/>
           <w:b w:val="0"/>
           <w:i w:val="0"/>
           <w:color w:val="222222"/>
           <w:sz w:val="21"/>
         </w:rPr>
-        <w:t>Primary resource linked below</w:t>
-      </w:r>
-    </w:p>
-    <w:p>
-      <w:pPr>
-        <w:spacing w:after="80"/>
-      </w:pPr>
-      <w:r>
-        <w:rPr>
-          <w:rFonts w:ascii="Inter" w:hAnsi="Inter"/>
+        <w:t>No output is normal</w:t>
+      </w:r>
+    </w:p>
+    <w:p>
+      <w:pPr>
+        <w:spacing w:before="240" w:after="120"/>
+      </w:pPr>
+      <w:r>
+        <w:rPr>
+          <w:rFonts w:ascii="Calibri" w:hAnsi="Calibri"/>
           <w:b/>
           <w:i w:val="0"/>
+          <w:color w:val="080808"/>
+          <w:sz w:val="23"/>
+        </w:rPr>
+        <w:t>Step 9. Send your changes — step C: save with a message</w:t>
+      </w:r>
+    </w:p>
+    <w:p>
+      <w:pPr>
+        <w:spacing w:after="80" w:lineRule="auto" w:line="300"/>
+        <w:ind w:left="360"/>
+      </w:pPr>
+      <w:r>
+        <w:rPr>
+          <w:rFonts w:ascii="Calibri" w:hAnsi="Calibri"/>
+          <w:b w:val="0"/>
+          <w:i w:val="0"/>
           <w:color w:val="222222"/>
-          <w:sz w:val="21"/>
-        </w:rPr>
-        <w:t xml:space="preserve">Open: </w:t>
-      </w:r>
-      <w:hyperlink r:id="rId22">
-        <w:r>
-          <w:rPr>
-            <w:color w:val="4A9EFF"/>
-            <w:u w:val="single"/>
-          </w:rPr>
-          <w:t>https://docs.cursor.com/get-started/introduction</w:t>
-        </w:r>
-      </w:hyperlink>
-    </w:p>
-    <w:p>
-      <w:pPr>
-        <w:pStyle w:val="ListBullet"/>
-        <w:spacing w:after="60"/>
-      </w:pPr>
-      <w:r>
-        <w:rPr>
-          <w:rFonts w:ascii="Inter" w:hAnsi="Inter"/>
+          <w:sz w:val="22"/>
+        </w:rPr>
+        <w:t>The message describes what you did today.</w:t>
+      </w:r>
+    </w:p>
+    <w:p>
+      <w:pPr>
+        <w:spacing w:before="120" w:after="40"/>
+        <w:ind w:left="360"/>
+      </w:pPr>
+      <w:r>
+        <w:rPr>
+          <w:rFonts w:ascii="Calibri" w:hAnsi="Calibri"/>
           <w:b w:val="0"/>
-          <w:i w:val="0"/>
-          <w:color w:val="222222"/>
-          <w:sz w:val="21"/>
-        </w:rPr>
-        <w:t>Learn: Finish Generative AI Explained or start Augment Your LLM Using RAG. Chatbot vs agent.</w:t>
-      </w:r>
-    </w:p>
-    <w:p>
-      <w:pPr>
-        <w:pStyle w:val="ListBullet"/>
-        <w:spacing w:after="60"/>
-      </w:pPr>
-      <w:r>
-        <w:rPr>
-          <w:rFonts w:ascii="Inter" w:hAnsi="Inter"/>
-          <w:b w:val="0"/>
-          <w:i w:val="0"/>
-          <w:color w:val="222222"/>
-          <w:sz w:val="21"/>
-        </w:rPr>
-        <w:t>Do: Session Start in Cursor, ask about repo structure, Session End, push logs</w:t>
-      </w:r>
-    </w:p>
-    <w:p>
-      <w:pPr>
-        <w:spacing w:before="200" w:after="120"/>
-      </w:pPr>
-      <w:r>
-        <w:rPr>
-          <w:rFonts w:ascii="Space Grotesk" w:hAnsi="Space Grotesk"/>
-          <w:b/>
-          <w:i w:val="0"/>
-          <w:color w:val="080808"/>
-          <w:sz w:val="32"/>
-        </w:rPr>
-        <w:t>Friday — Run UStud + First Task</w:t>
-      </w:r>
-    </w:p>
-    <w:p>
-      <w:pPr>
-        <w:spacing w:after="160"/>
-      </w:pPr>
-      <w:r>
-        <w:rPr>
-          <w:rFonts w:ascii="Consolas" w:hAnsi="Consolas"/>
-          <w:b/>
-          <w:i w:val="0"/>
-          <w:color w:val="3DD68C"/>
-          <w:sz w:val="17"/>
-        </w:rPr>
-        <w:t xml:space="preserve">STABLE  </w:t>
-      </w:r>
-      <w:r>
-        <w:rPr>
-          <w:rFonts w:ascii="Inter" w:hAnsi="Inter"/>
-          <w:b w:val="0"/>
-          <w:i w:val="0"/>
-          <w:color w:val="222222"/>
-          <w:sz w:val="21"/>
-        </w:rPr>
-        <w:t>Primary resource linked below</w:t>
-      </w:r>
-    </w:p>
-    <w:p>
-      <w:pPr>
-        <w:spacing w:after="80"/>
-      </w:pPr>
-      <w:r>
-        <w:rPr>
-          <w:rFonts w:ascii="Inter" w:hAnsi="Inter"/>
-          <w:b/>
-          <w:i w:val="0"/>
-          <w:color w:val="222222"/>
-          <w:sz w:val="21"/>
-        </w:rPr>
-        <w:t xml:space="preserve">Open: </w:t>
-      </w:r>
-      <w:hyperlink r:id="rId23">
-        <w:r>
-          <w:rPr>
-            <w:color w:val="4A9EFF"/>
-            <w:u w:val="single"/>
-          </w:rPr>
-          <w:t>https://github.com/axiom-forhumanity/ustud/blob/main/docs/PROJECT_BRIEF.md</w:t>
-        </w:r>
-      </w:hyperlink>
-    </w:p>
-    <w:p>
-      <w:pPr>
-        <w:pStyle w:val="ListBullet"/>
-        <w:spacing w:after="60"/>
-      </w:pPr>
-      <w:r>
-        <w:rPr>
-          <w:rFonts w:ascii="Inter" w:hAnsi="Inter"/>
-          <w:b w:val="0"/>
-          <w:i w:val="0"/>
-          <w:color w:val="222222"/>
-          <w:sz w:val="21"/>
-        </w:rPr>
-        <w:t>Learn: Skim docs/PROJECT_BRIEF.md and docs/AXIOM_VISION.md</w:t>
-      </w:r>
-    </w:p>
-    <w:p>
-      <w:pPr>
-        <w:pStyle w:val="ListBullet"/>
-        <w:spacing w:after="60"/>
-      </w:pPr>
-      <w:r>
-        <w:rPr>
-          <w:rFonts w:ascii="Inter" w:hAnsi="Inter"/>
-          <w:b w:val="0"/>
-          <w:i w:val="0"/>
-          <w:color w:val="222222"/>
-          <w:sz w:val="21"/>
-        </w:rPr>
-        <w:t>Do: Run app locally, update CURRENT_STATE.md (top 3 gaps), one small improvement, push</w:t>
-      </w:r>
-    </w:p>
-    <w:p>
-      <w:pPr>
-        <w:spacing w:before="160" w:after="40"/>
-      </w:pPr>
-      <w:r>
-        <w:rPr>
-          <w:rFonts w:ascii="Consolas" w:hAnsi="Consolas"/>
-          <w:b w:val="0"/>
-          <w:i w:val="0"/>
+          <w:i/>
           <w:color w:val="9A9A9A"/>
-          <w:sz w:val="17"/>
-        </w:rPr>
-        <w:t>Copy-paste commands for this day</w:t>
+          <w:sz w:val="20"/>
+        </w:rPr>
+        <w:t>Copy this line, paste into PowerShell, press Enter:</w:t>
       </w:r>
     </w:p>
     <w:tbl>
       <w:tblPr>
         <w:tblW w:type="auto" w:w="0"/>
-        <w:tblLayout w:type="fixed"/>
         <w:tblLook w:firstColumn="1" w:firstRow="1" w:lastColumn="0" w:lastRow="0" w:noHBand="0" w:noVBand="1" w:val="04A0"/>
       </w:tblPr>
       <w:tblGrid>
-        <w:gridCol w:w="9648"/>
+        <w:gridCol w:w="9360"/>
       </w:tblGrid>
       <w:tr>
         <w:tc>
           <w:tcPr>
-            <w:tcW w:type="dxa" w:w="8928"/>
+            <w:tcW w:type="dxa" w:w="9360"/>
             <w:shd w:fill="0A0A0A" w:val="clear"/>
             <w:tcBorders>
               <w:top w:val="single" w:sz="4" w:color="1A1A1A"/>
@@ -2162,7 +3728,7 @@
           </w:tcPr>
           <w:p>
             <w:pPr>
-              <w:spacing w:before="120" w:after="120" w:line="240" w:lineRule="auto"/>
+              <w:spacing w:before="160" w:after="160"/>
             </w:pPr>
             <w:r>
               <w:rPr>
@@ -2170,21 +3736,9 @@
                 <w:b w:val="0"/>
                 <w:i w:val="0"/>
                 <w:color w:val="F0F0F0"/>
-                <w:sz w:val="18"/>
+                <w:sz w:val="20"/>
               </w:rPr>
-              <w:t>cd $HOME\Documents\ustud</w:t>
-              <w:br/>
-              <w:t>git pull</w:t>
-              <w:br/>
-              <w:t>npm install</w:t>
-              <w:br/>
-              <w:t>cd boiler</w:t>
-              <w:br/>
-              <w:t>npm install</w:t>
-              <w:br/>
-              <w:t>cd ..</w:t>
-              <w:br/>
-              <w:t>npm run dev:all</w:t>
+              <w:t>git commit -m "Week1 Day1: completed GitHub setup and first push"</w:t>
             </w:r>
           </w:p>
         </w:tc>
@@ -2192,68 +3746,95 @@
     </w:tbl>
     <w:p>
       <w:pPr>
-        <w:spacing w:after="80"/>
-      </w:pPr>
-    </w:p>
-    <w:p>
-      <w:pPr>
-        <w:spacing w:before="320" w:after="120"/>
-      </w:pPr>
-      <w:r>
-        <w:rPr>
-          <w:rFonts w:ascii="Space Grotesk" w:hAnsi="Space Grotesk"/>
+        <w:spacing w:after="120"/>
+        <w:ind w:left="360"/>
+      </w:pPr>
+    </w:p>
+    <w:p>
+      <w:pPr>
+        <w:spacing w:before="80" w:after="200"/>
+        <w:ind w:left="360"/>
+      </w:pPr>
+      <w:r>
+        <w:rPr>
+          <w:rFonts w:ascii="Calibri" w:hAnsi="Calibri"/>
           <w:b/>
           <w:i w:val="0"/>
-          <w:color w:val="080808"/>
-          <w:sz w:val="44"/>
-        </w:rPr>
-        <w:t>Cursor Session Commands</w:t>
-      </w:r>
-    </w:p>
-    <w:p>
-      <w:pPr>
-        <w:spacing w:after="120" w:lineRule="auto" w:line="276"/>
-      </w:pPr>
-      <w:r>
-        <w:rPr>
-          <w:rFonts w:ascii="Inter" w:hAnsi="Inter"/>
+          <w:color w:val="3DD68C"/>
+          <w:sz w:val="21"/>
+        </w:rPr>
+        <w:t xml:space="preserve">You should see: </w:t>
+      </w:r>
+      <w:r>
+        <w:rPr>
+          <w:rFonts w:ascii="Calibri" w:hAnsi="Calibri"/>
           <w:b w:val="0"/>
           <w:i w:val="0"/>
           <w:color w:val="222222"/>
           <w:sz w:val="21"/>
         </w:rPr>
-        <w:t>Paste these into Cursor chat. Full reference: cursor/SESSION_COMMANDS.md in the repo.</w:t>
-      </w:r>
-    </w:p>
-    <w:p>
-      <w:pPr>
-        <w:spacing w:before="280" w:after="80"/>
-      </w:pPr>
-      <w:r>
-        <w:rPr>
-          <w:rFonts w:ascii="Consolas" w:hAnsi="Consolas"/>
+        <w:t>A line like 1 file changed</w:t>
+      </w:r>
+    </w:p>
+    <w:p>
+      <w:pPr>
+        <w:spacing w:before="240" w:after="120"/>
+      </w:pPr>
+      <w:r>
+        <w:rPr>
+          <w:rFonts w:ascii="Calibri" w:hAnsi="Calibri"/>
+          <w:b/>
+          <w:i w:val="0"/>
+          <w:color w:val="080808"/>
+          <w:sz w:val="23"/>
+        </w:rPr>
+        <w:t>Step 10. Send your changes — step D: upload to GitHub</w:t>
+      </w:r>
+    </w:p>
+    <w:p>
+      <w:pPr>
+        <w:spacing w:after="80" w:lineRule="auto" w:line="300"/>
+        <w:ind w:left="360"/>
+      </w:pPr>
+      <w:r>
+        <w:rPr>
+          <w:rFonts w:ascii="Calibri" w:hAnsi="Calibri"/>
           <w:b w:val="0"/>
           <w:i w:val="0"/>
-          <w:caps/>
+          <w:color w:val="222222"/>
+          <w:sz w:val="22"/>
+        </w:rPr>
+        <w:t>This sends your work to the team repo.</w:t>
+      </w:r>
+    </w:p>
+    <w:p>
+      <w:pPr>
+        <w:spacing w:before="120" w:after="40"/>
+        <w:ind w:left="360"/>
+      </w:pPr>
+      <w:r>
+        <w:rPr>
+          <w:rFonts w:ascii="Calibri" w:hAnsi="Calibri"/>
+          <w:b w:val="0"/>
+          <w:i/>
           <w:color w:val="9A9A9A"/>
-          <w:sz w:val="18"/>
-        </w:rPr>
-        <w:t>SESSION START (REQUIRED EVERY SESSION)</w:t>
+          <w:sz w:val="20"/>
+        </w:rPr>
+        <w:t>Copy this line, paste into PowerShell, press Enter:</w:t>
       </w:r>
     </w:p>
     <w:tbl>
       <w:tblPr>
         <w:tblW w:type="auto" w:w="0"/>
-        <w:tblLayout w:type="fixed"/>
         <w:tblLook w:firstColumn="1" w:firstRow="1" w:lastColumn="0" w:lastRow="0" w:noHBand="0" w:noVBand="1" w:val="04A0"/>
       </w:tblPr>
       <w:tblGrid>
-        <w:gridCol w:w="9648"/>
+        <w:gridCol w:w="9360"/>
       </w:tblGrid>
       <w:tr>
         <w:tc>
           <w:tcPr>
-            <w:tcW w:type="dxa" w:w="8928"/>
+            <w:tcW w:type="dxa" w:w="9360"/>
             <w:shd w:fill="0A0A0A" w:val="clear"/>
             <w:tcBorders>
               <w:top w:val="single" w:sz="4" w:color="1A1A1A"/>
@@ -2264,7 +3845,7 @@
           </w:tcPr>
           <w:p>
             <w:pPr>
-              <w:spacing w:before="120" w:after="120" w:line="240" w:lineRule="auto"/>
+              <w:spacing w:before="160" w:after="160"/>
             </w:pPr>
             <w:r>
               <w:rPr>
@@ -2272,7 +3853,2511 @@
                 <w:b w:val="0"/>
                 <w:i w:val="0"/>
                 <w:color w:val="F0F0F0"/>
-                <w:sz w:val="18"/>
+                <w:sz w:val="20"/>
+              </w:rPr>
+              <w:t>git push</w:t>
+            </w:r>
+          </w:p>
+        </w:tc>
+      </w:tr>
+    </w:tbl>
+    <w:p>
+      <w:pPr>
+        <w:spacing w:after="120"/>
+        <w:ind w:left="360"/>
+      </w:pPr>
+    </w:p>
+    <w:p>
+      <w:pPr>
+        <w:spacing w:before="80" w:after="200"/>
+        <w:ind w:left="360"/>
+      </w:pPr>
+      <w:r>
+        <w:rPr>
+          <w:rFonts w:ascii="Calibri" w:hAnsi="Calibri"/>
+          <w:b/>
+          <w:i w:val="0"/>
+          <w:color w:val="3DD68C"/>
+          <w:sz w:val="21"/>
+        </w:rPr>
+        <w:t xml:space="preserve">You should see: </w:t>
+      </w:r>
+      <w:r>
+        <w:rPr>
+          <w:rFonts w:ascii="Calibri" w:hAnsi="Calibri"/>
+          <w:b w:val="0"/>
+          <w:i w:val="0"/>
+          <w:color w:val="222222"/>
+          <w:sz w:val="21"/>
+        </w:rPr>
+        <w:t>Progress lines ending without red errors</w:t>
+      </w:r>
+    </w:p>
+    <w:p>
+      <w:pPr>
+        <w:spacing w:after="200" w:lineRule="auto" w:line="300"/>
+      </w:pPr>
+      <w:r>
+        <w:rPr>
+          <w:rFonts w:ascii="Calibri" w:hAnsi="Calibri"/>
+          <w:b w:val="0"/>
+          <w:i w:val="0"/>
+          <w:color w:val="222222"/>
+          <w:sz w:val="22"/>
+        </w:rPr>
+        <w:t>Optional reading (30 min): GitHub Hello World tutorial — good for beginners.</w:t>
+      </w:r>
+    </w:p>
+    <w:p>
+      <w:hyperlink r:id="rId18">
+        <w:r>
+          <w:rPr>
+            <w:color w:val="4A9EFF"/>
+            <w:u w:val="single"/>
+          </w:rPr>
+          <w:t>https://docs.github.com/en/get-started/start-your-journey/hello-world</w:t>
+        </w:r>
+      </w:hyperlink>
+    </w:p>
+    <w:p>
+      <w:pPr>
+        <w:spacing w:after="160"/>
+      </w:pPr>
+    </w:p>
+    <w:p>
+      <w:pPr>
+        <w:spacing w:before="120" w:after="80"/>
+      </w:pPr>
+      <w:r>
+        <w:rPr>
+          <w:rFonts w:ascii="Consolas" w:hAnsi="Consolas"/>
+          <w:b/>
+          <w:i w:val="0"/>
+          <w:color w:val="4A9EFF"/>
+          <w:sz w:val="20"/>
+        </w:rPr>
+        <w:t>PART 5</w:t>
+      </w:r>
+    </w:p>
+    <w:p>
+      <w:pPr>
+        <w:spacing w:after="80"/>
+      </w:pPr>
+    </w:p>
+    <w:p>
+      <w:pPr>
+        <w:spacing w:after="120"/>
+      </w:pPr>
+      <w:r>
+        <w:rPr>
+          <w:rFonts w:ascii="Arial" w:hAnsi="Arial"/>
+          <w:b/>
+          <w:i w:val="0"/>
+          <w:color w:val="080808"/>
+          <w:sz w:val="40"/>
+        </w:rPr>
+        <w:t>Tuesday to Friday — Daily Plan</w:t>
+      </w:r>
+    </w:p>
+    <w:p>
+      <w:pPr>
+        <w:spacing w:after="280"/>
+      </w:pPr>
+      <w:r>
+        <w:rPr>
+          <w:rFonts w:ascii="Calibri" w:hAnsi="Calibri"/>
+          <w:b w:val="0"/>
+          <w:i w:val="0"/>
+          <w:color w:val="555555"/>
+          <w:sz w:val="22"/>
+        </w:rPr>
+        <w:t>Same order every day: OBS on, lesson, upload video, update log, git push.</w:t>
+      </w:r>
+    </w:p>
+    <w:tbl>
+      <w:tblPr>
+        <w:tblW w:type="auto" w:w="0"/>
+        <w:tblLook w:firstColumn="1" w:firstRow="1" w:lastColumn="0" w:lastRow="0" w:noHBand="0" w:noVBand="1" w:val="04A0"/>
+      </w:tblPr>
+      <w:tblGrid>
+        <w:gridCol w:w="9360"/>
+      </w:tblGrid>
+      <w:tr>
+        <w:tc>
+          <w:tcPr>
+            <w:tcW w:type="dxa" w:w="9360"/>
+            <w:shd w:fill="E8F8EF" w:val="clear"/>
+            <w:tcBorders>
+              <w:top w:val="single" w:sz="4" w:color="CCCCCC"/>
+              <w:left w:val="single" w:sz="4" w:color="CCCCCC"/>
+              <w:bottom w:val="single" w:sz="4" w:color="CCCCCC"/>
+              <w:right w:val="single" w:sz="4" w:color="CCCCCC"/>
+            </w:tcBorders>
+          </w:tcPr>
+          <w:p>
+            <w:pPr>
+              <w:spacing w:before="160" w:after="160"/>
+            </w:pPr>
+            <w:r>
+              <w:rPr>
+                <w:rFonts w:ascii="Consolas" w:hAnsi="Consolas"/>
+                <w:b/>
+                <w:i w:val="0"/>
+                <w:color w:val="3DD68C"/>
+                <w:sz w:val="17"/>
+              </w:rPr>
+              <w:t xml:space="preserve">EVERY DAY STARTS THE SAME  </w:t>
+            </w:r>
+            <w:r>
+              <w:rPr>
+                <w:rFonts w:ascii="Calibri" w:hAnsi="Calibri"/>
+                <w:b w:val="0"/>
+                <w:i w:val="0"/>
+                <w:color w:val="222222"/>
+                <w:sz w:val="21"/>
+              </w:rPr>
+              <w:t>1. Start OBS.  2. Open PowerShell.  3. cd $HOME\Documents\ustud  4. git pull</w:t>
+            </w:r>
+          </w:p>
+        </w:tc>
+      </w:tr>
+    </w:tbl>
+    <w:p>
+      <w:pPr>
+        <w:spacing w:after="160"/>
+      </w:pPr>
+    </w:p>
+    <w:p>
+      <w:pPr>
+        <w:spacing w:before="320" w:after="160"/>
+      </w:pPr>
+      <w:r>
+        <w:rPr>
+          <w:rFonts w:ascii="Arial" w:hAnsi="Arial"/>
+          <w:b/>
+          <w:i w:val="0"/>
+          <w:color w:val="080808"/>
+          <w:sz w:val="28"/>
+        </w:rPr>
+        <w:t>Tuesday — Automation</w:t>
+      </w:r>
+    </w:p>
+    <w:p>
+      <w:pPr>
+        <w:spacing w:after="200" w:lineRule="auto" w:line="300"/>
+      </w:pPr>
+      <w:r>
+        <w:rPr>
+          <w:rFonts w:ascii="Calibri" w:hAnsi="Calibri"/>
+          <w:b w:val="0"/>
+          <w:i w:val="0"/>
+          <w:color w:val="222222"/>
+          <w:sz w:val="22"/>
+        </w:rPr>
+        <w:t>Automation means the computer does steps for you. Example: setup.ps1 installs packages automatically instead of you clicking many times.</w:t>
+      </w:r>
+    </w:p>
+    <w:p>
+      <w:pPr>
+        <w:spacing w:before="240" w:after="120"/>
+      </w:pPr>
+      <w:r>
+        <w:rPr>
+          <w:rFonts w:ascii="Calibri" w:hAnsi="Calibri"/>
+          <w:b/>
+          <w:i w:val="0"/>
+          <w:color w:val="080808"/>
+          <w:sz w:val="23"/>
+        </w:rPr>
+        <w:t>Step 1. Pull latest code</w:t>
+      </w:r>
+    </w:p>
+    <w:p>
+      <w:pPr>
+        <w:spacing w:after="80" w:lineRule="auto" w:line="300"/>
+        <w:ind w:left="360"/>
+      </w:pPr>
+      <w:r>
+        <w:rPr>
+          <w:rFonts w:ascii="Calibri" w:hAnsi="Calibri"/>
+          <w:b w:val="0"/>
+          <w:i w:val="0"/>
+          <w:color w:val="222222"/>
+          <w:sz w:val="22"/>
+        </w:rPr>
+        <w:t>In PowerShell, from the ustud folder:</w:t>
+      </w:r>
+    </w:p>
+    <w:p>
+      <w:pPr>
+        <w:spacing w:before="120" w:after="40"/>
+        <w:ind w:left="360"/>
+      </w:pPr>
+      <w:r>
+        <w:rPr>
+          <w:rFonts w:ascii="Calibri" w:hAnsi="Calibri"/>
+          <w:b w:val="0"/>
+          <w:i/>
+          <w:color w:val="9A9A9A"/>
+          <w:sz w:val="20"/>
+        </w:rPr>
+        <w:t>Copy this line, paste into PowerShell, press Enter:</w:t>
+      </w:r>
+    </w:p>
+    <w:tbl>
+      <w:tblPr>
+        <w:tblW w:type="auto" w:w="0"/>
+        <w:tblLook w:firstColumn="1" w:firstRow="1" w:lastColumn="0" w:lastRow="0" w:noHBand="0" w:noVBand="1" w:val="04A0"/>
+      </w:tblPr>
+      <w:tblGrid>
+        <w:gridCol w:w="9360"/>
+      </w:tblGrid>
+      <w:tr>
+        <w:tc>
+          <w:tcPr>
+            <w:tcW w:type="dxa" w:w="9360"/>
+            <w:shd w:fill="0A0A0A" w:val="clear"/>
+            <w:tcBorders>
+              <w:top w:val="single" w:sz="4" w:color="1A1A1A"/>
+              <w:left w:val="single" w:sz="4" w:color="1A1A1A"/>
+              <w:bottom w:val="single" w:sz="4" w:color="1A1A1A"/>
+              <w:right w:val="single" w:sz="4" w:color="1A1A1A"/>
+            </w:tcBorders>
+          </w:tcPr>
+          <w:p>
+            <w:pPr>
+              <w:spacing w:before="160" w:after="160"/>
+            </w:pPr>
+            <w:r>
+              <w:rPr>
+                <w:rFonts w:ascii="Consolas" w:hAnsi="Consolas"/>
+                <w:b w:val="0"/>
+                <w:i w:val="0"/>
+                <w:color w:val="F0F0F0"/>
+                <w:sz w:val="20"/>
+              </w:rPr>
+              <w:t>git pull</w:t>
+            </w:r>
+          </w:p>
+        </w:tc>
+      </w:tr>
+    </w:tbl>
+    <w:p>
+      <w:pPr>
+        <w:spacing w:after="120"/>
+        <w:ind w:left="360"/>
+      </w:pPr>
+    </w:p>
+    <w:p>
+      <w:pPr>
+        <w:spacing w:before="80" w:after="200"/>
+        <w:ind w:left="360"/>
+      </w:pPr>
+      <w:r>
+        <w:rPr>
+          <w:rFonts w:ascii="Calibri" w:hAnsi="Calibri"/>
+          <w:b/>
+          <w:i w:val="0"/>
+          <w:color w:val="3DD68C"/>
+          <w:sz w:val="21"/>
+        </w:rPr>
+        <w:t xml:space="preserve">You should see: </w:t>
+      </w:r>
+      <w:r>
+        <w:rPr>
+          <w:rFonts w:ascii="Calibri" w:hAnsi="Calibri"/>
+          <w:b w:val="0"/>
+          <w:i w:val="0"/>
+          <w:color w:val="222222"/>
+          <w:sz w:val="21"/>
+        </w:rPr>
+        <w:t>Success message</w:t>
+      </w:r>
+    </w:p>
+    <w:p>
+      <w:pPr>
+        <w:spacing w:before="240" w:after="120"/>
+      </w:pPr>
+      <w:r>
+        <w:rPr>
+          <w:rFonts w:ascii="Calibri" w:hAnsi="Calibri"/>
+          <w:b/>
+          <w:i w:val="0"/>
+          <w:color w:val="080808"/>
+          <w:sz w:val="23"/>
+        </w:rPr>
+        <w:t>Step 2. Run the setup script</w:t>
+      </w:r>
+    </w:p>
+    <w:p>
+      <w:pPr>
+        <w:spacing w:after="80" w:lineRule="auto" w:line="300"/>
+        <w:ind w:left="360"/>
+      </w:pPr>
+      <w:r>
+        <w:rPr>
+          <w:rFonts w:ascii="Calibri" w:hAnsi="Calibri"/>
+          <w:b w:val="0"/>
+          <w:i w:val="0"/>
+          <w:color w:val="222222"/>
+          <w:sz w:val="22"/>
+        </w:rPr>
+        <w:t>Still in the ustud folder. This installs Python packages and downloads the AI model. May take several minutes.</w:t>
+      </w:r>
+    </w:p>
+    <w:p>
+      <w:pPr>
+        <w:spacing w:before="120" w:after="40"/>
+        <w:ind w:left="360"/>
+      </w:pPr>
+      <w:r>
+        <w:rPr>
+          <w:rFonts w:ascii="Calibri" w:hAnsi="Calibri"/>
+          <w:b w:val="0"/>
+          <w:i/>
+          <w:color w:val="9A9A9A"/>
+          <w:sz w:val="20"/>
+        </w:rPr>
+        <w:t>Copy this line, paste into PowerShell, press Enter:</w:t>
+      </w:r>
+    </w:p>
+    <w:tbl>
+      <w:tblPr>
+        <w:tblW w:type="auto" w:w="0"/>
+        <w:tblLook w:firstColumn="1" w:firstRow="1" w:lastColumn="0" w:lastRow="0" w:noHBand="0" w:noVBand="1" w:val="04A0"/>
+      </w:tblPr>
+      <w:tblGrid>
+        <w:gridCol w:w="9360"/>
+      </w:tblGrid>
+      <w:tr>
+        <w:tc>
+          <w:tcPr>
+            <w:tcW w:type="dxa" w:w="9360"/>
+            <w:shd w:fill="0A0A0A" w:val="clear"/>
+            <w:tcBorders>
+              <w:top w:val="single" w:sz="4" w:color="1A1A1A"/>
+              <w:left w:val="single" w:sz="4" w:color="1A1A1A"/>
+              <w:bottom w:val="single" w:sz="4" w:color="1A1A1A"/>
+              <w:right w:val="single" w:sz="4" w:color="1A1A1A"/>
+            </w:tcBorders>
+          </w:tcPr>
+          <w:p>
+            <w:pPr>
+              <w:spacing w:before="160" w:after="160"/>
+            </w:pPr>
+            <w:r>
+              <w:rPr>
+                <w:rFonts w:ascii="Consolas" w:hAnsi="Consolas"/>
+                <w:b w:val="0"/>
+                <w:i w:val="0"/>
+                <w:color w:val="F0F0F0"/>
+                <w:sz w:val="20"/>
+              </w:rPr>
+              <w:t>.\setup.ps1</w:t>
+            </w:r>
+          </w:p>
+        </w:tc>
+      </w:tr>
+    </w:tbl>
+    <w:p>
+      <w:pPr>
+        <w:spacing w:after="120"/>
+        <w:ind w:left="360"/>
+      </w:pPr>
+    </w:p>
+    <w:p>
+      <w:pPr>
+        <w:spacing w:before="80" w:after="200"/>
+        <w:ind w:left="360"/>
+      </w:pPr>
+      <w:r>
+        <w:rPr>
+          <w:rFonts w:ascii="Calibri" w:hAnsi="Calibri"/>
+          <w:b/>
+          <w:i w:val="0"/>
+          <w:color w:val="3DD68C"/>
+          <w:sz w:val="21"/>
+        </w:rPr>
+        <w:t xml:space="preserve">You should see: </w:t>
+      </w:r>
+      <w:r>
+        <w:rPr>
+          <w:rFonts w:ascii="Calibri" w:hAnsi="Calibri"/>
+          <w:b w:val="0"/>
+          <w:i w:val="0"/>
+          <w:color w:val="222222"/>
+          <w:sz w:val="21"/>
+        </w:rPr>
+        <w:t>Green success messages. If Ollama is missing, note it in progress/BLOCKERS.md</w:t>
+      </w:r>
+    </w:p>
+    <w:p>
+      <w:pPr>
+        <w:spacing w:before="240" w:after="120"/>
+      </w:pPr>
+      <w:r>
+        <w:rPr>
+          <w:rFonts w:ascii="Calibri" w:hAnsi="Calibri"/>
+          <w:b/>
+          <w:i w:val="0"/>
+          <w:color w:val="080808"/>
+          <w:sz w:val="23"/>
+        </w:rPr>
+        <w:t>Step 3. Update and push your log</w:t>
+      </w:r>
+    </w:p>
+    <w:p>
+      <w:pPr>
+        <w:spacing w:after="80" w:lineRule="auto" w:line="300"/>
+        <w:ind w:left="360"/>
+      </w:pPr>
+      <w:r>
+        <w:rPr>
+          <w:rFonts w:ascii="Calibri" w:hAnsi="Calibri"/>
+          <w:b w:val="0"/>
+          <w:i w:val="0"/>
+          <w:color w:val="222222"/>
+          <w:sz w:val="22"/>
+        </w:rPr>
+        <w:t>Edit progress/WEEK1_LOG.md (Tuesday section). Then run git add ., commit, push (same as Monday steps 7–10).</w:t>
+      </w:r>
+    </w:p>
+    <w:p>
+      <w:pPr>
+        <w:spacing w:after="200" w:lineRule="auto" w:line="300"/>
+      </w:pPr>
+      <w:r>
+        <w:rPr>
+          <w:rFonts w:ascii="Calibri" w:hAnsi="Calibri"/>
+          <w:b w:val="0"/>
+          <w:i w:val="0"/>
+          <w:color w:val="222222"/>
+          <w:sz w:val="22"/>
+        </w:rPr>
+        <w:t>Optional reading: GitHub Actions quickstart (20 min).</w:t>
+      </w:r>
+    </w:p>
+    <w:p>
+      <w:hyperlink r:id="rId19">
+        <w:r>
+          <w:rPr>
+            <w:color w:val="4A9EFF"/>
+            <w:u w:val="single"/>
+          </w:rPr>
+          <w:t>https://docs.github.com/en/actions/quickstart</w:t>
+        </w:r>
+      </w:hyperlink>
+    </w:p>
+    <w:p>
+      <w:pPr>
+        <w:spacing w:before="320" w:after="160"/>
+      </w:pPr>
+      <w:r>
+        <w:rPr>
+          <w:rFonts w:ascii="Arial" w:hAnsi="Arial"/>
+          <w:b/>
+          <w:i w:val="0"/>
+          <w:color w:val="080808"/>
+          <w:sz w:val="28"/>
+        </w:rPr>
+        <w:t>Wednesday — AI and LLMs</w:t>
+      </w:r>
+    </w:p>
+    <w:p>
+      <w:pPr>
+        <w:spacing w:after="200" w:lineRule="auto" w:line="300"/>
+      </w:pPr>
+      <w:r>
+        <w:rPr>
+          <w:rFonts w:ascii="Calibri" w:hAnsi="Calibri"/>
+          <w:b w:val="0"/>
+          <w:i w:val="0"/>
+          <w:color w:val="222222"/>
+          <w:sz w:val="22"/>
+        </w:rPr>
+        <w:t>An LLM (Large Language Model) is AI that reads and writes text. UStud uses a local LLM so students can learn without internet.</w:t>
+      </w:r>
+    </w:p>
+    <w:p>
+      <w:pPr>
+        <w:spacing w:before="240" w:after="120"/>
+      </w:pPr>
+      <w:r>
+        <w:rPr>
+          <w:rFonts w:ascii="Calibri" w:hAnsi="Calibri"/>
+          <w:b/>
+          <w:i w:val="0"/>
+          <w:color w:val="080808"/>
+          <w:sz w:val="23"/>
+        </w:rPr>
+        <w:t>Step 1. Open NVIDIA free courses</w:t>
+      </w:r>
+    </w:p>
+    <w:p>
+      <w:pPr>
+        <w:spacing w:after="80" w:lineRule="auto" w:line="300"/>
+        <w:ind w:left="360"/>
+      </w:pPr>
+      <w:r>
+        <w:rPr>
+          <w:rFonts w:ascii="Calibri" w:hAnsi="Calibri"/>
+          <w:b w:val="0"/>
+          <w:i w:val="0"/>
+          <w:color w:val="222222"/>
+          <w:sz w:val="22"/>
+        </w:rPr>
+        <w:t>Sign in with your NVIDIA account from Part 2.</w:t>
+      </w:r>
+    </w:p>
+    <w:p>
+      <w:hyperlink r:id="rId20">
+        <w:r>
+          <w:rPr>
+            <w:color w:val="4A9EFF"/>
+            <w:u w:val="single"/>
+          </w:rPr>
+          <w:t>https://www.nvidia.com/en-us/training/self-paced-courses/</w:t>
+        </w:r>
+      </w:hyperlink>
+    </w:p>
+    <w:p>
+      <w:pPr>
+        <w:spacing w:before="240" w:after="120"/>
+      </w:pPr>
+      <w:r>
+        <w:rPr>
+          <w:rFonts w:ascii="Calibri" w:hAnsi="Calibri"/>
+          <w:b/>
+          <w:i w:val="0"/>
+          <w:color w:val="080808"/>
+          <w:sz w:val="23"/>
+        </w:rPr>
+        <w:t>Step 2. Enroll in Generative AI Explained</w:t>
+      </w:r>
+    </w:p>
+    <w:p>
+      <w:pPr>
+        <w:spacing w:after="80" w:lineRule="auto" w:line="300"/>
+        <w:ind w:left="360"/>
+      </w:pPr>
+      <w:r>
+        <w:rPr>
+          <w:rFonts w:ascii="Calibri" w:hAnsi="Calibri"/>
+          <w:b w:val="0"/>
+          <w:i w:val="0"/>
+          <w:color w:val="222222"/>
+          <w:sz w:val="22"/>
+        </w:rPr>
+        <w:t>Use the Free Courses filter.</w:t>
+      </w:r>
+    </w:p>
+    <w:p>
+      <w:pPr>
+        <w:spacing w:after="80" w:lineRule="auto" w:line="300"/>
+        <w:ind w:left="360"/>
+      </w:pPr>
+      <w:r>
+        <w:rPr>
+          <w:rFonts w:ascii="Calibri" w:hAnsi="Calibri"/>
+          <w:b w:val="0"/>
+          <w:i w:val="0"/>
+          <w:color w:val="222222"/>
+          <w:sz w:val="22"/>
+        </w:rPr>
+        <w:t>Do the first hour today. Finish on Thursday if needed.</w:t>
+      </w:r>
+    </w:p>
+    <w:p>
+      <w:pPr>
+        <w:spacing w:before="240" w:after="120"/>
+      </w:pPr>
+      <w:r>
+        <w:rPr>
+          <w:rFonts w:ascii="Calibri" w:hAnsi="Calibri"/>
+          <w:b/>
+          <w:i w:val="0"/>
+          <w:color w:val="080808"/>
+          <w:sz w:val="23"/>
+        </w:rPr>
+        <w:t>Step 3. Write three short answers in WEEK1_LOG.md (Wednesday section)</w:t>
+      </w:r>
+    </w:p>
+    <w:p>
+      <w:pPr>
+        <w:spacing w:after="80" w:lineRule="auto" w:line="300"/>
+        <w:ind w:left="360"/>
+      </w:pPr>
+      <w:r>
+        <w:rPr>
+          <w:rFonts w:ascii="Calibri" w:hAnsi="Calibri"/>
+          <w:b w:val="0"/>
+          <w:i w:val="0"/>
+          <w:color w:val="222222"/>
+          <w:sz w:val="22"/>
+        </w:rPr>
+        <w:t>What is an LLM? (your own words)</w:t>
+      </w:r>
+    </w:p>
+    <w:p>
+      <w:pPr>
+        <w:spacing w:after="80" w:lineRule="auto" w:line="300"/>
+        <w:ind w:left="360"/>
+      </w:pPr>
+      <w:r>
+        <w:rPr>
+          <w:rFonts w:ascii="Calibri" w:hAnsi="Calibri"/>
+          <w:b w:val="0"/>
+          <w:i w:val="0"/>
+          <w:color w:val="222222"/>
+          <w:sz w:val="22"/>
+        </w:rPr>
+        <w:t>What is offline AI?</w:t>
+      </w:r>
+    </w:p>
+    <w:p>
+      <w:pPr>
+        <w:spacing w:after="80" w:lineRule="auto" w:line="300"/>
+        <w:ind w:left="360"/>
+      </w:pPr>
+      <w:r>
+        <w:rPr>
+          <w:rFonts w:ascii="Calibri" w:hAnsi="Calibri"/>
+          <w:b w:val="0"/>
+          <w:i w:val="0"/>
+          <w:color w:val="222222"/>
+          <w:sz w:val="22"/>
+        </w:rPr>
+        <w:t>Why does UStud use local models?</w:t>
+      </w:r>
+    </w:p>
+    <w:p>
+      <w:pPr>
+        <w:spacing w:after="80" w:lineRule="auto" w:line="300"/>
+        <w:ind w:left="360"/>
+      </w:pPr>
+      <w:r>
+        <w:rPr>
+          <w:rFonts w:ascii="Calibri" w:hAnsi="Calibri"/>
+          <w:b w:val="0"/>
+          <w:i w:val="0"/>
+          <w:color w:val="222222"/>
+          <w:sz w:val="22"/>
+        </w:rPr>
+        <w:t>Then git add ., commit, push.</w:t>
+      </w:r>
+    </w:p>
+    <w:p>
+      <w:pPr>
+        <w:spacing w:before="320" w:after="160"/>
+      </w:pPr>
+      <w:r>
+        <w:rPr>
+          <w:rFonts w:ascii="Arial" w:hAnsi="Arial"/>
+          <w:b/>
+          <w:i w:val="0"/>
+          <w:color w:val="080808"/>
+          <w:sz w:val="28"/>
+        </w:rPr>
+        <w:t>Thursday — Agents and Cursor</w:t>
+      </w:r>
+    </w:p>
+    <w:p>
+      <w:pPr>
+        <w:spacing w:after="200" w:lineRule="auto" w:line="300"/>
+      </w:pPr>
+      <w:r>
+        <w:rPr>
+          <w:rFonts w:ascii="Calibri" w:hAnsi="Calibri"/>
+          <w:b w:val="0"/>
+          <w:i w:val="0"/>
+          <w:color w:val="222222"/>
+          <w:sz w:val="22"/>
+        </w:rPr>
+        <w:t>A chatbot only talks. An agent can also read files, edit code, and run commands. Cursor in Agent mode is an agent.</w:t>
+      </w:r>
+    </w:p>
+    <w:p>
+      <w:pPr>
+        <w:spacing w:before="240" w:after="120"/>
+      </w:pPr>
+      <w:r>
+        <w:rPr>
+          <w:rFonts w:ascii="Calibri" w:hAnsi="Calibri"/>
+          <w:b/>
+          <w:i w:val="0"/>
+          <w:color w:val="080808"/>
+          <w:sz w:val="23"/>
+        </w:rPr>
+        <w:t>Step 1. Continue NVIDIA course or start Augment Your LLM Using RAG</w:t>
+      </w:r>
+    </w:p>
+    <w:p>
+      <w:pPr>
+        <w:spacing w:after="80" w:lineRule="auto" w:line="300"/>
+        <w:ind w:left="360"/>
+      </w:pPr>
+      <w:r>
+        <w:rPr>
+          <w:rFonts w:ascii="Calibri" w:hAnsi="Calibri"/>
+          <w:b w:val="0"/>
+          <w:i w:val="0"/>
+          <w:color w:val="222222"/>
+          <w:sz w:val="22"/>
+        </w:rPr>
+        <w:t>Same NVIDIA link as Wednesday.</w:t>
+      </w:r>
+    </w:p>
+    <w:p>
+      <w:pPr>
+        <w:spacing w:before="240" w:after="120"/>
+      </w:pPr>
+      <w:r>
+        <w:rPr>
+          <w:rFonts w:ascii="Calibri" w:hAnsi="Calibri"/>
+          <w:b/>
+          <w:i w:val="0"/>
+          <w:color w:val="080808"/>
+          <w:sz w:val="23"/>
+        </w:rPr>
+        <w:t>Step 2. Start a Cursor session</w:t>
+      </w:r>
+    </w:p>
+    <w:p>
+      <w:pPr>
+        <w:spacing w:after="80" w:lineRule="auto" w:line="300"/>
+        <w:ind w:left="360"/>
+      </w:pPr>
+      <w:r>
+        <w:rPr>
+          <w:rFonts w:ascii="Calibri" w:hAnsi="Calibri"/>
+          <w:b w:val="0"/>
+          <w:i w:val="0"/>
+          <w:color w:val="222222"/>
+          <w:sz w:val="22"/>
+        </w:rPr>
+        <w:t>Open Cursor with the ustud folder.</w:t>
+      </w:r>
+    </w:p>
+    <w:p>
+      <w:pPr>
+        <w:spacing w:after="80" w:lineRule="auto" w:line="300"/>
+        <w:ind w:left="360"/>
+      </w:pPr>
+      <w:r>
+        <w:rPr>
+          <w:rFonts w:ascii="Calibri" w:hAnsi="Calibri"/>
+          <w:b w:val="0"/>
+          <w:i w:val="0"/>
+          <w:color w:val="222222"/>
+          <w:sz w:val="22"/>
+        </w:rPr>
+        <w:t>Open the Chat panel.</w:t>
+      </w:r>
+    </w:p>
+    <w:p>
+      <w:pPr>
+        <w:spacing w:after="80" w:lineRule="auto" w:line="300"/>
+        <w:ind w:left="360"/>
+      </w:pPr>
+      <w:r>
+        <w:rPr>
+          <w:rFonts w:ascii="Calibri" w:hAnsi="Calibri"/>
+          <w:b w:val="0"/>
+          <w:i w:val="0"/>
+          <w:color w:val="222222"/>
+          <w:sz w:val="22"/>
+        </w:rPr>
+        <w:t>Copy the entire Session Start block from Part 7 below and paste into chat. Press Enter.</w:t>
+      </w:r>
+    </w:p>
+    <w:p>
+      <w:pPr>
+        <w:spacing w:after="80" w:lineRule="auto" w:line="300"/>
+        <w:ind w:left="360"/>
+      </w:pPr>
+      <w:r>
+        <w:rPr>
+          <w:rFonts w:ascii="Calibri" w:hAnsi="Calibri"/>
+          <w:b w:val="0"/>
+          <w:i w:val="0"/>
+          <w:color w:val="222222"/>
+          <w:sz w:val="22"/>
+        </w:rPr>
+        <w:t>Wait for Cursor to respond.</w:t>
+      </w:r>
+    </w:p>
+    <w:p>
+      <w:pPr>
+        <w:spacing w:before="240" w:after="120"/>
+      </w:pPr>
+      <w:r>
+        <w:rPr>
+          <w:rFonts w:ascii="Calibri" w:hAnsi="Calibri"/>
+          <w:b/>
+          <w:i w:val="0"/>
+          <w:color w:val="080808"/>
+          <w:sz w:val="23"/>
+        </w:rPr>
+        <w:t>Step 3. Ask Cursor a question</w:t>
+      </w:r>
+    </w:p>
+    <w:p>
+      <w:pPr>
+        <w:spacing w:after="80" w:lineRule="auto" w:line="300"/>
+        <w:ind w:left="360"/>
+      </w:pPr>
+      <w:r>
+        <w:rPr>
+          <w:rFonts w:ascii="Calibri" w:hAnsi="Calibri"/>
+          <w:b w:val="0"/>
+          <w:i w:val="0"/>
+          <w:color w:val="222222"/>
+          <w:sz w:val="22"/>
+        </w:rPr>
+        <w:t>Type or paste: Explain the folder structure of this repo in simple terms.</w:t>
+      </w:r>
+    </w:p>
+    <w:p>
+      <w:pPr>
+        <w:spacing w:before="240" w:after="120"/>
+      </w:pPr>
+      <w:r>
+        <w:rPr>
+          <w:rFonts w:ascii="Calibri" w:hAnsi="Calibri"/>
+          <w:b/>
+          <w:i w:val="0"/>
+          <w:color w:val="080808"/>
+          <w:sz w:val="23"/>
+        </w:rPr>
+        <w:t>Step 4. End the session</w:t>
+      </w:r>
+    </w:p>
+    <w:p>
+      <w:pPr>
+        <w:spacing w:after="80" w:lineRule="auto" w:line="300"/>
+        <w:ind w:left="360"/>
+      </w:pPr>
+      <w:r>
+        <w:rPr>
+          <w:rFonts w:ascii="Calibri" w:hAnsi="Calibri"/>
+          <w:b w:val="0"/>
+          <w:i w:val="0"/>
+          <w:color w:val="222222"/>
+          <w:sz w:val="22"/>
+        </w:rPr>
+        <w:t>Copy the Session End block from Part 7. Paste into chat.</w:t>
+      </w:r>
+    </w:p>
+    <w:p>
+      <w:pPr>
+        <w:spacing w:after="80" w:lineRule="auto" w:line="300"/>
+        <w:ind w:left="360"/>
+      </w:pPr>
+      <w:r>
+        <w:rPr>
+          <w:rFonts w:ascii="Calibri" w:hAnsi="Calibri"/>
+          <w:b w:val="0"/>
+          <w:i w:val="0"/>
+          <w:color w:val="222222"/>
+          <w:sz w:val="22"/>
+        </w:rPr>
+        <w:t>Review what Cursor wrote in the progress files.</w:t>
+      </w:r>
+    </w:p>
+    <w:p>
+      <w:pPr>
+        <w:spacing w:after="80" w:lineRule="auto" w:line="300"/>
+        <w:ind w:left="360"/>
+      </w:pPr>
+      <w:r>
+        <w:rPr>
+          <w:rFonts w:ascii="Calibri" w:hAnsi="Calibri"/>
+          <w:b w:val="0"/>
+          <w:i w:val="0"/>
+          <w:color w:val="222222"/>
+          <w:sz w:val="22"/>
+        </w:rPr>
+        <w:t>git add ., commit, push.</w:t>
+      </w:r>
+    </w:p>
+    <w:p>
+      <w:pPr>
+        <w:spacing w:after="200" w:lineRule="auto" w:line="300"/>
+      </w:pPr>
+      <w:r>
+        <w:rPr>
+          <w:rFonts w:ascii="Calibri" w:hAnsi="Calibri"/>
+          <w:b w:val="0"/>
+          <w:i w:val="0"/>
+          <w:color w:val="222222"/>
+          <w:sz w:val="22"/>
+        </w:rPr>
+        <w:t>Optional: Cursor Get Started docs.</w:t>
+      </w:r>
+    </w:p>
+    <w:p>
+      <w:hyperlink r:id="rId21">
+        <w:r>
+          <w:rPr>
+            <w:color w:val="4A9EFF"/>
+            <w:u w:val="single"/>
+          </w:rPr>
+          <w:t>https://docs.cursor.com/get-started/introduction</w:t>
+        </w:r>
+      </w:hyperlink>
+    </w:p>
+    <w:p>
+      <w:pPr>
+        <w:spacing w:before="320" w:after="160"/>
+      </w:pPr>
+      <w:r>
+        <w:rPr>
+          <w:rFonts w:ascii="Arial" w:hAnsi="Arial"/>
+          <w:b/>
+          <w:i w:val="0"/>
+          <w:color w:val="080808"/>
+          <w:sz w:val="28"/>
+        </w:rPr>
+        <w:t>Friday — Run the App</w:t>
+      </w:r>
+    </w:p>
+    <w:p>
+      <w:pPr>
+        <w:spacing w:after="200" w:lineRule="auto" w:line="300"/>
+      </w:pPr>
+      <w:r>
+        <w:rPr>
+          <w:rFonts w:ascii="Calibri" w:hAnsi="Calibri"/>
+          <w:b w:val="0"/>
+          <w:i w:val="0"/>
+          <w:color w:val="222222"/>
+          <w:sz w:val="22"/>
+        </w:rPr>
+        <w:t>Today you run UStud on your laptop and make one small improvement.</w:t>
+      </w:r>
+    </w:p>
+    <w:p>
+      <w:pPr>
+        <w:spacing w:before="240" w:after="120"/>
+      </w:pPr>
+      <w:r>
+        <w:rPr>
+          <w:rFonts w:ascii="Calibri" w:hAnsi="Calibri"/>
+          <w:b/>
+          <w:i w:val="0"/>
+          <w:color w:val="080808"/>
+          <w:sz w:val="23"/>
+        </w:rPr>
+        <w:t>Step 1. Pull latest</w:t>
+      </w:r>
+    </w:p>
+    <w:p>
+      <w:pPr>
+        <w:spacing w:before="120" w:after="40"/>
+        <w:ind w:left="360"/>
+      </w:pPr>
+      <w:r>
+        <w:rPr>
+          <w:rFonts w:ascii="Calibri" w:hAnsi="Calibri"/>
+          <w:b w:val="0"/>
+          <w:i/>
+          <w:color w:val="9A9A9A"/>
+          <w:sz w:val="20"/>
+        </w:rPr>
+        <w:t>Copy this line, paste into PowerShell, press Enter:</w:t>
+      </w:r>
+    </w:p>
+    <w:tbl>
+      <w:tblPr>
+        <w:tblW w:type="auto" w:w="0"/>
+        <w:tblLook w:firstColumn="1" w:firstRow="1" w:lastColumn="0" w:lastRow="0" w:noHBand="0" w:noVBand="1" w:val="04A0"/>
+      </w:tblPr>
+      <w:tblGrid>
+        <w:gridCol w:w="9360"/>
+      </w:tblGrid>
+      <w:tr>
+        <w:tc>
+          <w:tcPr>
+            <w:tcW w:type="dxa" w:w="9360"/>
+            <w:shd w:fill="0A0A0A" w:val="clear"/>
+            <w:tcBorders>
+              <w:top w:val="single" w:sz="4" w:color="1A1A1A"/>
+              <w:left w:val="single" w:sz="4" w:color="1A1A1A"/>
+              <w:bottom w:val="single" w:sz="4" w:color="1A1A1A"/>
+              <w:right w:val="single" w:sz="4" w:color="1A1A1A"/>
+            </w:tcBorders>
+          </w:tcPr>
+          <w:p>
+            <w:pPr>
+              <w:spacing w:before="160" w:after="160"/>
+            </w:pPr>
+            <w:r>
+              <w:rPr>
+                <w:rFonts w:ascii="Consolas" w:hAnsi="Consolas"/>
+                <w:b w:val="0"/>
+                <w:i w:val="0"/>
+                <w:color w:val="F0F0F0"/>
+                <w:sz w:val="20"/>
+              </w:rPr>
+              <w:t>git pull</w:t>
+            </w:r>
+          </w:p>
+        </w:tc>
+      </w:tr>
+    </w:tbl>
+    <w:p>
+      <w:pPr>
+        <w:spacing w:after="120"/>
+        <w:ind w:left="360"/>
+      </w:pPr>
+    </w:p>
+    <w:p>
+      <w:pPr>
+        <w:spacing w:before="80" w:after="200"/>
+        <w:ind w:left="360"/>
+      </w:pPr>
+      <w:r>
+        <w:rPr>
+          <w:rFonts w:ascii="Calibri" w:hAnsi="Calibri"/>
+          <w:b/>
+          <w:i w:val="0"/>
+          <w:color w:val="3DD68C"/>
+          <w:sz w:val="21"/>
+        </w:rPr>
+        <w:t xml:space="preserve">You should see: </w:t>
+      </w:r>
+      <w:r>
+        <w:rPr>
+          <w:rFonts w:ascii="Calibri" w:hAnsi="Calibri"/>
+          <w:b w:val="0"/>
+          <w:i w:val="0"/>
+          <w:color w:val="222222"/>
+          <w:sz w:val="21"/>
+        </w:rPr>
+        <w:t>Success</w:t>
+      </w:r>
+    </w:p>
+    <w:p>
+      <w:pPr>
+        <w:spacing w:before="240" w:after="120"/>
+      </w:pPr>
+      <w:r>
+        <w:rPr>
+          <w:rFonts w:ascii="Calibri" w:hAnsi="Calibri"/>
+          <w:b/>
+          <w:i w:val="0"/>
+          <w:color w:val="080808"/>
+          <w:sz w:val="23"/>
+        </w:rPr>
+        <w:t>Step 2. Install dependencies (first time only)</w:t>
+      </w:r>
+    </w:p>
+    <w:p>
+      <w:pPr>
+        <w:spacing w:after="80" w:lineRule="auto" w:line="300"/>
+        <w:ind w:left="360"/>
+      </w:pPr>
+      <w:r>
+        <w:rPr>
+          <w:rFonts w:ascii="Calibri" w:hAnsi="Calibri"/>
+          <w:b w:val="0"/>
+          <w:i w:val="0"/>
+          <w:color w:val="222222"/>
+          <w:sz w:val="22"/>
+        </w:rPr>
+        <w:t>Run each line, wait for each to finish:</w:t>
+      </w:r>
+    </w:p>
+    <w:p>
+      <w:pPr>
+        <w:spacing w:before="120" w:after="40"/>
+        <w:ind w:left="360"/>
+      </w:pPr>
+      <w:r>
+        <w:rPr>
+          <w:rFonts w:ascii="Calibri" w:hAnsi="Calibri"/>
+          <w:b w:val="0"/>
+          <w:i/>
+          <w:color w:val="9A9A9A"/>
+          <w:sz w:val="20"/>
+        </w:rPr>
+        <w:t>Copy this line, paste into PowerShell, press Enter:</w:t>
+      </w:r>
+    </w:p>
+    <w:tbl>
+      <w:tblPr>
+        <w:tblW w:type="auto" w:w="0"/>
+        <w:tblLook w:firstColumn="1" w:firstRow="1" w:lastColumn="0" w:lastRow="0" w:noHBand="0" w:noVBand="1" w:val="04A0"/>
+      </w:tblPr>
+      <w:tblGrid>
+        <w:gridCol w:w="9360"/>
+      </w:tblGrid>
+      <w:tr>
+        <w:tc>
+          <w:tcPr>
+            <w:tcW w:type="dxa" w:w="9360"/>
+            <w:shd w:fill="0A0A0A" w:val="clear"/>
+            <w:tcBorders>
+              <w:top w:val="single" w:sz="4" w:color="1A1A1A"/>
+              <w:left w:val="single" w:sz="4" w:color="1A1A1A"/>
+              <w:bottom w:val="single" w:sz="4" w:color="1A1A1A"/>
+              <w:right w:val="single" w:sz="4" w:color="1A1A1A"/>
+            </w:tcBorders>
+          </w:tcPr>
+          <w:p>
+            <w:pPr>
+              <w:spacing w:before="160" w:after="160"/>
+            </w:pPr>
+            <w:r>
+              <w:rPr>
+                <w:rFonts w:ascii="Consolas" w:hAnsi="Consolas"/>
+                <w:b w:val="0"/>
+                <w:i w:val="0"/>
+                <w:color w:val="F0F0F0"/>
+                <w:sz w:val="20"/>
+              </w:rPr>
+              <w:t>npm install</w:t>
+            </w:r>
+          </w:p>
+        </w:tc>
+      </w:tr>
+    </w:tbl>
+    <w:p>
+      <w:pPr>
+        <w:spacing w:after="120"/>
+        <w:ind w:left="360"/>
+      </w:pPr>
+    </w:p>
+    <w:p>
+      <w:pPr>
+        <w:spacing w:before="80" w:after="200"/>
+        <w:ind w:left="360"/>
+      </w:pPr>
+      <w:r>
+        <w:rPr>
+          <w:rFonts w:ascii="Calibri" w:hAnsi="Calibri"/>
+          <w:b/>
+          <w:i w:val="0"/>
+          <w:color w:val="3DD68C"/>
+          <w:sz w:val="21"/>
+        </w:rPr>
+        <w:t xml:space="preserve">You should see: </w:t>
+      </w:r>
+      <w:r>
+        <w:rPr>
+          <w:rFonts w:ascii="Calibri" w:hAnsi="Calibri"/>
+          <w:b w:val="0"/>
+          <w:i w:val="0"/>
+          <w:color w:val="222222"/>
+          <w:sz w:val="21"/>
+        </w:rPr>
+        <w:t>Completes without errors</w:t>
+      </w:r>
+    </w:p>
+    <w:p>
+      <w:pPr>
+        <w:spacing w:before="240" w:after="120"/>
+      </w:pPr>
+      <w:r>
+        <w:rPr>
+          <w:rFonts w:ascii="Calibri" w:hAnsi="Calibri"/>
+          <w:b/>
+          <w:i w:val="0"/>
+          <w:color w:val="080808"/>
+          <w:sz w:val="23"/>
+        </w:rPr>
+        <w:t>Step 3. Install UI dependencies</w:t>
+      </w:r>
+    </w:p>
+    <w:p>
+      <w:pPr>
+        <w:spacing w:before="120" w:after="40"/>
+        <w:ind w:left="360"/>
+      </w:pPr>
+      <w:r>
+        <w:rPr>
+          <w:rFonts w:ascii="Calibri" w:hAnsi="Calibri"/>
+          <w:b w:val="0"/>
+          <w:i/>
+          <w:color w:val="9A9A9A"/>
+          <w:sz w:val="20"/>
+        </w:rPr>
+        <w:t>Copy this line, paste into PowerShell, press Enter:</w:t>
+      </w:r>
+    </w:p>
+    <w:tbl>
+      <w:tblPr>
+        <w:tblW w:type="auto" w:w="0"/>
+        <w:tblLook w:firstColumn="1" w:firstRow="1" w:lastColumn="0" w:lastRow="0" w:noHBand="0" w:noVBand="1" w:val="04A0"/>
+      </w:tblPr>
+      <w:tblGrid>
+        <w:gridCol w:w="9360"/>
+      </w:tblGrid>
+      <w:tr>
+        <w:tc>
+          <w:tcPr>
+            <w:tcW w:type="dxa" w:w="9360"/>
+            <w:shd w:fill="0A0A0A" w:val="clear"/>
+            <w:tcBorders>
+              <w:top w:val="single" w:sz="4" w:color="1A1A1A"/>
+              <w:left w:val="single" w:sz="4" w:color="1A1A1A"/>
+              <w:bottom w:val="single" w:sz="4" w:color="1A1A1A"/>
+              <w:right w:val="single" w:sz="4" w:color="1A1A1A"/>
+            </w:tcBorders>
+          </w:tcPr>
+          <w:p>
+            <w:pPr>
+              <w:spacing w:before="160" w:after="160"/>
+            </w:pPr>
+            <w:r>
+              <w:rPr>
+                <w:rFonts w:ascii="Consolas" w:hAnsi="Consolas"/>
+                <w:b w:val="0"/>
+                <w:i w:val="0"/>
+                <w:color w:val="F0F0F0"/>
+                <w:sz w:val="20"/>
+              </w:rPr>
+              <w:t>cd boiler</w:t>
+            </w:r>
+          </w:p>
+        </w:tc>
+      </w:tr>
+    </w:tbl>
+    <w:p>
+      <w:pPr>
+        <w:spacing w:after="120"/>
+        <w:ind w:left="360"/>
+      </w:pPr>
+    </w:p>
+    <w:p>
+      <w:pPr>
+        <w:spacing w:before="80" w:after="200"/>
+        <w:ind w:left="360"/>
+      </w:pPr>
+      <w:r>
+        <w:rPr>
+          <w:rFonts w:ascii="Calibri" w:hAnsi="Calibri"/>
+          <w:b/>
+          <w:i w:val="0"/>
+          <w:color w:val="3DD68C"/>
+          <w:sz w:val="21"/>
+        </w:rPr>
+        <w:t xml:space="preserve">You should see: </w:t>
+      </w:r>
+      <w:r>
+        <w:rPr>
+          <w:rFonts w:ascii="Calibri" w:hAnsi="Calibri"/>
+          <w:b w:val="0"/>
+          <w:i w:val="0"/>
+          <w:color w:val="222222"/>
+          <w:sz w:val="21"/>
+        </w:rPr>
+        <w:t>Folder changes</w:t>
+      </w:r>
+    </w:p>
+    <w:p>
+      <w:pPr>
+        <w:spacing w:before="240" w:after="120"/>
+      </w:pPr>
+      <w:r>
+        <w:rPr>
+          <w:rFonts w:ascii="Calibri" w:hAnsi="Calibri"/>
+          <w:b/>
+          <w:i w:val="0"/>
+          <w:color w:val="080808"/>
+          <w:sz w:val="23"/>
+        </w:rPr>
+        <w:t>Step 4. Continue UI install</w:t>
+      </w:r>
+    </w:p>
+    <w:p>
+      <w:pPr>
+        <w:spacing w:before="120" w:after="40"/>
+        <w:ind w:left="360"/>
+      </w:pPr>
+      <w:r>
+        <w:rPr>
+          <w:rFonts w:ascii="Calibri" w:hAnsi="Calibri"/>
+          <w:b w:val="0"/>
+          <w:i/>
+          <w:color w:val="9A9A9A"/>
+          <w:sz w:val="20"/>
+        </w:rPr>
+        <w:t>Copy this line, paste into PowerShell, press Enter:</w:t>
+      </w:r>
+    </w:p>
+    <w:tbl>
+      <w:tblPr>
+        <w:tblW w:type="auto" w:w="0"/>
+        <w:tblLook w:firstColumn="1" w:firstRow="1" w:lastColumn="0" w:lastRow="0" w:noHBand="0" w:noVBand="1" w:val="04A0"/>
+      </w:tblPr>
+      <w:tblGrid>
+        <w:gridCol w:w="9360"/>
+      </w:tblGrid>
+      <w:tr>
+        <w:tc>
+          <w:tcPr>
+            <w:tcW w:type="dxa" w:w="9360"/>
+            <w:shd w:fill="0A0A0A" w:val="clear"/>
+            <w:tcBorders>
+              <w:top w:val="single" w:sz="4" w:color="1A1A1A"/>
+              <w:left w:val="single" w:sz="4" w:color="1A1A1A"/>
+              <w:bottom w:val="single" w:sz="4" w:color="1A1A1A"/>
+              <w:right w:val="single" w:sz="4" w:color="1A1A1A"/>
+            </w:tcBorders>
+          </w:tcPr>
+          <w:p>
+            <w:pPr>
+              <w:spacing w:before="160" w:after="160"/>
+            </w:pPr>
+            <w:r>
+              <w:rPr>
+                <w:rFonts w:ascii="Consolas" w:hAnsi="Consolas"/>
+                <w:b w:val="0"/>
+                <w:i w:val="0"/>
+                <w:color w:val="F0F0F0"/>
+                <w:sz w:val="20"/>
+              </w:rPr>
+              <w:t>npm install</w:t>
+            </w:r>
+          </w:p>
+        </w:tc>
+      </w:tr>
+    </w:tbl>
+    <w:p>
+      <w:pPr>
+        <w:spacing w:after="120"/>
+        <w:ind w:left="360"/>
+      </w:pPr>
+    </w:p>
+    <w:p>
+      <w:pPr>
+        <w:spacing w:before="80" w:after="200"/>
+        <w:ind w:left="360"/>
+      </w:pPr>
+      <w:r>
+        <w:rPr>
+          <w:rFonts w:ascii="Calibri" w:hAnsi="Calibri"/>
+          <w:b/>
+          <w:i w:val="0"/>
+          <w:color w:val="3DD68C"/>
+          <w:sz w:val="21"/>
+        </w:rPr>
+        <w:t xml:space="preserve">You should see: </w:t>
+      </w:r>
+      <w:r>
+        <w:rPr>
+          <w:rFonts w:ascii="Calibri" w:hAnsi="Calibri"/>
+          <w:b w:val="0"/>
+          <w:i w:val="0"/>
+          <w:color w:val="222222"/>
+          <w:sz w:val="21"/>
+        </w:rPr>
+        <w:t>Completes</w:t>
+      </w:r>
+    </w:p>
+    <w:p>
+      <w:pPr>
+        <w:spacing w:before="240" w:after="120"/>
+      </w:pPr>
+      <w:r>
+        <w:rPr>
+          <w:rFonts w:ascii="Calibri" w:hAnsi="Calibri"/>
+          <w:b/>
+          <w:i w:val="0"/>
+          <w:color w:val="080808"/>
+          <w:sz w:val="23"/>
+        </w:rPr>
+        <w:t>Step 5. Go back to project root</w:t>
+      </w:r>
+    </w:p>
+    <w:p>
+      <w:pPr>
+        <w:spacing w:before="120" w:after="40"/>
+        <w:ind w:left="360"/>
+      </w:pPr>
+      <w:r>
+        <w:rPr>
+          <w:rFonts w:ascii="Calibri" w:hAnsi="Calibri"/>
+          <w:b w:val="0"/>
+          <w:i/>
+          <w:color w:val="9A9A9A"/>
+          <w:sz w:val="20"/>
+        </w:rPr>
+        <w:t>Copy this line, paste into PowerShell, press Enter:</w:t>
+      </w:r>
+    </w:p>
+    <w:tbl>
+      <w:tblPr>
+        <w:tblW w:type="auto" w:w="0"/>
+        <w:tblLook w:firstColumn="1" w:firstRow="1" w:lastColumn="0" w:lastRow="0" w:noHBand="0" w:noVBand="1" w:val="04A0"/>
+      </w:tblPr>
+      <w:tblGrid>
+        <w:gridCol w:w="9360"/>
+      </w:tblGrid>
+      <w:tr>
+        <w:tc>
+          <w:tcPr>
+            <w:tcW w:type="dxa" w:w="9360"/>
+            <w:shd w:fill="0A0A0A" w:val="clear"/>
+            <w:tcBorders>
+              <w:top w:val="single" w:sz="4" w:color="1A1A1A"/>
+              <w:left w:val="single" w:sz="4" w:color="1A1A1A"/>
+              <w:bottom w:val="single" w:sz="4" w:color="1A1A1A"/>
+              <w:right w:val="single" w:sz="4" w:color="1A1A1A"/>
+            </w:tcBorders>
+          </w:tcPr>
+          <w:p>
+            <w:pPr>
+              <w:spacing w:before="160" w:after="160"/>
+            </w:pPr>
+            <w:r>
+              <w:rPr>
+                <w:rFonts w:ascii="Consolas" w:hAnsi="Consolas"/>
+                <w:b w:val="0"/>
+                <w:i w:val="0"/>
+                <w:color w:val="F0F0F0"/>
+                <w:sz w:val="20"/>
+              </w:rPr>
+              <w:t>cd ..</w:t>
+            </w:r>
+          </w:p>
+        </w:tc>
+      </w:tr>
+    </w:tbl>
+    <w:p>
+      <w:pPr>
+        <w:spacing w:after="120"/>
+        <w:ind w:left="360"/>
+      </w:pPr>
+    </w:p>
+    <w:p>
+      <w:pPr>
+        <w:spacing w:before="80" w:after="200"/>
+        <w:ind w:left="360"/>
+      </w:pPr>
+      <w:r>
+        <w:rPr>
+          <w:rFonts w:ascii="Calibri" w:hAnsi="Calibri"/>
+          <w:b/>
+          <w:i w:val="0"/>
+          <w:color w:val="3DD68C"/>
+          <w:sz w:val="21"/>
+        </w:rPr>
+        <w:t xml:space="preserve">You should see: </w:t>
+      </w:r>
+      <w:r>
+        <w:rPr>
+          <w:rFonts w:ascii="Calibri" w:hAnsi="Calibri"/>
+          <w:b w:val="0"/>
+          <w:i w:val="0"/>
+          <w:color w:val="222222"/>
+          <w:sz w:val="21"/>
+        </w:rPr>
+        <w:t>Back in ustud folder</w:t>
+      </w:r>
+    </w:p>
+    <w:p>
+      <w:pPr>
+        <w:spacing w:before="240" w:after="120"/>
+      </w:pPr>
+      <w:r>
+        <w:rPr>
+          <w:rFonts w:ascii="Calibri" w:hAnsi="Calibri"/>
+          <w:b/>
+          <w:i w:val="0"/>
+          <w:color w:val="080808"/>
+          <w:sz w:val="23"/>
+        </w:rPr>
+        <w:t>Step 6. Start the app</w:t>
+      </w:r>
+    </w:p>
+    <w:p>
+      <w:pPr>
+        <w:spacing w:after="80" w:lineRule="auto" w:line="300"/>
+        <w:ind w:left="360"/>
+      </w:pPr>
+      <w:r>
+        <w:rPr>
+          <w:rFonts w:ascii="Calibri" w:hAnsi="Calibri"/>
+          <w:b w:val="0"/>
+          <w:i w:val="0"/>
+          <w:color w:val="222222"/>
+          <w:sz w:val="22"/>
+        </w:rPr>
+        <w:t>Leave this window open while the app runs.</w:t>
+      </w:r>
+    </w:p>
+    <w:p>
+      <w:pPr>
+        <w:spacing w:before="120" w:after="40"/>
+        <w:ind w:left="360"/>
+      </w:pPr>
+      <w:r>
+        <w:rPr>
+          <w:rFonts w:ascii="Calibri" w:hAnsi="Calibri"/>
+          <w:b w:val="0"/>
+          <w:i/>
+          <w:color w:val="9A9A9A"/>
+          <w:sz w:val="20"/>
+        </w:rPr>
+        <w:t>Copy this line, paste into PowerShell, press Enter:</w:t>
+      </w:r>
+    </w:p>
+    <w:tbl>
+      <w:tblPr>
+        <w:tblW w:type="auto" w:w="0"/>
+        <w:tblLook w:firstColumn="1" w:firstRow="1" w:lastColumn="0" w:lastRow="0" w:noHBand="0" w:noVBand="1" w:val="04A0"/>
+      </w:tblPr>
+      <w:tblGrid>
+        <w:gridCol w:w="9360"/>
+      </w:tblGrid>
+      <w:tr>
+        <w:tc>
+          <w:tcPr>
+            <w:tcW w:type="dxa" w:w="9360"/>
+            <w:shd w:fill="0A0A0A" w:val="clear"/>
+            <w:tcBorders>
+              <w:top w:val="single" w:sz="4" w:color="1A1A1A"/>
+              <w:left w:val="single" w:sz="4" w:color="1A1A1A"/>
+              <w:bottom w:val="single" w:sz="4" w:color="1A1A1A"/>
+              <w:right w:val="single" w:sz="4" w:color="1A1A1A"/>
+            </w:tcBorders>
+          </w:tcPr>
+          <w:p>
+            <w:pPr>
+              <w:spacing w:before="160" w:after="160"/>
+            </w:pPr>
+            <w:r>
+              <w:rPr>
+                <w:rFonts w:ascii="Consolas" w:hAnsi="Consolas"/>
+                <w:b w:val="0"/>
+                <w:i w:val="0"/>
+                <w:color w:val="F0F0F0"/>
+                <w:sz w:val="20"/>
+              </w:rPr>
+              <w:t>npm run dev:all</w:t>
+            </w:r>
+          </w:p>
+        </w:tc>
+      </w:tr>
+    </w:tbl>
+    <w:p>
+      <w:pPr>
+        <w:spacing w:after="120"/>
+        <w:ind w:left="360"/>
+      </w:pPr>
+    </w:p>
+    <w:p>
+      <w:pPr>
+        <w:spacing w:before="80" w:after="200"/>
+        <w:ind w:left="360"/>
+      </w:pPr>
+      <w:r>
+        <w:rPr>
+          <w:rFonts w:ascii="Calibri" w:hAnsi="Calibri"/>
+          <w:b/>
+          <w:i w:val="0"/>
+          <w:color w:val="3DD68C"/>
+          <w:sz w:val="21"/>
+        </w:rPr>
+        <w:t xml:space="preserve">You should see: </w:t>
+      </w:r>
+      <w:r>
+        <w:rPr>
+          <w:rFonts w:ascii="Calibri" w:hAnsi="Calibri"/>
+          <w:b w:val="0"/>
+          <w:i w:val="0"/>
+          <w:color w:val="222222"/>
+          <w:sz w:val="21"/>
+        </w:rPr>
+        <w:t>Messages about API and UI starting</w:t>
+      </w:r>
+    </w:p>
+    <w:p>
+      <w:pPr>
+        <w:spacing w:before="240" w:after="120"/>
+      </w:pPr>
+      <w:r>
+        <w:rPr>
+          <w:rFonts w:ascii="Calibri" w:hAnsi="Calibri"/>
+          <w:b/>
+          <w:i w:val="0"/>
+          <w:color w:val="080808"/>
+          <w:sz w:val="23"/>
+        </w:rPr>
+        <w:t>Step 7. Open the app in your browser</w:t>
+      </w:r>
+    </w:p>
+    <w:p>
+      <w:pPr>
+        <w:spacing w:after="80" w:lineRule="auto" w:line="300"/>
+        <w:ind w:left="360"/>
+      </w:pPr>
+      <w:r>
+        <w:rPr>
+          <w:rFonts w:ascii="Calibri" w:hAnsi="Calibri"/>
+          <w:b w:val="0"/>
+          <w:i w:val="0"/>
+          <w:color w:val="222222"/>
+          <w:sz w:val="22"/>
+        </w:rPr>
+        <w:t>Open Chrome or Edge.</w:t>
+      </w:r>
+    </w:p>
+    <w:p>
+      <w:pPr>
+        <w:spacing w:after="80" w:lineRule="auto" w:line="300"/>
+        <w:ind w:left="360"/>
+      </w:pPr>
+      <w:r>
+        <w:rPr>
+          <w:rFonts w:ascii="Calibri" w:hAnsi="Calibri"/>
+          <w:b w:val="0"/>
+          <w:i w:val="0"/>
+          <w:color w:val="222222"/>
+          <w:sz w:val="22"/>
+        </w:rPr>
+        <w:t>Go to: http://localhost:5173</w:t>
+      </w:r>
+    </w:p>
+    <w:p>
+      <w:pPr>
+        <w:spacing w:after="80" w:lineRule="auto" w:line="300"/>
+        <w:ind w:left="360"/>
+      </w:pPr>
+      <w:r>
+        <w:rPr>
+          <w:rFonts w:ascii="Calibri" w:hAnsi="Calibri"/>
+          <w:b w:val="0"/>
+          <w:i w:val="0"/>
+          <w:color w:val="222222"/>
+          <w:sz w:val="22"/>
+        </w:rPr>
+        <w:t>You should see the UStud interface.</w:t>
+      </w:r>
+    </w:p>
+    <w:p>
+      <w:pPr>
+        <w:spacing w:before="80" w:after="200"/>
+        <w:ind w:left="360"/>
+      </w:pPr>
+      <w:r>
+        <w:rPr>
+          <w:rFonts w:ascii="Calibri" w:hAnsi="Calibri"/>
+          <w:b/>
+          <w:i w:val="0"/>
+          <w:color w:val="3DD68C"/>
+          <w:sz w:val="21"/>
+        </w:rPr>
+        <w:t xml:space="preserve">You should see: </w:t>
+      </w:r>
+      <w:r>
+        <w:rPr>
+          <w:rFonts w:ascii="Calibri" w:hAnsi="Calibri"/>
+          <w:b w:val="0"/>
+          <w:i w:val="0"/>
+          <w:color w:val="222222"/>
+          <w:sz w:val="21"/>
+        </w:rPr>
+        <w:t>App loads in the browser</w:t>
+      </w:r>
+    </w:p>
+    <w:p>
+      <w:pPr>
+        <w:spacing w:before="240" w:after="120"/>
+      </w:pPr>
+      <w:r>
+        <w:rPr>
+          <w:rFonts w:ascii="Calibri" w:hAnsi="Calibri"/>
+          <w:b/>
+          <w:i w:val="0"/>
+          <w:color w:val="080808"/>
+          <w:sz w:val="23"/>
+        </w:rPr>
+        <w:t>Step 8. Document and improve</w:t>
+      </w:r>
+    </w:p>
+    <w:p>
+      <w:pPr>
+        <w:spacing w:after="80" w:lineRule="auto" w:line="300"/>
+        <w:ind w:left="360"/>
+      </w:pPr>
+      <w:r>
+        <w:rPr>
+          <w:rFonts w:ascii="Calibri" w:hAnsi="Calibri"/>
+          <w:b w:val="0"/>
+          <w:i w:val="0"/>
+          <w:color w:val="222222"/>
+          <w:sz w:val="22"/>
+        </w:rPr>
+        <w:t>With Cursor, update progress/CURRENT_STATE.md: top 3 gaps, what works, what does not.</w:t>
+      </w:r>
+    </w:p>
+    <w:p>
+      <w:pPr>
+        <w:spacing w:after="80" w:lineRule="auto" w:line="300"/>
+        <w:ind w:left="360"/>
+      </w:pPr>
+      <w:r>
+        <w:rPr>
+          <w:rFonts w:ascii="Calibri" w:hAnsi="Calibri"/>
+          <w:b w:val="0"/>
+          <w:i w:val="0"/>
+          <w:color w:val="222222"/>
+          <w:sz w:val="22"/>
+        </w:rPr>
+        <w:t>Make one small fix (typo, label, tiny bug).</w:t>
+      </w:r>
+    </w:p>
+    <w:p>
+      <w:pPr>
+        <w:spacing w:after="80" w:lineRule="auto" w:line="300"/>
+        <w:ind w:left="360"/>
+      </w:pPr>
+      <w:r>
+        <w:rPr>
+          <w:rFonts w:ascii="Calibri" w:hAnsi="Calibri"/>
+          <w:b w:val="0"/>
+          <w:i w:val="0"/>
+          <w:color w:val="222222"/>
+          <w:sz w:val="22"/>
+        </w:rPr>
+        <w:t>Session End from Part 7, then git add ., commit, push.</w:t>
+      </w:r>
+    </w:p>
+    <w:p>
+      <w:pPr>
+        <w:spacing w:after="160"/>
+      </w:pPr>
+    </w:p>
+    <w:p>
+      <w:pPr>
+        <w:spacing w:before="120" w:after="80"/>
+      </w:pPr>
+      <w:r>
+        <w:rPr>
+          <w:rFonts w:ascii="Consolas" w:hAnsi="Consolas"/>
+          <w:b/>
+          <w:i w:val="0"/>
+          <w:color w:val="4A9EFF"/>
+          <w:sz w:val="20"/>
+        </w:rPr>
+        <w:t>PART 6</w:t>
+      </w:r>
+    </w:p>
+    <w:p>
+      <w:pPr>
+        <w:spacing w:after="80"/>
+      </w:pPr>
+    </w:p>
+    <w:p>
+      <w:pPr>
+        <w:spacing w:after="120"/>
+      </w:pPr>
+      <w:r>
+        <w:rPr>
+          <w:rFonts w:ascii="Arial" w:hAnsi="Arial"/>
+          <w:b/>
+          <w:i w:val="0"/>
+          <w:color w:val="080808"/>
+          <w:sz w:val="40"/>
+        </w:rPr>
+        <w:t>How to Record Your Screen (Trust Sessions)</w:t>
+      </w:r>
+    </w:p>
+    <w:p>
+      <w:pPr>
+        <w:spacing w:after="280"/>
+      </w:pPr>
+      <w:r>
+        <w:rPr>
+          <w:rFonts w:ascii="Calibri" w:hAnsi="Calibri"/>
+          <w:b w:val="0"/>
+          <w:i w:val="0"/>
+          <w:color w:val="555555"/>
+          <w:sz w:val="22"/>
+        </w:rPr>
+        <w:t>Monday through Friday, about 1 hour each day.</w:t>
+      </w:r>
+    </w:p>
+    <w:p>
+      <w:pPr>
+        <w:spacing w:after="240" w:lineRule="auto" w:line="300"/>
+      </w:pPr>
+      <w:r>
+        <w:rPr>
+          <w:rFonts w:ascii="Calibri" w:hAnsi="Calibri"/>
+          <w:b w:val="0"/>
+          <w:i w:val="0"/>
+          <w:color w:val="222222"/>
+          <w:sz w:val="22"/>
+        </w:rPr>
+        <w:t>Management will send you a folder link for uploads. Record your screen and your face. Upload the same day. Pause OBS when typing passwords.</w:t>
+      </w:r>
+    </w:p>
+    <w:p>
+      <w:pPr>
+        <w:spacing w:before="240" w:after="120"/>
+      </w:pPr>
+      <w:r>
+        <w:rPr>
+          <w:rFonts w:ascii="Calibri" w:hAnsi="Calibri"/>
+          <w:b/>
+          <w:i w:val="0"/>
+          <w:color w:val="080808"/>
+          <w:sz w:val="23"/>
+        </w:rPr>
+        <w:t>Step 1. Open OBS Studio</w:t>
+      </w:r>
+    </w:p>
+    <w:p>
+      <w:pPr>
+        <w:spacing w:after="80" w:lineRule="auto" w:line="300"/>
+        <w:ind w:left="360"/>
+      </w:pPr>
+      <w:r>
+        <w:rPr>
+          <w:rFonts w:ascii="Calibri" w:hAnsi="Calibri"/>
+          <w:b w:val="0"/>
+          <w:i w:val="0"/>
+          <w:color w:val="222222"/>
+          <w:sz w:val="22"/>
+        </w:rPr>
+        <w:t>From the Start menu.</w:t>
+      </w:r>
+    </w:p>
+    <w:p>
+      <w:pPr>
+        <w:spacing w:before="240" w:after="120"/>
+      </w:pPr>
+      <w:r>
+        <w:rPr>
+          <w:rFonts w:ascii="Calibri" w:hAnsi="Calibri"/>
+          <w:b/>
+          <w:i w:val="0"/>
+          <w:color w:val="080808"/>
+          <w:sz w:val="23"/>
+        </w:rPr>
+        <w:t>Step 2. Create a scene</w:t>
+      </w:r>
+    </w:p>
+    <w:p>
+      <w:pPr>
+        <w:spacing w:after="80" w:lineRule="auto" w:line="300"/>
+        <w:ind w:left="360"/>
+      </w:pPr>
+      <w:r>
+        <w:rPr>
+          <w:rFonts w:ascii="Calibri" w:hAnsi="Calibri"/>
+          <w:b w:val="0"/>
+          <w:i w:val="0"/>
+          <w:color w:val="222222"/>
+          <w:sz w:val="22"/>
+        </w:rPr>
+        <w:t>Bottom left: click + under Scenes.</w:t>
+      </w:r>
+    </w:p>
+    <w:p>
+      <w:pPr>
+        <w:spacing w:after="80" w:lineRule="auto" w:line="300"/>
+        <w:ind w:left="360"/>
+      </w:pPr>
+      <w:r>
+        <w:rPr>
+          <w:rFonts w:ascii="Calibri" w:hAnsi="Calibri"/>
+          <w:b w:val="0"/>
+          <w:i w:val="0"/>
+          <w:color w:val="222222"/>
+          <w:sz w:val="22"/>
+        </w:rPr>
+        <w:t>Name it Week1.</w:t>
+      </w:r>
+    </w:p>
+    <w:p>
+      <w:pPr>
+        <w:spacing w:after="80" w:lineRule="auto" w:line="300"/>
+        <w:ind w:left="360"/>
+      </w:pPr>
+      <w:r>
+        <w:rPr>
+          <w:rFonts w:ascii="Calibri" w:hAnsi="Calibri"/>
+          <w:b w:val="0"/>
+          <w:i w:val="0"/>
+          <w:color w:val="222222"/>
+          <w:sz w:val="22"/>
+        </w:rPr>
+        <w:t>Press Enter.</w:t>
+      </w:r>
+    </w:p>
+    <w:p>
+      <w:pPr>
+        <w:spacing w:before="240" w:after="120"/>
+      </w:pPr>
+      <w:r>
+        <w:rPr>
+          <w:rFonts w:ascii="Calibri" w:hAnsi="Calibri"/>
+          <w:b/>
+          <w:i w:val="0"/>
+          <w:color w:val="080808"/>
+          <w:sz w:val="23"/>
+        </w:rPr>
+        <w:t>Step 3. Add your screen</w:t>
+      </w:r>
+    </w:p>
+    <w:p>
+      <w:pPr>
+        <w:spacing w:after="80" w:lineRule="auto" w:line="300"/>
+        <w:ind w:left="360"/>
+      </w:pPr>
+      <w:r>
+        <w:rPr>
+          <w:rFonts w:ascii="Calibri" w:hAnsi="Calibri"/>
+          <w:b w:val="0"/>
+          <w:i w:val="0"/>
+          <w:color w:val="222222"/>
+          <w:sz w:val="22"/>
+        </w:rPr>
+        <w:t>Under Sources, click +.</w:t>
+      </w:r>
+    </w:p>
+    <w:p>
+      <w:pPr>
+        <w:spacing w:after="80" w:lineRule="auto" w:line="300"/>
+        <w:ind w:left="360"/>
+      </w:pPr>
+      <w:r>
+        <w:rPr>
+          <w:rFonts w:ascii="Calibri" w:hAnsi="Calibri"/>
+          <w:b w:val="0"/>
+          <w:i w:val="0"/>
+          <w:color w:val="222222"/>
+          <w:sz w:val="22"/>
+        </w:rPr>
+        <w:t>Choose Display Capture, click OK.</w:t>
+      </w:r>
+    </w:p>
+    <w:p>
+      <w:pPr>
+        <w:spacing w:after="80" w:lineRule="auto" w:line="300"/>
+        <w:ind w:left="360"/>
+      </w:pPr>
+      <w:r>
+        <w:rPr>
+          <w:rFonts w:ascii="Calibri" w:hAnsi="Calibri"/>
+          <w:b w:val="0"/>
+          <w:i w:val="0"/>
+          <w:color w:val="222222"/>
+          <w:sz w:val="22"/>
+        </w:rPr>
+        <w:t>Select your monitor, click OK.</w:t>
+      </w:r>
+    </w:p>
+    <w:p>
+      <w:pPr>
+        <w:spacing w:before="240" w:after="120"/>
+      </w:pPr>
+      <w:r>
+        <w:rPr>
+          <w:rFonts w:ascii="Calibri" w:hAnsi="Calibri"/>
+          <w:b/>
+          <w:i w:val="0"/>
+          <w:color w:val="080808"/>
+          <w:sz w:val="23"/>
+        </w:rPr>
+        <w:t>Step 4. Add your webcam</w:t>
+      </w:r>
+    </w:p>
+    <w:p>
+      <w:pPr>
+        <w:spacing w:after="80" w:lineRule="auto" w:line="300"/>
+        <w:ind w:left="360"/>
+      </w:pPr>
+      <w:r>
+        <w:rPr>
+          <w:rFonts w:ascii="Calibri" w:hAnsi="Calibri"/>
+          <w:b w:val="0"/>
+          <w:i w:val="0"/>
+          <w:color w:val="222222"/>
+          <w:sz w:val="22"/>
+        </w:rPr>
+        <w:t>Under Sources, click + again.</w:t>
+      </w:r>
+    </w:p>
+    <w:p>
+      <w:pPr>
+        <w:spacing w:after="80" w:lineRule="auto" w:line="300"/>
+        <w:ind w:left="360"/>
+      </w:pPr>
+      <w:r>
+        <w:rPr>
+          <w:rFonts w:ascii="Calibri" w:hAnsi="Calibri"/>
+          <w:b w:val="0"/>
+          <w:i w:val="0"/>
+          <w:color w:val="222222"/>
+          <w:sz w:val="22"/>
+        </w:rPr>
+        <w:t>Choose Video Capture Device, click OK.</w:t>
+      </w:r>
+    </w:p>
+    <w:p>
+      <w:pPr>
+        <w:spacing w:after="80" w:lineRule="auto" w:line="300"/>
+        <w:ind w:left="360"/>
+      </w:pPr>
+      <w:r>
+        <w:rPr>
+          <w:rFonts w:ascii="Calibri" w:hAnsi="Calibri"/>
+          <w:b w:val="0"/>
+          <w:i w:val="0"/>
+          <w:color w:val="222222"/>
+          <w:sz w:val="22"/>
+        </w:rPr>
+        <w:t>Select your camera.</w:t>
+      </w:r>
+    </w:p>
+    <w:p>
+      <w:pPr>
+        <w:spacing w:after="80" w:lineRule="auto" w:line="300"/>
+        <w:ind w:left="360"/>
+      </w:pPr>
+      <w:r>
+        <w:rPr>
+          <w:rFonts w:ascii="Calibri" w:hAnsi="Calibri"/>
+          <w:b w:val="0"/>
+          <w:i w:val="0"/>
+          <w:color w:val="222222"/>
+          <w:sz w:val="22"/>
+        </w:rPr>
+        <w:t>Drag the webcam box to a corner. Make it small.</w:t>
+      </w:r>
+    </w:p>
+    <w:p>
+      <w:pPr>
+        <w:spacing w:before="240" w:after="120"/>
+      </w:pPr>
+      <w:r>
+        <w:rPr>
+          <w:rFonts w:ascii="Calibri" w:hAnsi="Calibri"/>
+          <w:b/>
+          <w:i w:val="0"/>
+          <w:color w:val="080808"/>
+          <w:sz w:val="23"/>
+        </w:rPr>
+        <w:t>Step 5. Set video quality (optional)</w:t>
+      </w:r>
+    </w:p>
+    <w:p>
+      <w:pPr>
+        <w:spacing w:after="80" w:lineRule="auto" w:line="300"/>
+        <w:ind w:left="360"/>
+      </w:pPr>
+      <w:r>
+        <w:rPr>
+          <w:rFonts w:ascii="Calibri" w:hAnsi="Calibri"/>
+          <w:b w:val="0"/>
+          <w:i w:val="0"/>
+          <w:color w:val="222222"/>
+          <w:sz w:val="22"/>
+        </w:rPr>
+        <w:t>File menu, Settings, Video.</w:t>
+      </w:r>
+    </w:p>
+    <w:p>
+      <w:pPr>
+        <w:spacing w:after="80" w:lineRule="auto" w:line="300"/>
+        <w:ind w:left="360"/>
+      </w:pPr>
+      <w:r>
+        <w:rPr>
+          <w:rFonts w:ascii="Calibri" w:hAnsi="Calibri"/>
+          <w:b w:val="0"/>
+          <w:i w:val="0"/>
+          <w:color w:val="222222"/>
+          <w:sz w:val="22"/>
+        </w:rPr>
+        <w:t>If uploads are slow, set Base and Output to 1280x720.</w:t>
+      </w:r>
+    </w:p>
+    <w:p>
+      <w:pPr>
+        <w:spacing w:before="240" w:after="120"/>
+      </w:pPr>
+      <w:r>
+        <w:rPr>
+          <w:rFonts w:ascii="Calibri" w:hAnsi="Calibri"/>
+          <w:b/>
+          <w:i w:val="0"/>
+          <w:color w:val="080808"/>
+          <w:sz w:val="23"/>
+        </w:rPr>
+        <w:t>Step 6. Test recording</w:t>
+      </w:r>
+    </w:p>
+    <w:p>
+      <w:pPr>
+        <w:spacing w:after="80" w:lineRule="auto" w:line="300"/>
+        <w:ind w:left="360"/>
+      </w:pPr>
+      <w:r>
+        <w:rPr>
+          <w:rFonts w:ascii="Calibri" w:hAnsi="Calibri"/>
+          <w:b w:val="0"/>
+          <w:i w:val="0"/>
+          <w:color w:val="222222"/>
+          <w:sz w:val="22"/>
+        </w:rPr>
+        <w:t>Click Start Recording.</w:t>
+      </w:r>
+    </w:p>
+    <w:p>
+      <w:pPr>
+        <w:spacing w:after="80" w:lineRule="auto" w:line="300"/>
+        <w:ind w:left="360"/>
+      </w:pPr>
+      <w:r>
+        <w:rPr>
+          <w:rFonts w:ascii="Calibri" w:hAnsi="Calibri"/>
+          <w:b w:val="0"/>
+          <w:i w:val="0"/>
+          <w:color w:val="222222"/>
+          <w:sz w:val="22"/>
+        </w:rPr>
+        <w:t>Wait 30 seconds.</w:t>
+      </w:r>
+    </w:p>
+    <w:p>
+      <w:pPr>
+        <w:spacing w:after="80" w:lineRule="auto" w:line="300"/>
+        <w:ind w:left="360"/>
+      </w:pPr>
+      <w:r>
+        <w:rPr>
+          <w:rFonts w:ascii="Calibri" w:hAnsi="Calibri"/>
+          <w:b w:val="0"/>
+          <w:i w:val="0"/>
+          <w:color w:val="222222"/>
+          <w:sz w:val="22"/>
+        </w:rPr>
+        <w:t>Click Stop Recording.</w:t>
+      </w:r>
+    </w:p>
+    <w:p>
+      <w:pPr>
+        <w:spacing w:after="80" w:lineRule="auto" w:line="300"/>
+        <w:ind w:left="360"/>
+      </w:pPr>
+      <w:r>
+        <w:rPr>
+          <w:rFonts w:ascii="Calibri" w:hAnsi="Calibri"/>
+          <w:b w:val="0"/>
+          <w:i w:val="0"/>
+          <w:color w:val="222222"/>
+          <w:sz w:val="22"/>
+        </w:rPr>
+        <w:t>File, Show Recordings, play the file.</w:t>
+      </w:r>
+    </w:p>
+    <w:p>
+      <w:pPr>
+        <w:spacing w:before="80" w:after="200"/>
+        <w:ind w:left="360"/>
+      </w:pPr>
+      <w:r>
+        <w:rPr>
+          <w:rFonts w:ascii="Calibri" w:hAnsi="Calibri"/>
+          <w:b/>
+          <w:i w:val="0"/>
+          <w:color w:val="3DD68C"/>
+          <w:sz w:val="21"/>
+        </w:rPr>
+        <w:t xml:space="preserve">You should see: </w:t>
+      </w:r>
+      <w:r>
+        <w:rPr>
+          <w:rFonts w:ascii="Calibri" w:hAnsi="Calibri"/>
+          <w:b w:val="0"/>
+          <w:i w:val="0"/>
+          <w:color w:val="222222"/>
+          <w:sz w:val="21"/>
+        </w:rPr>
+        <w:t>You see your screen and your face</w:t>
+      </w:r>
+    </w:p>
+    <w:p>
+      <w:pPr>
+        <w:spacing w:before="240" w:after="120"/>
+      </w:pPr>
+      <w:r>
+        <w:rPr>
+          <w:rFonts w:ascii="Calibri" w:hAnsi="Calibri"/>
+          <w:b/>
+          <w:i w:val="0"/>
+          <w:color w:val="080808"/>
+          <w:sz w:val="23"/>
+        </w:rPr>
+        <w:t>Step 7. Each work day</w:t>
+      </w:r>
+    </w:p>
+    <w:p>
+      <w:pPr>
+        <w:spacing w:after="80" w:lineRule="auto" w:line="300"/>
+        <w:ind w:left="360"/>
+      </w:pPr>
+      <w:r>
+        <w:rPr>
+          <w:rFonts w:ascii="Calibri" w:hAnsi="Calibri"/>
+          <w:b w:val="0"/>
+          <w:i w:val="0"/>
+          <w:color w:val="222222"/>
+          <w:sz w:val="22"/>
+        </w:rPr>
+        <w:t>Click Start Recording before you begin.</w:t>
+      </w:r>
+    </w:p>
+    <w:p>
+      <w:pPr>
+        <w:spacing w:after="80" w:lineRule="auto" w:line="300"/>
+        <w:ind w:left="360"/>
+      </w:pPr>
+      <w:r>
+        <w:rPr>
+          <w:rFonts w:ascii="Calibri" w:hAnsi="Calibri"/>
+          <w:b w:val="0"/>
+          <w:i w:val="0"/>
+          <w:color w:val="222222"/>
+          <w:sz w:val="22"/>
+        </w:rPr>
+        <w:t>Work for about 1 hour.</w:t>
+      </w:r>
+    </w:p>
+    <w:p>
+      <w:pPr>
+        <w:spacing w:after="80" w:lineRule="auto" w:line="300"/>
+        <w:ind w:left="360"/>
+      </w:pPr>
+      <w:r>
+        <w:rPr>
+          <w:rFonts w:ascii="Calibri" w:hAnsi="Calibri"/>
+          <w:b w:val="0"/>
+          <w:i w:val="0"/>
+          <w:color w:val="222222"/>
+          <w:sz w:val="22"/>
+        </w:rPr>
+        <w:t>Click Stop Recording.</w:t>
+      </w:r>
+    </w:p>
+    <w:p>
+      <w:pPr>
+        <w:spacing w:after="80" w:lineRule="auto" w:line="300"/>
+        <w:ind w:left="360"/>
+      </w:pPr>
+      <w:r>
+        <w:rPr>
+          <w:rFonts w:ascii="Calibri" w:hAnsi="Calibri"/>
+          <w:b w:val="0"/>
+          <w:i w:val="0"/>
+          <w:color w:val="222222"/>
+          <w:sz w:val="22"/>
+        </w:rPr>
+        <w:t>Name file: Week1_Day1_YYYY-MM-DD_YourName.mp4 (Day1=Mon, Day5=Fri).</w:t>
+      </w:r>
+    </w:p>
+    <w:p>
+      <w:pPr>
+        <w:spacing w:before="240" w:after="120"/>
+      </w:pPr>
+      <w:r>
+        <w:rPr>
+          <w:rFonts w:ascii="Calibri" w:hAnsi="Calibri"/>
+          <w:b/>
+          <w:i w:val="0"/>
+          <w:color w:val="080808"/>
+          <w:sz w:val="23"/>
+        </w:rPr>
+        <w:t>Step 8. Upload</w:t>
+      </w:r>
+    </w:p>
+    <w:p>
+      <w:pPr>
+        <w:spacing w:after="80" w:lineRule="auto" w:line="300"/>
+        <w:ind w:left="360"/>
+      </w:pPr>
+      <w:r>
+        <w:rPr>
+          <w:rFonts w:ascii="Calibri" w:hAnsi="Calibri"/>
+          <w:b w:val="0"/>
+          <w:i w:val="0"/>
+          <w:color w:val="222222"/>
+          <w:sz w:val="22"/>
+        </w:rPr>
+        <w:t>Open the folder link from management.</w:t>
+      </w:r>
+    </w:p>
+    <w:p>
+      <w:pPr>
+        <w:spacing w:after="80" w:lineRule="auto" w:line="300"/>
+        <w:ind w:left="360"/>
+      </w:pPr>
+      <w:r>
+        <w:rPr>
+          <w:rFonts w:ascii="Calibri" w:hAnsi="Calibri"/>
+          <w:b w:val="0"/>
+          <w:i w:val="0"/>
+          <w:color w:val="222222"/>
+          <w:sz w:val="22"/>
+        </w:rPr>
+        <w:t>Upload the MP4.</w:t>
+      </w:r>
+    </w:p>
+    <w:p>
+      <w:pPr>
+        <w:spacing w:after="80" w:lineRule="auto" w:line="300"/>
+        <w:ind w:left="360"/>
+      </w:pPr>
+      <w:r>
+        <w:rPr>
+          <w:rFonts w:ascii="Calibri" w:hAnsi="Calibri"/>
+          <w:b w:val="0"/>
+          <w:i w:val="0"/>
+          <w:color w:val="222222"/>
+          <w:sz w:val="22"/>
+        </w:rPr>
+        <w:t>Copy the file link into progress/WEEK1_LOG.md under Trust recording URL.</w:t>
+      </w:r>
+    </w:p>
+    <w:p>
+      <w:pPr>
+        <w:spacing w:after="80" w:lineRule="auto" w:line="300"/>
+        <w:ind w:left="360"/>
+      </w:pPr>
+      <w:r>
+        <w:rPr>
+          <w:rFonts w:ascii="Calibri" w:hAnsi="Calibri"/>
+          <w:b w:val="0"/>
+          <w:i w:val="0"/>
+          <w:color w:val="222222"/>
+          <w:sz w:val="22"/>
+        </w:rPr>
+        <w:t>git add ., commit, push.</w:t>
+      </w:r>
+    </w:p>
+    <w:p>
+      <w:pPr>
+        <w:spacing w:after="160"/>
+      </w:pPr>
+    </w:p>
+    <w:p>
+      <w:pPr>
+        <w:spacing w:before="120" w:after="80"/>
+      </w:pPr>
+      <w:r>
+        <w:rPr>
+          <w:rFonts w:ascii="Consolas" w:hAnsi="Consolas"/>
+          <w:b/>
+          <w:i w:val="0"/>
+          <w:color w:val="4A9EFF"/>
+          <w:sz w:val="20"/>
+        </w:rPr>
+        <w:t>PART 7</w:t>
+      </w:r>
+    </w:p>
+    <w:p>
+      <w:pPr>
+        <w:spacing w:after="80"/>
+      </w:pPr>
+    </w:p>
+    <w:p>
+      <w:pPr>
+        <w:spacing w:after="120"/>
+      </w:pPr>
+      <w:r>
+        <w:rPr>
+          <w:rFonts w:ascii="Arial" w:hAnsi="Arial"/>
+          <w:b/>
+          <w:i w:val="0"/>
+          <w:color w:val="080808"/>
+          <w:sz w:val="40"/>
+        </w:rPr>
+        <w:t>Cursor — Copy and Paste Blocks</w:t>
+      </w:r>
+    </w:p>
+    <w:p>
+      <w:pPr>
+        <w:spacing w:after="280"/>
+      </w:pPr>
+      <w:r>
+        <w:rPr>
+          <w:rFonts w:ascii="Calibri" w:hAnsi="Calibri"/>
+          <w:b w:val="0"/>
+          <w:i w:val="0"/>
+          <w:color w:val="555555"/>
+          <w:sz w:val="22"/>
+        </w:rPr>
+        <w:t>Use these every work session after Week 1 too.</w:t>
+      </w:r>
+    </w:p>
+    <w:p>
+      <w:pPr>
+        <w:spacing w:before="320" w:after="160"/>
+      </w:pPr>
+      <w:r>
+        <w:rPr>
+          <w:rFonts w:ascii="Arial" w:hAnsi="Arial"/>
+          <w:b/>
+          <w:i w:val="0"/>
+          <w:color w:val="080808"/>
+          <w:sz w:val="28"/>
+        </w:rPr>
+        <w:t>Session Start — paste at the beginning</w:t>
+      </w:r>
+    </w:p>
+    <w:p>
+      <w:pPr>
+        <w:spacing w:after="200" w:lineRule="auto" w:line="300"/>
+      </w:pPr>
+      <w:r>
+        <w:rPr>
+          <w:rFonts w:ascii="Calibri" w:hAnsi="Calibri"/>
+          <w:b w:val="0"/>
+          <w:i w:val="0"/>
+          <w:color w:val="222222"/>
+          <w:sz w:val="22"/>
+        </w:rPr>
+        <w:t>Copy everything in the box below into Cursor chat:</w:t>
+      </w:r>
+    </w:p>
+    <w:tbl>
+      <w:tblPr>
+        <w:tblW w:type="auto" w:w="0"/>
+        <w:tblLook w:firstColumn="1" w:firstRow="1" w:lastColumn="0" w:lastRow="0" w:noHBand="0" w:noVBand="1" w:val="04A0"/>
+      </w:tblPr>
+      <w:tblGrid>
+        <w:gridCol w:w="9360"/>
+      </w:tblGrid>
+      <w:tr>
+        <w:tc>
+          <w:tcPr>
+            <w:tcW w:type="dxa" w:w="9360"/>
+            <w:shd w:fill="0A0A0A" w:val="clear"/>
+            <w:tcBorders>
+              <w:top w:val="single" w:sz="4" w:color="1A1A1A"/>
+              <w:left w:val="single" w:sz="4" w:color="1A1A1A"/>
+              <w:bottom w:val="single" w:sz="4" w:color="1A1A1A"/>
+              <w:right w:val="single" w:sz="4" w:color="1A1A1A"/>
+            </w:tcBorders>
+          </w:tcPr>
+          <w:p>
+            <w:pPr>
+              <w:spacing w:before="160" w:after="160"/>
+            </w:pPr>
+            <w:r>
+              <w:rPr>
+                <w:rFonts w:ascii="Consolas" w:hAnsi="Consolas"/>
+                <w:b w:val="0"/>
+                <w:i w:val="0"/>
+                <w:color w:val="F0F0F0"/>
+                <w:sz w:val="20"/>
               </w:rPr>
               <w:t>Read and follow cursor/AXIOM_OPERATING_INSTRUCTIONS.md completely.</w:t>
               <w:br/>
@@ -2308,38 +6393,51 @@
     </w:tbl>
     <w:p>
       <w:pPr>
-        <w:spacing w:after="80"/>
-      </w:pPr>
-    </w:p>
-    <w:p>
-      <w:pPr>
-        <w:spacing w:before="280" w:after="80"/>
-      </w:pPr>
-      <w:r>
-        <w:rPr>
-          <w:rFonts w:ascii="Consolas" w:hAnsi="Consolas"/>
+        <w:spacing w:after="120"/>
+      </w:pPr>
+    </w:p>
+    <w:p>
+      <w:pPr>
+        <w:spacing w:before="320" w:after="160"/>
+      </w:pPr>
+      <w:r>
+        <w:rPr>
+          <w:rFonts w:ascii="Arial" w:hAnsi="Arial"/>
+          <w:b/>
+          <w:i w:val="0"/>
+          <w:color w:val="080808"/>
+          <w:sz w:val="28"/>
+        </w:rPr>
+        <w:t>Session End — paste before git push</w:t>
+      </w:r>
+    </w:p>
+    <w:p>
+      <w:pPr>
+        <w:spacing w:after="200" w:lineRule="auto" w:line="300"/>
+      </w:pPr>
+      <w:r>
+        <w:rPr>
+          <w:rFonts w:ascii="Calibri" w:hAnsi="Calibri"/>
           <w:b w:val="0"/>
           <w:i w:val="0"/>
-          <w:caps/>
-          <w:color w:val="9A9A9A"/>
-          <w:sz w:val="18"/>
-        </w:rPr>
-        <w:t>SESSION END (REQUIRED BEFORE GIT PUSH)</w:t>
+          <w:color w:val="222222"/>
+          <w:sz w:val="22"/>
+        </w:rPr>
+        <w:t>Copy everything in the box below into Cursor chat:</w:t>
       </w:r>
     </w:p>
     <w:tbl>
       <w:tblPr>
         <w:tblW w:type="auto" w:w="0"/>
-        <w:tblLayout w:type="fixed"/>
         <w:tblLook w:firstColumn="1" w:firstRow="1" w:lastColumn="0" w:lastRow="0" w:noHBand="0" w:noVBand="1" w:val="04A0"/>
       </w:tblPr>
       <w:tblGrid>
-        <w:gridCol w:w="9648"/>
+        <w:gridCol w:w="9360"/>
       </w:tblGrid>
       <w:tr>
         <w:tc>
           <w:tcPr>
-            <w:tcW w:type="dxa" w:w="8928"/>
+            <w:tcW w:type="dxa" w:w="9360"/>
             <w:shd w:fill="0A0A0A" w:val="clear"/>
             <w:tcBorders>
               <w:top w:val="single" w:sz="4" w:color="1A1A1A"/>
@@ -2350,7 +6448,7 @@
           </w:tcPr>
           <w:p>
             <w:pPr>
-              <w:spacing w:before="120" w:after="120" w:line="240" w:lineRule="auto"/>
+              <w:spacing w:before="160" w:after="160"/>
             </w:pPr>
             <w:r>
               <w:rPr>
@@ -2358,7 +6456,7 @@
                 <w:b w:val="0"/>
                 <w:i w:val="0"/>
                 <w:color w:val="F0F0F0"/>
-                <w:sz w:val="18"/>
+                <w:sz w:val="20"/>
               </w:rPr>
               <w:t>Session ending. Follow cursor/AXIOM_OPERATING_INSTRUCTIONS.md session END workflow.</w:t>
               <w:br/>
@@ -2382,39 +6480,703 @@
     </w:tbl>
     <w:p>
       <w:pPr>
+        <w:spacing w:after="120"/>
+      </w:pPr>
+    </w:p>
+    <w:p>
+      <w:pPr>
+        <w:spacing w:after="160"/>
+      </w:pPr>
+    </w:p>
+    <w:p>
+      <w:pPr>
+        <w:spacing w:before="120" w:after="80"/>
+      </w:pPr>
+      <w:r>
+        <w:rPr>
+          <w:rFonts w:ascii="Consolas" w:hAnsi="Consolas"/>
+          <w:b/>
+          <w:i w:val="0"/>
+          <w:color w:val="4A9EFF"/>
+          <w:sz w:val="20"/>
+        </w:rPr>
+        <w:t>PART 8</w:t>
+      </w:r>
+    </w:p>
+    <w:p>
+      <w:pPr>
         <w:spacing w:after="80"/>
       </w:pPr>
     </w:p>
     <w:p>
       <w:pPr>
-        <w:spacing w:before="320" w:after="120"/>
-      </w:pPr>
-      <w:r>
-        <w:rPr>
-          <w:rFonts w:ascii="Space Grotesk" w:hAnsi="Space Grotesk"/>
+        <w:spacing w:after="120"/>
+      </w:pPr>
+      <w:r>
+        <w:rPr>
+          <w:rFonts w:ascii="Arial" w:hAnsi="Arial"/>
           <w:b/>
           <w:i w:val="0"/>
           <w:color w:val="080808"/>
-          <w:sz w:val="44"/>
-        </w:rPr>
-        <w:t>Free Learning Resources</w:t>
-      </w:r>
-    </w:p>
-    <w:p>
-      <w:pPr>
-        <w:spacing w:after="80"/>
-      </w:pPr>
-      <w:r>
-        <w:rPr>
-          <w:rFonts w:ascii="Inter" w:hAnsi="Inter"/>
+          <w:sz w:val="40"/>
+        </w:rPr>
+        <w:t>When Something Goes Wrong</w:t>
+      </w:r>
+    </w:p>
+    <w:p>
+      <w:pPr>
+        <w:spacing w:after="280"/>
+      </w:pPr>
+      <w:r>
+        <w:rPr>
+          <w:rFonts w:ascii="Calibri" w:hAnsi="Calibri"/>
+          <w:b w:val="0"/>
+          <w:i w:val="0"/>
+          <w:color w:val="555555"/>
+          <w:sz w:val="22"/>
+        </w:rPr>
+        <w:t>Common problems and fixes.</w:t>
+      </w:r>
+    </w:p>
+    <w:p>
+      <w:pPr>
+        <w:spacing w:before="320" w:after="160"/>
+      </w:pPr>
+      <w:r>
+        <w:rPr>
+          <w:rFonts w:ascii="Arial" w:hAnsi="Arial"/>
           <w:b/>
+          <w:i w:val="0"/>
+          <w:color w:val="080808"/>
+          <w:sz w:val="28"/>
+        </w:rPr>
+        <w:t>Push failed: Permission denied (403)</w:t>
+      </w:r>
+    </w:p>
+    <w:p>
+      <w:pPr>
+        <w:spacing w:after="200" w:lineRule="auto" w:line="300"/>
+      </w:pPr>
+      <w:r>
+        <w:rPr>
+          <w:rFonts w:ascii="Calibri" w:hAnsi="Calibri"/>
+          <w:b w:val="0"/>
+          <w:i w:val="0"/>
+          <w:color w:val="222222"/>
+          <w:sz w:val="22"/>
+        </w:rPr>
+        <w:t>You are logged into the wrong GitHub account.</w:t>
+      </w:r>
+    </w:p>
+    <w:p>
+      <w:pPr>
+        <w:spacing w:before="240" w:after="120"/>
+      </w:pPr>
+      <w:r>
+        <w:rPr>
+          <w:rFonts w:ascii="Calibri" w:hAnsi="Calibri"/>
+          <w:b/>
+          <w:i w:val="0"/>
+          <w:color w:val="080808"/>
+          <w:sz w:val="23"/>
+        </w:rPr>
+        <w:t>Step 1. Install GitHub CLI</w:t>
+      </w:r>
+    </w:p>
+    <w:p>
+      <w:pPr>
+        <w:spacing w:after="80" w:lineRule="auto" w:line="300"/>
+        <w:ind w:left="360"/>
+      </w:pPr>
+      <w:r>
+        <w:rPr>
+          <w:rFonts w:ascii="Calibri" w:hAnsi="Calibri"/>
+          <w:b w:val="0"/>
+          <w:i w:val="0"/>
+          <w:color w:val="222222"/>
+          <w:sz w:val="22"/>
+        </w:rPr>
+        <w:t>Download from:</w:t>
+      </w:r>
+    </w:p>
+    <w:p>
+      <w:hyperlink r:id="rId22">
+        <w:r>
+          <w:rPr>
+            <w:color w:val="4A9EFF"/>
+            <w:u w:val="single"/>
+          </w:rPr>
+          <w:t>https://cli.github.com/</w:t>
+        </w:r>
+      </w:hyperlink>
+    </w:p>
+    <w:p>
+      <w:pPr>
+        <w:spacing w:before="240" w:after="120"/>
+      </w:pPr>
+      <w:r>
+        <w:rPr>
+          <w:rFonts w:ascii="Calibri" w:hAnsi="Calibri"/>
+          <w:b/>
+          <w:i w:val="0"/>
+          <w:color w:val="080808"/>
+          <w:sz w:val="23"/>
+        </w:rPr>
+        <w:t>Step 2. Log in with YOUR account</w:t>
+      </w:r>
+    </w:p>
+    <w:p>
+      <w:pPr>
+        <w:spacing w:before="120" w:after="40"/>
+        <w:ind w:left="360"/>
+      </w:pPr>
+      <w:r>
+        <w:rPr>
+          <w:rFonts w:ascii="Calibri" w:hAnsi="Calibri"/>
+          <w:b w:val="0"/>
+          <w:i/>
+          <w:color w:val="9A9A9A"/>
+          <w:sz w:val="20"/>
+        </w:rPr>
+        <w:t>Copy this line, paste into PowerShell, press Enter:</w:t>
+      </w:r>
+    </w:p>
+    <w:tbl>
+      <w:tblPr>
+        <w:tblW w:type="auto" w:w="0"/>
+        <w:tblLook w:firstColumn="1" w:firstRow="1" w:lastColumn="0" w:lastRow="0" w:noHBand="0" w:noVBand="1" w:val="04A0"/>
+      </w:tblPr>
+      <w:tblGrid>
+        <w:gridCol w:w="9360"/>
+      </w:tblGrid>
+      <w:tr>
+        <w:tc>
+          <w:tcPr>
+            <w:tcW w:type="dxa" w:w="9360"/>
+            <w:shd w:fill="0A0A0A" w:val="clear"/>
+            <w:tcBorders>
+              <w:top w:val="single" w:sz="4" w:color="1A1A1A"/>
+              <w:left w:val="single" w:sz="4" w:color="1A1A1A"/>
+              <w:bottom w:val="single" w:sz="4" w:color="1A1A1A"/>
+              <w:right w:val="single" w:sz="4" w:color="1A1A1A"/>
+            </w:tcBorders>
+          </w:tcPr>
+          <w:p>
+            <w:pPr>
+              <w:spacing w:before="160" w:after="160"/>
+            </w:pPr>
+            <w:r>
+              <w:rPr>
+                <w:rFonts w:ascii="Consolas" w:hAnsi="Consolas"/>
+                <w:b w:val="0"/>
+                <w:i w:val="0"/>
+                <w:color w:val="F0F0F0"/>
+                <w:sz w:val="20"/>
+              </w:rPr>
+              <w:t>gh auth login</w:t>
+            </w:r>
+          </w:p>
+        </w:tc>
+      </w:tr>
+    </w:tbl>
+    <w:p>
+      <w:pPr>
+        <w:spacing w:after="120"/>
+        <w:ind w:left="360"/>
+      </w:pPr>
+    </w:p>
+    <w:p>
+      <w:pPr>
+        <w:spacing w:before="80" w:after="200"/>
+        <w:ind w:left="360"/>
+      </w:pPr>
+      <w:r>
+        <w:rPr>
+          <w:rFonts w:ascii="Calibri" w:hAnsi="Calibri"/>
+          <w:b/>
+          <w:i w:val="0"/>
+          <w:color w:val="3DD68C"/>
+          <w:sz w:val="21"/>
+        </w:rPr>
+        <w:t xml:space="preserve">You should see: </w:t>
+      </w:r>
+      <w:r>
+        <w:rPr>
+          <w:rFonts w:ascii="Calibri" w:hAnsi="Calibri"/>
+          <w:b w:val="0"/>
           <w:i w:val="0"/>
           <w:color w:val="222222"/>
           <w:sz w:val="21"/>
         </w:rPr>
-        <w:t xml:space="preserve">GitHub Hello World [Monday]: </w:t>
-      </w:r>
-      <w:hyperlink r:id="rId19">
+        <w:t>Follow browser steps. Log in as the account management invited.</w:t>
+      </w:r>
+    </w:p>
+    <w:p>
+      <w:pPr>
+        <w:spacing w:before="240" w:after="120"/>
+      </w:pPr>
+      <w:r>
+        <w:rPr>
+          <w:rFonts w:ascii="Calibri" w:hAnsi="Calibri"/>
+          <w:b/>
+          <w:i w:val="0"/>
+          <w:color w:val="080808"/>
+          <w:sz w:val="23"/>
+        </w:rPr>
+        <w:t>Step 3. Clear old password (if still failing)</w:t>
+      </w:r>
+    </w:p>
+    <w:p>
+      <w:pPr>
+        <w:spacing w:before="120" w:after="40"/>
+        <w:ind w:left="360"/>
+      </w:pPr>
+      <w:r>
+        <w:rPr>
+          <w:rFonts w:ascii="Calibri" w:hAnsi="Calibri"/>
+          <w:b w:val="0"/>
+          <w:i/>
+          <w:color w:val="9A9A9A"/>
+          <w:sz w:val="20"/>
+        </w:rPr>
+        <w:t>Copy this line, paste into PowerShell, press Enter:</w:t>
+      </w:r>
+    </w:p>
+    <w:tbl>
+      <w:tblPr>
+        <w:tblW w:type="auto" w:w="0"/>
+        <w:tblLook w:firstColumn="1" w:firstRow="1" w:lastColumn="0" w:lastRow="0" w:noHBand="0" w:noVBand="1" w:val="04A0"/>
+      </w:tblPr>
+      <w:tblGrid>
+        <w:gridCol w:w="9360"/>
+      </w:tblGrid>
+      <w:tr>
+        <w:tc>
+          <w:tcPr>
+            <w:tcW w:type="dxa" w:w="9360"/>
+            <w:shd w:fill="0A0A0A" w:val="clear"/>
+            <w:tcBorders>
+              <w:top w:val="single" w:sz="4" w:color="1A1A1A"/>
+              <w:left w:val="single" w:sz="4" w:color="1A1A1A"/>
+              <w:bottom w:val="single" w:sz="4" w:color="1A1A1A"/>
+              <w:right w:val="single" w:sz="4" w:color="1A1A1A"/>
+            </w:tcBorders>
+          </w:tcPr>
+          <w:p>
+            <w:pPr>
+              <w:spacing w:before="160" w:after="160"/>
+            </w:pPr>
+            <w:r>
+              <w:rPr>
+                <w:rFonts w:ascii="Consolas" w:hAnsi="Consolas"/>
+                <w:b w:val="0"/>
+                <w:i w:val="0"/>
+                <w:color w:val="F0F0F0"/>
+                <w:sz w:val="20"/>
+              </w:rPr>
+              <w:t>cmdkey /delete:LegacyGeneric:target=git:https://github.com</w:t>
+            </w:r>
+          </w:p>
+        </w:tc>
+      </w:tr>
+    </w:tbl>
+    <w:p>
+      <w:pPr>
+        <w:spacing w:after="120"/>
+        <w:ind w:left="360"/>
+      </w:pPr>
+    </w:p>
+    <w:p>
+      <w:pPr>
+        <w:spacing w:before="80" w:after="200"/>
+        <w:ind w:left="360"/>
+      </w:pPr>
+      <w:r>
+        <w:rPr>
+          <w:rFonts w:ascii="Calibri" w:hAnsi="Calibri"/>
+          <w:b/>
+          <w:i w:val="0"/>
+          <w:color w:val="3DD68C"/>
+          <w:sz w:val="21"/>
+        </w:rPr>
+        <w:t xml:space="preserve">You should see: </w:t>
+      </w:r>
+      <w:r>
+        <w:rPr>
+          <w:rFonts w:ascii="Calibri" w:hAnsi="Calibri"/>
+          <w:b w:val="0"/>
+          <w:i w:val="0"/>
+          <w:color w:val="222222"/>
+          <w:sz w:val="21"/>
+        </w:rPr>
+        <w:t>Credential deleted successfully</w:t>
+      </w:r>
+    </w:p>
+    <w:p>
+      <w:pPr>
+        <w:spacing w:before="240" w:after="120"/>
+      </w:pPr>
+      <w:r>
+        <w:rPr>
+          <w:rFonts w:ascii="Calibri" w:hAnsi="Calibri"/>
+          <w:b/>
+          <w:i w:val="0"/>
+          <w:color w:val="080808"/>
+          <w:sz w:val="23"/>
+        </w:rPr>
+        <w:t>Step 4. Try git push again</w:t>
+      </w:r>
+    </w:p>
+    <w:p>
+      <w:pPr>
+        <w:spacing w:before="120" w:after="40"/>
+        <w:ind w:left="360"/>
+      </w:pPr>
+      <w:r>
+        <w:rPr>
+          <w:rFonts w:ascii="Calibri" w:hAnsi="Calibri"/>
+          <w:b w:val="0"/>
+          <w:i/>
+          <w:color w:val="9A9A9A"/>
+          <w:sz w:val="20"/>
+        </w:rPr>
+        <w:t>Copy this line, paste into PowerShell, press Enter:</w:t>
+      </w:r>
+    </w:p>
+    <w:tbl>
+      <w:tblPr>
+        <w:tblW w:type="auto" w:w="0"/>
+        <w:tblLook w:firstColumn="1" w:firstRow="1" w:lastColumn="0" w:lastRow="0" w:noHBand="0" w:noVBand="1" w:val="04A0"/>
+      </w:tblPr>
+      <w:tblGrid>
+        <w:gridCol w:w="9360"/>
+      </w:tblGrid>
+      <w:tr>
+        <w:tc>
+          <w:tcPr>
+            <w:tcW w:type="dxa" w:w="9360"/>
+            <w:shd w:fill="0A0A0A" w:val="clear"/>
+            <w:tcBorders>
+              <w:top w:val="single" w:sz="4" w:color="1A1A1A"/>
+              <w:left w:val="single" w:sz="4" w:color="1A1A1A"/>
+              <w:bottom w:val="single" w:sz="4" w:color="1A1A1A"/>
+              <w:right w:val="single" w:sz="4" w:color="1A1A1A"/>
+            </w:tcBorders>
+          </w:tcPr>
+          <w:p>
+            <w:pPr>
+              <w:spacing w:before="160" w:after="160"/>
+            </w:pPr>
+            <w:r>
+              <w:rPr>
+                <w:rFonts w:ascii="Consolas" w:hAnsi="Consolas"/>
+                <w:b w:val="0"/>
+                <w:i w:val="0"/>
+                <w:color w:val="F0F0F0"/>
+                <w:sz w:val="20"/>
+              </w:rPr>
+              <w:t>git push</w:t>
+            </w:r>
+          </w:p>
+        </w:tc>
+      </w:tr>
+    </w:tbl>
+    <w:p>
+      <w:pPr>
+        <w:spacing w:after="120"/>
+        <w:ind w:left="360"/>
+      </w:pPr>
+    </w:p>
+    <w:p>
+      <w:pPr>
+        <w:spacing w:before="80" w:after="200"/>
+        <w:ind w:left="360"/>
+      </w:pPr>
+      <w:r>
+        <w:rPr>
+          <w:rFonts w:ascii="Calibri" w:hAnsi="Calibri"/>
+          <w:b/>
+          <w:i w:val="0"/>
+          <w:color w:val="3DD68C"/>
+          <w:sz w:val="21"/>
+        </w:rPr>
+        <w:t xml:space="preserve">You should see: </w:t>
+      </w:r>
+      <w:r>
+        <w:rPr>
+          <w:rFonts w:ascii="Calibri" w:hAnsi="Calibri"/>
+          <w:b w:val="0"/>
+          <w:i w:val="0"/>
+          <w:color w:val="222222"/>
+          <w:sz w:val="21"/>
+        </w:rPr>
+        <w:t>Upload succeeds</w:t>
+      </w:r>
+    </w:p>
+    <w:p>
+      <w:pPr>
+        <w:spacing w:before="320" w:after="160"/>
+      </w:pPr>
+      <w:r>
+        <w:rPr>
+          <w:rFonts w:ascii="Arial" w:hAnsi="Arial"/>
+          <w:b/>
+          <w:i w:val="0"/>
+          <w:color w:val="080808"/>
+          <w:sz w:val="28"/>
+        </w:rPr>
+        <w:t>Git asks who you are</w:t>
+      </w:r>
+    </w:p>
+    <w:p>
+      <w:pPr>
+        <w:spacing w:after="200" w:lineRule="auto" w:line="300"/>
+      </w:pPr>
+      <w:r>
+        <w:rPr>
+          <w:rFonts w:ascii="Calibri" w:hAnsi="Calibri"/>
+          <w:b w:val="0"/>
+          <w:i w:val="0"/>
+          <w:color w:val="222222"/>
+          <w:sz w:val="22"/>
+        </w:rPr>
+        <w:t>Run the name and email commands from Part 3 again.</w:t>
+      </w:r>
+    </w:p>
+    <w:p>
+      <w:pPr>
+        <w:spacing w:before="320" w:after="160"/>
+      </w:pPr>
+      <w:r>
+        <w:rPr>
+          <w:rFonts w:ascii="Arial" w:hAnsi="Arial"/>
+          <w:b/>
+          <w:i w:val="0"/>
+          <w:color w:val="080808"/>
+          <w:sz w:val="28"/>
+        </w:rPr>
+        <w:t>Push failed: remote hung up</w:t>
+      </w:r>
+    </w:p>
+    <w:p>
+      <w:pPr>
+        <w:spacing w:after="200" w:lineRule="auto" w:line="300"/>
+      </w:pPr>
+      <w:r>
+        <w:rPr>
+          <w:rFonts w:ascii="Calibri" w:hAnsi="Calibri"/>
+          <w:b w:val="0"/>
+          <w:i w:val="0"/>
+          <w:color w:val="222222"/>
+          <w:sz w:val="22"/>
+        </w:rPr>
+        <w:t>Large files may cause this. Textbooks are not in Git. Download them separately:</w:t>
+      </w:r>
+    </w:p>
+    <w:tbl>
+      <w:tblPr>
+        <w:tblW w:type="auto" w:w="0"/>
+        <w:tblLook w:firstColumn="1" w:firstRow="1" w:lastColumn="0" w:lastRow="0" w:noHBand="0" w:noVBand="1" w:val="04A0"/>
+      </w:tblPr>
+      <w:tblGrid>
+        <w:gridCol w:w="9360"/>
+      </w:tblGrid>
+      <w:tr>
+        <w:tc>
+          <w:tcPr>
+            <w:tcW w:type="dxa" w:w="9360"/>
+            <w:shd w:fill="0A0A0A" w:val="clear"/>
+            <w:tcBorders>
+              <w:top w:val="single" w:sz="4" w:color="1A1A1A"/>
+              <w:left w:val="single" w:sz="4" w:color="1A1A1A"/>
+              <w:bottom w:val="single" w:sz="4" w:color="1A1A1A"/>
+              <w:right w:val="single" w:sz="4" w:color="1A1A1A"/>
+            </w:tcBorders>
+          </w:tcPr>
+          <w:p>
+            <w:pPr>
+              <w:spacing w:before="160" w:after="160"/>
+            </w:pPr>
+            <w:r>
+              <w:rPr>
+                <w:rFonts w:ascii="Consolas" w:hAnsi="Consolas"/>
+                <w:b w:val="0"/>
+                <w:i w:val="0"/>
+                <w:color w:val="F0F0F0"/>
+                <w:sz w:val="20"/>
+              </w:rPr>
+              <w:t>python scripts/download_oer.py</w:t>
+            </w:r>
+          </w:p>
+        </w:tc>
+      </w:tr>
+    </w:tbl>
+    <w:p>
+      <w:pPr>
+        <w:spacing w:after="120"/>
+      </w:pPr>
+    </w:p>
+    <w:p>
+      <w:pPr>
+        <w:spacing w:after="200" w:lineRule="auto" w:line="300"/>
+      </w:pPr>
+      <w:r>
+        <w:rPr>
+          <w:rFonts w:ascii="Calibri" w:hAnsi="Calibri"/>
+          <w:b w:val="0"/>
+          <w:i w:val="0"/>
+          <w:color w:val="222222"/>
+          <w:sz w:val="22"/>
+        </w:rPr>
+        <w:t>If it still fails, write in progress/BLOCKERS.md and email management.</w:t>
+      </w:r>
+    </w:p>
+    <w:p>
+      <w:pPr>
+        <w:spacing w:before="320" w:after="160"/>
+      </w:pPr>
+      <w:r>
+        <w:rPr>
+          <w:rFonts w:ascii="Arial" w:hAnsi="Arial"/>
+          <w:b/>
+          <w:i w:val="0"/>
+          <w:color w:val="080808"/>
+          <w:sz w:val="28"/>
+        </w:rPr>
+        <w:t>Something else is broken</w:t>
+      </w:r>
+    </w:p>
+    <w:p>
+      <w:pPr>
+        <w:spacing w:after="200" w:lineRule="auto" w:line="300"/>
+      </w:pPr>
+      <w:r>
+        <w:rPr>
+          <w:rFonts w:ascii="Calibri" w:hAnsi="Calibri"/>
+          <w:b w:val="0"/>
+          <w:i w:val="0"/>
+          <w:color w:val="222222"/>
+          <w:sz w:val="22"/>
+        </w:rPr>
+        <w:t>1. Write what happened in progress/BLOCKERS.md.  2. git push.  3. Email management.</w:t>
+      </w:r>
+    </w:p>
+    <w:p>
+      <w:pPr>
+        <w:spacing w:after="160"/>
+      </w:pPr>
+    </w:p>
+    <w:p>
+      <w:pPr>
+        <w:spacing w:before="120" w:after="80"/>
+      </w:pPr>
+      <w:r>
+        <w:rPr>
+          <w:rFonts w:ascii="Consolas" w:hAnsi="Consolas"/>
+          <w:b/>
+          <w:i w:val="0"/>
+          <w:color w:val="4A9EFF"/>
+          <w:sz w:val="20"/>
+        </w:rPr>
+        <w:t>PART 9</w:t>
+      </w:r>
+    </w:p>
+    <w:p>
+      <w:pPr>
+        <w:spacing w:after="80"/>
+      </w:pPr>
+    </w:p>
+    <w:p>
+      <w:pPr>
+        <w:spacing w:after="120"/>
+      </w:pPr>
+      <w:r>
+        <w:rPr>
+          <w:rFonts w:ascii="Arial" w:hAnsi="Arial"/>
+          <w:b/>
+          <w:i w:val="0"/>
+          <w:color w:val="080808"/>
+          <w:sz w:val="40"/>
+        </w:rPr>
+        <w:t>Free Learning Links</w:t>
+      </w:r>
+    </w:p>
+    <w:p>
+      <w:pPr>
+        <w:spacing w:after="280"/>
+      </w:pPr>
+      <w:r>
+        <w:rPr>
+          <w:rFonts w:ascii="Calibri" w:hAnsi="Calibri"/>
+          <w:b w:val="0"/>
+          <w:i w:val="0"/>
+          <w:color w:val="555555"/>
+          <w:sz w:val="22"/>
+        </w:rPr>
+        <w:t>Click to open. Save NVIDIA certificates as screenshots if you earn them.</w:t>
+      </w:r>
+    </w:p>
+    <w:p>
+      <w:pPr>
+        <w:spacing w:after="120"/>
+        <w:ind w:left="216"/>
+      </w:pPr>
+      <w:r>
+        <w:rPr>
+          <w:rFonts w:ascii="Calibri" w:hAnsi="Calibri"/>
+          <w:b/>
+          <w:i w:val="0"/>
+          <w:color w:val="222222"/>
+          <w:sz w:val="22"/>
+        </w:rPr>
+        <w:t>• Team project on GitHub</w:t>
+      </w:r>
+      <w:r>
+        <w:rPr>
+          <w:rFonts w:ascii="Calibri" w:hAnsi="Calibri"/>
+          <w:b w:val="0"/>
+          <w:i w:val="0"/>
+          <w:color w:val="9A9A9A"/>
+          <w:sz w:val="20"/>
+        </w:rPr>
+        <w:t xml:space="preserve">  (Always)  </w:t>
+      </w:r>
+      <w:hyperlink r:id="rId16">
+        <w:r>
+          <w:rPr>
+            <w:color w:val="4A9EFF"/>
+            <w:u w:val="single"/>
+          </w:rPr>
+          <w:t>https://github.com/axiom-forhumanity/ustud</w:t>
+        </w:r>
+      </w:hyperlink>
+    </w:p>
+    <w:p>
+      <w:pPr>
+        <w:spacing w:after="120"/>
+        <w:ind w:left="216"/>
+      </w:pPr>
+      <w:r>
+        <w:rPr>
+          <w:rFonts w:ascii="Calibri" w:hAnsi="Calibri"/>
+          <w:b/>
+          <w:i w:val="0"/>
+          <w:color w:val="222222"/>
+          <w:sz w:val="22"/>
+        </w:rPr>
+        <w:t>• GitHub Hello World</w:t>
+      </w:r>
+      <w:r>
+        <w:rPr>
+          <w:rFonts w:ascii="Calibri" w:hAnsi="Calibri"/>
+          <w:b w:val="0"/>
+          <w:i w:val="0"/>
+          <w:color w:val="9A9A9A"/>
+          <w:sz w:val="20"/>
+        </w:rPr>
+        <w:t xml:space="preserve">  (Monday)  </w:t>
+      </w:r>
+      <w:hyperlink r:id="rId18">
         <w:r>
           <w:rPr>
             <w:color w:val="4A9EFF"/>
@@ -2426,19 +7188,30 @@
     </w:p>
     <w:p>
       <w:pPr>
-        <w:spacing w:after="80"/>
-      </w:pPr>
-      <w:r>
-        <w:rPr>
-          <w:rFonts w:ascii="Inter" w:hAnsi="Inter"/>
+        <w:spacing w:after="120"/>
+        <w:ind w:left="216"/>
+      </w:pPr>
+      <w:r>
+        <w:rPr>
+          <w:rFonts w:ascii="Calibri" w:hAnsi="Calibri"/>
           <w:b/>
           <w:i w:val="0"/>
           <w:color w:val="222222"/>
-          <w:sz w:val="21"/>
-        </w:rPr>
-        <w:t xml:space="preserve">GitHub Actions quickstart [Tuesday]: </w:t>
-      </w:r>
-      <w:hyperlink r:id="rId20">
+          <w:sz w:val="22"/>
+        </w:rPr>
+        <w:t>• GitHub Actions intro</w:t>
+      </w:r>
+      <w:r>
+        <w:rPr>
+          <w:rFonts w:ascii="Calibri" w:hAnsi="Calibri"/>
+          <w:b w:val="0"/>
+          <w:i w:val="0"/>
+          <w:color w:val="9A9A9A"/>
+          <w:sz w:val="20"/>
+        </w:rPr>
+        <w:t xml:space="preserve">  (Tuesday)  </w:t>
+      </w:r>
+      <w:hyperlink r:id="rId19">
         <w:r>
           <w:rPr>
             <w:color w:val="4A9EFF"/>
@@ -2450,19 +7223,30 @@
     </w:p>
     <w:p>
       <w:pPr>
-        <w:spacing w:after="80"/>
-      </w:pPr>
-      <w:r>
-        <w:rPr>
-          <w:rFonts w:ascii="Inter" w:hAnsi="Inter"/>
+        <w:spacing w:after="120"/>
+        <w:ind w:left="216"/>
+      </w:pPr>
+      <w:r>
+        <w:rPr>
+          <w:rFonts w:ascii="Calibri" w:hAnsi="Calibri"/>
           <w:b/>
           <w:i w:val="0"/>
           <w:color w:val="222222"/>
-          <w:sz w:val="21"/>
-        </w:rPr>
-        <w:t xml:space="preserve">NVIDIA DLI self-paced (filter Free Courses) [Wed–Thu]: </w:t>
-      </w:r>
-      <w:hyperlink r:id="rId21">
+          <w:sz w:val="22"/>
+        </w:rPr>
+        <w:t>• NVIDIA free courses</w:t>
+      </w:r>
+      <w:r>
+        <w:rPr>
+          <w:rFonts w:ascii="Calibri" w:hAnsi="Calibri"/>
+          <w:b w:val="0"/>
+          <w:i w:val="0"/>
+          <w:color w:val="9A9A9A"/>
+          <w:sz w:val="20"/>
+        </w:rPr>
+        <w:t xml:space="preserve">  (Wed–Thu)  </w:t>
+      </w:r>
+      <w:hyperlink r:id="rId20">
         <w:r>
           <w:rPr>
             <w:color w:val="4A9EFF"/>
@@ -2474,67 +7258,30 @@
     </w:p>
     <w:p>
       <w:pPr>
-        <w:spacing w:after="80"/>
-      </w:pPr>
-      <w:r>
-        <w:rPr>
-          <w:rFonts w:ascii="Inter" w:hAnsi="Inter"/>
+        <w:spacing w:after="120"/>
+        <w:ind w:left="216"/>
+      </w:pPr>
+      <w:r>
+        <w:rPr>
+          <w:rFonts w:ascii="Calibri" w:hAnsi="Calibri"/>
           <w:b/>
           <w:i w:val="0"/>
           <w:color w:val="222222"/>
-          <w:sz w:val="21"/>
-        </w:rPr>
-        <w:t xml:space="preserve">Generative AI Explained (NVIDIA DLI) [Wednesday]: </w:t>
+          <w:sz w:val="22"/>
+        </w:rPr>
+        <w:t>• Cursor introduction</w:t>
+      </w:r>
+      <w:r>
+        <w:rPr>
+          <w:rFonts w:ascii="Calibri" w:hAnsi="Calibri"/>
+          <w:b w:val="0"/>
+          <w:i w:val="0"/>
+          <w:color w:val="9A9A9A"/>
+          <w:sz w:val="20"/>
+        </w:rPr>
+        <w:t xml:space="preserve">  (Thursday)  </w:t>
       </w:r>
       <w:hyperlink r:id="rId21">
-        <w:r>
-          <w:rPr>
-            <w:color w:val="4A9EFF"/>
-            <w:u w:val="single"/>
-          </w:rPr>
-          <w:t>https://www.nvidia.com/en-us/training/self-paced-courses/</w:t>
-        </w:r>
-      </w:hyperlink>
-    </w:p>
-    <w:p>
-      <w:pPr>
-        <w:spacing w:after="80"/>
-      </w:pPr>
-      <w:r>
-        <w:rPr>
-          <w:rFonts w:ascii="Inter" w:hAnsi="Inter"/>
-          <w:b/>
-          <w:i w:val="0"/>
-          <w:color w:val="222222"/>
-          <w:sz w:val="21"/>
-        </w:rPr>
-        <w:t xml:space="preserve">Augment Your LLM Using RAG (NVIDIA DLI) [Thursday optional]: </w:t>
-      </w:r>
-      <w:hyperlink r:id="rId21">
-        <w:r>
-          <w:rPr>
-            <w:color w:val="4A9EFF"/>
-            <w:u w:val="single"/>
-          </w:rPr>
-          <w:t>https://www.nvidia.com/en-us/training/self-paced-courses/</w:t>
-        </w:r>
-      </w:hyperlink>
-    </w:p>
-    <w:p>
-      <w:pPr>
-        <w:spacing w:after="80"/>
-      </w:pPr>
-      <w:r>
-        <w:rPr>
-          <w:rFonts w:ascii="Inter" w:hAnsi="Inter"/>
-          <w:b/>
-          <w:i w:val="0"/>
-          <w:color w:val="222222"/>
-          <w:sz w:val="21"/>
-        </w:rPr>
-        <w:t xml:space="preserve">Cursor Get Started [Thursday]: </w:t>
-      </w:r>
-      <w:hyperlink r:id="rId22">
         <w:r>
           <w:rPr>
             <w:color w:val="4A9EFF"/>
@@ -2546,67 +7293,30 @@
     </w:p>
     <w:p>
       <w:pPr>
-        <w:spacing w:after="80"/>
-      </w:pPr>
-      <w:r>
-        <w:rPr>
-          <w:rFonts w:ascii="Inter" w:hAnsi="Inter"/>
+        <w:spacing w:after="120"/>
+        <w:ind w:left="216"/>
+      </w:pPr>
+      <w:r>
+        <w:rPr>
+          <w:rFonts w:ascii="Calibri" w:hAnsi="Calibri"/>
           <w:b/>
           <w:i w:val="0"/>
           <w:color w:val="222222"/>
-          <w:sz w:val="21"/>
-        </w:rPr>
-        <w:t xml:space="preserve">Cursor Agent mode [After Week 1]: </w:t>
-      </w:r>
-      <w:hyperlink r:id="rId24">
-        <w:r>
-          <w:rPr>
-            <w:color w:val="4A9EFF"/>
-            <w:u w:val="single"/>
-          </w:rPr>
-          <w:t>https://docs.cursor.com/chat/agent</w:t>
-        </w:r>
-      </w:hyperlink>
-    </w:p>
-    <w:p>
-      <w:pPr>
-        <w:spacing w:after="80"/>
-      </w:pPr>
-      <w:r>
-        <w:rPr>
-          <w:rFonts w:ascii="Inter" w:hAnsi="Inter"/>
-          <w:b/>
-          <w:i w:val="0"/>
-          <w:color w:val="222222"/>
-          <w:sz w:val="21"/>
-        </w:rPr>
-        <w:t xml:space="preserve">GitHub CLI [If auth issues]: </w:t>
-      </w:r>
-      <w:hyperlink r:id="rId25">
-        <w:r>
-          <w:rPr>
-            <w:color w:val="4A9EFF"/>
-            <w:u w:val="single"/>
-          </w:rPr>
-          <w:t>https://cli.github.com/</w:t>
-        </w:r>
-      </w:hyperlink>
-    </w:p>
-    <w:p>
-      <w:pPr>
-        <w:spacing w:after="80"/>
-      </w:pPr>
-      <w:r>
-        <w:rPr>
-          <w:rFonts w:ascii="Inter" w:hAnsi="Inter"/>
-          <w:b/>
-          <w:i w:val="0"/>
-          <w:color w:val="222222"/>
-          <w:sz w:val="21"/>
-        </w:rPr>
-        <w:t xml:space="preserve">Git basics book [Anytime]: </w:t>
-      </w:r>
-      <w:hyperlink r:id="rId26">
+          <w:sz w:val="22"/>
+        </w:rPr>
+        <w:t>• Git basics book</w:t>
+      </w:r>
+      <w:r>
+        <w:rPr>
+          <w:rFonts w:ascii="Calibri" w:hAnsi="Calibri"/>
+          <w:b w:val="0"/>
+          <w:i w:val="0"/>
+          <w:color w:val="9A9A9A"/>
+          <w:sz w:val="20"/>
+        </w:rPr>
+        <w:t xml:space="preserve">  (Anytime)  </w:t>
+      </w:r>
+      <w:hyperlink r:id="rId23">
         <w:r>
           <w:rPr>
             <w:color w:val="4A9EFF"/>
@@ -2618,188 +7328,193 @@
     </w:p>
     <w:p>
       <w:pPr>
-        <w:spacing w:after="120" w:lineRule="auto" w:line="276"/>
-      </w:pPr>
-      <w:r>
-        <w:rPr>
-          <w:rFonts w:ascii="Inter" w:hAnsi="Inter"/>
-          <w:b w:val="0"/>
-          <w:i w:val="0"/>
-          <w:color w:val="222222"/>
-          <w:sz w:val="21"/>
-        </w:rPr>
-        <w:t>Save NVIDIA course certificates as screenshots in your Week 1 upload folder.</w:t>
-      </w:r>
-    </w:p>
-    <w:p>
-      <w:pPr>
-        <w:spacing w:before="320" w:after="120"/>
-      </w:pPr>
-      <w:r>
-        <w:rPr>
-          <w:rFonts w:ascii="Space Grotesk" w:hAnsi="Space Grotesk"/>
-          <w:b/>
-          <w:i w:val="0"/>
-          <w:color w:val="080808"/>
-          <w:sz w:val="44"/>
-        </w:rPr>
-        <w:t>Week 1 Graduation</w:t>
-      </w:r>
-    </w:p>
-    <w:p>
-      <w:pPr>
         <w:spacing w:after="160"/>
+      </w:pPr>
+    </w:p>
+    <w:p>
+      <w:pPr>
+        <w:spacing w:before="120" w:after="80"/>
       </w:pPr>
       <w:r>
         <w:rPr>
           <w:rFonts w:ascii="Consolas" w:hAnsi="Consolas"/>
           <w:b/>
           <w:i w:val="0"/>
-          <w:color w:val="3DD68C"/>
-          <w:sz w:val="17"/>
-        </w:rPr>
-        <w:t xml:space="preserve">STABLE  </w:t>
-      </w:r>
-      <w:r>
-        <w:rPr>
-          <w:rFonts w:ascii="Inter" w:hAnsi="Inter"/>
+          <w:color w:val="4A9EFF"/>
+          <w:sz w:val="20"/>
+        </w:rPr>
+        <w:t>PART 10</w:t>
+      </w:r>
+    </w:p>
+    <w:p>
+      <w:pPr>
+        <w:spacing w:after="80"/>
+      </w:pPr>
+    </w:p>
+    <w:p>
+      <w:pPr>
+        <w:spacing w:after="120"/>
+      </w:pPr>
+      <w:r>
+        <w:rPr>
+          <w:rFonts w:ascii="Arial" w:hAnsi="Arial"/>
+          <w:b/>
+          <w:i w:val="0"/>
+          <w:color w:val="080808"/>
+          <w:sz w:val="40"/>
+        </w:rPr>
+        <w:t>Week 1 Complete — Graduation Checklist</w:t>
+      </w:r>
+    </w:p>
+    <w:p>
+      <w:pPr>
+        <w:spacing w:after="280"/>
+      </w:pPr>
+      <w:r>
+        <w:rPr>
+          <w:rFonts w:ascii="Calibri" w:hAnsi="Calibri"/>
           <w:b w:val="0"/>
           <w:i w:val="0"/>
+          <w:color w:val="555555"/>
+          <w:sz w:val="22"/>
+        </w:rPr>
+        <w:t>When every box is checked, you are ready for regular work.</w:t>
+      </w:r>
+    </w:p>
+    <w:p>
+      <w:pPr>
+        <w:spacing w:after="120"/>
+        <w:ind w:left="288"/>
+      </w:pPr>
+      <w:r>
+        <w:rPr>
+          <w:rFonts w:ascii="Calibri" w:hAnsi="Calibri"/>
+          <w:b w:val="0"/>
+          <w:i w:val="0"/>
           <w:color w:val="222222"/>
-          <w:sz w:val="21"/>
-        </w:rPr>
-        <w:t>Complete all items below to begin regular development.</w:t>
-      </w:r>
-    </w:p>
-    <w:p>
-      <w:pPr>
-        <w:spacing w:after="60"/>
+          <w:sz w:val="22"/>
+        </w:rPr>
+        <w:t>[ ]  I can open PowerShell and run git pull, git add ., git commit, git push without help</w:t>
+      </w:r>
+    </w:p>
+    <w:p>
+      <w:pPr>
+        <w:spacing w:after="120"/>
         <w:ind w:left="288"/>
       </w:pPr>
       <w:r>
         <w:rPr>
-          <w:rFonts w:ascii="Inter" w:hAnsi="Inter"/>
+          <w:rFonts w:ascii="Calibri" w:hAnsi="Calibri"/>
           <w:b w:val="0"/>
           <w:i w:val="0"/>
           <w:color w:val="222222"/>
-          <w:sz w:val="21"/>
-        </w:rPr>
-        <w:t>[ ]  Daily git pull, commit, and push work without help</w:t>
-      </w:r>
-    </w:p>
-    <w:p>
-      <w:pPr>
-        <w:spacing w:after="60"/>
+          <w:sz w:val="22"/>
+        </w:rPr>
+        <w:t>[ ]  I uploaded screen recordings every day Monday through Friday</w:t>
+      </w:r>
+    </w:p>
+    <w:p>
+      <w:pPr>
+        <w:spacing w:after="120"/>
         <w:ind w:left="288"/>
       </w:pPr>
       <w:r>
         <w:rPr>
-          <w:rFonts w:ascii="Inter" w:hAnsi="Inter"/>
+          <w:rFonts w:ascii="Calibri" w:hAnsi="Calibri"/>
           <w:b w:val="0"/>
           <w:i w:val="0"/>
           <w:color w:val="222222"/>
-          <w:sz w:val="21"/>
-        </w:rPr>
-        <w:t>[ ]  Trust recordings uploaded Monday through Friday</w:t>
-      </w:r>
-    </w:p>
-    <w:p>
-      <w:pPr>
-        <w:spacing w:after="60"/>
+          <w:sz w:val="22"/>
+        </w:rPr>
+        <w:t>[ ]  UStud opens in my browser at http://localhost:5173</w:t>
+      </w:r>
+    </w:p>
+    <w:p>
+      <w:pPr>
+        <w:spacing w:after="120"/>
         <w:ind w:left="288"/>
       </w:pPr>
       <w:r>
         <w:rPr>
-          <w:rFonts w:ascii="Inter" w:hAnsi="Inter"/>
+          <w:rFonts w:ascii="Calibri" w:hAnsi="Calibri"/>
           <w:b w:val="0"/>
           <w:i w:val="0"/>
           <w:color w:val="222222"/>
-          <w:sz w:val="21"/>
-        </w:rPr>
-        <w:t>[ ]  UStud runs locally (npm run dev:all or python run.py)</w:t>
-      </w:r>
-    </w:p>
-    <w:p>
-      <w:pPr>
-        <w:spacing w:after="60"/>
+          <w:sz w:val="22"/>
+        </w:rPr>
+        <w:t>[ ]  progress/CURRENT_STATE.md lists the top 3 product gaps</w:t>
+      </w:r>
+    </w:p>
+    <w:p>
+      <w:pPr>
+        <w:spacing w:after="120"/>
         <w:ind w:left="288"/>
       </w:pPr>
       <w:r>
         <w:rPr>
-          <w:rFonts w:ascii="Inter" w:hAnsi="Inter"/>
+          <w:rFonts w:ascii="Calibri" w:hAnsi="Calibri"/>
           <w:b w:val="0"/>
           <w:i w:val="0"/>
           <w:color w:val="222222"/>
-          <w:sz w:val="21"/>
-        </w:rPr>
-        <w:t>[ ]  progress/CURRENT_STATE.md lists top 3 product gaps</w:t>
-      </w:r>
-    </w:p>
-    <w:p>
-      <w:pPr>
-        <w:spacing w:after="60"/>
+          <w:sz w:val="22"/>
+        </w:rPr>
+        <w:t>[ ]  I pushed at least one small improvement to GitHub</w:t>
+      </w:r>
+    </w:p>
+    <w:p>
+      <w:pPr>
+        <w:spacing w:after="120"/>
         <w:ind w:left="288"/>
       </w:pPr>
       <w:r>
         <w:rPr>
-          <w:rFonts w:ascii="Inter" w:hAnsi="Inter"/>
+          <w:rFonts w:ascii="Calibri" w:hAnsi="Calibri"/>
           <w:b w:val="0"/>
           <w:i w:val="0"/>
           <w:color w:val="222222"/>
-          <w:sz w:val="21"/>
-        </w:rPr>
-        <w:t>[ ]  At least one small improvement pushed to GitHub</w:t>
-      </w:r>
-    </w:p>
-    <w:p>
-      <w:pPr>
-        <w:spacing w:after="60"/>
-        <w:ind w:left="288"/>
-      </w:pPr>
-      <w:r>
-        <w:rPr>
-          <w:rFonts w:ascii="Inter" w:hAnsi="Inter"/>
+          <w:sz w:val="22"/>
+        </w:rPr>
+        <w:t>[ ]  I used Session Start and Session End in Cursor</w:t>
+      </w:r>
+    </w:p>
+    <w:p>
+      <w:pPr>
+        <w:spacing w:after="240"/>
+      </w:pPr>
+    </w:p>
+    <w:p>
+      <w:pPr>
+        <w:spacing w:after="200" w:lineRule="auto" w:line="300"/>
+      </w:pPr>
+      <w:r>
+        <w:rPr>
+          <w:rFonts w:ascii="Calibri" w:hAnsi="Calibri"/>
           <w:b w:val="0"/>
           <w:i w:val="0"/>
           <w:color w:val="222222"/>
-          <w:sz w:val="21"/>
-        </w:rPr>
-        <w:t>[ ]  Session Start and Session End workflow completed in Cursor</w:t>
-      </w:r>
-    </w:p>
-    <w:p>
-      <w:pPr>
-        <w:spacing w:after="120" w:lineRule="auto" w:line="276"/>
-      </w:pPr>
-      <w:r>
-        <w:rPr>
-          <w:rFonts w:ascii="Inter" w:hAnsi="Inter"/>
+          <w:sz w:val="22"/>
+        </w:rPr>
+        <w:t>After graduation, your daily guide is cursor/EMPLOYEE_ONBOARDING.md in the repo.</w:t>
+      </w:r>
+    </w:p>
+    <w:p>
+      <w:pPr>
+        <w:spacing w:after="200" w:lineRule="auto" w:line="300"/>
+      </w:pPr>
+      <w:r>
+        <w:rPr>
+          <w:rFonts w:ascii="Calibri" w:hAnsi="Calibri"/>
           <w:b w:val="0"/>
           <w:i w:val="0"/>
           <w:color w:val="222222"/>
-          <w:sz w:val="21"/>
-        </w:rPr>
-        <w:t>After graduation: follow cursor/EMPLOYEE_ONBOARDING.md for ongoing daily work.</w:t>
-      </w:r>
-    </w:p>
-    <w:p>
-      <w:pPr>
-        <w:spacing w:after="120" w:lineRule="auto" w:line="276"/>
-      </w:pPr>
-      <w:r>
-        <w:rPr>
-          <w:rFonts w:ascii="Inter" w:hAnsi="Inter"/>
-          <w:b w:val="0"/>
-          <w:i w:val="0"/>
-          <w:color w:val="222222"/>
-          <w:sz w:val="21"/>
-        </w:rPr>
-        <w:t>Questions: add to progress/BLOCKERS.md and push, or contact management directly.</w:t>
-      </w:r>
-    </w:p>
-    <w:p/>
-    <w:p>
-      <w:pPr>
+          <w:sz w:val="22"/>
+        </w:rPr>
+        <w:t>Questions: progress/BLOCKERS.md or email management.</w:t>
+      </w:r>
+    </w:p>
+    <w:p>
+      <w:pPr>
+        <w:spacing w:before="480"/>
         <w:jc w:val="center"/>
       </w:pPr>
       <w:r>
@@ -2815,7 +7530,7 @@
     </w:p>
     <w:sectPr>
       <w:pgSz w:w="12240" w:h="15840"/>
-      <w:pgMar w:top="1080" w:right="1296" w:bottom="1080" w:left="1296" w:header="720" w:footer="720" w:gutter="0"/>
+      <w:pgMar w:top="1224" w:right="1440" w:bottom="1224" w:left="1440" w:header="720" w:footer="720" w:gutter="0"/>
       <w:cols w:space="720"/>
       <w:docGrid w:linePitch="360"/>
     </w:sectPr>

--- a/cursor/onboarding/AXIOM_EMPLOYEE_ONBOARDING.docx
+++ b/cursor/onboarding/AXIOM_EMPLOYEE_ONBOARDING.docx
@@ -36,7 +36,7 @@
                 <w:color w:val="F0F0F0"/>
                 <w:sz w:val="44"/>
               </w:rPr>
-              <w:t>Your First Week — Step by Step</w:t>
+              <w:t>Two-Week Onboarding Program</w:t>
               <w:br/>
             </w:r>
             <w:r>
@@ -47,7 +47,7 @@
                 <w:color w:val="C4C4C4"/>
                 <w:sz w:val="22"/>
               </w:rPr>
-              <w:t>No experience needed. Follow each step in order.</w:t>
+              <w:t>Week 1: Foundations  |  Week 2: Applied Development</w:t>
             </w:r>
           </w:p>
         </w:tc>
@@ -70,7 +70,7 @@
           <w:color w:val="222222"/>
           <w:sz w:val="22"/>
         </w:rPr>
-        <w:t>Welcome. This guide assumes you have never used GitHub, the terminal, or coding tools before. That is OK. Every step tells you exactly what to click, what to copy, and what you should see on screen.</w:t>
+        <w:t>This guide assumes no prior experience with GitHub, the terminal, or development tools. Follow each part in order. Each step states what to click, what to copy, and what you should see on screen.</w:t>
       </w:r>
     </w:p>
     <w:tbl>
@@ -105,7 +105,7 @@
                 <w:color w:val="4A9EFF"/>
                 <w:sz w:val="17"/>
               </w:rPr>
-              <w:t xml:space="preserve">HOW LONG  </w:t>
+              <w:t xml:space="preserve">SCHEDULE  </w:t>
             </w:r>
             <w:r>
               <w:rPr>
@@ -115,7 +115,7 @@
                 <w:color w:val="222222"/>
                 <w:sz w:val="21"/>
               </w:rPr>
-              <w:t>Day 0 (when your laptop arrives): 2 to 3 hours to install everything. Monday to Friday: about 1 hour per day for lessons and practice.</w:t>
+              <w:t>Day 0 (laptop setup): 2 to 3 hours. Weeks 1 and 2: about 1 hour per day, Monday through Friday. Session recordings are required during Week 1 only unless management requests otherwise.</w:t>
             </w:r>
           </w:p>
         </w:tc>
@@ -128,6 +128,14 @@
     </w:p>
     <w:p>
       <w:pPr>
+        <w:spacing w:before="0" w:after="0"/>
+      </w:pPr>
+      <w:r>
+        <w:br w:type="page"/>
+      </w:r>
+    </w:p>
+    <w:p>
+      <w:pPr>
         <w:spacing w:after="160"/>
       </w:pPr>
     </w:p>
@@ -178,7 +186,7 @@
           <w:color w:val="555555"/>
           <w:sz w:val="22"/>
         </w:rPr>
-        <w:t>Five things to understand before Day 0.</w:t>
+        <w:t>Required reading before Day 0.</w:t>
       </w:r>
     </w:p>
     <w:p>
@@ -448,7 +456,7 @@
           <w:color w:val="222222"/>
           <w:sz w:val="21"/>
         </w:rPr>
-        <w:t>The command runs. New text appears. If you see red error text, read the step again or see Part 8 (Help).</w:t>
+        <w:t>The command runs. New text appears. If you see red error text, read the step again or see Part 10 (Support).</w:t>
       </w:r>
     </w:p>
     <w:tbl>
@@ -604,7 +612,7 @@
           <w:color w:val="222222"/>
           <w:sz w:val="22"/>
         </w:rPr>
-        <w:t>Day 0 — Install software on your laptop</w:t>
+        <w:t>Day 0 — Install software</w:t>
       </w:r>
     </w:p>
     <w:p>
@@ -629,7 +637,7 @@
           <w:color w:val="222222"/>
           <w:sz w:val="22"/>
         </w:rPr>
-        <w:t>Day 0 — Create your online accounts</w:t>
+        <w:t>Day 0 — Create accounts</w:t>
       </w:r>
     </w:p>
     <w:p>
@@ -654,7 +662,7 @@
           <w:color w:val="222222"/>
           <w:sz w:val="22"/>
         </w:rPr>
-        <w:t>Simple words — what is GitHub?</w:t>
+        <w:t>GitHub — concepts and setup</w:t>
       </w:r>
     </w:p>
     <w:p>
@@ -679,7 +687,7 @@
           <w:color w:val="222222"/>
           <w:sz w:val="22"/>
         </w:rPr>
-        <w:t>Monday — Download the project and your first push</w:t>
+        <w:t>Week 1, Monday — Download the project</w:t>
       </w:r>
     </w:p>
     <w:p>
@@ -704,7 +712,7 @@
           <w:color w:val="222222"/>
           <w:sz w:val="22"/>
         </w:rPr>
-        <w:t>Tuesday to Friday — one section per day</w:t>
+        <w:t>Week 1, Tuesday–Friday — Daily plan</w:t>
       </w:r>
     </w:p>
     <w:p>
@@ -729,7 +737,7 @@
           <w:color w:val="222222"/>
           <w:sz w:val="22"/>
         </w:rPr>
-        <w:t>How to record your screen (trust sessions)</w:t>
+        <w:t>Week 1 — Session recordings</w:t>
       </w:r>
     </w:p>
     <w:p>
@@ -754,7 +762,7 @@
           <w:color w:val="222222"/>
           <w:sz w:val="22"/>
         </w:rPr>
-        <w:t>Cursor — what to paste at start and end of work</w:t>
+        <w:t>Cursor — session commands</w:t>
       </w:r>
     </w:p>
     <w:p>
@@ -779,7 +787,7 @@
           <w:color w:val="222222"/>
           <w:sz w:val="22"/>
         </w:rPr>
-        <w:t>When something goes wrong</w:t>
+        <w:t>Week 2, Monday–Friday — Development plan</w:t>
       </w:r>
     </w:p>
     <w:p>
@@ -804,7 +812,7 @@
           <w:color w:val="222222"/>
           <w:sz w:val="22"/>
         </w:rPr>
-        <w:t>Free learning links</w:t>
+        <w:t>Learning resources</w:t>
       </w:r>
     </w:p>
     <w:p>
@@ -829,17 +837,12 @@
           <w:color w:val="222222"/>
           <w:sz w:val="22"/>
         </w:rPr>
-        <w:t>Week 1 complete — graduation checklist</w:t>
-      </w:r>
-    </w:p>
-    <w:p>
-      <w:pPr>
-        <w:spacing w:after="160"/>
-      </w:pPr>
-    </w:p>
-    <w:p>
-      <w:pPr>
-        <w:spacing w:before="120" w:after="80"/>
+        <w:t>Support and troubleshooting</w:t>
+      </w:r>
+    </w:p>
+    <w:p>
+      <w:pPr>
+        <w:spacing w:after="100"/>
       </w:pPr>
       <w:r>
         <w:rPr>
@@ -849,6 +852,105 @@
           <w:color w:val="4A9EFF"/>
           <w:sz w:val="20"/>
         </w:rPr>
+        <w:t xml:space="preserve">Part 11  </w:t>
+      </w:r>
+      <w:r>
+        <w:rPr>
+          <w:rFonts w:ascii="Calibri" w:hAnsi="Calibri"/>
+          <w:b w:val="0"/>
+          <w:i w:val="0"/>
+          <w:color w:val="222222"/>
+          <w:sz w:val="22"/>
+        </w:rPr>
+        <w:t>Onboarding completion criteria</w:t>
+      </w:r>
+    </w:p>
+    <w:p>
+      <w:pPr>
+        <w:spacing w:before="0" w:after="0"/>
+      </w:pPr>
+      <w:r>
+        <w:br w:type="page"/>
+      </w:r>
+    </w:p>
+    <w:tbl>
+      <w:tblPr>
+        <w:tblW w:type="auto" w:w="0"/>
+        <w:tblLayout w:type="fixed"/>
+        <w:tblLook w:firstColumn="1" w:firstRow="1" w:lastColumn="0" w:lastRow="0" w:noHBand="0" w:noVBand="1" w:val="04A0"/>
+      </w:tblPr>
+      <w:tblGrid>
+        <w:gridCol w:w="9360"/>
+      </w:tblGrid>
+      <w:tr>
+        <w:tc>
+          <w:tcPr>
+            <w:tcW w:type="dxa" w:w="9360"/>
+            <w:shd w:fill="080808" w:val="clear"/>
+            <w:tcBorders>
+              <w:top w:val="single" w:sz="12" w:color="1A1A1A"/>
+              <w:left w:val="single" w:sz="12" w:color="1A1A1A"/>
+              <w:bottom w:val="single" w:sz="12" w:color="1A1A1A"/>
+              <w:right w:val="single" w:sz="12" w:color="1A1A1A"/>
+            </w:tcBorders>
+          </w:tcPr>
+          <w:p>
+            <w:pPr>
+              <w:spacing w:before="280" w:after="120"/>
+              <w:jc w:val="center"/>
+            </w:pPr>
+            <w:r>
+              <w:rPr>
+                <w:rFonts w:ascii="Consolas" w:hAnsi="Consolas"/>
+                <w:b/>
+                <w:i w:val="0"/>
+                <w:color w:val="F0F0F0"/>
+                <w:sz w:val="24"/>
+              </w:rPr>
+              <w:t>WEEK 1 — FOUNDATIONS</w:t>
+            </w:r>
+          </w:p>
+          <w:p>
+            <w:pPr>
+              <w:spacing w:after="240"/>
+              <w:jc w:val="center"/>
+            </w:pPr>
+            <w:r>
+              <w:rPr>
+                <w:rFonts w:ascii="Calibri" w:hAnsi="Calibri"/>
+                <w:b w:val="0"/>
+                <w:i w:val="0"/>
+                <w:color w:val="C4C4C4"/>
+                <w:sz w:val="21"/>
+              </w:rPr>
+              <w:t>Setup, GitHub, automation, AI concepts, first run of UStud</w:t>
+            </w:r>
+          </w:p>
+        </w:tc>
+      </w:tr>
+    </w:tbl>
+    <w:p>
+      <w:pPr>
+        <w:spacing w:after="360"/>
+      </w:pPr>
+    </w:p>
+    <w:p>
+      <w:pPr>
+        <w:spacing w:after="160"/>
+      </w:pPr>
+    </w:p>
+    <w:p>
+      <w:pPr>
+        <w:spacing w:before="120" w:after="80"/>
+      </w:pPr>
+      <w:r>
+        <w:rPr>
+          <w:rFonts w:ascii="Consolas" w:hAnsi="Consolas"/>
+          <w:b/>
+          <w:i w:val="0"/>
+          <w:color w:val="4A9EFF"/>
+          <w:sz w:val="20"/>
+        </w:rPr>
         <w:t>PART 1</w:t>
       </w:r>
     </w:p>
@@ -884,7 +986,7 @@
           <w:color w:val="555555"/>
           <w:sz w:val="22"/>
         </w:rPr>
-        <w:t>Do this when your laptop arrives, before Monday. Your laptop must be Windows 10 or 11.</w:t>
+        <w:t>Complete when your laptop arrives, before Week 1 Monday. Windows 10 or 11 required.</w:t>
       </w:r>
     </w:p>
     <w:tbl>
@@ -1955,7 +2057,7 @@
           <w:color w:val="222222"/>
           <w:sz w:val="22"/>
         </w:rPr>
-        <w:t>OBS records your screen and webcam during Week 1.</w:t>
+        <w:t>OBS records your screen and webcam during Week 1 sessions.</w:t>
       </w:r>
     </w:p>
     <w:p>
@@ -2034,6 +2136,14 @@
     </w:p>
     <w:p>
       <w:pPr>
+        <w:spacing w:before="0" w:after="0"/>
+      </w:pPr>
+      <w:r>
+        <w:br w:type="page"/>
+      </w:r>
+    </w:p>
+    <w:p>
+      <w:pPr>
         <w:spacing w:after="160"/>
       </w:pPr>
     </w:p>
@@ -2369,6 +2479,14 @@
     </w:p>
     <w:p>
       <w:pPr>
+        <w:spacing w:before="0" w:after="0"/>
+      </w:pPr>
+      <w:r>
+        <w:br w:type="page"/>
+      </w:r>
+    </w:p>
+    <w:p>
+      <w:pPr>
         <w:spacing w:after="160"/>
       </w:pPr>
     </w:p>
@@ -2404,7 +2522,7 @@
           <w:color w:val="080808"/>
           <w:sz w:val="40"/>
         </w:rPr>
-        <w:t>Simple Words — What Is GitHub?</w:t>
+        <w:t>GitHub — Concepts and Setup</w:t>
       </w:r>
     </w:p>
     <w:p>
@@ -2419,7 +2537,7 @@
           <w:color w:val="555555"/>
           <w:sz w:val="22"/>
         </w:rPr>
-        <w:t>Read this on Monday before you download the project.</w:t>
+        <w:t>Read on Week 1 Monday before you download the project.</w:t>
       </w:r>
     </w:p>
     <w:p>
@@ -2733,6 +2851,14 @@
     </w:p>
     <w:p>
       <w:pPr>
+        <w:spacing w:before="0" w:after="0"/>
+      </w:pPr>
+      <w:r>
+        <w:br w:type="page"/>
+      </w:r>
+    </w:p>
+    <w:p>
+      <w:pPr>
         <w:spacing w:after="160"/>
       </w:pPr>
     </w:p>
@@ -2768,7 +2894,7 @@
           <w:color w:val="080808"/>
           <w:sz w:val="40"/>
         </w:rPr>
-        <w:t>Monday — Download the Project</w:t>
+        <w:t>Week 1, Monday — Download the Project</w:t>
       </w:r>
     </w:p>
     <w:p>
@@ -2783,7 +2909,7 @@
           <w:color w:val="555555"/>
           <w:sz w:val="22"/>
         </w:rPr>
-        <w:t>About 1 hour. Start OBS recording first (see Part 6).</w:t>
+        <w:t>About 1 hour. Start your session recording first (see Part 6).</w:t>
       </w:r>
     </w:p>
     <w:tbl>
@@ -3921,6 +4047,14 @@
     </w:p>
     <w:p>
       <w:pPr>
+        <w:spacing w:before="0" w:after="0"/>
+      </w:pPr>
+      <w:r>
+        <w:br w:type="page"/>
+      </w:r>
+    </w:p>
+    <w:p>
+      <w:pPr>
         <w:spacing w:after="160"/>
       </w:pPr>
     </w:p>
@@ -3956,7 +4090,7 @@
           <w:color w:val="080808"/>
           <w:sz w:val="40"/>
         </w:rPr>
-        <w:t>Tuesday to Friday — Daily Plan</w:t>
+        <w:t>Week 1, Tuesday–Friday — Daily Plan</w:t>
       </w:r>
     </w:p>
     <w:p>
@@ -3971,7 +4105,7 @@
           <w:color w:val="555555"/>
           <w:sz w:val="22"/>
         </w:rPr>
-        <w:t>Same order every day: OBS on, lesson, upload video, update log, git push.</w:t>
+        <w:t>Same order each day: start recording, complete the lesson, upload video, update log, push to GitHub.</w:t>
       </w:r>
     </w:p>
     <w:tbl>
@@ -4039,7 +4173,7 @@
           <w:color w:val="080808"/>
           <w:sz w:val="28"/>
         </w:rPr>
-        <w:t>Tuesday — Automation</w:t>
+        <w:t>Week 1, Tuesday — Automation</w:t>
       </w:r>
     </w:p>
     <w:p>
@@ -4350,6 +4484,14 @@
     </w:p>
     <w:p>
       <w:pPr>
+        <w:spacing w:before="0" w:after="0"/>
+      </w:pPr>
+      <w:r>
+        <w:br w:type="page"/>
+      </w:r>
+    </w:p>
+    <w:p>
+      <w:pPr>
         <w:spacing w:before="320" w:after="160"/>
       </w:pPr>
       <w:r>
@@ -4360,7 +4502,7 @@
           <w:color w:val="080808"/>
           <w:sz w:val="28"/>
         </w:rPr>
-        <w:t>Wednesday — AI and LLMs</w:t>
+        <w:t>Week 1, Wednesday — AI and LLMs</w:t>
       </w:r>
     </w:p>
     <w:p>
@@ -4548,6 +4690,14 @@
     </w:p>
     <w:p>
       <w:pPr>
+        <w:spacing w:before="0" w:after="0"/>
+      </w:pPr>
+      <w:r>
+        <w:br w:type="page"/>
+      </w:r>
+    </w:p>
+    <w:p>
+      <w:pPr>
         <w:spacing w:before="320" w:after="160"/>
       </w:pPr>
       <w:r>
@@ -4558,7 +4708,7 @@
           <w:color w:val="080808"/>
           <w:sz w:val="28"/>
         </w:rPr>
-        <w:t>Thursday — Agents and Cursor</w:t>
+        <w:t>Week 1, Thursday — Agents and Cursor</w:t>
       </w:r>
     </w:p>
     <w:p>
@@ -4808,6 +4958,14 @@
     </w:p>
     <w:p>
       <w:pPr>
+        <w:spacing w:before="0" w:after="0"/>
+      </w:pPr>
+      <w:r>
+        <w:br w:type="page"/>
+      </w:r>
+    </w:p>
+    <w:p>
+      <w:pPr>
         <w:spacing w:before="320" w:after="160"/>
       </w:pPr>
       <w:r>
@@ -4818,7 +4976,7 @@
           <w:color w:val="080808"/>
           <w:sz w:val="28"/>
         </w:rPr>
-        <w:t>Friday — Run the App</w:t>
+        <w:t>Week 1, Friday — Run the Application</w:t>
       </w:r>
     </w:p>
     <w:p>
@@ -4833,7 +4991,7 @@
           <w:color w:val="222222"/>
           <w:sz w:val="22"/>
         </w:rPr>
-        <w:t>Today you run UStud on your laptop and make one small improvement.</w:t>
+        <w:t>Run UStud on your laptop and deliver your first small improvement.</w:t>
       </w:r>
     </w:p>
     <w:p>
@@ -5626,6 +5784,67 @@
         <w:t>Session End from Part 7, then git add ., commit, push.</w:t>
       </w:r>
     </w:p>
+    <w:tbl>
+      <w:tblPr>
+        <w:tblW w:type="auto" w:w="0"/>
+        <w:tblLook w:firstColumn="1" w:firstRow="1" w:lastColumn="0" w:lastRow="0" w:noHBand="0" w:noVBand="1" w:val="04A0"/>
+      </w:tblPr>
+      <w:tblGrid>
+        <w:gridCol w:w="9360"/>
+      </w:tblGrid>
+      <w:tr>
+        <w:tc>
+          <w:tcPr>
+            <w:tcW w:type="dxa" w:w="9360"/>
+            <w:shd w:fill="E8F8EF" w:val="clear"/>
+            <w:tcBorders>
+              <w:top w:val="single" w:sz="4" w:color="CCCCCC"/>
+              <w:left w:val="single" w:sz="4" w:color="CCCCCC"/>
+              <w:bottom w:val="single" w:sz="4" w:color="CCCCCC"/>
+              <w:right w:val="single" w:sz="4" w:color="CCCCCC"/>
+            </w:tcBorders>
+          </w:tcPr>
+          <w:p>
+            <w:pPr>
+              <w:spacing w:before="160" w:after="160"/>
+            </w:pPr>
+            <w:r>
+              <w:rPr>
+                <w:rFonts w:ascii="Consolas" w:hAnsi="Consolas"/>
+                <w:b/>
+                <w:i w:val="0"/>
+                <w:color w:val="3DD68C"/>
+                <w:sz w:val="17"/>
+              </w:rPr>
+              <w:t xml:space="preserve">END OF WEEK 1  </w:t>
+            </w:r>
+            <w:r>
+              <w:rPr>
+                <w:rFonts w:ascii="Calibri" w:hAnsi="Calibri"/>
+                <w:b w:val="0"/>
+                <w:i w:val="0"/>
+                <w:color w:val="222222"/>
+                <w:sz w:val="21"/>
+              </w:rPr>
+              <w:t>Confirm: GitHub push works, session recordings uploaded Mon–Fri, UStud runs at http://localhost:5173, and progress/CURRENT_STATE.md lists three product gaps.</w:t>
+            </w:r>
+          </w:p>
+        </w:tc>
+      </w:tr>
+    </w:tbl>
+    <w:p>
+      <w:pPr>
+        <w:spacing w:after="160"/>
+      </w:pPr>
+    </w:p>
+    <w:p>
+      <w:pPr>
+        <w:spacing w:before="0" w:after="0"/>
+      </w:pPr>
+      <w:r>
+        <w:br w:type="page"/>
+      </w:r>
+    </w:p>
     <w:p>
       <w:pPr>
         <w:spacing w:after="160"/>
@@ -5663,7 +5882,7 @@
           <w:color w:val="080808"/>
           <w:sz w:val="40"/>
         </w:rPr>
-        <w:t>How to Record Your Screen (Trust Sessions)</w:t>
+        <w:t>Week 1 — Session Recordings</w:t>
       </w:r>
     </w:p>
     <w:p>
@@ -5678,7 +5897,7 @@
           <w:color w:val="555555"/>
           <w:sz w:val="22"/>
         </w:rPr>
-        <w:t>Monday through Friday, about 1 hour each day.</w:t>
+        <w:t>Required Monday through Friday during Week 1, about 1 hour per session.</w:t>
       </w:r>
     </w:p>
     <w:p>
@@ -6244,6 +6463,14 @@
     </w:p>
     <w:p>
       <w:pPr>
+        <w:spacing w:before="0" w:after="0"/>
+      </w:pPr>
+      <w:r>
+        <w:br w:type="page"/>
+      </w:r>
+    </w:p>
+    <w:p>
+      <w:pPr>
         <w:spacing w:after="160"/>
       </w:pPr>
     </w:p>
@@ -6279,7 +6506,7 @@
           <w:color w:val="080808"/>
           <w:sz w:val="40"/>
         </w:rPr>
-        <w:t>Cursor — Copy and Paste Blocks</w:t>
+        <w:t>Cursor — Session Commands</w:t>
       </w:r>
     </w:p>
     <w:p>
@@ -6294,7 +6521,7 @@
           <w:color w:val="555555"/>
           <w:sz w:val="22"/>
         </w:rPr>
-        <w:t>Use these every work session after Week 1 too.</w:t>
+        <w:t>Use at the start and end of every work session during Week 2 and ongoing development.</w:t>
       </w:r>
     </w:p>
     <w:p>
@@ -6485,6 +6712,75 @@
     </w:p>
     <w:p>
       <w:pPr>
+        <w:spacing w:before="0" w:after="0"/>
+      </w:pPr>
+      <w:r>
+        <w:br w:type="page"/>
+      </w:r>
+    </w:p>
+    <w:tbl>
+      <w:tblPr>
+        <w:tblW w:type="auto" w:w="0"/>
+        <w:tblLayout w:type="fixed"/>
+        <w:tblLook w:firstColumn="1" w:firstRow="1" w:lastColumn="0" w:lastRow="0" w:noHBand="0" w:noVBand="1" w:val="04A0"/>
+      </w:tblPr>
+      <w:tblGrid>
+        <w:gridCol w:w="9360"/>
+      </w:tblGrid>
+      <w:tr>
+        <w:tc>
+          <w:tcPr>
+            <w:tcW w:type="dxa" w:w="9360"/>
+            <w:shd w:fill="080808" w:val="clear"/>
+            <w:tcBorders>
+              <w:top w:val="single" w:sz="12" w:color="1A1A1A"/>
+              <w:left w:val="single" w:sz="12" w:color="1A1A1A"/>
+              <w:bottom w:val="single" w:sz="12" w:color="1A1A1A"/>
+              <w:right w:val="single" w:sz="12" w:color="1A1A1A"/>
+            </w:tcBorders>
+          </w:tcPr>
+          <w:p>
+            <w:pPr>
+              <w:spacing w:before="280" w:after="120"/>
+              <w:jc w:val="center"/>
+            </w:pPr>
+            <w:r>
+              <w:rPr>
+                <w:rFonts w:ascii="Consolas" w:hAnsi="Consolas"/>
+                <w:b/>
+                <w:i w:val="0"/>
+                <w:color w:val="F0F0F0"/>
+                <w:sz w:val="24"/>
+              </w:rPr>
+              <w:t>WEEK 2 — APPLIED DEVELOPMENT</w:t>
+            </w:r>
+          </w:p>
+          <w:p>
+            <w:pPr>
+              <w:spacing w:after="240"/>
+              <w:jc w:val="center"/>
+            </w:pPr>
+            <w:r>
+              <w:rPr>
+                <w:rFonts w:ascii="Calibri" w:hAnsi="Calibri"/>
+                <w:b w:val="0"/>
+                <w:i w:val="0"/>
+                <w:color w:val="C4C4C4"/>
+                <w:sz w:val="21"/>
+              </w:rPr>
+              <w:t>Build on UStud, deliver improvements, establish daily workflow</w:t>
+            </w:r>
+          </w:p>
+        </w:tc>
+      </w:tr>
+    </w:tbl>
+    <w:p>
+      <w:pPr>
+        <w:spacing w:after="360"/>
+      </w:pPr>
+    </w:p>
+    <w:p>
+      <w:pPr>
         <w:spacing w:after="160"/>
       </w:pPr>
     </w:p>
@@ -6520,7 +6816,7 @@
           <w:color w:val="080808"/>
           <w:sz w:val="40"/>
         </w:rPr>
-        <w:t>When Something Goes Wrong</w:t>
+        <w:t>Week 2, Monday–Friday — Development Plan</w:t>
       </w:r>
     </w:p>
     <w:p>
@@ -6535,7 +6831,75 @@
           <w:color w:val="555555"/>
           <w:sz w:val="22"/>
         </w:rPr>
-        <w:t>Common problems and fixes.</w:t>
+        <w:t>About 1 hour per day. Session recordings are not required unless management asks. Daily git push is required.</w:t>
+      </w:r>
+    </w:p>
+    <w:tbl>
+      <w:tblPr>
+        <w:tblW w:type="auto" w:w="0"/>
+        <w:tblLook w:firstColumn="1" w:firstRow="1" w:lastColumn="0" w:lastRow="0" w:noHBand="0" w:noVBand="1" w:val="04A0"/>
+      </w:tblPr>
+      <w:tblGrid>
+        <w:gridCol w:w="9360"/>
+      </w:tblGrid>
+      <w:tr>
+        <w:tc>
+          <w:tcPr>
+            <w:tcW w:type="dxa" w:w="9360"/>
+            <w:shd w:fill="E8F8EF" w:val="clear"/>
+            <w:tcBorders>
+              <w:top w:val="single" w:sz="4" w:color="CCCCCC"/>
+              <w:left w:val="single" w:sz="4" w:color="CCCCCC"/>
+              <w:bottom w:val="single" w:sz="4" w:color="CCCCCC"/>
+              <w:right w:val="single" w:sz="4" w:color="CCCCCC"/>
+            </w:tcBorders>
+          </w:tcPr>
+          <w:p>
+            <w:pPr>
+              <w:spacing w:before="160" w:after="160"/>
+            </w:pPr>
+            <w:r>
+              <w:rPr>
+                <w:rFonts w:ascii="Consolas" w:hAnsi="Consolas"/>
+                <w:b/>
+                <w:i w:val="0"/>
+                <w:color w:val="3DD68C"/>
+                <w:sz w:val="17"/>
+              </w:rPr>
+              <w:t xml:space="preserve">DAILY WORKFLOW  </w:t>
+            </w:r>
+            <w:r>
+              <w:rPr>
+                <w:rFonts w:ascii="Calibri" w:hAnsi="Calibri"/>
+                <w:b w:val="0"/>
+                <w:i w:val="0"/>
+                <w:color w:val="222222"/>
+                <w:sz w:val="21"/>
+              </w:rPr>
+              <w:t>1. Open PowerShell.  2. cd $HOME\Documents\ustud  3. git pull  4. Session Start in Cursor  5. Complete that day's task  6. Session End  7. git add ., commit, push</w:t>
+            </w:r>
+          </w:p>
+        </w:tc>
+      </w:tr>
+    </w:tbl>
+    <w:p>
+      <w:pPr>
+        <w:spacing w:after="160"/>
+      </w:pPr>
+    </w:p>
+    <w:p>
+      <w:pPr>
+        <w:spacing w:after="200" w:lineRule="auto" w:line="300"/>
+      </w:pPr>
+      <w:r>
+        <w:rPr>
+          <w:rFonts w:ascii="Calibri" w:hAnsi="Calibri"/>
+          <w:b w:val="0"/>
+          <w:i w:val="0"/>
+          <w:color w:val="222222"/>
+          <w:sz w:val="22"/>
+        </w:rPr>
+        <w:t>Update progress/WEEK2_LOG.md each day (same format as WEEK1_LOG.md). Use progress/DAILY_LOG.md for detailed work entries.</w:t>
       </w:r>
     </w:p>
     <w:p>
@@ -6550,7 +6914,7 @@
           <w:color w:val="080808"/>
           <w:sz w:val="28"/>
         </w:rPr>
-        <w:t>Push failed: Permission denied (403)</w:t>
+        <w:t>Week 2, Monday — Codebase Orientation</w:t>
       </w:r>
     </w:p>
     <w:p>
@@ -6565,7 +6929,7 @@
           <w:color w:val="222222"/>
           <w:sz w:val="22"/>
         </w:rPr>
-        <w:t>You are logged into the wrong GitHub account.</w:t>
+        <w:t>Objective: Understand where code, UI, and course content live before making changes.</w:t>
       </w:r>
     </w:p>
     <w:p>
@@ -6580,7 +6944,7 @@
           <w:color w:val="080808"/>
           <w:sz w:val="23"/>
         </w:rPr>
-        <w:t>Step 1. Install GitHub CLI</w:t>
+        <w:t>Step 1. Pull latest code</w:t>
       </w:r>
     </w:p>
     <w:p>
@@ -6596,11 +6960,2163 @@
           <w:color w:val="222222"/>
           <w:sz w:val="22"/>
         </w:rPr>
+        <w:t>Open PowerShell in the ustud folder.</w:t>
+      </w:r>
+    </w:p>
+    <w:p>
+      <w:pPr>
+        <w:spacing w:before="120" w:after="40"/>
+        <w:ind w:left="360"/>
+      </w:pPr>
+      <w:r>
+        <w:rPr>
+          <w:rFonts w:ascii="Calibri" w:hAnsi="Calibri"/>
+          <w:b w:val="0"/>
+          <w:i/>
+          <w:color w:val="9A9A9A"/>
+          <w:sz w:val="20"/>
+        </w:rPr>
+        <w:t>Copy this line, paste into PowerShell, press Enter:</w:t>
+      </w:r>
+    </w:p>
+    <w:tbl>
+      <w:tblPr>
+        <w:tblW w:type="auto" w:w="0"/>
+        <w:tblLook w:firstColumn="1" w:firstRow="1" w:lastColumn="0" w:lastRow="0" w:noHBand="0" w:noVBand="1" w:val="04A0"/>
+      </w:tblPr>
+      <w:tblGrid>
+        <w:gridCol w:w="9360"/>
+      </w:tblGrid>
+      <w:tr>
+        <w:tc>
+          <w:tcPr>
+            <w:tcW w:type="dxa" w:w="9360"/>
+            <w:shd w:fill="0A0A0A" w:val="clear"/>
+            <w:tcBorders>
+              <w:top w:val="single" w:sz="4" w:color="1A1A1A"/>
+              <w:left w:val="single" w:sz="4" w:color="1A1A1A"/>
+              <w:bottom w:val="single" w:sz="4" w:color="1A1A1A"/>
+              <w:right w:val="single" w:sz="4" w:color="1A1A1A"/>
+            </w:tcBorders>
+          </w:tcPr>
+          <w:p>
+            <w:pPr>
+              <w:spacing w:before="160" w:after="160"/>
+            </w:pPr>
+            <w:r>
+              <w:rPr>
+                <w:rFonts w:ascii="Consolas" w:hAnsi="Consolas"/>
+                <w:b w:val="0"/>
+                <w:i w:val="0"/>
+                <w:color w:val="F0F0F0"/>
+                <w:sz w:val="20"/>
+              </w:rPr>
+              <w:t>git pull</w:t>
+            </w:r>
+          </w:p>
+        </w:tc>
+      </w:tr>
+    </w:tbl>
+    <w:p>
+      <w:pPr>
+        <w:spacing w:after="120"/>
+        <w:ind w:left="360"/>
+      </w:pPr>
+    </w:p>
+    <w:p>
+      <w:pPr>
+        <w:spacing w:before="80" w:after="200"/>
+        <w:ind w:left="360"/>
+      </w:pPr>
+      <w:r>
+        <w:rPr>
+          <w:rFonts w:ascii="Calibri" w:hAnsi="Calibri"/>
+          <w:b/>
+          <w:i w:val="0"/>
+          <w:color w:val="3DD68C"/>
+          <w:sz w:val="21"/>
+        </w:rPr>
+        <w:t xml:space="preserve">You should see: </w:t>
+      </w:r>
+      <w:r>
+        <w:rPr>
+          <w:rFonts w:ascii="Calibri" w:hAnsi="Calibri"/>
+          <w:b w:val="0"/>
+          <w:i w:val="0"/>
+          <w:color w:val="222222"/>
+          <w:sz w:val="21"/>
+        </w:rPr>
+        <w:t>Success message</w:t>
+      </w:r>
+    </w:p>
+    <w:p>
+      <w:pPr>
+        <w:spacing w:before="240" w:after="120"/>
+      </w:pPr>
+      <w:r>
+        <w:rPr>
+          <w:rFonts w:ascii="Calibri" w:hAnsi="Calibri"/>
+          <w:b/>
+          <w:i w:val="0"/>
+          <w:color w:val="080808"/>
+          <w:sz w:val="23"/>
+        </w:rPr>
+        <w:t>Step 2. Start Cursor session</w:t>
+      </w:r>
+    </w:p>
+    <w:p>
+      <w:pPr>
+        <w:spacing w:after="80" w:lineRule="auto" w:line="300"/>
+        <w:ind w:left="360"/>
+      </w:pPr>
+      <w:r>
+        <w:rPr>
+          <w:rFonts w:ascii="Calibri" w:hAnsi="Calibri"/>
+          <w:b w:val="0"/>
+          <w:i w:val="0"/>
+          <w:color w:val="222222"/>
+          <w:sz w:val="22"/>
+        </w:rPr>
+        <w:t>Paste Session Start from Part 7.</w:t>
+      </w:r>
+    </w:p>
+    <w:p>
+      <w:pPr>
+        <w:spacing w:after="80" w:lineRule="auto" w:line="300"/>
+        <w:ind w:left="360"/>
+      </w:pPr>
+      <w:r>
+        <w:rPr>
+          <w:rFonts w:ascii="Calibri" w:hAnsi="Calibri"/>
+          <w:b w:val="0"/>
+          <w:i w:val="0"/>
+          <w:color w:val="222222"/>
+          <w:sz w:val="22"/>
+        </w:rPr>
+        <w:t>Ask Cursor to walk through these folders one at a time:</w:t>
+      </w:r>
+    </w:p>
+    <w:p>
+      <w:pPr>
+        <w:pStyle w:val="ListBullet"/>
+        <w:spacing w:after="100"/>
+      </w:pPr>
+      <w:r>
+        <w:rPr>
+          <w:rFonts w:ascii="Calibri" w:hAnsi="Calibri"/>
+          <w:b w:val="0"/>
+          <w:i w:val="0"/>
+          <w:color w:val="222222"/>
+          <w:sz w:val="22"/>
+        </w:rPr>
+        <w:t>src/ustud/ - Python backend (API, AI tutor logic)</w:t>
+      </w:r>
+    </w:p>
+    <w:p>
+      <w:pPr>
+        <w:pStyle w:val="ListBullet"/>
+        <w:spacing w:after="100"/>
+      </w:pPr>
+      <w:r>
+        <w:rPr>
+          <w:rFonts w:ascii="Calibri" w:hAnsi="Calibri"/>
+          <w:b w:val="0"/>
+          <w:i w:val="0"/>
+          <w:color w:val="222222"/>
+          <w:sz w:val="22"/>
+        </w:rPr>
+        <w:t>boiler/ - React user interface</w:t>
+      </w:r>
+    </w:p>
+    <w:p>
+      <w:pPr>
+        <w:pStyle w:val="ListBullet"/>
+        <w:spacing w:after="100"/>
+      </w:pPr>
+      <w:r>
+        <w:rPr>
+          <w:rFonts w:ascii="Calibri" w:hAnsi="Calibri"/>
+          <w:b w:val="0"/>
+          <w:i w:val="0"/>
+          <w:color w:val="222222"/>
+          <w:sz w:val="22"/>
+        </w:rPr>
+        <w:t>modules/ - course content and curriculum</w:t>
+      </w:r>
+    </w:p>
+    <w:p>
+      <w:pPr>
+        <w:pStyle w:val="ListBullet"/>
+        <w:spacing w:after="100"/>
+      </w:pPr>
+      <w:r>
+        <w:rPr>
+          <w:rFonts w:ascii="Calibri" w:hAnsi="Calibri"/>
+          <w:b w:val="0"/>
+          <w:i w:val="0"/>
+          <w:color w:val="222222"/>
+          <w:sz w:val="22"/>
+        </w:rPr>
+        <w:t>progress/ - your logs and project status files</w:t>
+      </w:r>
+    </w:p>
+    <w:p>
+      <w:pPr>
+        <w:spacing w:before="240" w:after="120"/>
+      </w:pPr>
+      <w:r>
+        <w:rPr>
+          <w:rFonts w:ascii="Calibri" w:hAnsi="Calibri"/>
+          <w:b/>
+          <w:i w:val="0"/>
+          <w:color w:val="080808"/>
+          <w:sz w:val="23"/>
+        </w:rPr>
+        <w:t>Step 3. Update progress/CURRENT_STATE.md</w:t>
+      </w:r>
+    </w:p>
+    <w:p>
+      <w:pPr>
+        <w:spacing w:after="80" w:lineRule="auto" w:line="300"/>
+        <w:ind w:left="360"/>
+      </w:pPr>
+      <w:r>
+        <w:rPr>
+          <w:rFonts w:ascii="Calibri" w:hAnsi="Calibri"/>
+          <w:b w:val="0"/>
+          <w:i w:val="0"/>
+          <w:color w:val="222222"/>
+          <w:sz w:val="22"/>
+        </w:rPr>
+        <w:t>Expand your Week 1 gap list into full sentences.</w:t>
+      </w:r>
+    </w:p>
+    <w:p>
+      <w:pPr>
+        <w:spacing w:after="80" w:lineRule="auto" w:line="300"/>
+        <w:ind w:left="360"/>
+      </w:pPr>
+      <w:r>
+        <w:rPr>
+          <w:rFonts w:ascii="Calibri" w:hAnsi="Calibri"/>
+          <w:b w:val="0"/>
+          <w:i w:val="0"/>
+          <w:color w:val="222222"/>
+          <w:sz w:val="22"/>
+        </w:rPr>
+        <w:t>Add a section: Recommended next task (pick the smallest gap).</w:t>
+      </w:r>
+    </w:p>
+    <w:p>
+      <w:pPr>
+        <w:spacing w:after="80" w:lineRule="auto" w:line="300"/>
+        <w:ind w:left="360"/>
+      </w:pPr>
+      <w:r>
+        <w:rPr>
+          <w:rFonts w:ascii="Calibri" w:hAnsi="Calibri"/>
+          <w:b w:val="0"/>
+          <w:i w:val="0"/>
+          <w:color w:val="222222"/>
+          <w:sz w:val="22"/>
+        </w:rPr>
+        <w:t>Session End, then git add ., commit, push.</w:t>
+      </w:r>
+    </w:p>
+    <w:p>
+      <w:pPr>
+        <w:spacing w:before="240" w:after="120"/>
+      </w:pPr>
+      <w:r>
+        <w:rPr>
+          <w:rFonts w:ascii="Calibri" w:hAnsi="Calibri"/>
+          <w:b/>
+          <w:i w:val="0"/>
+          <w:color w:val="080808"/>
+          <w:sz w:val="23"/>
+        </w:rPr>
+        <w:t>Step 4. Log Week 2 progress</w:t>
+      </w:r>
+    </w:p>
+    <w:p>
+      <w:pPr>
+        <w:spacing w:after="80" w:lineRule="auto" w:line="300"/>
+        <w:ind w:left="360"/>
+      </w:pPr>
+      <w:r>
+        <w:rPr>
+          <w:rFonts w:ascii="Calibri" w:hAnsi="Calibri"/>
+          <w:b w:val="0"/>
+          <w:i w:val="0"/>
+          <w:color w:val="222222"/>
+          <w:sz w:val="22"/>
+        </w:rPr>
+        <w:t>Fill Monday section in progress/WEEK2_LOG.md.</w:t>
+      </w:r>
+    </w:p>
+    <w:p>
+      <w:pPr>
+        <w:spacing w:after="80" w:lineRule="auto" w:line="300"/>
+        <w:ind w:left="360"/>
+      </w:pPr>
+      <w:r>
+        <w:rPr>
+          <w:rFonts w:ascii="Calibri" w:hAnsi="Calibri"/>
+          <w:b w:val="0"/>
+          <w:i w:val="0"/>
+          <w:color w:val="222222"/>
+          <w:sz w:val="22"/>
+        </w:rPr>
+        <w:t>Commit and push.</w:t>
+      </w:r>
+    </w:p>
+    <w:p>
+      <w:pPr>
+        <w:spacing w:before="0" w:after="0"/>
+      </w:pPr>
+      <w:r>
+        <w:br w:type="page"/>
+      </w:r>
+    </w:p>
+    <w:p>
+      <w:pPr>
+        <w:spacing w:before="320" w:after="160"/>
+      </w:pPr>
+      <w:r>
+        <w:rPr>
+          <w:rFonts w:ascii="Arial" w:hAnsi="Arial"/>
+          <w:b/>
+          <w:i w:val="0"/>
+          <w:color w:val="080808"/>
+          <w:sz w:val="28"/>
+        </w:rPr>
+        <w:t>Week 2, Tuesday — First Development Task</w:t>
+      </w:r>
+    </w:p>
+    <w:p>
+      <w:pPr>
+        <w:spacing w:after="200" w:lineRule="auto" w:line="300"/>
+      </w:pPr>
+      <w:r>
+        <w:rPr>
+          <w:rFonts w:ascii="Calibri" w:hAnsi="Calibri"/>
+          <w:b w:val="0"/>
+          <w:i w:val="0"/>
+          <w:color w:val="222222"/>
+          <w:sz w:val="22"/>
+        </w:rPr>
+        <w:t>Objective: Ship one improvement tied to gap #1 in CURRENT_STATE.md.</w:t>
+      </w:r>
+    </w:p>
+    <w:p>
+      <w:pPr>
+        <w:spacing w:before="240" w:after="120"/>
+      </w:pPr>
+      <w:r>
+        <w:rPr>
+          <w:rFonts w:ascii="Calibri" w:hAnsi="Calibri"/>
+          <w:b/>
+          <w:i w:val="0"/>
+          <w:color w:val="080808"/>
+          <w:sz w:val="23"/>
+        </w:rPr>
+        <w:t>Step 1. Pull and start session</w:t>
+      </w:r>
+    </w:p>
+    <w:p>
+      <w:pPr>
+        <w:spacing w:before="120" w:after="40"/>
+        <w:ind w:left="360"/>
+      </w:pPr>
+      <w:r>
+        <w:rPr>
+          <w:rFonts w:ascii="Calibri" w:hAnsi="Calibri"/>
+          <w:b w:val="0"/>
+          <w:i/>
+          <w:color w:val="9A9A9A"/>
+          <w:sz w:val="20"/>
+        </w:rPr>
+        <w:t>Copy this line, paste into PowerShell, press Enter:</w:t>
+      </w:r>
+    </w:p>
+    <w:tbl>
+      <w:tblPr>
+        <w:tblW w:type="auto" w:w="0"/>
+        <w:tblLook w:firstColumn="1" w:firstRow="1" w:lastColumn="0" w:lastRow="0" w:noHBand="0" w:noVBand="1" w:val="04A0"/>
+      </w:tblPr>
+      <w:tblGrid>
+        <w:gridCol w:w="9360"/>
+      </w:tblGrid>
+      <w:tr>
+        <w:tc>
+          <w:tcPr>
+            <w:tcW w:type="dxa" w:w="9360"/>
+            <w:shd w:fill="0A0A0A" w:val="clear"/>
+            <w:tcBorders>
+              <w:top w:val="single" w:sz="4" w:color="1A1A1A"/>
+              <w:left w:val="single" w:sz="4" w:color="1A1A1A"/>
+              <w:bottom w:val="single" w:sz="4" w:color="1A1A1A"/>
+              <w:right w:val="single" w:sz="4" w:color="1A1A1A"/>
+            </w:tcBorders>
+          </w:tcPr>
+          <w:p>
+            <w:pPr>
+              <w:spacing w:before="160" w:after="160"/>
+            </w:pPr>
+            <w:r>
+              <w:rPr>
+                <w:rFonts w:ascii="Consolas" w:hAnsi="Consolas"/>
+                <w:b w:val="0"/>
+                <w:i w:val="0"/>
+                <w:color w:val="F0F0F0"/>
+                <w:sz w:val="20"/>
+              </w:rPr>
+              <w:t>git pull</w:t>
+            </w:r>
+          </w:p>
+        </w:tc>
+      </w:tr>
+    </w:tbl>
+    <w:p>
+      <w:pPr>
+        <w:spacing w:after="120"/>
+        <w:ind w:left="360"/>
+      </w:pPr>
+    </w:p>
+    <w:p>
+      <w:pPr>
+        <w:spacing w:before="80" w:after="200"/>
+        <w:ind w:left="360"/>
+      </w:pPr>
+      <w:r>
+        <w:rPr>
+          <w:rFonts w:ascii="Calibri" w:hAnsi="Calibri"/>
+          <w:b/>
+          <w:i w:val="0"/>
+          <w:color w:val="3DD68C"/>
+          <w:sz w:val="21"/>
+        </w:rPr>
+        <w:t xml:space="preserve">You should see: </w:t>
+      </w:r>
+      <w:r>
+        <w:rPr>
+          <w:rFonts w:ascii="Calibri" w:hAnsi="Calibri"/>
+          <w:b w:val="0"/>
+          <w:i w:val="0"/>
+          <w:color w:val="222222"/>
+          <w:sz w:val="21"/>
+        </w:rPr>
+        <w:t>Success</w:t>
+      </w:r>
+    </w:p>
+    <w:p>
+      <w:pPr>
+        <w:spacing w:before="240" w:after="120"/>
+      </w:pPr>
+      <w:r>
+        <w:rPr>
+          <w:rFonts w:ascii="Calibri" w:hAnsi="Calibri"/>
+          <w:b/>
+          <w:i w:val="0"/>
+          <w:color w:val="080808"/>
+          <w:sz w:val="23"/>
+        </w:rPr>
+        <w:t>Step 2. Implement gap #1</w:t>
+      </w:r>
+    </w:p>
+    <w:p>
+      <w:pPr>
+        <w:spacing w:after="80" w:lineRule="auto" w:line="300"/>
+        <w:ind w:left="360"/>
+      </w:pPr>
+      <w:r>
+        <w:rPr>
+          <w:rFonts w:ascii="Calibri" w:hAnsi="Calibri"/>
+          <w:b w:val="0"/>
+          <w:i w:val="0"/>
+          <w:color w:val="222222"/>
+          <w:sz w:val="22"/>
+        </w:rPr>
+        <w:t>Session Start in Cursor.</w:t>
+      </w:r>
+    </w:p>
+    <w:p>
+      <w:pPr>
+        <w:spacing w:after="80" w:lineRule="auto" w:line="300"/>
+        <w:ind w:left="360"/>
+      </w:pPr>
+      <w:r>
+        <w:rPr>
+          <w:rFonts w:ascii="Calibri" w:hAnsi="Calibri"/>
+          <w:b w:val="0"/>
+          <w:i w:val="0"/>
+          <w:color w:val="222222"/>
+          <w:sz w:val="22"/>
+        </w:rPr>
+        <w:t>Tell Cursor: Help me implement the first gap listed in progress/CURRENT_STATE.md. Keep the change small.</w:t>
+      </w:r>
+    </w:p>
+    <w:p>
+      <w:pPr>
+        <w:spacing w:after="80" w:lineRule="auto" w:line="300"/>
+        <w:ind w:left="360"/>
+      </w:pPr>
+      <w:r>
+        <w:rPr>
+          <w:rFonts w:ascii="Calibri" w:hAnsi="Calibri"/>
+          <w:b w:val="0"/>
+          <w:i w:val="0"/>
+          <w:color w:val="222222"/>
+          <w:sz w:val="22"/>
+        </w:rPr>
+        <w:t>Test locally if the app is running (npm run dev:all).</w:t>
+      </w:r>
+    </w:p>
+    <w:p>
+      <w:pPr>
+        <w:spacing w:before="240" w:after="120"/>
+      </w:pPr>
+      <w:r>
+        <w:rPr>
+          <w:rFonts w:ascii="Calibri" w:hAnsi="Calibri"/>
+          <w:b/>
+          <w:i w:val="0"/>
+          <w:color w:val="080808"/>
+          <w:sz w:val="23"/>
+        </w:rPr>
+        <w:t>Step 3. Document and push</w:t>
+      </w:r>
+    </w:p>
+    <w:p>
+      <w:pPr>
+        <w:spacing w:after="80" w:lineRule="auto" w:line="300"/>
+        <w:ind w:left="360"/>
+      </w:pPr>
+      <w:r>
+        <w:rPr>
+          <w:rFonts w:ascii="Calibri" w:hAnsi="Calibri"/>
+          <w:b w:val="0"/>
+          <w:i w:val="0"/>
+          <w:color w:val="222222"/>
+          <w:sz w:val="22"/>
+        </w:rPr>
+        <w:t>Session End — confirm DAILY_LOG.md and CURRENT_STATE.md are updated.</w:t>
+      </w:r>
+    </w:p>
+    <w:p>
+      <w:pPr>
+        <w:spacing w:after="80" w:lineRule="auto" w:line="300"/>
+        <w:ind w:left="360"/>
+      </w:pPr>
+      <w:r>
+        <w:rPr>
+          <w:rFonts w:ascii="Calibri" w:hAnsi="Calibri"/>
+          <w:b w:val="0"/>
+          <w:i w:val="0"/>
+          <w:color w:val="222222"/>
+          <w:sz w:val="22"/>
+        </w:rPr>
+        <w:t>Fill Tuesday section in WEEK2_LOG.md.</w:t>
+      </w:r>
+    </w:p>
+    <w:tbl>
+      <w:tblPr>
+        <w:tblW w:type="auto" w:w="0"/>
+        <w:tblLook w:firstColumn="1" w:firstRow="1" w:lastColumn="0" w:lastRow="0" w:noHBand="0" w:noVBand="1" w:val="04A0"/>
+      </w:tblPr>
+      <w:tblGrid>
+        <w:gridCol w:w="9360"/>
+      </w:tblGrid>
+      <w:tr>
+        <w:tc>
+          <w:tcPr>
+            <w:tcW w:type="dxa" w:w="9360"/>
+            <w:shd w:fill="0A0A0A" w:val="clear"/>
+            <w:tcBorders>
+              <w:top w:val="single" w:sz="4" w:color="1A1A1A"/>
+              <w:left w:val="single" w:sz="4" w:color="1A1A1A"/>
+              <w:bottom w:val="single" w:sz="4" w:color="1A1A1A"/>
+              <w:right w:val="single" w:sz="4" w:color="1A1A1A"/>
+            </w:tcBorders>
+          </w:tcPr>
+          <w:p>
+            <w:pPr>
+              <w:spacing w:before="160" w:after="160"/>
+            </w:pPr>
+            <w:r>
+              <w:rPr>
+                <w:rFonts w:ascii="Consolas" w:hAnsi="Consolas"/>
+                <w:b w:val="0"/>
+                <w:i w:val="0"/>
+                <w:color w:val="F0F0F0"/>
+                <w:sz w:val="20"/>
+              </w:rPr>
+              <w:t>git add .</w:t>
+              <w:br/>
+              <w:t>git commit -m "Week2 Day2: first development task - [brief description]"</w:t>
+              <w:br/>
+              <w:t>git push</w:t>
+            </w:r>
+          </w:p>
+        </w:tc>
+      </w:tr>
+    </w:tbl>
+    <w:p>
+      <w:pPr>
+        <w:spacing w:after="120"/>
+      </w:pPr>
+    </w:p>
+    <w:p>
+      <w:pPr>
+        <w:spacing w:before="0" w:after="0"/>
+      </w:pPr>
+      <w:r>
+        <w:br w:type="page"/>
+      </w:r>
+    </w:p>
+    <w:p>
+      <w:pPr>
+        <w:spacing w:before="320" w:after="160"/>
+      </w:pPr>
+      <w:r>
+        <w:rPr>
+          <w:rFonts w:ascii="Arial" w:hAnsi="Arial"/>
+          <w:b/>
+          <w:i w:val="0"/>
+          <w:color w:val="080808"/>
+          <w:sz w:val="28"/>
+        </w:rPr>
+        <w:t>Week 2, Wednesday — AI Integration</w:t>
+      </w:r>
+    </w:p>
+    <w:p>
+      <w:pPr>
+        <w:spacing w:after="200" w:lineRule="auto" w:line="300"/>
+      </w:pPr>
+      <w:r>
+        <w:rPr>
+          <w:rFonts w:ascii="Calibri" w:hAnsi="Calibri"/>
+          <w:b w:val="0"/>
+          <w:i w:val="0"/>
+          <w:color w:val="222222"/>
+          <w:sz w:val="22"/>
+        </w:rPr>
+        <w:t>Objective: Connect training to the product. Finish NVIDIA RAG content and test the offline tutor.</w:t>
+      </w:r>
+    </w:p>
+    <w:p>
+      <w:pPr>
+        <w:spacing w:before="240" w:after="120"/>
+      </w:pPr>
+      <w:r>
+        <w:rPr>
+          <w:rFonts w:ascii="Calibri" w:hAnsi="Calibri"/>
+          <w:b/>
+          <w:i w:val="0"/>
+          <w:color w:val="080808"/>
+          <w:sz w:val="23"/>
+        </w:rPr>
+        <w:t>Step 1. Complete NVIDIA course</w:t>
+      </w:r>
+    </w:p>
+    <w:p>
+      <w:pPr>
+        <w:spacing w:after="80" w:lineRule="auto" w:line="300"/>
+        <w:ind w:left="360"/>
+      </w:pPr>
+      <w:r>
+        <w:rPr>
+          <w:rFonts w:ascii="Calibri" w:hAnsi="Calibri"/>
+          <w:b w:val="0"/>
+          <w:i w:val="0"/>
+          <w:color w:val="222222"/>
+          <w:sz w:val="22"/>
+        </w:rPr>
+        <w:t>Finish Generative AI Explained or complete Augment Your LLM Using RAG.</w:t>
+      </w:r>
+    </w:p>
+    <w:p>
+      <w:hyperlink r:id="rId20">
+        <w:r>
+          <w:rPr>
+            <w:color w:val="4A9EFF"/>
+            <w:u w:val="single"/>
+          </w:rPr>
+          <w:t>https://www.nvidia.com/en-us/training/self-paced-courses/</w:t>
+        </w:r>
+      </w:hyperlink>
+    </w:p>
+    <w:p>
+      <w:pPr>
+        <w:spacing w:before="240" w:after="120"/>
+      </w:pPr>
+      <w:r>
+        <w:rPr>
+          <w:rFonts w:ascii="Calibri" w:hAnsi="Calibri"/>
+          <w:b/>
+          <w:i w:val="0"/>
+          <w:color w:val="080808"/>
+          <w:sz w:val="23"/>
+        </w:rPr>
+        <w:t>Step 2. Test UStud tutor</w:t>
+      </w:r>
+    </w:p>
+    <w:p>
+      <w:pPr>
+        <w:spacing w:after="80" w:lineRule="auto" w:line="300"/>
+        <w:ind w:left="360"/>
+      </w:pPr>
+      <w:r>
+        <w:rPr>
+          <w:rFonts w:ascii="Calibri" w:hAnsi="Calibri"/>
+          <w:b w:val="0"/>
+          <w:i w:val="0"/>
+          <w:color w:val="222222"/>
+          <w:sz w:val="22"/>
+        </w:rPr>
+        <w:t>Ensure the app is running (npm run dev:all).</w:t>
+      </w:r>
+    </w:p>
+    <w:p>
+      <w:pPr>
+        <w:spacing w:after="80" w:lineRule="auto" w:line="300"/>
+        <w:ind w:left="360"/>
+      </w:pPr>
+      <w:r>
+        <w:rPr>
+          <w:rFonts w:ascii="Calibri" w:hAnsi="Calibri"/>
+          <w:b w:val="0"/>
+          <w:i w:val="0"/>
+          <w:color w:val="222222"/>
+          <w:sz w:val="22"/>
+        </w:rPr>
+        <w:t>Open http://localhost:5173</w:t>
+      </w:r>
+    </w:p>
+    <w:p>
+      <w:pPr>
+        <w:spacing w:after="80" w:lineRule="auto" w:line="300"/>
+        <w:ind w:left="360"/>
+      </w:pPr>
+      <w:r>
+        <w:rPr>
+          <w:rFonts w:ascii="Calibri" w:hAnsi="Calibri"/>
+          <w:b w:val="0"/>
+          <w:i w:val="0"/>
+          <w:color w:val="222222"/>
+          <w:sz w:val="22"/>
+        </w:rPr>
+        <w:t>Ask the offline tutor one question about a lesson topic.</w:t>
+      </w:r>
+    </w:p>
+    <w:p>
+      <w:pPr>
+        <w:spacing w:after="80" w:lineRule="auto" w:line="300"/>
+        <w:ind w:left="360"/>
+      </w:pPr>
+      <w:r>
+        <w:rPr>
+          <w:rFonts w:ascii="Calibri" w:hAnsi="Calibri"/>
+          <w:b w:val="0"/>
+          <w:i w:val="0"/>
+          <w:color w:val="222222"/>
+          <w:sz w:val="22"/>
+        </w:rPr>
+        <w:t>Note in WEEK2_LOG.md: Did it work? What would improve the response?</w:t>
+      </w:r>
+    </w:p>
+    <w:p>
+      <w:pPr>
+        <w:spacing w:before="240" w:after="120"/>
+      </w:pPr>
+      <w:r>
+        <w:rPr>
+          <w:rFonts w:ascii="Calibri" w:hAnsi="Calibri"/>
+          <w:b/>
+          <w:i w:val="0"/>
+          <w:color w:val="080808"/>
+          <w:sz w:val="23"/>
+        </w:rPr>
+        <w:t>Step 3. Push your notes</w:t>
+      </w:r>
+    </w:p>
+    <w:p>
+      <w:pPr>
+        <w:spacing w:before="120" w:after="40"/>
+        <w:ind w:left="360"/>
+      </w:pPr>
+      <w:r>
+        <w:rPr>
+          <w:rFonts w:ascii="Calibri" w:hAnsi="Calibri"/>
+          <w:b w:val="0"/>
+          <w:i/>
+          <w:color w:val="9A9A9A"/>
+          <w:sz w:val="20"/>
+        </w:rPr>
+        <w:t>Copy this line, paste into PowerShell, press Enter:</w:t>
+      </w:r>
+    </w:p>
+    <w:tbl>
+      <w:tblPr>
+        <w:tblW w:type="auto" w:w="0"/>
+        <w:tblLook w:firstColumn="1" w:firstRow="1" w:lastColumn="0" w:lastRow="0" w:noHBand="0" w:noVBand="1" w:val="04A0"/>
+      </w:tblPr>
+      <w:tblGrid>
+        <w:gridCol w:w="9360"/>
+      </w:tblGrid>
+      <w:tr>
+        <w:tc>
+          <w:tcPr>
+            <w:tcW w:type="dxa" w:w="9360"/>
+            <w:shd w:fill="0A0A0A" w:val="clear"/>
+            <w:tcBorders>
+              <w:top w:val="single" w:sz="4" w:color="1A1A1A"/>
+              <w:left w:val="single" w:sz="4" w:color="1A1A1A"/>
+              <w:bottom w:val="single" w:sz="4" w:color="1A1A1A"/>
+              <w:right w:val="single" w:sz="4" w:color="1A1A1A"/>
+            </w:tcBorders>
+          </w:tcPr>
+          <w:p>
+            <w:pPr>
+              <w:spacing w:before="160" w:after="160"/>
+            </w:pPr>
+            <w:r>
+              <w:rPr>
+                <w:rFonts w:ascii="Consolas" w:hAnsi="Consolas"/>
+                <w:b w:val="0"/>
+                <w:i w:val="0"/>
+                <w:color w:val="F0F0F0"/>
+                <w:sz w:val="20"/>
+              </w:rPr>
+              <w:t>git pull</w:t>
+            </w:r>
+          </w:p>
+        </w:tc>
+      </w:tr>
+    </w:tbl>
+    <w:p>
+      <w:pPr>
+        <w:spacing w:after="120"/>
+        <w:ind w:left="360"/>
+      </w:pPr>
+    </w:p>
+    <w:p>
+      <w:pPr>
+        <w:spacing w:before="80" w:after="200"/>
+        <w:ind w:left="360"/>
+      </w:pPr>
+      <w:r>
+        <w:rPr>
+          <w:rFonts w:ascii="Calibri" w:hAnsi="Calibri"/>
+          <w:b/>
+          <w:i w:val="0"/>
+          <w:color w:val="3DD68C"/>
+          <w:sz w:val="21"/>
+        </w:rPr>
+        <w:t xml:space="preserve">You should see: </w:t>
+      </w:r>
+      <w:r>
+        <w:rPr>
+          <w:rFonts w:ascii="Calibri" w:hAnsi="Calibri"/>
+          <w:b w:val="0"/>
+          <w:i w:val="0"/>
+          <w:color w:val="222222"/>
+          <w:sz w:val="21"/>
+        </w:rPr>
+        <w:t>Success</w:t>
+      </w:r>
+    </w:p>
+    <w:p>
+      <w:pPr>
+        <w:spacing w:before="240" w:after="120"/>
+      </w:pPr>
+      <w:r>
+        <w:rPr>
+          <w:rFonts w:ascii="Calibri" w:hAnsi="Calibri"/>
+          <w:b/>
+          <w:i w:val="0"/>
+          <w:color w:val="080808"/>
+          <w:sz w:val="23"/>
+        </w:rPr>
+        <w:t>Step 4. Commit log updates</w:t>
+      </w:r>
+    </w:p>
+    <w:p>
+      <w:pPr>
+        <w:spacing w:after="80" w:lineRule="auto" w:line="300"/>
+        <w:ind w:left="360"/>
+      </w:pPr>
+      <w:r>
+        <w:rPr>
+          <w:rFonts w:ascii="Calibri" w:hAnsi="Calibri"/>
+          <w:b w:val="0"/>
+          <w:i w:val="0"/>
+          <w:color w:val="222222"/>
+          <w:sz w:val="22"/>
+        </w:rPr>
+        <w:t>After editing WEEK2_LOG.md and DAILY_LOG.md:</w:t>
+      </w:r>
+    </w:p>
+    <w:p>
+      <w:pPr>
+        <w:spacing w:before="120" w:after="40"/>
+        <w:ind w:left="360"/>
+      </w:pPr>
+      <w:r>
+        <w:rPr>
+          <w:rFonts w:ascii="Calibri" w:hAnsi="Calibri"/>
+          <w:b w:val="0"/>
+          <w:i/>
+          <w:color w:val="9A9A9A"/>
+          <w:sz w:val="20"/>
+        </w:rPr>
+        <w:t>Copy this line, paste into PowerShell, press Enter:</w:t>
+      </w:r>
+    </w:p>
+    <w:tbl>
+      <w:tblPr>
+        <w:tblW w:type="auto" w:w="0"/>
+        <w:tblLook w:firstColumn="1" w:firstRow="1" w:lastColumn="0" w:lastRow="0" w:noHBand="0" w:noVBand="1" w:val="04A0"/>
+      </w:tblPr>
+      <w:tblGrid>
+        <w:gridCol w:w="9360"/>
+      </w:tblGrid>
+      <w:tr>
+        <w:tc>
+          <w:tcPr>
+            <w:tcW w:type="dxa" w:w="9360"/>
+            <w:shd w:fill="0A0A0A" w:val="clear"/>
+            <w:tcBorders>
+              <w:top w:val="single" w:sz="4" w:color="1A1A1A"/>
+              <w:left w:val="single" w:sz="4" w:color="1A1A1A"/>
+              <w:bottom w:val="single" w:sz="4" w:color="1A1A1A"/>
+              <w:right w:val="single" w:sz="4" w:color="1A1A1A"/>
+            </w:tcBorders>
+          </w:tcPr>
+          <w:p>
+            <w:pPr>
+              <w:spacing w:before="160" w:after="160"/>
+            </w:pPr>
+            <w:r>
+              <w:rPr>
+                <w:rFonts w:ascii="Consolas" w:hAnsi="Consolas"/>
+                <w:b w:val="0"/>
+                <w:i w:val="0"/>
+                <w:color w:val="F0F0F0"/>
+                <w:sz w:val="20"/>
+              </w:rPr>
+              <w:t>git add .</w:t>
+              <w:br/>
+              <w:t>git commit -m "Week2 Day3: AI integration notes and tutor test"</w:t>
+              <w:br/>
+              <w:t>git push</w:t>
+            </w:r>
+          </w:p>
+        </w:tc>
+      </w:tr>
+    </w:tbl>
+    <w:p>
+      <w:pPr>
+        <w:spacing w:after="120"/>
+        <w:ind w:left="360"/>
+      </w:pPr>
+    </w:p>
+    <w:p>
+      <w:pPr>
+        <w:spacing w:before="0" w:after="0"/>
+      </w:pPr>
+      <w:r>
+        <w:br w:type="page"/>
+      </w:r>
+    </w:p>
+    <w:p>
+      <w:pPr>
+        <w:spacing w:before="320" w:after="160"/>
+      </w:pPr>
+      <w:r>
+        <w:rPr>
+          <w:rFonts w:ascii="Arial" w:hAnsi="Arial"/>
+          <w:b/>
+          <w:i w:val="0"/>
+          <w:color w:val="080808"/>
+          <w:sz w:val="28"/>
+        </w:rPr>
+        <w:t>Week 2, Thursday — Second Development Task</w:t>
+      </w:r>
+    </w:p>
+    <w:p>
+      <w:pPr>
+        <w:spacing w:after="200" w:lineRule="auto" w:line="300"/>
+      </w:pPr>
+      <w:r>
+        <w:rPr>
+          <w:rFonts w:ascii="Calibri" w:hAnsi="Calibri"/>
+          <w:b w:val="0"/>
+          <w:i w:val="0"/>
+          <w:color w:val="222222"/>
+          <w:sz w:val="22"/>
+        </w:rPr>
+        <w:t>Objective: Deliver one UI or module improvement (gap #2 or related polish).</w:t>
+      </w:r>
+    </w:p>
+    <w:p>
+      <w:pPr>
+        <w:spacing w:before="240" w:after="120"/>
+      </w:pPr>
+      <w:r>
+        <w:rPr>
+          <w:rFonts w:ascii="Calibri" w:hAnsi="Calibri"/>
+          <w:b/>
+          <w:i w:val="0"/>
+          <w:color w:val="080808"/>
+          <w:sz w:val="23"/>
+        </w:rPr>
+        <w:t>Step 1. Pull and Session Start</w:t>
+      </w:r>
+    </w:p>
+    <w:p>
+      <w:pPr>
+        <w:spacing w:before="120" w:after="40"/>
+        <w:ind w:left="360"/>
+      </w:pPr>
+      <w:r>
+        <w:rPr>
+          <w:rFonts w:ascii="Calibri" w:hAnsi="Calibri"/>
+          <w:b w:val="0"/>
+          <w:i/>
+          <w:color w:val="9A9A9A"/>
+          <w:sz w:val="20"/>
+        </w:rPr>
+        <w:t>Copy this line, paste into PowerShell, press Enter:</w:t>
+      </w:r>
+    </w:p>
+    <w:tbl>
+      <w:tblPr>
+        <w:tblW w:type="auto" w:w="0"/>
+        <w:tblLook w:firstColumn="1" w:firstRow="1" w:lastColumn="0" w:lastRow="0" w:noHBand="0" w:noVBand="1" w:val="04A0"/>
+      </w:tblPr>
+      <w:tblGrid>
+        <w:gridCol w:w="9360"/>
+      </w:tblGrid>
+      <w:tr>
+        <w:tc>
+          <w:tcPr>
+            <w:tcW w:type="dxa" w:w="9360"/>
+            <w:shd w:fill="0A0A0A" w:val="clear"/>
+            <w:tcBorders>
+              <w:top w:val="single" w:sz="4" w:color="1A1A1A"/>
+              <w:left w:val="single" w:sz="4" w:color="1A1A1A"/>
+              <w:bottom w:val="single" w:sz="4" w:color="1A1A1A"/>
+              <w:right w:val="single" w:sz="4" w:color="1A1A1A"/>
+            </w:tcBorders>
+          </w:tcPr>
+          <w:p>
+            <w:pPr>
+              <w:spacing w:before="160" w:after="160"/>
+            </w:pPr>
+            <w:r>
+              <w:rPr>
+                <w:rFonts w:ascii="Consolas" w:hAnsi="Consolas"/>
+                <w:b w:val="0"/>
+                <w:i w:val="0"/>
+                <w:color w:val="F0F0F0"/>
+                <w:sz w:val="20"/>
+              </w:rPr>
+              <w:t>git pull</w:t>
+            </w:r>
+          </w:p>
+        </w:tc>
+      </w:tr>
+    </w:tbl>
+    <w:p>
+      <w:pPr>
+        <w:spacing w:after="120"/>
+        <w:ind w:left="360"/>
+      </w:pPr>
+    </w:p>
+    <w:p>
+      <w:pPr>
+        <w:spacing w:before="80" w:after="200"/>
+        <w:ind w:left="360"/>
+      </w:pPr>
+      <w:r>
+        <w:rPr>
+          <w:rFonts w:ascii="Calibri" w:hAnsi="Calibri"/>
+          <w:b/>
+          <w:i w:val="0"/>
+          <w:color w:val="3DD68C"/>
+          <w:sz w:val="21"/>
+        </w:rPr>
+        <w:t xml:space="preserve">You should see: </w:t>
+      </w:r>
+      <w:r>
+        <w:rPr>
+          <w:rFonts w:ascii="Calibri" w:hAnsi="Calibri"/>
+          <w:b w:val="0"/>
+          <w:i w:val="0"/>
+          <w:color w:val="222222"/>
+          <w:sz w:val="21"/>
+        </w:rPr>
+        <w:t>Success</w:t>
+      </w:r>
+    </w:p>
+    <w:p>
+      <w:pPr>
+        <w:spacing w:before="240" w:after="120"/>
+      </w:pPr>
+      <w:r>
+        <w:rPr>
+          <w:rFonts w:ascii="Calibri" w:hAnsi="Calibri"/>
+          <w:b/>
+          <w:i w:val="0"/>
+          <w:color w:val="080808"/>
+          <w:sz w:val="23"/>
+        </w:rPr>
+        <w:t>Step 2. Build and test</w:t>
+      </w:r>
+    </w:p>
+    <w:p>
+      <w:pPr>
+        <w:spacing w:after="80" w:lineRule="auto" w:line="300"/>
+        <w:ind w:left="360"/>
+      </w:pPr>
+      <w:r>
+        <w:rPr>
+          <w:rFonts w:ascii="Calibri" w:hAnsi="Calibri"/>
+          <w:b w:val="0"/>
+          <w:i w:val="0"/>
+          <w:color w:val="222222"/>
+          <w:sz w:val="22"/>
+        </w:rPr>
+        <w:t>Work in boiler/ (UI) or modules/ (content) with Cursor.</w:t>
+      </w:r>
+    </w:p>
+    <w:p>
+      <w:pPr>
+        <w:spacing w:after="80" w:lineRule="auto" w:line="300"/>
+        <w:ind w:left="360"/>
+      </w:pPr>
+      <w:r>
+        <w:rPr>
+          <w:rFonts w:ascii="Calibri" w:hAnsi="Calibri"/>
+          <w:b w:val="0"/>
+          <w:i w:val="0"/>
+          <w:color w:val="222222"/>
+          <w:sz w:val="22"/>
+        </w:rPr>
+        <w:t>Verify the change in the browser or app.</w:t>
+      </w:r>
+    </w:p>
+    <w:p>
+      <w:pPr>
+        <w:spacing w:after="80" w:lineRule="auto" w:line="300"/>
+        <w:ind w:left="360"/>
+      </w:pPr>
+      <w:r>
+        <w:rPr>
+          <w:rFonts w:ascii="Calibri" w:hAnsi="Calibri"/>
+          <w:b w:val="0"/>
+          <w:i w:val="0"/>
+          <w:color w:val="222222"/>
+          <w:sz w:val="22"/>
+        </w:rPr>
+        <w:t>Session End before push.</w:t>
+      </w:r>
+    </w:p>
+    <w:tbl>
+      <w:tblPr>
+        <w:tblW w:type="auto" w:w="0"/>
+        <w:tblLook w:firstColumn="1" w:firstRow="1" w:lastColumn="0" w:lastRow="0" w:noHBand="0" w:noVBand="1" w:val="04A0"/>
+      </w:tblPr>
+      <w:tblGrid>
+        <w:gridCol w:w="9360"/>
+      </w:tblGrid>
+      <w:tr>
+        <w:tc>
+          <w:tcPr>
+            <w:tcW w:type="dxa" w:w="9360"/>
+            <w:shd w:fill="0A0A0A" w:val="clear"/>
+            <w:tcBorders>
+              <w:top w:val="single" w:sz="4" w:color="1A1A1A"/>
+              <w:left w:val="single" w:sz="4" w:color="1A1A1A"/>
+              <w:bottom w:val="single" w:sz="4" w:color="1A1A1A"/>
+              <w:right w:val="single" w:sz="4" w:color="1A1A1A"/>
+            </w:tcBorders>
+          </w:tcPr>
+          <w:p>
+            <w:pPr>
+              <w:spacing w:before="160" w:after="160"/>
+            </w:pPr>
+            <w:r>
+              <w:rPr>
+                <w:rFonts w:ascii="Consolas" w:hAnsi="Consolas"/>
+                <w:b w:val="0"/>
+                <w:i w:val="0"/>
+                <w:color w:val="F0F0F0"/>
+                <w:sz w:val="20"/>
+              </w:rPr>
+              <w:t>git add .</w:t>
+              <w:br/>
+              <w:t>git commit -m "Week2 Day4: second development task - [brief description]"</w:t>
+              <w:br/>
+              <w:t>git push</w:t>
+            </w:r>
+          </w:p>
+        </w:tc>
+      </w:tr>
+    </w:tbl>
+    <w:p>
+      <w:pPr>
+        <w:spacing w:after="120"/>
+      </w:pPr>
+    </w:p>
+    <w:p>
+      <w:pPr>
+        <w:spacing w:before="240" w:after="120"/>
+      </w:pPr>
+      <w:r>
+        <w:rPr>
+          <w:rFonts w:ascii="Calibri" w:hAnsi="Calibri"/>
+          <w:b/>
+          <w:i w:val="0"/>
+          <w:color w:val="080808"/>
+          <w:sz w:val="23"/>
+        </w:rPr>
+        <w:t>Step 3. Update WEEK2_LOG.md</w:t>
+      </w:r>
+    </w:p>
+    <w:p>
+      <w:pPr>
+        <w:spacing w:after="80" w:lineRule="auto" w:line="300"/>
+        <w:ind w:left="360"/>
+      </w:pPr>
+      <w:r>
+        <w:rPr>
+          <w:rFonts w:ascii="Calibri" w:hAnsi="Calibri"/>
+          <w:b w:val="0"/>
+          <w:i w:val="0"/>
+          <w:color w:val="222222"/>
+          <w:sz w:val="22"/>
+        </w:rPr>
+        <w:t>Record what you changed and whether it is working.</w:t>
+      </w:r>
+    </w:p>
+    <w:p>
+      <w:pPr>
+        <w:spacing w:before="0" w:after="0"/>
+      </w:pPr>
+      <w:r>
+        <w:br w:type="page"/>
+      </w:r>
+    </w:p>
+    <w:p>
+      <w:pPr>
+        <w:spacing w:before="320" w:after="160"/>
+      </w:pPr>
+      <w:r>
+        <w:rPr>
+          <w:rFonts w:ascii="Arial" w:hAnsi="Arial"/>
+          <w:b/>
+          <w:i w:val="0"/>
+          <w:color w:val="080808"/>
+          <w:sz w:val="28"/>
+        </w:rPr>
+        <w:t>Week 2, Friday — Third Deliverable and Summary</w:t>
+      </w:r>
+    </w:p>
+    <w:p>
+      <w:pPr>
+        <w:spacing w:after="200" w:lineRule="auto" w:line="300"/>
+      </w:pPr>
+      <w:r>
+        <w:rPr>
+          <w:rFonts w:ascii="Calibri" w:hAnsi="Calibri"/>
+          <w:b w:val="0"/>
+          <w:i w:val="0"/>
+          <w:color w:val="222222"/>
+          <w:sz w:val="22"/>
+        </w:rPr>
+        <w:t>Objective: Complete a third small improvement and submit your two-week onboarding summary.</w:t>
+      </w:r>
+    </w:p>
+    <w:p>
+      <w:pPr>
+        <w:spacing w:before="240" w:after="120"/>
+      </w:pPr>
+      <w:r>
+        <w:rPr>
+          <w:rFonts w:ascii="Calibri" w:hAnsi="Calibri"/>
+          <w:b/>
+          <w:i w:val="0"/>
+          <w:color w:val="080808"/>
+          <w:sz w:val="23"/>
+        </w:rPr>
+        <w:t>Step 1. Pull latest</w:t>
+      </w:r>
+    </w:p>
+    <w:p>
+      <w:pPr>
+        <w:spacing w:before="120" w:after="40"/>
+        <w:ind w:left="360"/>
+      </w:pPr>
+      <w:r>
+        <w:rPr>
+          <w:rFonts w:ascii="Calibri" w:hAnsi="Calibri"/>
+          <w:b w:val="0"/>
+          <w:i/>
+          <w:color w:val="9A9A9A"/>
+          <w:sz w:val="20"/>
+        </w:rPr>
+        <w:t>Copy this line, paste into PowerShell, press Enter:</w:t>
+      </w:r>
+    </w:p>
+    <w:tbl>
+      <w:tblPr>
+        <w:tblW w:type="auto" w:w="0"/>
+        <w:tblLook w:firstColumn="1" w:firstRow="1" w:lastColumn="0" w:lastRow="0" w:noHBand="0" w:noVBand="1" w:val="04A0"/>
+      </w:tblPr>
+      <w:tblGrid>
+        <w:gridCol w:w="9360"/>
+      </w:tblGrid>
+      <w:tr>
+        <w:tc>
+          <w:tcPr>
+            <w:tcW w:type="dxa" w:w="9360"/>
+            <w:shd w:fill="0A0A0A" w:val="clear"/>
+            <w:tcBorders>
+              <w:top w:val="single" w:sz="4" w:color="1A1A1A"/>
+              <w:left w:val="single" w:sz="4" w:color="1A1A1A"/>
+              <w:bottom w:val="single" w:sz="4" w:color="1A1A1A"/>
+              <w:right w:val="single" w:sz="4" w:color="1A1A1A"/>
+            </w:tcBorders>
+          </w:tcPr>
+          <w:p>
+            <w:pPr>
+              <w:spacing w:before="160" w:after="160"/>
+            </w:pPr>
+            <w:r>
+              <w:rPr>
+                <w:rFonts w:ascii="Consolas" w:hAnsi="Consolas"/>
+                <w:b w:val="0"/>
+                <w:i w:val="0"/>
+                <w:color w:val="F0F0F0"/>
+                <w:sz w:val="20"/>
+              </w:rPr>
+              <w:t>git pull</w:t>
+            </w:r>
+          </w:p>
+        </w:tc>
+      </w:tr>
+    </w:tbl>
+    <w:p>
+      <w:pPr>
+        <w:spacing w:after="120"/>
+        <w:ind w:left="360"/>
+      </w:pPr>
+    </w:p>
+    <w:p>
+      <w:pPr>
+        <w:spacing w:before="80" w:after="200"/>
+        <w:ind w:left="360"/>
+      </w:pPr>
+      <w:r>
+        <w:rPr>
+          <w:rFonts w:ascii="Calibri" w:hAnsi="Calibri"/>
+          <w:b/>
+          <w:i w:val="0"/>
+          <w:color w:val="3DD68C"/>
+          <w:sz w:val="21"/>
+        </w:rPr>
+        <w:t xml:space="preserve">You should see: </w:t>
+      </w:r>
+      <w:r>
+        <w:rPr>
+          <w:rFonts w:ascii="Calibri" w:hAnsi="Calibri"/>
+          <w:b w:val="0"/>
+          <w:i w:val="0"/>
+          <w:color w:val="222222"/>
+          <w:sz w:val="21"/>
+        </w:rPr>
+        <w:t>Success</w:t>
+      </w:r>
+    </w:p>
+    <w:p>
+      <w:pPr>
+        <w:spacing w:before="240" w:after="120"/>
+      </w:pPr>
+      <w:r>
+        <w:rPr>
+          <w:rFonts w:ascii="Calibri" w:hAnsi="Calibri"/>
+          <w:b/>
+          <w:i w:val="0"/>
+          <w:color w:val="080808"/>
+          <w:sz w:val="23"/>
+        </w:rPr>
+        <w:t>Step 2. Third improvement</w:t>
+      </w:r>
+    </w:p>
+    <w:p>
+      <w:pPr>
+        <w:spacing w:after="80" w:lineRule="auto" w:line="300"/>
+        <w:ind w:left="360"/>
+      </w:pPr>
+      <w:r>
+        <w:rPr>
+          <w:rFonts w:ascii="Calibri" w:hAnsi="Calibri"/>
+          <w:b w:val="0"/>
+          <w:i w:val="0"/>
+          <w:color w:val="222222"/>
+          <w:sz w:val="22"/>
+        </w:rPr>
+        <w:t>Address gap #3, or refine one of this week's changes.</w:t>
+      </w:r>
+    </w:p>
+    <w:p>
+      <w:pPr>
+        <w:spacing w:after="80" w:lineRule="auto" w:line="300"/>
+        <w:ind w:left="360"/>
+      </w:pPr>
+      <w:r>
+        <w:rPr>
+          <w:rFonts w:ascii="Calibri" w:hAnsi="Calibri"/>
+          <w:b w:val="0"/>
+          <w:i w:val="0"/>
+          <w:color w:val="222222"/>
+          <w:sz w:val="22"/>
+        </w:rPr>
+        <w:t>Confirm UStud still runs locally.</w:t>
+      </w:r>
+    </w:p>
+    <w:p>
+      <w:pPr>
+        <w:spacing w:before="240" w:after="120"/>
+      </w:pPr>
+      <w:r>
+        <w:rPr>
+          <w:rFonts w:ascii="Calibri" w:hAnsi="Calibri"/>
+          <w:b/>
+          <w:i w:val="0"/>
+          <w:color w:val="080808"/>
+          <w:sz w:val="23"/>
+        </w:rPr>
+        <w:t>Step 3. Write two-week summary</w:t>
+      </w:r>
+    </w:p>
+    <w:p>
+      <w:pPr>
+        <w:spacing w:after="80" w:lineRule="auto" w:line="300"/>
+        <w:ind w:left="360"/>
+      </w:pPr>
+      <w:r>
+        <w:rPr>
+          <w:rFonts w:ascii="Calibri" w:hAnsi="Calibri"/>
+          <w:b w:val="0"/>
+          <w:i w:val="0"/>
+          <w:color w:val="222222"/>
+          <w:sz w:val="22"/>
+        </w:rPr>
+        <w:t>In progress/DAILY_LOG.md, add a summary entry covering:</w:t>
+      </w:r>
+    </w:p>
+    <w:p>
+      <w:pPr>
+        <w:spacing w:after="80" w:lineRule="auto" w:line="300"/>
+        <w:ind w:left="360"/>
+      </w:pPr>
+      <w:r>
+        <w:rPr>
+          <w:rFonts w:ascii="Calibri" w:hAnsi="Calibri"/>
+          <w:b w:val="0"/>
+          <w:i w:val="0"/>
+          <w:color w:val="222222"/>
+          <w:sz w:val="22"/>
+        </w:rPr>
+        <w:t>What you built in Week 2</w:t>
+      </w:r>
+    </w:p>
+    <w:p>
+      <w:pPr>
+        <w:spacing w:after="80" w:lineRule="auto" w:line="300"/>
+        <w:ind w:left="360"/>
+      </w:pPr>
+      <w:r>
+        <w:rPr>
+          <w:rFonts w:ascii="Calibri" w:hAnsi="Calibri"/>
+          <w:b w:val="0"/>
+          <w:i w:val="0"/>
+          <w:color w:val="222222"/>
+          <w:sz w:val="22"/>
+        </w:rPr>
+        <w:t>What remains blocked or unclear</w:t>
+      </w:r>
+    </w:p>
+    <w:p>
+      <w:pPr>
+        <w:spacing w:after="80" w:lineRule="auto" w:line="300"/>
+        <w:ind w:left="360"/>
+      </w:pPr>
+      <w:r>
+        <w:rPr>
+          <w:rFonts w:ascii="Calibri" w:hAnsi="Calibri"/>
+          <w:b w:val="0"/>
+          <w:i w:val="0"/>
+          <w:color w:val="222222"/>
+          <w:sz w:val="22"/>
+        </w:rPr>
+        <w:t>Your recommended focus for Week 3</w:t>
+      </w:r>
+    </w:p>
+    <w:p>
+      <w:pPr>
+        <w:spacing w:after="80" w:lineRule="auto" w:line="300"/>
+        <w:ind w:left="360"/>
+      </w:pPr>
+      <w:r>
+        <w:rPr>
+          <w:rFonts w:ascii="Calibri" w:hAnsi="Calibri"/>
+          <w:b w:val="0"/>
+          <w:i w:val="0"/>
+          <w:color w:val="222222"/>
+          <w:sz w:val="22"/>
+        </w:rPr>
+        <w:t>Complete Friday section in WEEK2_LOG.md.</w:t>
+      </w:r>
+    </w:p>
+    <w:p>
+      <w:pPr>
+        <w:spacing w:after="80" w:lineRule="auto" w:line="300"/>
+        <w:ind w:left="360"/>
+      </w:pPr>
+      <w:r>
+        <w:rPr>
+          <w:rFonts w:ascii="Calibri" w:hAnsi="Calibri"/>
+          <w:b w:val="0"/>
+          <w:i w:val="0"/>
+          <w:color w:val="222222"/>
+          <w:sz w:val="22"/>
+        </w:rPr>
+        <w:t>Session End, then push.</w:t>
+      </w:r>
+    </w:p>
+    <w:tbl>
+      <w:tblPr>
+        <w:tblW w:type="auto" w:w="0"/>
+        <w:tblLook w:firstColumn="1" w:firstRow="1" w:lastColumn="0" w:lastRow="0" w:noHBand="0" w:noVBand="1" w:val="04A0"/>
+      </w:tblPr>
+      <w:tblGrid>
+        <w:gridCol w:w="9360"/>
+      </w:tblGrid>
+      <w:tr>
+        <w:tc>
+          <w:tcPr>
+            <w:tcW w:type="dxa" w:w="9360"/>
+            <w:shd w:fill="0A0A0A" w:val="clear"/>
+            <w:tcBorders>
+              <w:top w:val="single" w:sz="4" w:color="1A1A1A"/>
+              <w:left w:val="single" w:sz="4" w:color="1A1A1A"/>
+              <w:bottom w:val="single" w:sz="4" w:color="1A1A1A"/>
+              <w:right w:val="single" w:sz="4" w:color="1A1A1A"/>
+            </w:tcBorders>
+          </w:tcPr>
+          <w:p>
+            <w:pPr>
+              <w:spacing w:before="160" w:after="160"/>
+            </w:pPr>
+            <w:r>
+              <w:rPr>
+                <w:rFonts w:ascii="Consolas" w:hAnsi="Consolas"/>
+                <w:b w:val="0"/>
+                <w:i w:val="0"/>
+                <w:color w:val="F0F0F0"/>
+                <w:sz w:val="20"/>
+              </w:rPr>
+              <w:t>git add .</w:t>
+              <w:br/>
+              <w:t>git commit -m "Week2 Day5: third deliverable and onboarding summary"</w:t>
+              <w:br/>
+              <w:t>git push</w:t>
+            </w:r>
+          </w:p>
+        </w:tc>
+      </w:tr>
+    </w:tbl>
+    <w:p>
+      <w:pPr>
+        <w:spacing w:after="120"/>
+      </w:pPr>
+    </w:p>
+    <w:tbl>
+      <w:tblPr>
+        <w:tblW w:type="auto" w:w="0"/>
+        <w:tblLook w:firstColumn="1" w:firstRow="1" w:lastColumn="0" w:lastRow="0" w:noHBand="0" w:noVBand="1" w:val="04A0"/>
+      </w:tblPr>
+      <w:tblGrid>
+        <w:gridCol w:w="9360"/>
+      </w:tblGrid>
+      <w:tr>
+        <w:tc>
+          <w:tcPr>
+            <w:tcW w:type="dxa" w:w="9360"/>
+            <w:shd w:fill="E8F8EF" w:val="clear"/>
+            <w:tcBorders>
+              <w:top w:val="single" w:sz="4" w:color="CCCCCC"/>
+              <w:left w:val="single" w:sz="4" w:color="CCCCCC"/>
+              <w:bottom w:val="single" w:sz="4" w:color="CCCCCC"/>
+              <w:right w:val="single" w:sz="4" w:color="CCCCCC"/>
+            </w:tcBorders>
+          </w:tcPr>
+          <w:p>
+            <w:pPr>
+              <w:spacing w:before="160" w:after="160"/>
+            </w:pPr>
+            <w:r>
+              <w:rPr>
+                <w:rFonts w:ascii="Consolas" w:hAnsi="Consolas"/>
+                <w:b/>
+                <w:i w:val="0"/>
+                <w:color w:val="3DD68C"/>
+                <w:sz w:val="17"/>
+              </w:rPr>
+              <w:t xml:space="preserve">END OF WEEK 2  </w:t>
+            </w:r>
+            <w:r>
+              <w:rPr>
+                <w:rFonts w:ascii="Calibri" w:hAnsi="Calibri"/>
+                <w:b w:val="0"/>
+                <w:i w:val="0"/>
+                <w:color w:val="222222"/>
+                <w:sz w:val="21"/>
+              </w:rPr>
+              <w:t>Review Part 11 completion criteria with management. Ongoing daily work follows cursor/EMPLOYEE_ONBOARDING.md in the repo.</w:t>
+            </w:r>
+          </w:p>
+        </w:tc>
+      </w:tr>
+    </w:tbl>
+    <w:p>
+      <w:pPr>
+        <w:spacing w:after="160"/>
+      </w:pPr>
+    </w:p>
+    <w:p>
+      <w:pPr>
+        <w:spacing w:before="0" w:after="0"/>
+      </w:pPr>
+      <w:r>
+        <w:br w:type="page"/>
+      </w:r>
+    </w:p>
+    <w:p>
+      <w:pPr>
+        <w:spacing w:after="160"/>
+      </w:pPr>
+    </w:p>
+    <w:p>
+      <w:pPr>
+        <w:spacing w:before="120" w:after="80"/>
+      </w:pPr>
+      <w:r>
+        <w:rPr>
+          <w:rFonts w:ascii="Consolas" w:hAnsi="Consolas"/>
+          <w:b/>
+          <w:i w:val="0"/>
+          <w:color w:val="4A9EFF"/>
+          <w:sz w:val="20"/>
+        </w:rPr>
+        <w:t>PART 9</w:t>
+      </w:r>
+    </w:p>
+    <w:p>
+      <w:pPr>
+        <w:spacing w:after="80"/>
+      </w:pPr>
+    </w:p>
+    <w:p>
+      <w:pPr>
+        <w:spacing w:after="120"/>
+      </w:pPr>
+      <w:r>
+        <w:rPr>
+          <w:rFonts w:ascii="Arial" w:hAnsi="Arial"/>
+          <w:b/>
+          <w:i w:val="0"/>
+          <w:color w:val="080808"/>
+          <w:sz w:val="40"/>
+        </w:rPr>
+        <w:t>Learning Resources</w:t>
+      </w:r>
+    </w:p>
+    <w:p>
+      <w:pPr>
+        <w:spacing w:after="280"/>
+      </w:pPr>
+      <w:r>
+        <w:rPr>
+          <w:rFonts w:ascii="Calibri" w:hAnsi="Calibri"/>
+          <w:b w:val="0"/>
+          <w:i w:val="0"/>
+          <w:color w:val="555555"/>
+          <w:sz w:val="22"/>
+        </w:rPr>
+        <w:t>Hyperlinks for courses and reference material.</w:t>
+      </w:r>
+    </w:p>
+    <w:p>
+      <w:pPr>
+        <w:spacing w:after="120"/>
+        <w:ind w:left="216"/>
+      </w:pPr>
+      <w:r>
+        <w:rPr>
+          <w:rFonts w:ascii="Calibri" w:hAnsi="Calibri"/>
+          <w:b/>
+          <w:i w:val="0"/>
+          <w:color w:val="222222"/>
+          <w:sz w:val="22"/>
+        </w:rPr>
+        <w:t>• Team project on GitHub</w:t>
+      </w:r>
+      <w:r>
+        <w:rPr>
+          <w:rFonts w:ascii="Calibri" w:hAnsi="Calibri"/>
+          <w:b w:val="0"/>
+          <w:i w:val="0"/>
+          <w:color w:val="9A9A9A"/>
+          <w:sz w:val="20"/>
+        </w:rPr>
+        <w:t xml:space="preserve">  (Always)  </w:t>
+      </w:r>
+      <w:hyperlink r:id="rId16">
+        <w:r>
+          <w:rPr>
+            <w:color w:val="4A9EFF"/>
+            <w:u w:val="single"/>
+          </w:rPr>
+          <w:t>https://github.com/axiom-forhumanity/ustud</w:t>
+        </w:r>
+      </w:hyperlink>
+    </w:p>
+    <w:p>
+      <w:pPr>
+        <w:spacing w:after="120"/>
+        <w:ind w:left="216"/>
+      </w:pPr>
+      <w:r>
+        <w:rPr>
+          <w:rFonts w:ascii="Calibri" w:hAnsi="Calibri"/>
+          <w:b/>
+          <w:i w:val="0"/>
+          <w:color w:val="222222"/>
+          <w:sz w:val="22"/>
+        </w:rPr>
+        <w:t>• Project brief</w:t>
+      </w:r>
+      <w:r>
+        <w:rPr>
+          <w:rFonts w:ascii="Calibri" w:hAnsi="Calibri"/>
+          <w:b w:val="0"/>
+          <w:i w:val="0"/>
+          <w:color w:val="9A9A9A"/>
+          <w:sz w:val="20"/>
+        </w:rPr>
+        <w:t xml:space="preserve">  (Week 2)  </w:t>
+      </w:r>
+      <w:hyperlink r:id="rId22">
+        <w:r>
+          <w:rPr>
+            <w:color w:val="4A9EFF"/>
+            <w:u w:val="single"/>
+          </w:rPr>
+          <w:t>https://github.com/axiom-forhumanity/ustud/blob/main/docs/PROJECT_BRIEF.md</w:t>
+        </w:r>
+      </w:hyperlink>
+    </w:p>
+    <w:p>
+      <w:pPr>
+        <w:spacing w:after="120"/>
+        <w:ind w:left="216"/>
+      </w:pPr>
+      <w:r>
+        <w:rPr>
+          <w:rFonts w:ascii="Calibri" w:hAnsi="Calibri"/>
+          <w:b/>
+          <w:i w:val="0"/>
+          <w:color w:val="222222"/>
+          <w:sz w:val="22"/>
+        </w:rPr>
+        <w:t>• AXIOM vision</w:t>
+      </w:r>
+      <w:r>
+        <w:rPr>
+          <w:rFonts w:ascii="Calibri" w:hAnsi="Calibri"/>
+          <w:b w:val="0"/>
+          <w:i w:val="0"/>
+          <w:color w:val="9A9A9A"/>
+          <w:sz w:val="20"/>
+        </w:rPr>
+        <w:t xml:space="preserve">  (Week 2)  </w:t>
+      </w:r>
+      <w:hyperlink r:id="rId23">
+        <w:r>
+          <w:rPr>
+            <w:color w:val="4A9EFF"/>
+            <w:u w:val="single"/>
+          </w:rPr>
+          <w:t>https://github.com/axiom-forhumanity/ustud/blob/main/docs/AXIOM_VISION.md</w:t>
+        </w:r>
+      </w:hyperlink>
+    </w:p>
+    <w:p>
+      <w:pPr>
+        <w:spacing w:after="120"/>
+        <w:ind w:left="216"/>
+      </w:pPr>
+      <w:r>
+        <w:rPr>
+          <w:rFonts w:ascii="Calibri" w:hAnsi="Calibri"/>
+          <w:b/>
+          <w:i w:val="0"/>
+          <w:color w:val="222222"/>
+          <w:sz w:val="22"/>
+        </w:rPr>
+        <w:t>• GitHub Hello World</w:t>
+      </w:r>
+      <w:r>
+        <w:rPr>
+          <w:rFonts w:ascii="Calibri" w:hAnsi="Calibri"/>
+          <w:b w:val="0"/>
+          <w:i w:val="0"/>
+          <w:color w:val="9A9A9A"/>
+          <w:sz w:val="20"/>
+        </w:rPr>
+        <w:t xml:space="preserve">  (Week 1 Mon)  </w:t>
+      </w:r>
+      <w:hyperlink r:id="rId18">
+        <w:r>
+          <w:rPr>
+            <w:color w:val="4A9EFF"/>
+            <w:u w:val="single"/>
+          </w:rPr>
+          <w:t>https://docs.github.com/en/get-started/start-your-journey/hello-world</w:t>
+        </w:r>
+      </w:hyperlink>
+    </w:p>
+    <w:p>
+      <w:pPr>
+        <w:spacing w:after="120"/>
+        <w:ind w:left="216"/>
+      </w:pPr>
+      <w:r>
+        <w:rPr>
+          <w:rFonts w:ascii="Calibri" w:hAnsi="Calibri"/>
+          <w:b/>
+          <w:i w:val="0"/>
+          <w:color w:val="222222"/>
+          <w:sz w:val="22"/>
+        </w:rPr>
+        <w:t>• GitHub Actions intro</w:t>
+      </w:r>
+      <w:r>
+        <w:rPr>
+          <w:rFonts w:ascii="Calibri" w:hAnsi="Calibri"/>
+          <w:b w:val="0"/>
+          <w:i w:val="0"/>
+          <w:color w:val="9A9A9A"/>
+          <w:sz w:val="20"/>
+        </w:rPr>
+        <w:t xml:space="preserve">  (Week 1 Tue)  </w:t>
+      </w:r>
+      <w:hyperlink r:id="rId19">
+        <w:r>
+          <w:rPr>
+            <w:color w:val="4A9EFF"/>
+            <w:u w:val="single"/>
+          </w:rPr>
+          <w:t>https://docs.github.com/en/actions/quickstart</w:t>
+        </w:r>
+      </w:hyperlink>
+    </w:p>
+    <w:p>
+      <w:pPr>
+        <w:spacing w:after="120"/>
+        <w:ind w:left="216"/>
+      </w:pPr>
+      <w:r>
+        <w:rPr>
+          <w:rFonts w:ascii="Calibri" w:hAnsi="Calibri"/>
+          <w:b/>
+          <w:i w:val="0"/>
+          <w:color w:val="222222"/>
+          <w:sz w:val="22"/>
+        </w:rPr>
+        <w:t>• NVIDIA free courses</w:t>
+      </w:r>
+      <w:r>
+        <w:rPr>
+          <w:rFonts w:ascii="Calibri" w:hAnsi="Calibri"/>
+          <w:b w:val="0"/>
+          <w:i w:val="0"/>
+          <w:color w:val="9A9A9A"/>
+          <w:sz w:val="20"/>
+        </w:rPr>
+        <w:t xml:space="preserve">  (Week 1 Wed–Thu, Week 2 Wed)  </w:t>
+      </w:r>
+      <w:hyperlink r:id="rId20">
+        <w:r>
+          <w:rPr>
+            <w:color w:val="4A9EFF"/>
+            <w:u w:val="single"/>
+          </w:rPr>
+          <w:t>https://www.nvidia.com/en-us/training/self-paced-courses/</w:t>
+        </w:r>
+      </w:hyperlink>
+    </w:p>
+    <w:p>
+      <w:pPr>
+        <w:spacing w:after="120"/>
+        <w:ind w:left="216"/>
+      </w:pPr>
+      <w:r>
+        <w:rPr>
+          <w:rFonts w:ascii="Calibri" w:hAnsi="Calibri"/>
+          <w:b/>
+          <w:i w:val="0"/>
+          <w:color w:val="222222"/>
+          <w:sz w:val="22"/>
+        </w:rPr>
+        <w:t>• Cursor introduction</w:t>
+      </w:r>
+      <w:r>
+        <w:rPr>
+          <w:rFonts w:ascii="Calibri" w:hAnsi="Calibri"/>
+          <w:b w:val="0"/>
+          <w:i w:val="0"/>
+          <w:color w:val="9A9A9A"/>
+          <w:sz w:val="20"/>
+        </w:rPr>
+        <w:t xml:space="preserve">  (Week 1 Thu)  </w:t>
+      </w:r>
+      <w:hyperlink r:id="rId21">
+        <w:r>
+          <w:rPr>
+            <w:color w:val="4A9EFF"/>
+            <w:u w:val="single"/>
+          </w:rPr>
+          <w:t>https://docs.cursor.com/get-started/introduction</w:t>
+        </w:r>
+      </w:hyperlink>
+    </w:p>
+    <w:p>
+      <w:pPr>
+        <w:spacing w:after="120"/>
+        <w:ind w:left="216"/>
+      </w:pPr>
+      <w:r>
+        <w:rPr>
+          <w:rFonts w:ascii="Calibri" w:hAnsi="Calibri"/>
+          <w:b/>
+          <w:i w:val="0"/>
+          <w:color w:val="222222"/>
+          <w:sz w:val="22"/>
+        </w:rPr>
+        <w:t>• Cursor Agent mode</w:t>
+      </w:r>
+      <w:r>
+        <w:rPr>
+          <w:rFonts w:ascii="Calibri" w:hAnsi="Calibri"/>
+          <w:b w:val="0"/>
+          <w:i w:val="0"/>
+          <w:color w:val="9A9A9A"/>
+          <w:sz w:val="20"/>
+        </w:rPr>
+        <w:t xml:space="preserve">  (Week 2)  </w:t>
+      </w:r>
+      <w:hyperlink r:id="rId24">
+        <w:r>
+          <w:rPr>
+            <w:color w:val="4A9EFF"/>
+            <w:u w:val="single"/>
+          </w:rPr>
+          <w:t>https://docs.cursor.com/chat/agent</w:t>
+        </w:r>
+      </w:hyperlink>
+    </w:p>
+    <w:p>
+      <w:pPr>
+        <w:spacing w:after="120"/>
+        <w:ind w:left="216"/>
+      </w:pPr>
+      <w:r>
+        <w:rPr>
+          <w:rFonts w:ascii="Calibri" w:hAnsi="Calibri"/>
+          <w:b/>
+          <w:i w:val="0"/>
+          <w:color w:val="222222"/>
+          <w:sz w:val="22"/>
+        </w:rPr>
+        <w:t>• Git basics book</w:t>
+      </w:r>
+      <w:r>
+        <w:rPr>
+          <w:rFonts w:ascii="Calibri" w:hAnsi="Calibri"/>
+          <w:b w:val="0"/>
+          <w:i w:val="0"/>
+          <w:color w:val="9A9A9A"/>
+          <w:sz w:val="20"/>
+        </w:rPr>
+        <w:t xml:space="preserve">  (Reference)  </w:t>
+      </w:r>
+      <w:hyperlink r:id="rId25">
+        <w:r>
+          <w:rPr>
+            <w:color w:val="4A9EFF"/>
+            <w:u w:val="single"/>
+          </w:rPr>
+          <w:t>https://git-scm.com/book/en/v2/Getting-Started-About-Version-Control</w:t>
+        </w:r>
+      </w:hyperlink>
+    </w:p>
+    <w:p>
+      <w:pPr>
+        <w:spacing w:after="200" w:lineRule="auto" w:line="300"/>
+      </w:pPr>
+      <w:r>
+        <w:rPr>
+          <w:rFonts w:ascii="Calibri" w:hAnsi="Calibri"/>
+          <w:b w:val="0"/>
+          <w:i w:val="0"/>
+          <w:color w:val="222222"/>
+          <w:sz w:val="22"/>
+        </w:rPr>
+        <w:t>Save NVIDIA course certificates as screenshots in your Week 1 upload folder if provided.</w:t>
+      </w:r>
+    </w:p>
+    <w:p>
+      <w:pPr>
+        <w:spacing w:before="0" w:after="0"/>
+      </w:pPr>
+      <w:r>
+        <w:br w:type="page"/>
+      </w:r>
+    </w:p>
+    <w:p>
+      <w:pPr>
+        <w:spacing w:after="160"/>
+      </w:pPr>
+    </w:p>
+    <w:p>
+      <w:pPr>
+        <w:spacing w:before="120" w:after="80"/>
+      </w:pPr>
+      <w:r>
+        <w:rPr>
+          <w:rFonts w:ascii="Consolas" w:hAnsi="Consolas"/>
+          <w:b/>
+          <w:i w:val="0"/>
+          <w:color w:val="4A9EFF"/>
+          <w:sz w:val="20"/>
+        </w:rPr>
+        <w:t>PART 10</w:t>
+      </w:r>
+    </w:p>
+    <w:p>
+      <w:pPr>
+        <w:spacing w:after="80"/>
+      </w:pPr>
+    </w:p>
+    <w:p>
+      <w:pPr>
+        <w:spacing w:after="120"/>
+      </w:pPr>
+      <w:r>
+        <w:rPr>
+          <w:rFonts w:ascii="Arial" w:hAnsi="Arial"/>
+          <w:b/>
+          <w:i w:val="0"/>
+          <w:color w:val="080808"/>
+          <w:sz w:val="40"/>
+        </w:rPr>
+        <w:t>Support and Troubleshooting</w:t>
+      </w:r>
+    </w:p>
+    <w:p>
+      <w:pPr>
+        <w:spacing w:after="280"/>
+      </w:pPr>
+      <w:r>
+        <w:rPr>
+          <w:rFonts w:ascii="Calibri" w:hAnsi="Calibri"/>
+          <w:b w:val="0"/>
+          <w:i w:val="0"/>
+          <w:color w:val="555555"/>
+          <w:sz w:val="22"/>
+        </w:rPr>
+        <w:t>Common issues and resolution steps.</w:t>
+      </w:r>
+    </w:p>
+    <w:p>
+      <w:pPr>
+        <w:spacing w:before="320" w:after="160"/>
+      </w:pPr>
+      <w:r>
+        <w:rPr>
+          <w:rFonts w:ascii="Arial" w:hAnsi="Arial"/>
+          <w:b/>
+          <w:i w:val="0"/>
+          <w:color w:val="080808"/>
+          <w:sz w:val="28"/>
+        </w:rPr>
+        <w:t>Push failed: Permission denied (403)</w:t>
+      </w:r>
+    </w:p>
+    <w:p>
+      <w:pPr>
+        <w:spacing w:after="200" w:lineRule="auto" w:line="300"/>
+      </w:pPr>
+      <w:r>
+        <w:rPr>
+          <w:rFonts w:ascii="Calibri" w:hAnsi="Calibri"/>
+          <w:b w:val="0"/>
+          <w:i w:val="0"/>
+          <w:color w:val="222222"/>
+          <w:sz w:val="22"/>
+        </w:rPr>
+        <w:t>You are logged into the wrong GitHub account.</w:t>
+      </w:r>
+    </w:p>
+    <w:p>
+      <w:pPr>
+        <w:spacing w:before="240" w:after="120"/>
+      </w:pPr>
+      <w:r>
+        <w:rPr>
+          <w:rFonts w:ascii="Calibri" w:hAnsi="Calibri"/>
+          <w:b/>
+          <w:i w:val="0"/>
+          <w:color w:val="080808"/>
+          <w:sz w:val="23"/>
+        </w:rPr>
+        <w:t>Step 1. Install GitHub CLI</w:t>
+      </w:r>
+    </w:p>
+    <w:p>
+      <w:pPr>
+        <w:spacing w:after="80" w:lineRule="auto" w:line="300"/>
+        <w:ind w:left="360"/>
+      </w:pPr>
+      <w:r>
+        <w:rPr>
+          <w:rFonts w:ascii="Calibri" w:hAnsi="Calibri"/>
+          <w:b w:val="0"/>
+          <w:i w:val="0"/>
+          <w:color w:val="222222"/>
+          <w:sz w:val="22"/>
+        </w:rPr>
         <w:t>Download from:</w:t>
       </w:r>
     </w:p>
     <w:p>
-      <w:hyperlink r:id="rId22">
+      <w:hyperlink r:id="rId26">
         <w:r>
           <w:rPr>
             <w:color w:val="4A9EFF"/>
@@ -7043,7 +9559,7 @@
           <w:color w:val="080808"/>
           <w:sz w:val="28"/>
         </w:rPr>
-        <w:t>Something else is broken</w:t>
+        <w:t>Other issues</w:t>
       </w:r>
     </w:p>
     <w:p>
@@ -7063,6 +9579,14 @@
     </w:p>
     <w:p>
       <w:pPr>
+        <w:spacing w:before="0" w:after="0"/>
+      </w:pPr>
+      <w:r>
+        <w:br w:type="page"/>
+      </w:r>
+    </w:p>
+    <w:p>
+      <w:pPr>
         <w:spacing w:after="160"/>
       </w:pPr>
     </w:p>
@@ -7078,7 +9602,7 @@
           <w:color w:val="4A9EFF"/>
           <w:sz w:val="20"/>
         </w:rPr>
-        <w:t>PART 9</w:t>
+        <w:t>PART 11</w:t>
       </w:r>
     </w:p>
     <w:p>
@@ -7098,7 +9622,7 @@
           <w:color w:val="080808"/>
           <w:sz w:val="40"/>
         </w:rPr>
-        <w:t>Free Learning Links</w:t>
+        <w:t>Onboarding Completion Criteria</w:t>
       </w:r>
     </w:p>
     <w:p>
@@ -7113,247 +9637,123 @@
           <w:color w:val="555555"/>
           <w:sz w:val="22"/>
         </w:rPr>
-        <w:t>Click to open. Save NVIDIA certificates as screenshots if you earn them.</w:t>
+        <w:t>Confirm each item with management at the end of Week 2.</w:t>
+      </w:r>
+    </w:p>
+    <w:p>
+      <w:pPr>
+        <w:spacing w:before="320" w:after="160"/>
+      </w:pPr>
+      <w:r>
+        <w:rPr>
+          <w:rFonts w:ascii="Arial" w:hAnsi="Arial"/>
+          <w:b/>
+          <w:i w:val="0"/>
+          <w:color w:val="080808"/>
+          <w:sz w:val="28"/>
+        </w:rPr>
+        <w:t>Week 1 — Foundation</w:t>
       </w:r>
     </w:p>
     <w:p>
       <w:pPr>
         <w:spacing w:after="120"/>
-        <w:ind w:left="216"/>
-      </w:pPr>
-      <w:r>
-        <w:rPr>
-          <w:rFonts w:ascii="Calibri" w:hAnsi="Calibri"/>
-          <w:b/>
+        <w:ind w:left="288"/>
+      </w:pPr>
+      <w:r>
+        <w:rPr>
+          <w:rFonts w:ascii="Calibri" w:hAnsi="Calibri"/>
+          <w:b w:val="0"/>
           <w:i w:val="0"/>
           <w:color w:val="222222"/>
           <w:sz w:val="22"/>
         </w:rPr>
-        <w:t>• Team project on GitHub</w:t>
-      </w:r>
+        <w:t>[ ]  Git pull, git add, git commit, and git push completed without assistance</w:t>
+      </w:r>
+    </w:p>
+    <w:p>
+      <w:pPr>
+        <w:spacing w:after="120"/>
+        <w:ind w:left="288"/>
+      </w:pPr>
       <w:r>
         <w:rPr>
           <w:rFonts w:ascii="Calibri" w:hAnsi="Calibri"/>
           <w:b w:val="0"/>
-          <w:i w:val="0"/>
-          <w:color w:val="9A9A9A"/>
-          <w:sz w:val="20"/>
-        </w:rPr>
-        <w:t xml:space="preserve">  (Always)  </w:t>
-      </w:r>
-      <w:hyperlink r:id="rId16">
-        <w:r>
-          <w:rPr>
-            <w:color w:val="4A9EFF"/>
-            <w:u w:val="single"/>
-          </w:rPr>
-          <w:t>https://github.com/axiom-forhumanity/ustud</w:t>
-        </w:r>
-      </w:hyperlink>
-    </w:p>
-    <w:p>
-      <w:pPr>
-        <w:spacing w:after="120"/>
-        <w:ind w:left="216"/>
-      </w:pPr>
-      <w:r>
-        <w:rPr>
-          <w:rFonts w:ascii="Calibri" w:hAnsi="Calibri"/>
-          <w:b/>
           <w:i w:val="0"/>
           <w:color w:val="222222"/>
           <w:sz w:val="22"/>
         </w:rPr>
-        <w:t>• GitHub Hello World</w:t>
-      </w:r>
+        <w:t>[ ]  Session recordings uploaded each weekday during Week 1</w:t>
+      </w:r>
+    </w:p>
+    <w:p>
+      <w:pPr>
+        <w:spacing w:after="120"/>
+        <w:ind w:left="288"/>
+      </w:pPr>
       <w:r>
         <w:rPr>
           <w:rFonts w:ascii="Calibri" w:hAnsi="Calibri"/>
           <w:b w:val="0"/>
-          <w:i w:val="0"/>
-          <w:color w:val="9A9A9A"/>
-          <w:sz w:val="20"/>
-        </w:rPr>
-        <w:t xml:space="preserve">  (Monday)  </w:t>
-      </w:r>
-      <w:hyperlink r:id="rId18">
-        <w:r>
-          <w:rPr>
-            <w:color w:val="4A9EFF"/>
-            <w:u w:val="single"/>
-          </w:rPr>
-          <w:t>https://docs.github.com/en/get-started/start-your-journey/hello-world</w:t>
-        </w:r>
-      </w:hyperlink>
-    </w:p>
-    <w:p>
-      <w:pPr>
-        <w:spacing w:after="120"/>
-        <w:ind w:left="216"/>
-      </w:pPr>
-      <w:r>
-        <w:rPr>
-          <w:rFonts w:ascii="Calibri" w:hAnsi="Calibri"/>
-          <w:b/>
           <w:i w:val="0"/>
           <w:color w:val="222222"/>
           <w:sz w:val="22"/>
         </w:rPr>
-        <w:t>• GitHub Actions intro</w:t>
-      </w:r>
+        <w:t>[ ]  UStud runs locally at http://localhost:5173</w:t>
+      </w:r>
+    </w:p>
+    <w:p>
+      <w:pPr>
+        <w:spacing w:after="120"/>
+        <w:ind w:left="288"/>
+      </w:pPr>
       <w:r>
         <w:rPr>
           <w:rFonts w:ascii="Calibri" w:hAnsi="Calibri"/>
           <w:b w:val="0"/>
-          <w:i w:val="0"/>
-          <w:color w:val="9A9A9A"/>
-          <w:sz w:val="20"/>
-        </w:rPr>
-        <w:t xml:space="preserve">  (Tuesday)  </w:t>
-      </w:r>
-      <w:hyperlink r:id="rId19">
-        <w:r>
-          <w:rPr>
-            <w:color w:val="4A9EFF"/>
-            <w:u w:val="single"/>
-          </w:rPr>
-          <w:t>https://docs.github.com/en/actions/quickstart</w:t>
-        </w:r>
-      </w:hyperlink>
-    </w:p>
-    <w:p>
-      <w:pPr>
-        <w:spacing w:after="120"/>
-        <w:ind w:left="216"/>
-      </w:pPr>
-      <w:r>
-        <w:rPr>
-          <w:rFonts w:ascii="Calibri" w:hAnsi="Calibri"/>
-          <w:b/>
           <w:i w:val="0"/>
           <w:color w:val="222222"/>
           <w:sz w:val="22"/>
         </w:rPr>
-        <w:t>• NVIDIA free courses</w:t>
-      </w:r>
+        <w:t>[ ]  progress/CURRENT_STATE.md lists three product gaps</w:t>
+      </w:r>
+    </w:p>
+    <w:p>
+      <w:pPr>
+        <w:spacing w:after="120"/>
+        <w:ind w:left="288"/>
+      </w:pPr>
       <w:r>
         <w:rPr>
           <w:rFonts w:ascii="Calibri" w:hAnsi="Calibri"/>
           <w:b w:val="0"/>
-          <w:i w:val="0"/>
-          <w:color w:val="9A9A9A"/>
-          <w:sz w:val="20"/>
-        </w:rPr>
-        <w:t xml:space="preserve">  (Wed–Thu)  </w:t>
-      </w:r>
-      <w:hyperlink r:id="rId20">
-        <w:r>
-          <w:rPr>
-            <w:color w:val="4A9EFF"/>
-            <w:u w:val="single"/>
-          </w:rPr>
-          <w:t>https://www.nvidia.com/en-us/training/self-paced-courses/</w:t>
-        </w:r>
-      </w:hyperlink>
-    </w:p>
-    <w:p>
-      <w:pPr>
-        <w:spacing w:after="120"/>
-        <w:ind w:left="216"/>
-      </w:pPr>
-      <w:r>
-        <w:rPr>
-          <w:rFonts w:ascii="Calibri" w:hAnsi="Calibri"/>
-          <w:b/>
           <w:i w:val="0"/>
           <w:color w:val="222222"/>
           <w:sz w:val="22"/>
         </w:rPr>
-        <w:t>• Cursor introduction</w:t>
-      </w:r>
+        <w:t>[ ]  At least one small improvement pushed to GitHub</w:t>
+      </w:r>
+    </w:p>
+    <w:p>
+      <w:pPr>
+        <w:spacing w:after="120"/>
+        <w:ind w:left="288"/>
+      </w:pPr>
       <w:r>
         <w:rPr>
           <w:rFonts w:ascii="Calibri" w:hAnsi="Calibri"/>
           <w:b w:val="0"/>
-          <w:i w:val="0"/>
-          <w:color w:val="9A9A9A"/>
-          <w:sz w:val="20"/>
-        </w:rPr>
-        <w:t xml:space="preserve">  (Thursday)  </w:t>
-      </w:r>
-      <w:hyperlink r:id="rId21">
-        <w:r>
-          <w:rPr>
-            <w:color w:val="4A9EFF"/>
-            <w:u w:val="single"/>
-          </w:rPr>
-          <w:t>https://docs.cursor.com/get-started/introduction</w:t>
-        </w:r>
-      </w:hyperlink>
-    </w:p>
-    <w:p>
-      <w:pPr>
-        <w:spacing w:after="120"/>
-        <w:ind w:left="216"/>
-      </w:pPr>
-      <w:r>
-        <w:rPr>
-          <w:rFonts w:ascii="Calibri" w:hAnsi="Calibri"/>
-          <w:b/>
           <w:i w:val="0"/>
           <w:color w:val="222222"/>
           <w:sz w:val="22"/>
         </w:rPr>
-        <w:t>• Git basics book</w:t>
-      </w:r>
-      <w:r>
-        <w:rPr>
-          <w:rFonts w:ascii="Calibri" w:hAnsi="Calibri"/>
-          <w:b w:val="0"/>
-          <w:i w:val="0"/>
-          <w:color w:val="9A9A9A"/>
-          <w:sz w:val="20"/>
-        </w:rPr>
-        <w:t xml:space="preserve">  (Anytime)  </w:t>
-      </w:r>
-      <w:hyperlink r:id="rId23">
-        <w:r>
-          <w:rPr>
-            <w:color w:val="4A9EFF"/>
-            <w:u w:val="single"/>
-          </w:rPr>
-          <w:t>https://git-scm.com/book/en/v2/Getting-Started-About-Version-Control</w:t>
-        </w:r>
-      </w:hyperlink>
-    </w:p>
-    <w:p>
-      <w:pPr>
-        <w:spacing w:after="160"/>
-      </w:pPr>
-    </w:p>
-    <w:p>
-      <w:pPr>
-        <w:spacing w:before="120" w:after="80"/>
-      </w:pPr>
-      <w:r>
-        <w:rPr>
-          <w:rFonts w:ascii="Consolas" w:hAnsi="Consolas"/>
-          <w:b/>
-          <w:i w:val="0"/>
-          <w:color w:val="4A9EFF"/>
-          <w:sz w:val="20"/>
-        </w:rPr>
-        <w:t>PART 10</w:t>
-      </w:r>
-    </w:p>
-    <w:p>
-      <w:pPr>
-        <w:spacing w:after="80"/>
-      </w:pPr>
-    </w:p>
-    <w:p>
-      <w:pPr>
-        <w:spacing w:after="120"/>
+        <w:t>[ ]  Session Start and Session End used in Cursor</w:t>
+      </w:r>
+    </w:p>
+    <w:p>
+      <w:pPr>
+        <w:spacing w:before="320" w:after="160"/>
       </w:pPr>
       <w:r>
         <w:rPr>
@@ -7361,24 +9761,9 @@
           <w:b/>
           <w:i w:val="0"/>
           <w:color w:val="080808"/>
-          <w:sz w:val="40"/>
-        </w:rPr>
-        <w:t>Week 1 Complete — Graduation Checklist</w:t>
-      </w:r>
-    </w:p>
-    <w:p>
-      <w:pPr>
-        <w:spacing w:after="280"/>
-      </w:pPr>
-      <w:r>
-        <w:rPr>
-          <w:rFonts w:ascii="Calibri" w:hAnsi="Calibri"/>
-          <w:b w:val="0"/>
-          <w:i w:val="0"/>
-          <w:color w:val="555555"/>
-          <w:sz w:val="22"/>
-        </w:rPr>
-        <w:t>When every box is checked, you are ready for regular work.</w:t>
+          <w:sz w:val="28"/>
+        </w:rPr>
+        <w:t>Week 2 — Development</w:t>
       </w:r>
     </w:p>
     <w:p>
@@ -7394,7 +9779,7 @@
           <w:color w:val="222222"/>
           <w:sz w:val="22"/>
         </w:rPr>
-        <w:t>[ ]  I can open PowerShell and run git pull, git add ., git commit, git push without help</w:t>
+        <w:t>[ ]  Three development tasks pushed to GitHub (Tue, Thu, Fri minimum)</w:t>
       </w:r>
     </w:p>
     <w:p>
@@ -7410,7 +9795,7 @@
           <w:color w:val="222222"/>
           <w:sz w:val="22"/>
         </w:rPr>
-        <w:t>[ ]  I uploaded screen recordings every day Monday through Friday</w:t>
+        <w:t>[ ]  progress/WEEK2_LOG.md completed for all five weekdays</w:t>
       </w:r>
     </w:p>
     <w:p>
@@ -7426,7 +9811,7 @@
           <w:color w:val="222222"/>
           <w:sz w:val="22"/>
         </w:rPr>
-        <w:t>[ ]  UStud opens in my browser at http://localhost:5173</w:t>
+        <w:t>[ ]  progress/DAILY_LOG.md includes a two-week summary entry</w:t>
       </w:r>
     </w:p>
     <w:p>
@@ -7442,7 +9827,7 @@
           <w:color w:val="222222"/>
           <w:sz w:val="22"/>
         </w:rPr>
-        <w:t>[ ]  progress/CURRENT_STATE.md lists the top 3 product gaps</w:t>
+        <w:t>[ ]  Offline tutor tested and results documented</w:t>
       </w:r>
     </w:p>
     <w:p>
@@ -7458,13 +9843,17 @@
           <w:color w:val="222222"/>
           <w:sz w:val="22"/>
         </w:rPr>
-        <w:t>[ ]  I pushed at least one small improvement to GitHub</w:t>
-      </w:r>
-    </w:p>
-    <w:p>
-      <w:pPr>
-        <w:spacing w:after="120"/>
-        <w:ind w:left="288"/>
+        <w:t>[ ]  Daily Session Start / Session End workflow followed without prompts</w:t>
+      </w:r>
+    </w:p>
+    <w:p>
+      <w:pPr>
+        <w:spacing w:after="240"/>
+      </w:pPr>
+    </w:p>
+    <w:p>
+      <w:pPr>
+        <w:spacing w:after="200" w:lineRule="auto" w:line="300"/>
       </w:pPr>
       <w:r>
         <w:rPr>
@@ -7474,13 +9863,8 @@
           <w:color w:val="222222"/>
           <w:sz w:val="22"/>
         </w:rPr>
-        <w:t>[ ]  I used Session Start and Session End in Cursor</w:t>
-      </w:r>
-    </w:p>
-    <w:p>
-      <w:pPr>
-        <w:spacing w:after="240"/>
-      </w:pPr>
+        <w:t>After onboarding, your daily operating guide is cursor/EMPLOYEE_ONBOARDING.md in the repo.</w:t>
+      </w:r>
     </w:p>
     <w:p>
       <w:pPr>
@@ -7494,22 +9878,7 @@
           <w:color w:val="222222"/>
           <w:sz w:val="22"/>
         </w:rPr>
-        <w:t>After graduation, your daily guide is cursor/EMPLOYEE_ONBOARDING.md in the repo.</w:t>
-      </w:r>
-    </w:p>
-    <w:p>
-      <w:pPr>
-        <w:spacing w:after="200" w:lineRule="auto" w:line="300"/>
-      </w:pPr>
-      <w:r>
-        <w:rPr>
-          <w:rFonts w:ascii="Calibri" w:hAnsi="Calibri"/>
-          <w:b w:val="0"/>
-          <w:i w:val="0"/>
-          <w:color w:val="222222"/>
-          <w:sz w:val="22"/>
-        </w:rPr>
-        <w:t>Questions: progress/BLOCKERS.md or email management.</w:t>
+        <w:t>Questions and blockers: progress/BLOCKERS.md or contact management directly.</w:t>
       </w:r>
     </w:p>
     <w:p>

--- a/cursor/onboarding/AXIOM_EMPLOYEE_ONBOARDING.docx
+++ b/cursor/onboarding/AXIOM_EMPLOYEE_ONBOARDING.docx
@@ -4295,6 +4295,41 @@
     </w:p>
     <w:p>
       <w:pPr>
+        <w:spacing w:after="120"/>
+        <w:ind w:left="216"/>
+      </w:pPr>
+      <w:r>
+        <w:rPr>
+          <w:rFonts w:ascii="Calibri" w:hAnsi="Calibri"/>
+          <w:b/>
+          <w:i w:val="0"/>
+          <w:color w:val="222222"/>
+          <w:sz w:val="22"/>
+        </w:rPr>
+        <w:t>• GitHub Hello World</w:t>
+      </w:r>
+      <w:r>
+        <w:rPr>
+          <w:rFonts w:ascii="Calibri" w:hAnsi="Calibri"/>
+          <w:b w:val="0"/>
+          <w:i w:val="0"/>
+          <w:color w:val="9A9A9A"/>
+          <w:sz w:val="20"/>
+        </w:rPr>
+        <w:t xml:space="preserve">  (Optional ~30 min)  </w:t>
+      </w:r>
+      <w:hyperlink r:id="rId18">
+        <w:r>
+          <w:rPr>
+            <w:color w:val="4A9EFF"/>
+            <w:u w:val="single"/>
+          </w:rPr>
+          <w:t>https://docs.github.com/en/get-started/start-your-journey/hello-world</w:t>
+        </w:r>
+      </w:hyperlink>
+    </w:p>
+    <w:p>
+      <w:pPr>
         <w:spacing w:before="0" w:after="0"/>
       </w:pPr>
       <w:r>
@@ -5358,7 +5393,7 @@
         </w:rPr>
         <w:t xml:space="preserve">  (Optional ~20 min)  </w:t>
       </w:r>
-      <w:hyperlink r:id="rId18">
+      <w:hyperlink r:id="rId19">
         <w:r>
           <w:rPr>
             <w:color w:val="4A9EFF"/>
@@ -5568,7 +5603,7 @@
       </w:r>
     </w:p>
     <w:p>
-      <w:hyperlink r:id="rId19">
+      <w:hyperlink r:id="rId20">
         <w:r>
           <w:rPr>
             <w:color w:val="4A9EFF"/>
@@ -6204,7 +6239,7 @@
         </w:rPr>
         <w:t xml:space="preserve">  (Required)  </w:t>
       </w:r>
-      <w:hyperlink r:id="rId19">
+      <w:hyperlink r:id="rId20">
         <w:r>
           <w:rPr>
             <w:color w:val="4A9EFF"/>
@@ -7139,7 +7174,7 @@
         </w:rPr>
         <w:t xml:space="preserve">  (Optional ~20 min)  </w:t>
       </w:r>
-      <w:hyperlink r:id="rId20">
+      <w:hyperlink r:id="rId21">
         <w:r>
           <w:rPr>
             <w:color w:val="4A9EFF"/>
@@ -10388,7 +10423,7 @@
       </w:r>
     </w:p>
     <w:p>
-      <w:hyperlink r:id="rId19">
+      <w:hyperlink r:id="rId20">
         <w:r>
           <w:rPr>
             <w:color w:val="4A9EFF"/>
@@ -13023,7 +13058,7 @@
         </w:rPr>
         <w:t xml:space="preserve">  (Day 6+)  </w:t>
       </w:r>
-      <w:hyperlink r:id="rId21">
+      <w:hyperlink r:id="rId22">
         <w:r>
           <w:rPr>
             <w:color w:val="4A9EFF"/>
@@ -13058,7 +13093,7 @@
         </w:rPr>
         <w:t xml:space="preserve">  (Day 6+)  </w:t>
       </w:r>
-      <w:hyperlink r:id="rId22">
+      <w:hyperlink r:id="rId23">
         <w:r>
           <w:rPr>
             <w:color w:val="4A9EFF"/>
@@ -13093,7 +13128,7 @@
         </w:rPr>
         <w:t xml:space="preserve">  (Day 1)  </w:t>
       </w:r>
-      <w:hyperlink r:id="rId23">
+      <w:hyperlink r:id="rId18">
         <w:r>
           <w:rPr>
             <w:color w:val="4A9EFF"/>
@@ -13128,7 +13163,7 @@
         </w:rPr>
         <w:t xml:space="preserve">  (Day 2)  </w:t>
       </w:r>
-      <w:hyperlink r:id="rId18">
+      <w:hyperlink r:id="rId19">
         <w:r>
           <w:rPr>
             <w:color w:val="4A9EFF"/>
@@ -13163,7 +13198,7 @@
         </w:rPr>
         <w:t xml:space="preserve">  (Day 3, 4, 8)  </w:t>
       </w:r>
-      <w:hyperlink r:id="rId19">
+      <w:hyperlink r:id="rId20">
         <w:r>
           <w:rPr>
             <w:color w:val="4A9EFF"/>
@@ -13198,7 +13233,7 @@
         </w:rPr>
         <w:t xml:space="preserve">  (Day 3)  </w:t>
       </w:r>
-      <w:hyperlink r:id="rId19">
+      <w:hyperlink r:id="rId20">
         <w:r>
           <w:rPr>
             <w:color w:val="4A9EFF"/>
@@ -13233,7 +13268,7 @@
         </w:rPr>
         <w:t xml:space="preserve">  (Day 4, 8)  </w:t>
       </w:r>
-      <w:hyperlink r:id="rId19">
+      <w:hyperlink r:id="rId20">
         <w:r>
           <w:rPr>
             <w:color w:val="4A9EFF"/>
@@ -13268,7 +13303,7 @@
         </w:rPr>
         <w:t xml:space="preserve">  (Day 4)  </w:t>
       </w:r>
-      <w:hyperlink r:id="rId20">
+      <w:hyperlink r:id="rId21">
         <w:r>
           <w:rPr>
             <w:color w:val="4A9EFF"/>

--- a/cursor/onboarding/AXIOM_EMPLOYEE_ONBOARDING.docx
+++ b/cursor/onboarding/AXIOM_EMPLOYEE_ONBOARDING.docx
@@ -13046,7 +13046,7 @@
           <w:color w:val="222222"/>
           <w:sz w:val="22"/>
         </w:rPr>
-        <w:t>• Project brief</w:t>
+        <w:t>• USTUD project one-pager</w:t>
       </w:r>
       <w:r>
         <w:rPr>
@@ -13059,6 +13059,41 @@
         <w:t xml:space="preserve">  (Day 6+)  </w:t>
       </w:r>
       <w:hyperlink r:id="rId22">
+        <w:r>
+          <w:rPr>
+            <w:color w:val="4A9EFF"/>
+            <w:u w:val="single"/>
+          </w:rPr>
+          <w:t>https://github.com/axiom-forhumanity/ustud/blob/main/docs/USTUD_PROJECT_BRIEF_ONE_PAGER.docx</w:t>
+        </w:r>
+      </w:hyperlink>
+    </w:p>
+    <w:p>
+      <w:pPr>
+        <w:spacing w:after="120"/>
+        <w:ind w:left="216"/>
+      </w:pPr>
+      <w:r>
+        <w:rPr>
+          <w:rFonts w:ascii="Calibri" w:hAnsi="Calibri"/>
+          <w:b/>
+          <w:i w:val="0"/>
+          <w:color w:val="222222"/>
+          <w:sz w:val="22"/>
+        </w:rPr>
+        <w:t>• Project brief</w:t>
+      </w:r>
+      <w:r>
+        <w:rPr>
+          <w:rFonts w:ascii="Calibri" w:hAnsi="Calibri"/>
+          <w:b w:val="0"/>
+          <w:i w:val="0"/>
+          <w:color w:val="9A9A9A"/>
+          <w:sz w:val="20"/>
+        </w:rPr>
+        <w:t xml:space="preserve">  (Day 6+)  </w:t>
+      </w:r>
+      <w:hyperlink r:id="rId23">
         <w:r>
           <w:rPr>
             <w:color w:val="4A9EFF"/>
@@ -13093,7 +13128,7 @@
         </w:rPr>
         <w:t xml:space="preserve">  (Day 6+)  </w:t>
       </w:r>
-      <w:hyperlink r:id="rId23">
+      <w:hyperlink r:id="rId24">
         <w:r>
           <w:rPr>
             <w:color w:val="4A9EFF"/>
@@ -13338,7 +13373,7 @@
         </w:rPr>
         <w:t xml:space="preserve">  (Day 6+)  </w:t>
       </w:r>
-      <w:hyperlink r:id="rId24">
+      <w:hyperlink r:id="rId25">
         <w:r>
           <w:rPr>
             <w:color w:val="4A9EFF"/>
@@ -13373,7 +13408,7 @@
         </w:rPr>
         <w:t xml:space="preserve">  (Reference)  </w:t>
       </w:r>
-      <w:hyperlink r:id="rId25">
+      <w:hyperlink r:id="rId26">
         <w:r>
           <w:rPr>
             <w:color w:val="4A9EFF"/>
@@ -13408,7 +13443,7 @@
         </w:rPr>
         <w:t xml:space="preserve">  (Appendix C if needed)  </w:t>
       </w:r>
-      <w:hyperlink r:id="rId26">
+      <w:hyperlink r:id="rId27">
         <w:r>
           <w:rPr>
             <w:color w:val="4A9EFF"/>
@@ -13527,7 +13562,7 @@
       </w:r>
     </w:p>
     <w:p>
-      <w:hyperlink r:id="rId26">
+      <w:hyperlink r:id="rId27">
         <w:r>
           <w:rPr>
             <w:color w:val="4A9EFF"/>
